--- a/MeinMaterial/Bachelorarbeitsentwurf.docx
+++ b/MeinMaterial/Bachelorarbeitsentwurf.docx
@@ -7186,6 +7186,24 @@
         <w:rPr>
           <w:lang w:val="de-DE"/>
         </w:rPr>
+        <w:t xml:space="preserve">In dieser Arbeit wird die Wählerwanderung der letzten Bundestagswahl näher analysiert. Diese ist jedoch nicht direkt beobachtbar, da die Daten nicht auf Ebene der individuellen Wahlentscheidung vorliegen. Bekannt sind die Wahlergebnisse, also sozusagen die Randsummen dieser individuellen Wahlentscheidungen. Anhand von diesen soll im Folgenden Teil der Arbeit die vollständige Wählerwanderungsmatrix </w:t>
+      </w:r>
+      <w:r>
+        <w:rPr>
+          <w:lang w:val="de-DE"/>
+        </w:rPr>
+        <w:t>rekonstruiert werden.</w:t>
+      </w:r>
+      <w:r>
+        <w:rPr>
+          <w:lang w:val="de-DE"/>
+        </w:rPr>
+        <w:t xml:space="preserve"> </w:t>
+      </w:r>
+      <w:r>
+        <w:rPr>
+          <w:lang w:val="de-DE"/>
+        </w:rPr>
         <w:t xml:space="preserve">Eine Wählerwanderungsmatrix ordnet jeder Herkunftskategorie aus Wahl 1 eine Zielkategorie aus Wahl 2 zu. Die Zelle </w:t>
       </w:r>
       <w:proofErr w:type="spellStart"/>
@@ -7200,8 +7218,150 @@
         <w:rPr>
           <w:lang w:val="de-DE"/>
         </w:rPr>
-        <w:t xml:space="preserve"> enthält die Zahl der Personen, die 2021 Kategorie j und 2025 Kategorie k zugeordnet werden. Zeilensummen entsprechen den Ergebnissen von 2021, Spaltensummen den Ergebnissen von 2025. Beobachtet werden in den amtlichen Daten nur diese Randsummen. Die inneren Zellen, also die eigentlichen Übergänge, bleiben unbekannt.</w:t>
-      </w:r>
+        <w:t xml:space="preserve"> enthält die Zahl der Personen, die 2021 </w:t>
+      </w:r>
+      <w:r>
+        <w:rPr>
+          <w:lang w:val="de-DE"/>
+        </w:rPr>
+        <w:t>Partei</w:t>
+      </w:r>
+      <w:r>
+        <w:rPr>
+          <w:lang w:val="de-DE"/>
+        </w:rPr>
+        <w:t xml:space="preserve"> j und 2025 </w:t>
+      </w:r>
+      <w:r>
+        <w:rPr>
+          <w:lang w:val="de-DE"/>
+        </w:rPr>
+        <w:t>Partei</w:t>
+      </w:r>
+      <w:r>
+        <w:rPr>
+          <w:lang w:val="de-DE"/>
+        </w:rPr>
+        <w:t xml:space="preserve"> k </w:t>
+      </w:r>
+      <w:r>
+        <w:rPr>
+          <w:lang w:val="de-DE"/>
+        </w:rPr>
+        <w:t>gewählt hatten</w:t>
+      </w:r>
+      <w:r>
+        <w:rPr>
+          <w:lang w:val="de-DE"/>
+        </w:rPr>
+        <w:t xml:space="preserve">. Zeilensummen entsprechen den Ergebnissen von 2021, Spaltensummen den Ergebnissen von 2025. </w:t>
+      </w:r>
+      <w:r>
+        <w:rPr>
+          <w:lang w:val="de-DE"/>
+        </w:rPr>
+        <w:t>Um die</w:t>
+      </w:r>
+      <w:r>
+        <w:rPr>
+          <w:lang w:val="de-DE"/>
+        </w:rPr>
+        <w:t xml:space="preserve"> inneren Zellen, also die eigentlichen Übergänge</w:t>
+      </w:r>
+      <w:r>
+        <w:rPr>
+          <w:lang w:val="de-DE"/>
+        </w:rPr>
+        <w:t>, die jedoch unbekannt sind</w:t>
+      </w:r>
+      <w:r>
+        <w:rPr>
+          <w:lang w:val="de-DE"/>
+        </w:rPr>
+        <w:t xml:space="preserve">, </w:t>
+      </w:r>
+      <w:r>
+        <w:rPr>
+          <w:lang w:val="de-DE"/>
+        </w:rPr>
+        <w:t>zu schätzen, werden Methoden der Ökologischen Inferenz angewendet.</w:t>
+      </w:r>
+      <w:r>
+        <w:rPr>
+          <w:lang w:val="de-DE"/>
+        </w:rPr>
+        <w:t xml:space="preserve"> Dieses Rekonstruktionsproblem besitzt zumindest keine Verzerrung wie bei Be</w:t>
+      </w:r>
+      <w:r>
+        <w:rPr>
+          <w:lang w:val="de-DE"/>
+        </w:rPr>
+        <w:t>f</w:t>
+      </w:r>
+      <w:r>
+        <w:rPr>
+          <w:lang w:val="de-DE"/>
+        </w:rPr>
+        <w:t xml:space="preserve">ragungsdaten, die unter </w:t>
+      </w:r>
+      <w:r>
+        <w:rPr>
+          <w:lang w:val="de-DE"/>
+        </w:rPr>
+        <w:t>Erinnerungsfehlern, sozial erwünschtem Antwortverhalten, Ausfällen und begrenzten regionalen Fallzahlen</w:t>
+      </w:r>
+      <w:r>
+        <w:rPr>
+          <w:lang w:val="de-DE"/>
+        </w:rPr>
+        <w:t xml:space="preserve"> leiden</w:t>
+      </w:r>
+      <w:r>
+        <w:rPr>
+          <w:lang w:val="de-DE"/>
+        </w:rPr>
+        <w:t xml:space="preserve">. </w:t>
+      </w:r>
+      <w:r>
+        <w:rPr>
+          <w:lang w:val="de-DE"/>
+        </w:rPr>
+        <w:t xml:space="preserve">Eine individuelle Panelhistorie kann nicht mithilfe von Ökologischer Inferenz geschätzt werden, sondern es werden </w:t>
+      </w:r>
+      <w:r>
+        <w:rPr>
+          <w:lang w:val="de-DE"/>
+        </w:rPr>
+        <w:t>Übergänge</w:t>
+      </w:r>
+      <w:r>
+        <w:rPr>
+          <w:lang w:val="de-DE"/>
+        </w:rPr>
+        <w:t xml:space="preserve"> geschätzt</w:t>
+      </w:r>
+      <w:r>
+        <w:rPr>
+          <w:lang w:val="de-DE"/>
+        </w:rPr>
+        <w:t>, die mit den beobachteten räumlichen Randverteilungen vereinbar sind.</w:t>
+      </w:r>
+    </w:p>
+    <w:p>
+      <w:pPr>
+        <w:pStyle w:val="berschrift2"/>
+        <w:rPr>
+          <w:lang w:val="de-DE"/>
+        </w:rPr>
+      </w:pPr>
+      <w:bookmarkStart w:id="9" w:name="_Toc238311815"/>
+      <w:r>
+        <w:rPr>
+          <w:lang w:val="de-DE"/>
+        </w:rPr>
+        <w:t>2.2 Ökologische Inferenz und ökologischer Fehlschluss</w:t>
+      </w:r>
+      <w:bookmarkEnd w:id="9"/>
     </w:p>
     <w:p>
       <w:pPr>
@@ -7216,24 +7376,8 @@
         <w:rPr>
           <w:lang w:val="de-DE"/>
         </w:rPr>
-        <w:t>Befragungsdaten können Übergänge direkt erfragen, leiden aber unter Erinnerungsfehlern, sozial erwünschtem Antwortverhalten, Ausfällen und begrenzten regionalen Fallzahlen. Ökologische Inferenz nutzt demgegenüber vollständige amtliche Aggregatdaten, erkauft diesen Vorteil jedoch durch ein grundsätzlich unterbestimmtes Rekonstruktionsproblem. Beide Zugänge beantworten daher nicht exakt dieselbe Frage. Die vorliegende Arbeit schätzt Übergänge, die mit den beobachteten räumlichen Randverteilungen vereinbar sind; sie rekonstruiert keine individuelle Panelhistorie.</w:t>
-      </w:r>
-    </w:p>
-    <w:p>
-      <w:pPr>
-        <w:pStyle w:val="berschrift2"/>
-        <w:rPr>
-          <w:lang w:val="de-DE"/>
-        </w:rPr>
-      </w:pPr>
-      <w:bookmarkStart w:id="9" w:name="_Toc238311815"/>
-      <w:r>
-        <w:rPr>
-          <w:lang w:val="de-DE"/>
-        </w:rPr>
-        <w:t>2.2 Ökologische Inferenz und ökologischer Fehlschluss</w:t>
-      </w:r>
-      <w:bookmarkEnd w:id="9"/>
+        <w:t>Ökologische Inferenz bezeichnet den Schluss von aggregierten Verteilungen auf nicht beobachtete individuelle Beziehungen. Das zentrale Problem besteht darin, dass identische Aggregatergebnisse durch sehr unterschiedliche individuelle Übergangsmuster erzeugt werden können. Ein Gebiet mit hohem AfD-Zuwachs und hoher Arbeitslosigkeit belegt beispielsweise nicht, dass arbeitslose Personen zur AfD gewechselt sind. Möglich ist ebenso, dass andere Bevölkerungsgruppen wechselten oder beide Größen durch weitere regionale Faktoren geprägt sind. Gschwend (2006) beschreibt diese Mehrdeutigkeit als Kern des ökologischen Inferenzproblems.</w:t>
+      </w:r>
     </w:p>
     <w:p>
       <w:pPr>
@@ -7248,8 +7392,31 @@
         <w:rPr>
           <w:lang w:val="de-DE"/>
         </w:rPr>
-        <w:t>Ökologische Inferenz bezeichnet den Schluss von aggregierten Verteilungen auf nicht beobachtete individuelle Beziehungen. Das zentrale Problem besteht darin, dass identische Aggregatergebnisse durch sehr unterschiedliche individuelle Übergangsmuster erzeugt werden können. Ein Gebiet mit hohem AfD-Zuwachs und hoher Arbeitslosigkeit belegt beispielsweise nicht, dass arbeitslose Personen zur AfD gewechselt sind. Möglich ist ebenso, dass andere Bevölkerungsgruppen wechselten oder beide Größen durch weitere regionale Faktoren geprägt sind. Gschwend (2006) beschreibt diese Mehrdeutigkeit als Kern des ökologischen Inferenzproblems.</w:t>
-      </w:r>
+        <w:t xml:space="preserve">Der ökologische Fehlschluss entsteht, wenn ein Zusammenhang auf Gebietsebene ohne zusätzliche Annahmen als individueller Zusammenhang interpretiert wird. Für die vorliegende Arbeit folgt daraus eine doppelte Begrenzung. Erstens sind bereits die lokalen Übergangswahrscheinlichkeiten modellbasiert. Zweitens sind auch die anschließenden </w:t>
+      </w:r>
+      <w:r>
+        <w:rPr>
+          <w:lang w:val="de-DE"/>
+        </w:rPr>
+        <w:lastRenderedPageBreak/>
+        <w:t>Beziehungen zu Strukturmerkmalen ökologischer Natur. Der Analysegegenstand sind daher regionale Muster geschätzter Übergänge, nicht individuelle Verhaltensparameter.</w:t>
+      </w:r>
+    </w:p>
+    <w:p>
+      <w:pPr>
+        <w:pStyle w:val="berschrift2"/>
+        <w:rPr>
+          <w:lang w:val="de-DE"/>
+        </w:rPr>
+      </w:pPr>
+      <w:bookmarkStart w:id="10" w:name="_Toc238311816"/>
+      <w:r>
+        <w:rPr>
+          <w:lang w:val="de-DE"/>
+        </w:rPr>
+        <w:t>2.3 Übergangsmatrizen und Randbedingungen</w:t>
+      </w:r>
+      <w:bookmarkEnd w:id="10"/>
     </w:p>
     <w:p>
       <w:pPr>
@@ -7264,25 +7431,78 @@
         <w:rPr>
           <w:lang w:val="de-DE"/>
         </w:rPr>
-        <w:t>Der ökologische Fehlschluss entsteht, wenn ein Zusammenhang auf Gebietsebene ohne zusätzliche Annahmen als individueller Zusammenhang interpretiert wird. Für die vorliegende Arbeit folgt daraus eine doppelte Begrenzung. Erstens sind bereits die lokalen Übergangswahrscheinlichkeiten modellbasiert. Zweitens sind auch die anschließenden Beziehungen zu Strukturmerkmalen ökologischer Natur. Der Analysegegenstand sind daher regionale Muster geschätzter Übergänge, nicht individuelle Verhaltensparameter.</w:t>
-      </w:r>
-    </w:p>
-    <w:p>
-      <w:pPr>
-        <w:pStyle w:val="berschrift2"/>
-        <w:rPr>
-          <w:lang w:val="de-DE"/>
-        </w:rPr>
-      </w:pPr>
-      <w:bookmarkStart w:id="10" w:name="_Toc238311816"/>
-      <w:r>
-        <w:rPr>
-          <w:lang w:val="de-DE"/>
-        </w:rPr>
-        <w:lastRenderedPageBreak/>
-        <w:t>2.3 Übergangsmatrizen und Randbedingungen</w:t>
-      </w:r>
-      <w:bookmarkEnd w:id="10"/>
+        <w:t xml:space="preserve">Für jede räumliche Einheit i werden ein Vektor </w:t>
+      </w:r>
+      <w:proofErr w:type="spellStart"/>
+      <w:r>
+        <w:rPr>
+          <w:lang w:val="de-DE"/>
+        </w:rPr>
+        <w:t>x_i</w:t>
+      </w:r>
+      <w:proofErr w:type="spellEnd"/>
+      <w:r>
+        <w:rPr>
+          <w:lang w:val="de-DE"/>
+        </w:rPr>
+        <w:t xml:space="preserve"> der Kategorien 2021 und ein Vektor </w:t>
+      </w:r>
+      <w:proofErr w:type="spellStart"/>
+      <w:r>
+        <w:rPr>
+          <w:lang w:val="de-DE"/>
+        </w:rPr>
+        <w:t>y_i</w:t>
+      </w:r>
+      <w:proofErr w:type="spellEnd"/>
+      <w:r>
+        <w:rPr>
+          <w:lang w:val="de-DE"/>
+        </w:rPr>
+        <w:t xml:space="preserve"> der Kategorien 2025 beobachtet. Gesucht ist eine nichtnegative Matrix </w:t>
+      </w:r>
+      <w:proofErr w:type="spellStart"/>
+      <w:r>
+        <w:rPr>
+          <w:lang w:val="de-DE"/>
+        </w:rPr>
+        <w:t>N_i</w:t>
+      </w:r>
+      <w:proofErr w:type="spellEnd"/>
+      <w:r>
+        <w:rPr>
+          <w:lang w:val="de-DE"/>
+        </w:rPr>
+        <w:t xml:space="preserve">, deren Zeilensummen </w:t>
+      </w:r>
+      <w:proofErr w:type="spellStart"/>
+      <w:r>
+        <w:rPr>
+          <w:lang w:val="de-DE"/>
+        </w:rPr>
+        <w:t>x_i</w:t>
+      </w:r>
+      <w:proofErr w:type="spellEnd"/>
+      <w:r>
+        <w:rPr>
+          <w:lang w:val="de-DE"/>
+        </w:rPr>
+        <w:t xml:space="preserve"> und deren Spaltensummen </w:t>
+      </w:r>
+      <w:proofErr w:type="spellStart"/>
+      <w:r>
+        <w:rPr>
+          <w:lang w:val="de-DE"/>
+        </w:rPr>
+        <w:t>y_i</w:t>
+      </w:r>
+      <w:proofErr w:type="spellEnd"/>
+      <w:r>
+        <w:rPr>
+          <w:lang w:val="de-DE"/>
+        </w:rPr>
+        <w:t xml:space="preserve"> ergeben. Werden Übergangswahrscheinlichkeiten betrachtet, wird jede Zeile durch ihre Herkunftssumme geteilt. Jede Zeile der Wahrscheinlichkeitsmatrix summiert sich damit zu eins. Diese Bedingungen schränken die zulässigen Lösungen ein, identifizieren sie bei mehr als zwei Kategorien aber nicht eindeutig.</w:t>
+      </w:r>
     </w:p>
     <w:p>
       <w:pPr>
@@ -7297,78 +7517,38 @@
         <w:rPr>
           <w:lang w:val="de-DE"/>
         </w:rPr>
-        <w:t xml:space="preserve">Für jede räumliche Einheit i werden ein Vektor </w:t>
+        <w:t xml:space="preserve">Die globale Matrix fasst das durchschnittliche Übergangsmuster über alle einbezogenen Einheiten zusammen. Lokale Matrizen dürfen davon abweichen, werden im </w:t>
       </w:r>
       <w:proofErr w:type="spellStart"/>
       <w:r>
         <w:rPr>
           <w:lang w:val="de-DE"/>
         </w:rPr>
-        <w:t>x_i</w:t>
+        <w:t>nslphom</w:t>
       </w:r>
       <w:proofErr w:type="spellEnd"/>
       <w:r>
         <w:rPr>
           <w:lang w:val="de-DE"/>
         </w:rPr>
-        <w:t xml:space="preserve"> der Kategorien 2021 und ein Vektor </w:t>
-      </w:r>
-      <w:proofErr w:type="spellStart"/>
-      <w:r>
-        <w:rPr>
-          <w:lang w:val="de-DE"/>
-        </w:rPr>
-        <w:t>y_i</w:t>
-      </w:r>
-      <w:proofErr w:type="spellEnd"/>
-      <w:r>
-        <w:rPr>
-          <w:lang w:val="de-DE"/>
-        </w:rPr>
-        <w:t xml:space="preserve"> der Kategorien 2025 beobachtet. Gesucht ist eine nichtnegative Matrix </w:t>
-      </w:r>
-      <w:proofErr w:type="spellStart"/>
-      <w:r>
-        <w:rPr>
-          <w:lang w:val="de-DE"/>
-        </w:rPr>
-        <w:t>N_i</w:t>
-      </w:r>
-      <w:proofErr w:type="spellEnd"/>
-      <w:r>
-        <w:rPr>
-          <w:lang w:val="de-DE"/>
-        </w:rPr>
-        <w:t xml:space="preserve">, deren Zeilensummen </w:t>
-      </w:r>
-      <w:proofErr w:type="spellStart"/>
-      <w:r>
-        <w:rPr>
-          <w:lang w:val="de-DE"/>
-        </w:rPr>
-        <w:t>x_i</w:t>
-      </w:r>
-      <w:proofErr w:type="spellEnd"/>
-      <w:r>
-        <w:rPr>
-          <w:lang w:val="de-DE"/>
-        </w:rPr>
-        <w:t xml:space="preserve"> und deren Spaltensummen </w:t>
-      </w:r>
-      <w:proofErr w:type="spellStart"/>
-      <w:r>
-        <w:rPr>
-          <w:lang w:val="de-DE"/>
-        </w:rPr>
-        <w:t>y_i</w:t>
-      </w:r>
-      <w:proofErr w:type="spellEnd"/>
-      <w:r>
-        <w:rPr>
-          <w:lang w:val="de-DE"/>
-        </w:rPr>
-        <w:t xml:space="preserve"> ergeben. Werden Übergangswahrscheinlichkeiten betrachtet, wird jede Zeile durch ihre Herkunftssumme geteilt. Jede Zeile der Wahrscheinlichkeitsmatrix summiert sich damit zu eins. Diese Bedingungen schränken die zulässigen Lösungen ein, identifizieren sie bei mehr als zwei Kategorien aber nicht eindeutig.</w:t>
-      </w:r>
+        <w:t>-Ansatz jedoch unter Rückgriff auf diese gemeinsame Struktur bestimmt. Pavía und Romero (2024) formulieren die Rekonstruktion als Folge linearer Optimierungsprobleme und nutzen die Information vieler Gebietseinheiten, um eine globale und lokale Lösung zu verbinden. Die globale Matrix ist dabei keine beobachtete Wahrheit, sondern ein Referenzmuster innerhalb des Modells.</w:t>
+      </w:r>
+    </w:p>
+    <w:p>
+      <w:pPr>
+        <w:pStyle w:val="berschrift2"/>
+        <w:rPr>
+          <w:lang w:val="de-DE"/>
+        </w:rPr>
+      </w:pPr>
+      <w:bookmarkStart w:id="11" w:name="_Toc238311817"/>
+      <w:r>
+        <w:rPr>
+          <w:lang w:val="de-DE"/>
+        </w:rPr>
+        <w:t>2.4 Homogenitätsannahme und räumliche Heterogenität</w:t>
+      </w:r>
+      <w:bookmarkEnd w:id="11"/>
     </w:p>
     <w:p>
       <w:pPr>
@@ -7383,38 +7563,8 @@
         <w:rPr>
           <w:lang w:val="de-DE"/>
         </w:rPr>
-        <w:t xml:space="preserve">Die globale Matrix fasst das durchschnittliche Übergangsmuster über alle einbezogenen Einheiten zusammen. Lokale Matrizen dürfen davon abweichen, werden im </w:t>
-      </w:r>
-      <w:proofErr w:type="spellStart"/>
-      <w:r>
-        <w:rPr>
-          <w:lang w:val="de-DE"/>
-        </w:rPr>
-        <w:t>nslphom</w:t>
-      </w:r>
-      <w:proofErr w:type="spellEnd"/>
-      <w:r>
-        <w:rPr>
-          <w:lang w:val="de-DE"/>
-        </w:rPr>
-        <w:t>-Ansatz jedoch unter Rückgriff auf diese gemeinsame Struktur bestimmt. Pavía und Romero (2024) formulieren die Rekonstruktion als Folge linearer Optimierungsprobleme und nutzen die Information vieler Gebietseinheiten, um eine globale und lokale Lösung zu verbinden. Die globale Matrix ist dabei keine beobachtete Wahrheit, sondern ein Referenzmuster innerhalb des Modells.</w:t>
-      </w:r>
-    </w:p>
-    <w:p>
-      <w:pPr>
-        <w:pStyle w:val="berschrift2"/>
-        <w:rPr>
-          <w:lang w:val="de-DE"/>
-        </w:rPr>
-      </w:pPr>
-      <w:bookmarkStart w:id="11" w:name="_Toc238311817"/>
-      <w:r>
-        <w:rPr>
-          <w:lang w:val="de-DE"/>
-        </w:rPr>
-        <w:t>2.4 Homogenitätsannahme und räumliche Heterogenität</w:t>
-      </w:r>
-      <w:bookmarkEnd w:id="11"/>
+        <w:t>Eine zentrale Annahme ökologischer Übergangsmodelle ist, dass die Einheiten hinreichend ähnliche Übergangsmechanismen teilen. Vollständige Homogenität würde bedeuten, dass dieselbe Übergangsmatrix die Randverteilungen aller Gebiete erzeugt. Tatsächlich unterscheiden sich Regionen in politischer Geschichte, Sozialstruktur und Parteienangebot. Werden stark heterogene Gebiete gemeinsam geschätzt, kann eine globale Matrix lokale Besonderheiten überdecken und die lokalen Lösungen systematisch in Richtung eines unpassenden Durchschnitts ziehen.</w:t>
+      </w:r>
     </w:p>
     <w:p>
       <w:pPr>
@@ -7429,8 +7579,59 @@
         <w:rPr>
           <w:lang w:val="de-DE"/>
         </w:rPr>
-        <w:t>Eine zentrale Annahme ökologischer Übergangsmodelle ist, dass die Einheiten hinreichend ähnliche Übergangsmechanismen teilen. Vollständige Homogenität würde bedeuten, dass dieselbe Übergangsmatrix die Randverteilungen aller Gebiete erzeugt. Tatsächlich unterscheiden sich Regionen in politischer Geschichte, Sozialstruktur und Parteienangebot. Werden stark heterogene Gebiete gemeinsam geschätzt, kann eine globale Matrix lokale Besonderheiten überdecken und die lokalen Lösungen systematisch in Richtung eines unpassenden Durchschnitts ziehen.</w:t>
-      </w:r>
+        <w:t xml:space="preserve">Die Arbeit nutzt </w:t>
+      </w:r>
+      <w:proofErr w:type="spellStart"/>
+      <w:r>
+        <w:rPr>
+          <w:lang w:val="de-DE"/>
+        </w:rPr>
+        <w:t>EHet</w:t>
+      </w:r>
+      <w:proofErr w:type="spellEnd"/>
+      <w:r>
+        <w:rPr>
+          <w:lang w:val="de-DE"/>
+        </w:rPr>
+        <w:t xml:space="preserve"> als Diagnose. Für Einheit i wird zunächst berechnet, welches Ergebnis 2025 sich aus dem Ergebnis 2021 und der globalen Matrix ergeben würde. Die Differenz zum beobachteten Zielvektor bildet die </w:t>
+      </w:r>
+      <w:proofErr w:type="spellStart"/>
+      <w:r>
+        <w:rPr>
+          <w:lang w:val="de-DE"/>
+        </w:rPr>
+        <w:t>EHet</w:t>
+      </w:r>
+      <w:proofErr w:type="spellEnd"/>
+      <w:r>
+        <w:rPr>
+          <w:lang w:val="de-DE"/>
+        </w:rPr>
+        <w:t xml:space="preserve">-Zeile. Der relative Index 0,5 mal Summe der absoluten Abweichungen geteilt durch die Zahl der Wahlberechtigten vermeidet Doppelzählung: Jede zu viel vorhergesagte Stimme steht notwendigerweise einer zu wenig vorhergesagten Stimme in einer anderen Kategorie gegenüber. Ein hoher Wert zeigt, dass die </w:t>
+      </w:r>
+      <w:r>
+        <w:rPr>
+          <w:lang w:val="de-DE"/>
+        </w:rPr>
+        <w:lastRenderedPageBreak/>
+        <w:t>globale Matrix die Randverteilung eines Gebiets schlecht beschreibt. Er misst nicht den Abstand der geschätzten lokalen Matrix von einer unbekannten wahren Matrix.</w:t>
+      </w:r>
+    </w:p>
+    <w:p>
+      <w:pPr>
+        <w:pStyle w:val="berschrift2"/>
+        <w:rPr>
+          <w:lang w:val="de-DE"/>
+        </w:rPr>
+      </w:pPr>
+      <w:bookmarkStart w:id="12" w:name="_Toc238311818"/>
+      <w:r>
+        <w:rPr>
+          <w:lang w:val="de-DE"/>
+        </w:rPr>
+        <w:t>2.5 Strukturkontext und Übergänge zur AfD</w:t>
+      </w:r>
+      <w:bookmarkEnd w:id="12"/>
     </w:p>
     <w:p>
       <w:pPr>
@@ -7445,96 +7646,7 @@
         <w:rPr>
           <w:lang w:val="de-DE"/>
         </w:rPr>
-        <w:t xml:space="preserve">Die Arbeit nutzt </w:t>
-      </w:r>
-      <w:proofErr w:type="spellStart"/>
-      <w:r>
-        <w:rPr>
-          <w:lang w:val="de-DE"/>
-        </w:rPr>
-        <w:t>EHet</w:t>
-      </w:r>
-      <w:proofErr w:type="spellEnd"/>
-      <w:r>
-        <w:rPr>
-          <w:lang w:val="de-DE"/>
-        </w:rPr>
-        <w:t xml:space="preserve"> als Diagnose. Für Einheit i wird zunächst berechnet, welches Ergebnis 2025 sich aus dem Ergebnis 2021 und der globalen Matrix ergeben würde. Die Differenz zum beobachteten Zielvektor bildet die </w:t>
-      </w:r>
-      <w:proofErr w:type="spellStart"/>
-      <w:r>
-        <w:rPr>
-          <w:lang w:val="de-DE"/>
-        </w:rPr>
-        <w:t>EHet</w:t>
-      </w:r>
-      <w:proofErr w:type="spellEnd"/>
-      <w:r>
-        <w:rPr>
-          <w:lang w:val="de-DE"/>
-        </w:rPr>
-        <w:t xml:space="preserve">-Zeile. Der relative Index </w:t>
-      </w:r>
-      <w:proofErr w:type="gramStart"/>
-      <w:r>
-        <w:rPr>
-          <w:lang w:val="de-DE"/>
-        </w:rPr>
-        <w:t>0,5 mal</w:t>
-      </w:r>
-      <w:proofErr w:type="gramEnd"/>
-      <w:r>
-        <w:rPr>
-          <w:lang w:val="de-DE"/>
-        </w:rPr>
-        <w:t xml:space="preserve"> Summe der absoluten Abweichungen geteilt durch die Zahl der Wahlberechtigten vermeidet Doppelzählung: Jede zu viel vorhergesagte Stimme steht notwendigerweise einer zu wenig vorhergesagten Stimme in einer anderen Kategorie gegenüber. Ein hoher Wert zeigt, dass die globale Matrix die Randverteilung eines Gebiets schlecht beschreibt. Er misst nicht den Abstand der geschätzten lokalen Matrix von einer unbekannten wahren Matrix.</w:t>
-      </w:r>
-    </w:p>
-    <w:p>
-      <w:pPr>
-        <w:pStyle w:val="berschrift2"/>
-        <w:rPr>
-          <w:lang w:val="de-DE"/>
-        </w:rPr>
-      </w:pPr>
-      <w:bookmarkStart w:id="12" w:name="_Toc238311818"/>
-      <w:r>
-        <w:rPr>
-          <w:lang w:val="de-DE"/>
-        </w:rPr>
-        <w:lastRenderedPageBreak/>
-        <w:t>2.5 Strukturkontext und Übergänge zur AfD</w:t>
-      </w:r>
-      <w:bookmarkEnd w:id="12"/>
-    </w:p>
-    <w:p>
-      <w:pPr>
-        <w:spacing w:after="120" w:line="360" w:lineRule="auto"/>
-        <w:ind w:firstLine="283"/>
-        <w:jc w:val="both"/>
-        <w:rPr>
-          <w:lang w:val="de-DE"/>
-        </w:rPr>
-      </w:pPr>
-      <w:r>
-        <w:rPr>
-          <w:lang w:val="de-DE"/>
-        </w:rPr>
-        <w:t xml:space="preserve">Regionale Strukturmerkmale können politische Übergänge auf mehreren Ebenen begleiten. Arbeitsmarktindikatoren und Kaufkraft erfassen wirtschaftliche Lage, Altersstruktur und Haushaltsgröße demografische Komposition, Wanderungssaldo und Ausländeranteile Aspekte räumlicher Dynamik. Ländlichkeit und Dichte beschreiben Siedlungsstruktur und Erreichbarkeit. Die Variablen sind weder vollständige Erklärungen noch individuelle Eigenschaften aller Wählenden. Sie dienen als Kontextindikatoren, </w:t>
-      </w:r>
-      <w:proofErr w:type="gramStart"/>
-      <w:r>
-        <w:rPr>
-          <w:lang w:val="de-DE"/>
-        </w:rPr>
-        <w:t>die regionale Unterschiede</w:t>
-      </w:r>
-      <w:proofErr w:type="gramEnd"/>
-      <w:r>
-        <w:rPr>
-          <w:lang w:val="de-DE"/>
-        </w:rPr>
-        <w:t xml:space="preserve"> in den geschätzten Übergängen statistisch beschreiben.</w:t>
+        <w:t>Regionale Strukturmerkmale können politische Übergänge auf mehreren Ebenen begleiten. Arbeitsmarktindikatoren und Kaufkraft erfassen wirtschaftliche Lage, Altersstruktur und Haushaltsgröße demografische Komposition, Wanderungssaldo und Ausländeranteile Aspekte räumlicher Dynamik. Ländlichkeit und Dichte beschreiben Siedlungsstruktur und Erreichbarkeit. Die Variablen sind weder vollständige Erklärungen noch individuelle Eigenschaften aller Wählenden. Sie dienen als Kontextindikatoren, die regionale Unterschiede in den geschätzten Übergängen statistisch beschreiben.</w:t>
       </w:r>
     </w:p>
     <w:p>
@@ -8883,10 +8995,16 @@
       </w:r>
       <w:proofErr w:type="spellStart"/>
       <w:r>
+        <w:rPr>
+          <w:lang w:val="de-DE"/>
+        </w:rPr>
         <w:t>Datzeroth</w:t>
       </w:r>
       <w:proofErr w:type="spellEnd"/>
       <w:r>
+        <w:rPr>
+          <w:lang w:val="de-DE"/>
+        </w:rPr>
         <w:t xml:space="preserve">)“. </w:t>
       </w:r>
       <w:r>
@@ -10179,21 +10297,7 @@
         <w:rPr>
           <w:lang w:val="de-DE"/>
         </w:rPr>
-        <w:t xml:space="preserve"> kann zwischen 2021 und 2025 durch Volljährigkeit, Sterbefälle, Umzüge oder Registeränderungen schwanken. Um keine siebte Kategorie für neue und weggefallene Wahlberechtigte zu schätzen, werden alle sechs Werte von 2025 innerhalb jeder Einheit proportional mit dem Faktor </w:t>
-      </w:r>
-      <w:proofErr w:type="gramStart"/>
-      <w:r>
-        <w:rPr>
-          <w:lang w:val="de-DE"/>
-        </w:rPr>
-        <w:t>Gesamt</w:t>
-      </w:r>
-      <w:proofErr w:type="gramEnd"/>
-      <w:r>
-        <w:rPr>
-          <w:lang w:val="de-DE"/>
-        </w:rPr>
-        <w:t>_2021 geteilt durch Gesamt_2025 skaliert. Hat eine Einheit 2021 beispielsweise 25 und 2025 23 Wahlberechtigte, wird jede Zielkategorie mit 25/23 multipliziert.</w:t>
+        <w:t xml:space="preserve"> kann zwischen 2021 und 2025 durch Volljährigkeit, Sterbefälle, Umzüge oder Registeränderungen schwanken. Um keine siebte Kategorie für neue und weggefallene Wahlberechtigte zu schätzen, werden alle sechs Werte von 2025 innerhalb jeder Einheit proportional mit dem Faktor Gesamt_2021 geteilt durch Gesamt_2025 skaliert. Hat eine Einheit 2021 beispielsweise 25 und 2025 23 Wahlberechtigte, wird jede Zielkategorie mit 25/23 multipliziert.</w:t>
       </w:r>
     </w:p>
     <w:p>
@@ -10700,21 +10804,7 @@
         <w:rPr>
           <w:lang w:val="de-DE"/>
         </w:rPr>
-        <w:t>Die Zahl der Iterationen wird nicht allein nach Rechenzeit festgelegt. Ein Diagnoseskript führt den Ost-</w:t>
-      </w:r>
-      <w:proofErr w:type="gramStart"/>
-      <w:r>
-        <w:rPr>
-          <w:lang w:val="de-DE"/>
-        </w:rPr>
-        <w:t>Fit</w:t>
-      </w:r>
-      <w:proofErr w:type="gramEnd"/>
-      <w:r>
-        <w:rPr>
-          <w:lang w:val="de-DE"/>
-        </w:rPr>
-        <w:t xml:space="preserve"> bis Iteration 100 aus und speichert </w:t>
+        <w:t xml:space="preserve">Die Zahl der Iterationen wird nicht allein nach Rechenzeit festgelegt. Ein Diagnoseskript führt den Ost-Fit bis Iteration 100 aus und speichert </w:t>
       </w:r>
       <w:proofErr w:type="spellStart"/>
       <w:r>
@@ -12814,21 +12904,7 @@
         <w:rPr>
           <w:lang w:val="de-DE"/>
         </w:rPr>
-        <w:t xml:space="preserve"> Error der gemeinsamen Verteilung folgt Pavía und Romero (2023): EI = 100 mal </w:t>
-      </w:r>
-      <w:proofErr w:type="gramStart"/>
-      <w:r>
-        <w:rPr>
-          <w:lang w:val="de-DE"/>
-        </w:rPr>
-        <w:t>0,5 mal</w:t>
-      </w:r>
-      <w:proofErr w:type="gramEnd"/>
-      <w:r>
-        <w:rPr>
-          <w:lang w:val="de-DE"/>
-        </w:rPr>
-        <w:t xml:space="preserve"> Summe über alle Zellen des absoluten Unterschieds zwischen wahren und geschätzten Zellzahlen, geteilt durch die Gesamtzahl wahrer Übergänge. EI misst damit den Anteil der gesamten Übergangsmasse, der zur Übereinstimmung umverteilt werden müsste. Er ist weder die maximale Zellabweichung noch die durchschnittliche prozentuale Abweichung einer einzelnen Wahrscheinlichkeit.</w:t>
+        <w:t xml:space="preserve"> Error der gemeinsamen Verteilung folgt Pavía und Romero (2023): EI = 100 mal 0,5 mal Summe über alle Zellen des absoluten Unterschieds zwischen wahren und geschätzten Zellzahlen, geteilt durch die Gesamtzahl wahrer Übergänge. EI misst damit den Anteil der gesamten Übergangsmasse, der zur Übereinstimmung umverteilt werden müsste. Er ist weder die maximale Zellabweichung noch die durchschnittliche prozentuale Abweichung einer einzelnen Wahrscheinlichkeit.</w:t>
       </w:r>
     </w:p>
     <w:tbl>
@@ -13642,7 +13718,6 @@
         <w:t xml:space="preserve">Die Validierung stützt drei unterschiedliche Aussagen. Erstens funktioniert die technische Implementierung: Randbedingungen, Skalierung und duale Kombination werden numerisch eingehalten. Zweitens ist die globale Matrix gegenüber der </w:t>
       </w:r>
       <w:proofErr w:type="spellStart"/>
-      <w:proofErr w:type="gramStart"/>
       <w:r>
         <w:rPr>
           <w:lang w:val="de-DE"/>
@@ -13654,14 +13729,7 @@
         <w:rPr>
           <w:lang w:val="de-DE"/>
         </w:rPr>
-        <w:t xml:space="preserve"> relativ</w:t>
-      </w:r>
-      <w:proofErr w:type="gramEnd"/>
-      <w:r>
-        <w:rPr>
-          <w:lang w:val="de-DE"/>
-        </w:rPr>
-        <w:t xml:space="preserve"> stabil. Drittens bleiben lokale Übergangsmatrizen trotz dieser technischen Stabilität schwach identifiziert. Die Arbeit kann daher belastbar über den Workflow, globale Modellmuster und räumliche Heterogenität berichten. Lokale Übergangseffekte und ihre Regressionsbeziehungen müssen dagegen mit Bootstrap-Intervallen, Sensitivitätsanalysen und einer zurückhaltenden Sprache versehen werden.</w:t>
+        <w:t xml:space="preserve"> relativ stabil. Drittens bleiben lokale Übergangsmatrizen trotz dieser technischen Stabilität schwach identifiziert. Die Arbeit kann daher belastbar über den Workflow, globale Modellmuster und räumliche Heterogenität berichten. Lokale Übergangseffekte und ihre Regressionsbeziehungen müssen dagegen mit Bootstrap-Intervallen, Sensitivitätsanalysen und einer zurückhaltenden Sprache versehen werden.</w:t>
       </w:r>
     </w:p>
     <w:p>
@@ -15967,91 +16035,69 @@
         <w:rPr>
           <w:lang w:val="de-DE"/>
         </w:rPr>
-        <w:t>p_</w:t>
-      </w:r>
-      <w:proofErr w:type="gramStart"/>
+        <w:t>p_i,j→AfD</w:t>
+      </w:r>
+      <w:proofErr w:type="spellEnd"/>
+      <w:r>
+        <w:rPr>
+          <w:lang w:val="de-DE"/>
+        </w:rPr>
+        <w:t xml:space="preserve"> = </w:t>
+      </w:r>
+      <w:r>
+        <w:t>α</w:t>
+      </w:r>
+      <w:r>
+        <w:rPr>
+          <w:lang w:val="de-DE"/>
+        </w:rPr>
+        <w:t xml:space="preserve">_j + </w:t>
+      </w:r>
+      <w:proofErr w:type="spellStart"/>
+      <w:r>
+        <w:rPr>
+          <w:lang w:val="de-DE"/>
+        </w:rPr>
+        <w:t>X_i</w:t>
+      </w:r>
+      <w:proofErr w:type="spellEnd"/>
+      <w:r>
+        <w:rPr>
+          <w:lang w:val="de-DE"/>
+        </w:rPr>
+        <w:t xml:space="preserve"> </w:t>
+      </w:r>
+      <w:r>
+        <w:t>β</w:t>
+      </w:r>
+      <w:r>
+        <w:rPr>
+          <w:lang w:val="de-DE"/>
+        </w:rPr>
+        <w:t xml:space="preserve">_j + </w:t>
+      </w:r>
+      <w:r>
+        <w:t>ε</w:t>
+      </w:r>
+      <w:r>
+        <w:rPr>
+          <w:lang w:val="de-DE"/>
+        </w:rPr>
+        <w:t>_</w:t>
+      </w:r>
+      <w:proofErr w:type="spellStart"/>
       <w:r>
         <w:rPr>
           <w:lang w:val="de-DE"/>
         </w:rPr>
         <w:t>i,j</w:t>
       </w:r>
-      <w:proofErr w:type="gramEnd"/>
-      <w:r>
-        <w:rPr>
-          <w:lang w:val="de-DE"/>
-        </w:rPr>
-        <w:t>→AfD</w:t>
-      </w:r>
       <w:proofErr w:type="spellEnd"/>
       <w:r>
         <w:rPr>
           <w:lang w:val="de-DE"/>
         </w:rPr>
-        <w:t xml:space="preserve"> = </w:t>
-      </w:r>
-      <w:r>
-        <w:t>α</w:t>
-      </w:r>
-      <w:r>
-        <w:rPr>
-          <w:lang w:val="de-DE"/>
-        </w:rPr>
-        <w:t xml:space="preserve">_j + </w:t>
-      </w:r>
-      <w:proofErr w:type="spellStart"/>
-      <w:r>
-        <w:rPr>
-          <w:lang w:val="de-DE"/>
-        </w:rPr>
-        <w:t>X_i</w:t>
-      </w:r>
-      <w:proofErr w:type="spellEnd"/>
-      <w:r>
-        <w:rPr>
-          <w:lang w:val="de-DE"/>
-        </w:rPr>
-        <w:t xml:space="preserve"> </w:t>
-      </w:r>
-      <w:r>
-        <w:t>β</w:t>
-      </w:r>
-      <w:r>
-        <w:rPr>
-          <w:lang w:val="de-DE"/>
-        </w:rPr>
-        <w:t xml:space="preserve">_j + </w:t>
-      </w:r>
-      <w:r>
-        <w:t>ε</w:t>
-      </w:r>
-      <w:r>
-        <w:rPr>
-          <w:lang w:val="de-DE"/>
-        </w:rPr>
-        <w:t>_</w:t>
-      </w:r>
-      <w:proofErr w:type="spellStart"/>
-      <w:proofErr w:type="gramStart"/>
-      <w:r>
-        <w:rPr>
-          <w:lang w:val="de-DE"/>
-        </w:rPr>
-        <w:t>i,j</w:t>
-      </w:r>
-      <w:proofErr w:type="spellEnd"/>
-      <w:r>
-        <w:rPr>
-          <w:lang w:val="de-DE"/>
-        </w:rPr>
-        <w:t>.</w:t>
-      </w:r>
-      <w:proofErr w:type="gramEnd"/>
-      <w:r>
-        <w:rPr>
-          <w:lang w:val="de-DE"/>
-        </w:rPr>
-        <w:t xml:space="preserve"> </w:t>
+        <w:t xml:space="preserve">. </w:t>
       </w:r>
       <w:proofErr w:type="spellStart"/>
       <w:r>
@@ -16187,21 +16233,7 @@
         <w:rPr>
           <w:lang w:val="de-DE"/>
         </w:rPr>
-        <w:t>N_</w:t>
-      </w:r>
-      <w:proofErr w:type="gramStart"/>
-      <w:r>
-        <w:rPr>
-          <w:lang w:val="de-DE"/>
-        </w:rPr>
-        <w:t>i,j</w:t>
-      </w:r>
-      <w:proofErr w:type="gramEnd"/>
-      <w:r>
-        <w:rPr>
-          <w:lang w:val="de-DE"/>
-        </w:rPr>
-        <w:t>→AfD</w:t>
+        <w:t>N_i,j→AfD</w:t>
       </w:r>
       <w:proofErr w:type="spellEnd"/>
       <w:r>
@@ -16354,21 +16386,7 @@
         <w:rPr>
           <w:lang w:val="de-DE"/>
         </w:rPr>
-        <w:t xml:space="preserve"> </w:t>
-      </w:r>
-      <w:proofErr w:type="gramStart"/>
-      <w:r>
-        <w:rPr>
-          <w:lang w:val="de-DE"/>
-        </w:rPr>
-        <w:t>mal e</w:t>
-      </w:r>
-      <w:proofErr w:type="gramEnd"/>
-      <w:r>
-        <w:rPr>
-          <w:lang w:val="de-DE"/>
-        </w:rPr>
-        <w:t>_i². Beobachtungen mit größerem Gewicht beeinflussen die Koeffizienten stärker. Die Gewichtung folgt der Annahme, dass Übergangsanteile aus größeren Gruppen weniger durch diskrete Zufallsschwankungen geprägt sind als Anteile aus sehr kleinen Gruppen.</w:t>
+        <w:t xml:space="preserve"> mal e_i². Beobachtungen mit größerem Gewicht beeinflussen die Koeffizienten stärker. Die Gewichtung folgt der Annahme, dass Übergangsanteile aus größeren Gruppen weniger durch diskrete Zufallsschwankungen geprägt sind als Anteile aus sehr kleinen Gruppen.</w:t>
       </w:r>
     </w:p>
     <w:p>
@@ -16537,21 +16555,7 @@
         <w:rPr>
           <w:lang w:val="de-DE"/>
         </w:rPr>
-        <w:t xml:space="preserve">, Solver, Modelltyp, Stichprobengröße und Iterationszahl verhindert, dass veraltete Iterationscaches </w:t>
-      </w:r>
-      <w:proofErr w:type="gramStart"/>
-      <w:r>
-        <w:rPr>
-          <w:lang w:val="de-DE"/>
-        </w:rPr>
-        <w:t>stillschweigend</w:t>
-      </w:r>
-      <w:proofErr w:type="gramEnd"/>
-      <w:r>
-        <w:rPr>
-          <w:lang w:val="de-DE"/>
-        </w:rPr>
-        <w:t xml:space="preserve"> wiederverwendet werden.</w:t>
+        <w:t>, Solver, Modelltyp, Stichprobengröße und Iterationszahl verhindert, dass veraltete Iterationscaches stillschweigend wiederverwendet werden.</w:t>
       </w:r>
     </w:p>
     <w:p>
@@ -19441,21 +19445,7 @@
         <w:rPr>
           <w:lang w:val="de-DE"/>
         </w:rPr>
-        <w:t xml:space="preserve">Das globale ostdeutsche Modell ordnet den AfD-Zuwachs mehreren Herkunftsgruppen zu. SPD, Nichtwählende und Union tragen jeweils </w:t>
-      </w:r>
-      <w:proofErr w:type="gramStart"/>
-      <w:r>
-        <w:rPr>
-          <w:lang w:val="de-DE"/>
-        </w:rPr>
-        <w:t>substantiell</w:t>
-      </w:r>
-      <w:proofErr w:type="gramEnd"/>
-      <w:r>
-        <w:rPr>
-          <w:lang w:val="de-DE"/>
-        </w:rPr>
-        <w:t xml:space="preserve"> bei. Damit widerspricht die Modellstruktur einer einfachen Erzählung, nach der der Zuwachs ausschließlich aus einem einzelnen politischen Lager oder allein aus Mobilisierung stammt. Die relative Bedeutung hängt jedoch vom Nenner ab: Union weist eine höhere geschätzte Übergangswahrscheinlichkeit auf, SPD und Nichtwählende liefern aufgrund ihrer Gruppengrößen ähnlich hohe absolute Zuflüsse.</w:t>
+        <w:t>Das globale ostdeutsche Modell ordnet den AfD-Zuwachs mehreren Herkunftsgruppen zu. SPD, Nichtwählende und Union tragen jeweils substantiell bei. Damit widerspricht die Modellstruktur einer einfachen Erzählung, nach der der Zuwachs ausschließlich aus einem einzelnen politischen Lager oder allein aus Mobilisierung stammt. Die relative Bedeutung hängt jedoch vom Nenner ab: Union weist eine höhere geschätzte Übergangswahrscheinlichkeit auf, SPD und Nichtwählende liefern aufgrund ihrer Gruppengrößen ähnlich hohe absolute Zuflüsse.</w:t>
       </w:r>
     </w:p>
     <w:p>
@@ -20116,15 +20106,7 @@
       </w:r>
       <w:proofErr w:type="spellEnd"/>
       <w:r>
-        <w:t xml:space="preserve">, Alberto; Boyd, Stephen (2020): OSQP: an </w:t>
-      </w:r>
-      <w:proofErr w:type="gramStart"/>
-      <w:r>
-        <w:t>operator splitting solver</w:t>
-      </w:r>
-      <w:proofErr w:type="gramEnd"/>
-      <w:r>
-        <w:t xml:space="preserve"> for quadratic programs. </w:t>
+        <w:t xml:space="preserve">, Alberto; Boyd, Stephen (2020): OSQP: an operator splitting solver for quadratic programs. </w:t>
       </w:r>
       <w:proofErr w:type="spellStart"/>
       <w:r>
@@ -20358,17 +20340,9 @@
               <w:rPr>
                 <w:sz w:val="16"/>
               </w:rPr>
-              <w:t>mapping_</w:t>
-            </w:r>
-            <w:proofErr w:type="gramStart"/>
-            <w:r>
-              <w:rPr>
-                <w:sz w:val="16"/>
-              </w:rPr>
-              <w:t>gebiete.R</w:t>
+              <w:t>mapping_gebiete.R</w:t>
             </w:r>
             <w:proofErr w:type="spellEnd"/>
-            <w:proofErr w:type="gramEnd"/>
           </w:p>
         </w:tc>
         <w:tc>
@@ -20438,17 +20412,9 @@
               <w:rPr>
                 <w:sz w:val="16"/>
               </w:rPr>
-              <w:t>mapping_</w:t>
-            </w:r>
-            <w:proofErr w:type="gramStart"/>
-            <w:r>
-              <w:rPr>
-                <w:sz w:val="16"/>
-              </w:rPr>
-              <w:t>wahldaten.R</w:t>
+              <w:t>mapping_wahldaten.R</w:t>
             </w:r>
             <w:proofErr w:type="spellEnd"/>
-            <w:proofErr w:type="gramEnd"/>
           </w:p>
         </w:tc>
         <w:tc>
@@ -20516,16 +20482,8 @@
               <w:rPr>
                 <w:sz w:val="16"/>
               </w:rPr>
-              <w:t>01_prepare_nslphom_</w:t>
-            </w:r>
-            <w:proofErr w:type="gramStart"/>
-            <w:r>
-              <w:rPr>
-                <w:sz w:val="16"/>
-              </w:rPr>
-              <w:t>input.R</w:t>
-            </w:r>
-            <w:proofErr w:type="gramEnd"/>
+              <w:t>01_prepare_nslphom_input.R</w:t>
+            </w:r>
           </w:p>
         </w:tc>
         <w:tc>
@@ -20594,16 +20552,8 @@
               <w:rPr>
                 <w:sz w:val="16"/>
               </w:rPr>
-              <w:t>13_find_optimal_iter_max_nslphom_</w:t>
-            </w:r>
-            <w:proofErr w:type="gramStart"/>
-            <w:r>
-              <w:rPr>
-                <w:sz w:val="16"/>
-              </w:rPr>
-              <w:t>dual.R</w:t>
-            </w:r>
-            <w:proofErr w:type="gramEnd"/>
+              <w:t>13_find_optimal_iter_max_nslphom_dual.R</w:t>
+            </w:r>
           </w:p>
         </w:tc>
         <w:tc>
@@ -20671,16 +20621,8 @@
               <w:rPr>
                 <w:sz w:val="16"/>
               </w:rPr>
-              <w:t>02a_fit_deutschland_</w:t>
-            </w:r>
-            <w:proofErr w:type="gramStart"/>
-            <w:r>
-              <w:rPr>
-                <w:sz w:val="16"/>
-              </w:rPr>
-              <w:t>homogenitaet.R</w:t>
-            </w:r>
-            <w:proofErr w:type="gramEnd"/>
+              <w:t>02a_fit_deutschland_homogenitaet.R</w:t>
+            </w:r>
           </w:p>
         </w:tc>
         <w:tc>
@@ -20765,16 +20707,8 @@
               <w:rPr>
                 <w:sz w:val="16"/>
               </w:rPr>
-              <w:t>02_estimate_</w:t>
-            </w:r>
-            <w:proofErr w:type="gramStart"/>
-            <w:r>
-              <w:rPr>
-                <w:sz w:val="16"/>
-              </w:rPr>
-              <w:t>transitions.R</w:t>
-            </w:r>
-            <w:proofErr w:type="gramEnd"/>
+              <w:t>02_estimate_transitions.R</w:t>
+            </w:r>
           </w:p>
         </w:tc>
         <w:tc>
@@ -20859,17 +20793,9 @@
               <w:rPr>
                 <w:sz w:val="16"/>
               </w:rPr>
-              <w:t>cleaning_</w:t>
-            </w:r>
-            <w:proofErr w:type="gramStart"/>
-            <w:r>
-              <w:rPr>
-                <w:sz w:val="16"/>
-              </w:rPr>
-              <w:t>strukturdaten.R</w:t>
+              <w:t>cleaning_strukturdaten.R</w:t>
             </w:r>
             <w:proofErr w:type="spellEnd"/>
-            <w:proofErr w:type="gramEnd"/>
           </w:p>
         </w:tc>
         <w:tc>
@@ -20938,16 +20864,8 @@
               <w:rPr>
                 <w:sz w:val="16"/>
               </w:rPr>
-              <w:t>03_prepare_inkar_</w:t>
-            </w:r>
-            <w:proofErr w:type="gramStart"/>
-            <w:r>
-              <w:rPr>
-                <w:sz w:val="16"/>
-              </w:rPr>
-              <w:t>covariates.R</w:t>
-            </w:r>
-            <w:proofErr w:type="gramEnd"/>
+              <w:t>03_prepare_inkar_covariates.R</w:t>
+            </w:r>
           </w:p>
         </w:tc>
         <w:tc>
@@ -21015,16 +20933,8 @@
               <w:rPr>
                 <w:sz w:val="16"/>
               </w:rPr>
-              <w:t>04_model_</w:t>
-            </w:r>
-            <w:proofErr w:type="gramStart"/>
-            <w:r>
-              <w:rPr>
-                <w:sz w:val="16"/>
-              </w:rPr>
-              <w:t>transitions.R</w:t>
-            </w:r>
-            <w:proofErr w:type="gramEnd"/>
+              <w:t>04_model_transitions.R</w:t>
+            </w:r>
           </w:p>
         </w:tc>
         <w:tc>
@@ -21103,16 +21013,8 @@
               <w:rPr>
                 <w:sz w:val="16"/>
               </w:rPr>
-              <w:t>05c_validate_final_method_</w:t>
-            </w:r>
-            <w:proofErr w:type="gramStart"/>
-            <w:r>
-              <w:rPr>
-                <w:sz w:val="16"/>
-              </w:rPr>
-              <w:t>simulation.R</w:t>
-            </w:r>
-            <w:proofErr w:type="gramEnd"/>
+              <w:t>05c_validate_final_method_simulation.R</w:t>
+            </w:r>
           </w:p>
         </w:tc>
         <w:tc>
@@ -21180,16 +21082,8 @@
               <w:rPr>
                 <w:sz w:val="16"/>
               </w:rPr>
-              <w:t>08_bootstrap_nslphom_</w:t>
-            </w:r>
-            <w:proofErr w:type="gramStart"/>
-            <w:r>
-              <w:rPr>
-                <w:sz w:val="16"/>
-              </w:rPr>
-              <w:t>regression.R</w:t>
-            </w:r>
-            <w:proofErr w:type="gramEnd"/>
+              <w:t>08_bootstrap_nslphom_regression.R</w:t>
+            </w:r>
           </w:p>
         </w:tc>
         <w:tc>
@@ -21258,16 +21152,8 @@
               <w:rPr>
                 <w:sz w:val="16"/>
               </w:rPr>
-              <w:t>07_visualize_global_</w:t>
-            </w:r>
-            <w:proofErr w:type="gramStart"/>
-            <w:r>
-              <w:rPr>
-                <w:sz w:val="16"/>
-              </w:rPr>
-              <w:t>matrices.R</w:t>
-            </w:r>
-            <w:proofErr w:type="gramEnd"/>
+              <w:t>07_visualize_global_matrices.R</w:t>
+            </w:r>
           </w:p>
         </w:tc>
         <w:tc>
@@ -21359,16 +21245,8 @@
               <w:rPr>
                 <w:sz w:val="16"/>
               </w:rPr>
-              <w:t>09_visualize_</w:t>
-            </w:r>
-            <w:proofErr w:type="gramStart"/>
-            <w:r>
-              <w:rPr>
-                <w:sz w:val="16"/>
-              </w:rPr>
-              <w:t>homogenitaetsannahme.R</w:t>
-            </w:r>
-            <w:proofErr w:type="gramEnd"/>
+              <w:t>09_visualize_homogenitaetsannahme.R</w:t>
+            </w:r>
           </w:p>
         </w:tc>
         <w:tc>
@@ -21453,16 +21331,8 @@
               <w:rPr>
                 <w:sz w:val="16"/>
               </w:rPr>
-              <w:t>11_validate_lokale_matrix_</w:t>
-            </w:r>
-            <w:proofErr w:type="gramStart"/>
-            <w:r>
-              <w:rPr>
-                <w:sz w:val="16"/>
-              </w:rPr>
-              <w:t>residuen.R</w:t>
-            </w:r>
-            <w:proofErr w:type="gramEnd"/>
+              <w:t>11_validate_lokale_matrix_residuen.R</w:t>
+            </w:r>
           </w:p>
         </w:tc>
         <w:tc>
@@ -21568,16 +21438,8 @@
               <w:rPr>
                 <w:sz w:val="16"/>
               </w:rPr>
-              <w:t>12_compare_nslphom_</w:t>
-            </w:r>
-            <w:proofErr w:type="gramStart"/>
-            <w:r>
-              <w:rPr>
-                <w:sz w:val="16"/>
-              </w:rPr>
-              <w:t>solvers.R</w:t>
-            </w:r>
-            <w:proofErr w:type="gramEnd"/>
+              <w:t>12_compare_nslphom_solvers.R</w:t>
+            </w:r>
           </w:p>
         </w:tc>
         <w:tc>

--- a/MeinMaterial/Bachelorarbeitsentwurf.docx
+++ b/MeinMaterial/Bachelorarbeitsentwurf.docx
@@ -35,14 +35,12 @@
       <w:pPr>
         <w:jc w:val="center"/>
       </w:pPr>
-      <w:proofErr w:type="spellStart"/>
       <w:r>
         <w:rPr>
           <w:sz w:val="30"/>
         </w:rPr>
         <w:t>Bachelorarbeitsentwurf</w:t>
       </w:r>
-      <w:proofErr w:type="spellEnd"/>
     </w:p>
     <w:p/>
     <w:p/>
@@ -75,14 +73,12 @@
             </w:tcMar>
           </w:tcPr>
           <w:p>
-            <w:proofErr w:type="spellStart"/>
             <w:r>
               <w:rPr>
                 <w:b/>
               </w:rPr>
               <w:t>Verfasserin</w:t>
             </w:r>
-            <w:proofErr w:type="spellEnd"/>
           </w:p>
         </w:tc>
         <w:tc>
@@ -97,23 +93,7 @@
           </w:tcPr>
           <w:p>
             <w:r>
-              <w:t>[</w:t>
-            </w:r>
-            <w:proofErr w:type="spellStart"/>
-            <w:r>
-              <w:t>Vorname</w:t>
-            </w:r>
-            <w:proofErr w:type="spellEnd"/>
-            <w:r>
-              <w:t xml:space="preserve"> </w:t>
-            </w:r>
-            <w:proofErr w:type="spellStart"/>
-            <w:r>
-              <w:t>Nachname</w:t>
-            </w:r>
-            <w:proofErr w:type="spellEnd"/>
-            <w:r>
-              <w:t>]</w:t>
+              <w:t>[Vorname Nachname]</w:t>
             </w:r>
           </w:p>
         </w:tc>
@@ -133,14 +113,12 @@
             </w:tcMar>
           </w:tcPr>
           <w:p>
-            <w:proofErr w:type="spellStart"/>
             <w:r>
               <w:rPr>
                 <w:b/>
               </w:rPr>
               <w:t>Studiengang</w:t>
             </w:r>
-            <w:proofErr w:type="spellEnd"/>
           </w:p>
         </w:tc>
         <w:tc>
@@ -155,15 +133,7 @@
           </w:tcPr>
           <w:p>
             <w:r>
-              <w:t>[</w:t>
-            </w:r>
-            <w:proofErr w:type="spellStart"/>
-            <w:r>
-              <w:t>Studiengang</w:t>
-            </w:r>
-            <w:proofErr w:type="spellEnd"/>
-            <w:r>
-              <w:t>]</w:t>
+              <w:t>[Studiengang]</w:t>
             </w:r>
           </w:p>
         </w:tc>
@@ -223,14 +193,12 @@
             </w:tcMar>
           </w:tcPr>
           <w:p>
-            <w:proofErr w:type="spellStart"/>
             <w:r>
               <w:rPr>
                 <w:b/>
               </w:rPr>
               <w:t>Betreuung</w:t>
             </w:r>
-            <w:proofErr w:type="spellEnd"/>
           </w:p>
         </w:tc>
         <w:tc>
@@ -245,15 +213,7 @@
           </w:tcPr>
           <w:p>
             <w:r>
-              <w:t xml:space="preserve">[Name der </w:t>
-            </w:r>
-            <w:proofErr w:type="spellStart"/>
-            <w:r>
-              <w:t>betreuenden</w:t>
-            </w:r>
-            <w:proofErr w:type="spellEnd"/>
-            <w:r>
-              <w:t xml:space="preserve"> Person]</w:t>
+              <w:t>[Name der betreuenden Person]</w:t>
             </w:r>
           </w:p>
         </w:tc>
@@ -273,14 +233,12 @@
             </w:tcMar>
           </w:tcPr>
           <w:p>
-            <w:proofErr w:type="spellStart"/>
             <w:r>
               <w:rPr>
                 <w:b/>
               </w:rPr>
               <w:t>Abgabedatum</w:t>
             </w:r>
-            <w:proofErr w:type="spellEnd"/>
           </w:p>
         </w:tc>
         <w:tc>
@@ -309,15 +267,19 @@
     <w:p>
       <w:pPr>
         <w:pStyle w:val="berschrift1"/>
+        <w:rPr>
+          <w:lang w:val="de-DE"/>
+        </w:rPr>
       </w:pPr>
       <w:bookmarkStart w:id="0" w:name="_Toc238311806"/>
-      <w:proofErr w:type="spellStart"/>
-      <w:r>
+      <w:r>
+        <w:rPr>
+          <w:lang w:val="de-DE"/>
+        </w:rPr>
         <w:lastRenderedPageBreak/>
         <w:t>Kurzfassung</w:t>
       </w:r>
       <w:bookmarkEnd w:id="0"/>
-      <w:proofErr w:type="spellEnd"/>
     </w:p>
     <w:p>
       <w:pPr>
@@ -348,35 +310,7 @@
         <w:rPr>
           <w:lang w:val="de-DE"/>
         </w:rPr>
-        <w:t xml:space="preserve">Die Randverteilungen der Zweitstimmen werden für sechs Kategorien aufbereitet: AfD, GRÜNE, SPD, Union, Andere und Nichtwählende. Weil die Zahl der Wahlberechtigten zwischen den Wahlen nicht identisch ist, werden die Ergebnisse von 2025 innerhalb jeder Einheit proportional auf die Gesamtgröße von 2021 skaliert. Lokale Übergangsmatrizen werden mit einer dualen Variante von </w:t>
-      </w:r>
-      <w:proofErr w:type="spellStart"/>
-      <w:r>
-        <w:rPr>
-          <w:lang w:val="de-DE"/>
-        </w:rPr>
-        <w:t>nslphom</w:t>
-      </w:r>
-      <w:proofErr w:type="spellEnd"/>
-      <w:r>
-        <w:rPr>
-          <w:lang w:val="de-DE"/>
-        </w:rPr>
-        <w:t xml:space="preserve"> geschätzt. Die globale Startlösung wird als lineares Problem mit OSQP berechnet; die beiden Schätzrichtungen werden anhand ihres Heterogenitätsfehlers kombiniert. Eine deutschlandweite Diagnose zeigt deutlich höhere </w:t>
-      </w:r>
-      <w:proofErr w:type="spellStart"/>
-      <w:r>
-        <w:rPr>
-          <w:lang w:val="de-DE"/>
-        </w:rPr>
-        <w:t>EHet</w:t>
-      </w:r>
-      <w:proofErr w:type="spellEnd"/>
-      <w:r>
-        <w:rPr>
-          <w:lang w:val="de-DE"/>
-        </w:rPr>
-        <w:t>-Werte im Osten als im Westen. Der anschließende Ost-Fit reduziert diese systematische Abweichung, beseitigt die Identifikationsprobleme ökologischer Inferenz jedoch nicht.</w:t>
+        <w:t>Die Randverteilungen der Zweitstimmen werden für sechs Kategorien aufbereitet: AfD, GRÜNE, SPD, Union, Andere und Nichtwählende. Weil die Zahl der Wahlberechtigten zwischen den Wahlen nicht identisch ist, werden die Ergebnisse von 2025 innerhalb jeder Einheit proportional auf die Gesamtgröße von 2021 skaliert. Lokale Übergangsmatrizen werden mit einer dualen Variante von nslphom geschätzt. Die globale Startlösung wird als lineares Problem mit OSQP berechnet; die beiden Schätzrichtungen werden anhand ihres Heterogenitätsfehlers kombiniert. Eine deutschlandweite Diagnose zeigt deutlich höhere EHet-Werte im Osten als im Westen. Der anschließende Ost-Fit reduziert diese systematische Abweichung, beseitigt die Identifikationsprobleme ökologischer Inferenz jedoch nicht.</w:t>
       </w:r>
     </w:p>
     <w:p>
@@ -392,35 +326,7 @@
         <w:rPr>
           <w:lang w:val="de-DE"/>
         </w:rPr>
-        <w:t xml:space="preserve">Die geschätzte globale Ost-Matrix weist vor allem Zuflüsse von SPD, Nichtwählenden und Union zur AfD aus. Regionale Zusammenhänge werden mit getrennten gewichteten linearen Modellen für die Herkunftsgruppen untersucht; die </w:t>
-      </w:r>
-      <w:proofErr w:type="spellStart"/>
-      <w:r>
-        <w:rPr>
-          <w:lang w:val="de-DE"/>
-        </w:rPr>
-        <w:t>Kovariaten</w:t>
-      </w:r>
-      <w:proofErr w:type="spellEnd"/>
-      <w:r>
-        <w:rPr>
-          <w:lang w:val="de-DE"/>
-        </w:rPr>
-        <w:t xml:space="preserve"> bilden den Strukturkontext des Jahres 2023 ab. Bootstrap-Intervalle berücksichtigen die gemeinsame Unsicherheit von </w:t>
-      </w:r>
-      <w:proofErr w:type="spellStart"/>
-      <w:r>
-        <w:rPr>
-          <w:lang w:val="de-DE"/>
-        </w:rPr>
-        <w:t>nslphom</w:t>
-      </w:r>
-      <w:proofErr w:type="spellEnd"/>
-      <w:r>
-        <w:rPr>
-          <w:lang w:val="de-DE"/>
-        </w:rPr>
-        <w:t>-Schätzung und Regression. Simulationen zeigen allerdings, dass gut rekonstruierte Wahlergebnisse nicht automatisch genaue lokale Übergangswahrscheinlichkeiten bedeuten. Die Ergebnisse sind deshalb als explorative ökologische Zusammenhänge zu interpretieren, nicht als individuelle oder kausale Aussagen über tatsächliche Parteiwechsel.</w:t>
+        <w:t>Die geschätzte globale Ost-Matrix weist vor allem Zuflüsse von SPD, Nichtwählenden und Union zur AfD aus. Regionale Zusammenhänge werden mit getrennten gewichteten linearen Modellen für die Herkunftsgruppen untersucht; die Kovariaten bilden den Strukturkontext des Jahres 2023 ab. Bootstrap-Intervalle berücksichtigen die gemeinsame Unsicherheit von nslphom-Schätzung und Regression. Simulationen zeigen allerdings, dass gut rekonstruierte Wahlergebnisse nicht automatisch genaue lokale Übergangswahrscheinlichkeiten bedeuten. Die Ergebnisse sind deshalb als explorative ökologische Zusammenhänge zu interpretieren, nicht als individuelle oder kausale Aussagen über tatsächliche Parteiwechsel.</w:t>
       </w:r>
     </w:p>
     <w:p>
@@ -428,13 +334,11 @@
         <w:pStyle w:val="berschrift1"/>
       </w:pPr>
       <w:bookmarkStart w:id="1" w:name="_Toc238311807"/>
-      <w:proofErr w:type="spellStart"/>
       <w:r>
         <w:lastRenderedPageBreak/>
         <w:t>Inhaltsverzeichnis</w:t>
       </w:r>
       <w:bookmarkEnd w:id="1"/>
-      <w:proofErr w:type="spellEnd"/>
     </w:p>
     <w:p>
       <w:pPr>
@@ -6373,13 +6277,11 @@
         <w:pStyle w:val="berschrift1"/>
       </w:pPr>
       <w:bookmarkStart w:id="2" w:name="_Toc238311808"/>
-      <w:proofErr w:type="spellStart"/>
       <w:r>
         <w:lastRenderedPageBreak/>
         <w:t>Abkürzungsverzeichnis</w:t>
       </w:r>
       <w:bookmarkEnd w:id="2"/>
-      <w:proofErr w:type="spellEnd"/>
     </w:p>
     <w:tbl>
       <w:tblPr>
@@ -6411,7 +6313,6 @@
             <w:vAlign w:val="center"/>
           </w:tcPr>
           <w:p>
-            <w:proofErr w:type="spellStart"/>
             <w:r>
               <w:rPr>
                 <w:b/>
@@ -6419,7 +6320,6 @@
               </w:rPr>
               <w:t>Abkürzung</w:t>
             </w:r>
-            <w:proofErr w:type="spellEnd"/>
           </w:p>
         </w:tc>
         <w:tc>
@@ -6435,7 +6335,6 @@
             <w:vAlign w:val="center"/>
           </w:tcPr>
           <w:p>
-            <w:proofErr w:type="spellStart"/>
             <w:r>
               <w:rPr>
                 <w:b/>
@@ -6443,7 +6342,6 @@
               </w:rPr>
               <w:t>Bedeutung</w:t>
             </w:r>
-            <w:proofErr w:type="spellEnd"/>
           </w:p>
         </w:tc>
       </w:tr>
@@ -6481,28 +6379,12 @@
             </w:tcMar>
           </w:tcPr>
           <w:p>
-            <w:proofErr w:type="spellStart"/>
             <w:r>
               <w:rPr>
                 <w:sz w:val="20"/>
               </w:rPr>
-              <w:t>Amtlicher</w:t>
-            </w:r>
-            <w:proofErr w:type="spellEnd"/>
-            <w:r>
-              <w:rPr>
-                <w:sz w:val="20"/>
-              </w:rPr>
-              <w:t xml:space="preserve"> </w:t>
-            </w:r>
-            <w:proofErr w:type="spellStart"/>
-            <w:r>
-              <w:rPr>
-                <w:sz w:val="20"/>
-              </w:rPr>
-              <w:t>Gemeindeschlüssel</w:t>
-            </w:r>
-            <w:proofErr w:type="spellEnd"/>
+              <w:t>Amtlicher Gemeindeschlüssel</w:t>
+            </w:r>
           </w:p>
         </w:tc>
       </w:tr>
@@ -6542,14 +6424,12 @@
             </w:tcMar>
           </w:tcPr>
           <w:p>
-            <w:proofErr w:type="spellStart"/>
             <w:r>
               <w:rPr>
                 <w:sz w:val="20"/>
               </w:rPr>
               <w:t>Bundeswahlordnung</w:t>
             </w:r>
-            <w:proofErr w:type="spellEnd"/>
           </w:p>
         </w:tc>
       </w:tr>
@@ -6568,68 +6448,30 @@
             </w:tcMar>
           </w:tcPr>
           <w:p>
-            <w:proofErr w:type="spellStart"/>
             <w:r>
               <w:rPr>
                 <w:sz w:val="20"/>
               </w:rPr>
-              <w:t>EHet</w:t>
-            </w:r>
-            <w:proofErr w:type="spellEnd"/>
+              <w:t>EHet / HETe</w:t>
+            </w:r>
+          </w:p>
+        </w:tc>
+        <w:tc>
+          <w:tcPr>
+            <w:tcW w:w="6803" w:type="dxa"/>
+            <w:tcMar>
+              <w:top w:w="80" w:type="dxa"/>
+              <w:left w:w="90" w:type="dxa"/>
+              <w:bottom w:w="80" w:type="dxa"/>
+              <w:right w:w="90" w:type="dxa"/>
+            </w:tcMar>
+          </w:tcPr>
+          <w:p>
             <w:r>
               <w:rPr>
                 <w:sz w:val="20"/>
               </w:rPr>
-              <w:t xml:space="preserve"> / </w:t>
-            </w:r>
-            <w:proofErr w:type="spellStart"/>
-            <w:r>
-              <w:rPr>
-                <w:sz w:val="20"/>
-              </w:rPr>
-              <w:t>HETe</w:t>
-            </w:r>
-            <w:proofErr w:type="spellEnd"/>
-          </w:p>
-        </w:tc>
-        <w:tc>
-          <w:tcPr>
-            <w:tcW w:w="6803" w:type="dxa"/>
-            <w:tcMar>
-              <w:top w:w="80" w:type="dxa"/>
-              <w:left w:w="90" w:type="dxa"/>
-              <w:bottom w:w="80" w:type="dxa"/>
-              <w:right w:w="90" w:type="dxa"/>
-            </w:tcMar>
-          </w:tcPr>
-          <w:p>
-            <w:proofErr w:type="spellStart"/>
-            <w:r>
-              <w:rPr>
-                <w:sz w:val="20"/>
-              </w:rPr>
-              <w:t>Heterogenitätsfehler</w:t>
-            </w:r>
-            <w:proofErr w:type="spellEnd"/>
-            <w:r>
-              <w:rPr>
-                <w:sz w:val="20"/>
-              </w:rPr>
-              <w:t xml:space="preserve"> </w:t>
-            </w:r>
-            <w:proofErr w:type="spellStart"/>
-            <w:r>
-              <w:rPr>
-                <w:sz w:val="20"/>
-              </w:rPr>
-              <w:t>bzw</w:t>
-            </w:r>
-            <w:proofErr w:type="spellEnd"/>
-            <w:r>
-              <w:rPr>
-                <w:sz w:val="20"/>
-              </w:rPr>
-              <w:t>. Heterogeneity Error</w:t>
+              <w:t>Heterogenitätsfehler bzw. Heterogeneity Error</w:t>
             </w:r>
           </w:p>
         </w:tc>
@@ -6675,21 +6517,12 @@
                 <w:lang w:val="de-DE"/>
               </w:rPr>
             </w:pPr>
-            <w:proofErr w:type="spellStart"/>
             <w:r>
               <w:rPr>
                 <w:sz w:val="20"/>
                 <w:lang w:val="de-DE"/>
               </w:rPr>
-              <w:t>Estimation</w:t>
-            </w:r>
-            <w:proofErr w:type="spellEnd"/>
-            <w:r>
-              <w:rPr>
-                <w:sz w:val="20"/>
-                <w:lang w:val="de-DE"/>
-              </w:rPr>
-              <w:t xml:space="preserve"> Error der geschätzten gemeinsamen Verteilung</w:t>
+              <w:t>Estimation Error der geschätzten gemeinsamen Verteilung</w:t>
             </w:r>
           </w:p>
         </w:tc>
@@ -6779,28 +6612,12 @@
             </w:tcMar>
           </w:tcPr>
           <w:p>
-            <w:proofErr w:type="spellStart"/>
             <w:r>
               <w:rPr>
                 <w:sz w:val="20"/>
               </w:rPr>
-              <w:t>Lineares</w:t>
-            </w:r>
-            <w:proofErr w:type="spellEnd"/>
-            <w:r>
-              <w:rPr>
-                <w:sz w:val="20"/>
-              </w:rPr>
-              <w:t xml:space="preserve"> </w:t>
-            </w:r>
-            <w:proofErr w:type="spellStart"/>
-            <w:r>
-              <w:rPr>
-                <w:sz w:val="20"/>
-              </w:rPr>
-              <w:t>Optimierungsproblem</w:t>
-            </w:r>
-            <w:proofErr w:type="spellEnd"/>
+              <w:t>Lineares Optimierungsproblem</w:t>
+            </w:r>
           </w:p>
         </w:tc>
       </w:tr>
@@ -6905,14 +6722,9 @@
       <w:bookmarkStart w:id="3" w:name="_Toc238311809"/>
       <w:r>
         <w:lastRenderedPageBreak/>
-        <w:t xml:space="preserve">1 </w:t>
-      </w:r>
-      <w:proofErr w:type="spellStart"/>
-      <w:r>
-        <w:t>Einleitung</w:t>
+        <w:t>1 Einleitung</w:t>
       </w:r>
       <w:bookmarkEnd w:id="3"/>
-      <w:proofErr w:type="spellEnd"/>
     </w:p>
     <w:p>
       <w:pPr>
@@ -6920,14 +6732,9 @@
       </w:pPr>
       <w:bookmarkStart w:id="4" w:name="_Toc238311810"/>
       <w:r>
-        <w:t xml:space="preserve">1.1 Motivation und </w:t>
-      </w:r>
-      <w:proofErr w:type="spellStart"/>
-      <w:r>
-        <w:t>Problemstellung</w:t>
+        <w:t>1.1 Motivation und Problemstellung</w:t>
       </w:r>
       <w:bookmarkEnd w:id="4"/>
-      <w:proofErr w:type="spellEnd"/>
     </w:p>
     <w:p>
       <w:pPr>
@@ -7061,21 +6868,23 @@
         <w:rPr>
           <w:lang w:val="de-DE"/>
         </w:rPr>
-        <w:t xml:space="preserve">Wie empfindlich sind die Ergebnisse gegenüber Homogenitätsverletzungen, </w:t>
-      </w:r>
-      <w:proofErr w:type="spellStart"/>
-      <w:r>
-        <w:rPr>
-          <w:lang w:val="de-DE"/>
-        </w:rPr>
-        <w:t>Solverwahl</w:t>
-      </w:r>
-      <w:proofErr w:type="spellEnd"/>
-      <w:r>
-        <w:rPr>
-          <w:lang w:val="de-DE"/>
-        </w:rPr>
-        <w:t>, Simulation und Stichprobenvariation?</w:t>
+        <w:t>Wie empfindlich sind die Ergebnisse gegenüber Homogenitätsverletzungen, Solverwahl, Simulation und Stichprobenvariation?</w:t>
+      </w:r>
+    </w:p>
+    <w:p>
+      <w:pPr>
+        <w:pStyle w:val="Aufzhlungszeichen"/>
+        <w:spacing w:after="60" w:line="300" w:lineRule="auto"/>
+        <w:ind w:left="425" w:hanging="198"/>
+        <w:rPr>
+          <w:lang w:val="de-DE"/>
+        </w:rPr>
+      </w:pPr>
+      <w:r>
+        <w:rPr>
+          <w:lang w:val="de-DE"/>
+        </w:rPr>
+        <w:t>Mithilfe welcher Methoden sind diese Zusammenhänge messbar?</w:t>
       </w:r>
     </w:p>
     <w:p>
@@ -7123,21 +6932,7 @@
         <w:rPr>
           <w:lang w:val="de-DE"/>
         </w:rPr>
-        <w:t xml:space="preserve">Kapitel 2 erläutert die theoretischen und methodischen Grundlagen ökologischer Inferenz. Kapitel 3 beschreibt Wahl-, Gebietsänderungs- und INKAR-Daten. Kapitel 4 dokumentiert die Harmonisierung der Wahljahre, Kapitel 5 die Bildung der </w:t>
-      </w:r>
-      <w:proofErr w:type="spellStart"/>
-      <w:r>
-        <w:rPr>
-          <w:lang w:val="de-DE"/>
-        </w:rPr>
-        <w:t>nslphom</w:t>
-      </w:r>
-      <w:proofErr w:type="spellEnd"/>
-      <w:r>
-        <w:rPr>
-          <w:lang w:val="de-DE"/>
-        </w:rPr>
-        <w:t>-Eingaben. Kapitel 6 stellt das Schätzverfahren und seine OSQP-Implementierung dar. Die Kapitel 7 und 8 prüfen Homogenität und Schätzgüte. Anschließend werden die Strukturvariablen aufbereitet und die Regressions- und Bootstrapmodelle beschrieben. Kapitel 11 berichtet die Ergebnisse; Kapitel 12 diskutiert Reichweite und Grenzen. Kapitel 13 fasst die zentralen Schlussfolgerungen zusammen.</w:t>
+        <w:t>Kapitel 2 erläutert die theoretischen und methodischen Grundlagen ökologischer Inferenz. Kapitel 3 beschreibt Wahl-, Gebietsänderungs- und INKAR-Daten. Kapitel 4 dokumentiert die Harmonisierung der Wahljahre, Kapitel 5 die Bildung der nslphom-Eingaben. Kapitel 6 stellt das Schätzverfahren und seine OSQP-Implementierung dar. Die Kapitel 7 und 8 prüfen Homogenität und Schätzgüte. Anschließend werden die Strukturvariablen aufbereitet und die Regressions- und Bootstrapmodelle beschrieben. Kapitel 11 berichtet die Ergebnisse; Kapitel 12 diskutiert Reichweite und Grenzen. Kapitel 13 fasst die zentralen Schlussfolgerungen zusammen.</w:t>
       </w:r>
     </w:p>
     <w:p>
@@ -7186,7 +6981,7 @@
         <w:rPr>
           <w:lang w:val="de-DE"/>
         </w:rPr>
-        <w:t xml:space="preserve">In dieser Arbeit wird die Wählerwanderung der letzten Bundestagswahl näher analysiert. Diese ist jedoch nicht direkt beobachtbar, da die Daten nicht auf Ebene der individuellen Wahlentscheidung vorliegen. Bekannt sind die Wahlergebnisse, also sozusagen die Randsummen dieser individuellen Wahlentscheidungen. Anhand von diesen soll im Folgenden Teil der Arbeit die vollständige Wählerwanderungsmatrix </w:t>
+        <w:t xml:space="preserve">In dieser Arbeit wird die Wählerwanderung der letzten Bundestagswahl näher analysiert. Diese ist jedoch nicht direkt beobachtbar, da die Daten nicht auf Ebene der individuellen Wahlentscheidung vorliegen. Bekannt sind die Wahlergebnisse, also die Randsummen dieser individuellen Wahlentscheidungen. Anhand von diesen soll im Folgenden Teil der Arbeit die vollständige Wählerwanderungsmatrix </w:t>
       </w:r>
       <w:r>
         <w:rPr>
@@ -7204,21 +6999,7 @@
         <w:rPr>
           <w:lang w:val="de-DE"/>
         </w:rPr>
-        <w:t xml:space="preserve">Eine Wählerwanderungsmatrix ordnet jeder Herkunftskategorie aus Wahl 1 eine Zielkategorie aus Wahl 2 zu. Die Zelle </w:t>
-      </w:r>
-      <w:proofErr w:type="spellStart"/>
-      <w:r>
-        <w:rPr>
-          <w:lang w:val="de-DE"/>
-        </w:rPr>
-        <w:t>N_jk</w:t>
-      </w:r>
-      <w:proofErr w:type="spellEnd"/>
-      <w:r>
-        <w:rPr>
-          <w:lang w:val="de-DE"/>
-        </w:rPr>
-        <w:t xml:space="preserve"> enthält die Zahl der Personen, die 2021 </w:t>
+        <w:t xml:space="preserve">Eine Wählerwanderungsmatrix ordnet jeder Herkunftskategorie aus Wahl 1 eine Zielkategorie aus Wahl 2 zu. Die Zelle N_jk enthält die Zahl der Personen, die 2021 </w:t>
       </w:r>
       <w:r>
         <w:rPr>
@@ -7290,31 +7071,50 @@
         <w:rPr>
           <w:lang w:val="de-DE"/>
         </w:rPr>
-        <w:t xml:space="preserve"> Dieses Rekonstruktionsproblem besitzt zumindest keine Verzerrung wie bei Be</w:t>
-      </w:r>
-      <w:r>
-        <w:rPr>
-          <w:lang w:val="de-DE"/>
-        </w:rPr>
-        <w:t>f</w:t>
-      </w:r>
-      <w:r>
-        <w:rPr>
-          <w:lang w:val="de-DE"/>
-        </w:rPr>
-        <w:t xml:space="preserve">ragungsdaten, die unter </w:t>
-      </w:r>
-      <w:r>
-        <w:rPr>
-          <w:lang w:val="de-DE"/>
-        </w:rPr>
-        <w:t>Erinnerungsfehlern, sozial erwünschtem Antwortverhalten, Ausfällen und begrenzten regionalen Fallzahlen</w:t>
-      </w:r>
-      <w:r>
-        <w:rPr>
-          <w:lang w:val="de-DE"/>
-        </w:rPr>
-        <w:t xml:space="preserve"> leiden</w:t>
+        <w:t xml:space="preserve"> </w:t>
+      </w:r>
+      <w:r>
+        <w:rPr>
+          <w:lang w:val="de-DE"/>
+        </w:rPr>
+        <w:br/>
+        <w:t>Diese Daten und einhergehende Methoden werden statt Befragungsdaten in dieser Arbeit gewählt, da somit keine Verzerrung entstehen</w:t>
+      </w:r>
+      <w:r>
+        <w:rPr>
+          <w:lang w:val="de-DE"/>
+        </w:rPr>
+        <w:t xml:space="preserve">, die </w:t>
+      </w:r>
+      <w:r>
+        <w:rPr>
+          <w:lang w:val="de-DE"/>
+        </w:rPr>
+        <w:t>durch</w:t>
+      </w:r>
+      <w:r>
+        <w:rPr>
+          <w:lang w:val="de-DE"/>
+        </w:rPr>
+        <w:t xml:space="preserve"> </w:t>
+      </w:r>
+      <w:r>
+        <w:rPr>
+          <w:lang w:val="de-DE"/>
+        </w:rPr>
+        <w:t>Erinnerungsfehler, sozial erwünschtem Antwortverhalten, Ausfälle und begrenzten regionalen Fallzahlen</w:t>
+      </w:r>
+      <w:r>
+        <w:rPr>
+          <w:lang w:val="de-DE"/>
+        </w:rPr>
+        <w:t xml:space="preserve"> </w:t>
+      </w:r>
+      <w:r>
+        <w:rPr>
+          <w:lang w:val="de-DE"/>
+        </w:rPr>
+        <w:t>entstehen</w:t>
       </w:r>
       <w:r>
         <w:rPr>
@@ -7326,7 +7126,19 @@
         <w:rPr>
           <w:lang w:val="de-DE"/>
         </w:rPr>
-        <w:t xml:space="preserve">Eine individuelle Panelhistorie kann nicht mithilfe von Ökologischer Inferenz geschätzt werden, sondern es werden </w:t>
+        <w:t xml:space="preserve">Eine individuelle Panelhistorie kann </w:t>
+      </w:r>
+      <w:r>
+        <w:rPr>
+          <w:lang w:val="de-DE"/>
+        </w:rPr>
+        <w:t xml:space="preserve">jedoch </w:t>
+      </w:r>
+      <w:r>
+        <w:rPr>
+          <w:lang w:val="de-DE"/>
+        </w:rPr>
+        <w:t xml:space="preserve">nicht mithilfe von Ökologischer Inferenz geschätzt werden, sondern es werden </w:t>
       </w:r>
       <w:r>
         <w:rPr>
@@ -7431,77 +7243,7 @@
         <w:rPr>
           <w:lang w:val="de-DE"/>
         </w:rPr>
-        <w:t xml:space="preserve">Für jede räumliche Einheit i werden ein Vektor </w:t>
-      </w:r>
-      <w:proofErr w:type="spellStart"/>
-      <w:r>
-        <w:rPr>
-          <w:lang w:val="de-DE"/>
-        </w:rPr>
-        <w:t>x_i</w:t>
-      </w:r>
-      <w:proofErr w:type="spellEnd"/>
-      <w:r>
-        <w:rPr>
-          <w:lang w:val="de-DE"/>
-        </w:rPr>
-        <w:t xml:space="preserve"> der Kategorien 2021 und ein Vektor </w:t>
-      </w:r>
-      <w:proofErr w:type="spellStart"/>
-      <w:r>
-        <w:rPr>
-          <w:lang w:val="de-DE"/>
-        </w:rPr>
-        <w:t>y_i</w:t>
-      </w:r>
-      <w:proofErr w:type="spellEnd"/>
-      <w:r>
-        <w:rPr>
-          <w:lang w:val="de-DE"/>
-        </w:rPr>
-        <w:t xml:space="preserve"> der Kategorien 2025 beobachtet. Gesucht ist eine nichtnegative Matrix </w:t>
-      </w:r>
-      <w:proofErr w:type="spellStart"/>
-      <w:r>
-        <w:rPr>
-          <w:lang w:val="de-DE"/>
-        </w:rPr>
-        <w:t>N_i</w:t>
-      </w:r>
-      <w:proofErr w:type="spellEnd"/>
-      <w:r>
-        <w:rPr>
-          <w:lang w:val="de-DE"/>
-        </w:rPr>
-        <w:t xml:space="preserve">, deren Zeilensummen </w:t>
-      </w:r>
-      <w:proofErr w:type="spellStart"/>
-      <w:r>
-        <w:rPr>
-          <w:lang w:val="de-DE"/>
-        </w:rPr>
-        <w:t>x_i</w:t>
-      </w:r>
-      <w:proofErr w:type="spellEnd"/>
-      <w:r>
-        <w:rPr>
-          <w:lang w:val="de-DE"/>
-        </w:rPr>
-        <w:t xml:space="preserve"> und deren Spaltensummen </w:t>
-      </w:r>
-      <w:proofErr w:type="spellStart"/>
-      <w:r>
-        <w:rPr>
-          <w:lang w:val="de-DE"/>
-        </w:rPr>
-        <w:t>y_i</w:t>
-      </w:r>
-      <w:proofErr w:type="spellEnd"/>
-      <w:r>
-        <w:rPr>
-          <w:lang w:val="de-DE"/>
-        </w:rPr>
-        <w:t xml:space="preserve"> ergeben. Werden Übergangswahrscheinlichkeiten betrachtet, wird jede Zeile durch ihre Herkunftssumme geteilt. Jede Zeile der Wahrscheinlichkeitsmatrix summiert sich damit zu eins. Diese Bedingungen schränken die zulässigen Lösungen ein, identifizieren sie bei mehr als zwei Kategorien aber nicht eindeutig.</w:t>
+        <w:t>Für jede räumliche Einheit i werden ein Vektor x_i der Kategorien 2021 und ein Vektor y_i der Kategorien 2025 beobachtet. Gesucht ist eine nichtnegative Matrix N_i, deren Zeilensummen x_i und deren Spaltensummen y_i ergeben. Werden Übergangswahrscheinlichkeiten betrachtet, wird jede Zeile durch ihre Herkunftssumme geteilt. Jede Zeile der Wahrscheinlichkeitsmatrix summiert sich damit zu eins. Diese Bedingungen schränken die zulässigen Lösungen ein, identifizieren sie bei mehr als zwei Kategorien aber nicht eindeutig.</w:t>
       </w:r>
     </w:p>
     <w:p>
@@ -7517,21 +7259,7 @@
         <w:rPr>
           <w:lang w:val="de-DE"/>
         </w:rPr>
-        <w:t xml:space="preserve">Die globale Matrix fasst das durchschnittliche Übergangsmuster über alle einbezogenen Einheiten zusammen. Lokale Matrizen dürfen davon abweichen, werden im </w:t>
-      </w:r>
-      <w:proofErr w:type="spellStart"/>
-      <w:r>
-        <w:rPr>
-          <w:lang w:val="de-DE"/>
-        </w:rPr>
-        <w:t>nslphom</w:t>
-      </w:r>
-      <w:proofErr w:type="spellEnd"/>
-      <w:r>
-        <w:rPr>
-          <w:lang w:val="de-DE"/>
-        </w:rPr>
-        <w:t>-Ansatz jedoch unter Rückgriff auf diese gemeinsame Struktur bestimmt. Pavía und Romero (2024) formulieren die Rekonstruktion als Folge linearer Optimierungsprobleme und nutzen die Information vieler Gebietseinheiten, um eine globale und lokale Lösung zu verbinden. Die globale Matrix ist dabei keine beobachtete Wahrheit, sondern ein Referenzmuster innerhalb des Modells.</w:t>
+        <w:t>Die globale Matrix fasst das durchschnittliche Übergangsmuster über alle einbezogenen Einheiten zusammen. Lokale Matrizen dürfen davon abweichen, werden im nslphom-Ansatz jedoch unter Rückgriff auf diese gemeinsame Struktur bestimmt. Pavía und Romero (2024) formulieren die Rekonstruktion als Folge linearer Optimierungsprobleme und nutzen die Information vieler Gebietseinheiten, um eine globale und lokale Lösung zu verbinden. Die globale Matrix ist dabei keine beobachtete Wahrheit, sondern ein Referenzmuster innerhalb des Modells.</w:t>
       </w:r>
     </w:p>
     <w:p>
@@ -7579,59 +7307,8 @@
         <w:rPr>
           <w:lang w:val="de-DE"/>
         </w:rPr>
-        <w:t xml:space="preserve">Die Arbeit nutzt </w:t>
-      </w:r>
-      <w:proofErr w:type="spellStart"/>
-      <w:r>
-        <w:rPr>
-          <w:lang w:val="de-DE"/>
-        </w:rPr>
-        <w:t>EHet</w:t>
-      </w:r>
-      <w:proofErr w:type="spellEnd"/>
-      <w:r>
-        <w:rPr>
-          <w:lang w:val="de-DE"/>
-        </w:rPr>
-        <w:t xml:space="preserve"> als Diagnose. Für Einheit i wird zunächst berechnet, welches Ergebnis 2025 sich aus dem Ergebnis 2021 und der globalen Matrix ergeben würde. Die Differenz zum beobachteten Zielvektor bildet die </w:t>
-      </w:r>
-      <w:proofErr w:type="spellStart"/>
-      <w:r>
-        <w:rPr>
-          <w:lang w:val="de-DE"/>
-        </w:rPr>
-        <w:t>EHet</w:t>
-      </w:r>
-      <w:proofErr w:type="spellEnd"/>
-      <w:r>
-        <w:rPr>
-          <w:lang w:val="de-DE"/>
-        </w:rPr>
-        <w:t xml:space="preserve">-Zeile. Der relative Index 0,5 mal Summe der absoluten Abweichungen geteilt durch die Zahl der Wahlberechtigten vermeidet Doppelzählung: Jede zu viel vorhergesagte Stimme steht notwendigerweise einer zu wenig vorhergesagten Stimme in einer anderen Kategorie gegenüber. Ein hoher Wert zeigt, dass die </w:t>
-      </w:r>
-      <w:r>
-        <w:rPr>
-          <w:lang w:val="de-DE"/>
-        </w:rPr>
-        <w:lastRenderedPageBreak/>
-        <w:t>globale Matrix die Randverteilung eines Gebiets schlecht beschreibt. Er misst nicht den Abstand der geschätzten lokalen Matrix von einer unbekannten wahren Matrix.</w:t>
-      </w:r>
-    </w:p>
-    <w:p>
-      <w:pPr>
-        <w:pStyle w:val="berschrift2"/>
-        <w:rPr>
-          <w:lang w:val="de-DE"/>
-        </w:rPr>
-      </w:pPr>
-      <w:bookmarkStart w:id="12" w:name="_Toc238311818"/>
-      <w:r>
-        <w:rPr>
-          <w:lang w:val="de-DE"/>
-        </w:rPr>
-        <w:t>2.5 Strukturkontext und Übergänge zur AfD</w:t>
-      </w:r>
-      <w:bookmarkEnd w:id="12"/>
+        <w:t xml:space="preserve">EHet = </w:t>
+      </w:r>
     </w:p>
     <w:p>
       <w:pPr>
@@ -7646,8 +7323,31 @@
         <w:rPr>
           <w:lang w:val="de-DE"/>
         </w:rPr>
-        <w:t>Regionale Strukturmerkmale können politische Übergänge auf mehreren Ebenen begleiten. Arbeitsmarktindikatoren und Kaufkraft erfassen wirtschaftliche Lage, Altersstruktur und Haushaltsgröße demografische Komposition, Wanderungssaldo und Ausländeranteile Aspekte räumlicher Dynamik. Ländlichkeit und Dichte beschreiben Siedlungsstruktur und Erreichbarkeit. Die Variablen sind weder vollständige Erklärungen noch individuelle Eigenschaften aller Wählenden. Sie dienen als Kontextindikatoren, die regionale Unterschiede in den geschätzten Übergängen statistisch beschreiben.</w:t>
-      </w:r>
+        <w:t xml:space="preserve">Die Arbeit nutzt EHet als Diagnose. Für Einheit i wird zunächst berechnet, welches Ergebnis 2025 sich aus dem Ergebnis 2021 und der globalen Matrix ergeben würde. Die Differenz zum beobachteten Zielvektor bildet die EHet-Zeile. Der relative Index 0,5 mal Summe der absoluten Abweichungen geteilt durch die Zahl der Wahlberechtigten vermeidet Doppelzählung: Jede zu viel vorhergesagte Stimme steht notwendigerweise einer zu wenig vorhergesagten Stimme in einer anderen Kategorie gegenüber. Ein hoher Wert zeigt, dass die </w:t>
+      </w:r>
+      <w:r>
+        <w:rPr>
+          <w:lang w:val="de-DE"/>
+        </w:rPr>
+        <w:lastRenderedPageBreak/>
+        <w:t>globale Matrix die Randverteilung eines Gebiets schlecht beschreibt. Er misst nicht den Abstand der geschätzten lokalen Matrix von einer unbekannten wahren Matrix.</w:t>
+      </w:r>
+    </w:p>
+    <w:p>
+      <w:pPr>
+        <w:pStyle w:val="berschrift2"/>
+        <w:rPr>
+          <w:lang w:val="de-DE"/>
+        </w:rPr>
+      </w:pPr>
+      <w:bookmarkStart w:id="12" w:name="_Toc238311818"/>
+      <w:r>
+        <w:rPr>
+          <w:lang w:val="de-DE"/>
+        </w:rPr>
+        <w:t>2.5 Strukturkontext und Übergänge zur AfD</w:t>
+      </w:r>
+      <w:bookmarkEnd w:id="12"/>
     </w:p>
     <w:p>
       <w:pPr>
@@ -7662,47 +7362,63 @@
         <w:rPr>
           <w:lang w:val="de-DE"/>
         </w:rPr>
-        <w:t>Der Zeitpunkt 2023 liegt zwischen den Wahlen. Die Analyse untersucht daher keine Veränderung der Strukturmerkmale von 2021 bis 2025, sondern einen zeitlichen Querschnitt des regionalen Kontexts. Dieser Entwurf vermeidet die starke Annahme, dass Differenzen zweier teils methodisch wechselnder Indikatorstände unmittelbar politische Veränderungen verursachen. Zugleich bleibt offen, ob die 2023 beobachtete Struktur Ursache, Begleiterscheinung oder Ergebnis längerfristiger Entwicklungen ist.</w:t>
-      </w:r>
-    </w:p>
-    <w:p>
-      <w:pPr>
-        <w:pStyle w:val="berschrift1"/>
-        <w:rPr>
-          <w:lang w:val="de-DE"/>
-        </w:rPr>
-      </w:pPr>
-      <w:bookmarkStart w:id="13" w:name="_Toc238311819"/>
-      <w:r>
-        <w:rPr>
-          <w:lang w:val="de-DE"/>
-        </w:rPr>
-        <w:lastRenderedPageBreak/>
-        <w:t>3 Datengrundlage</w:t>
-      </w:r>
-      <w:bookmarkEnd w:id="13"/>
-    </w:p>
-    <w:p>
-      <w:pPr>
-        <w:pStyle w:val="berschrift2"/>
-        <w:rPr>
-          <w:lang w:val="de-DE"/>
-        </w:rPr>
-      </w:pPr>
-      <w:bookmarkStart w:id="14" w:name="_Toc238311820"/>
-      <w:r>
-        <w:rPr>
-          <w:lang w:val="de-DE"/>
-        </w:rPr>
-        <w:t>3.1 Überblick</w:t>
-      </w:r>
-      <w:bookmarkEnd w:id="14"/>
+        <w:t>Regionale Strukturmerkmale können politische Übergänge auf mehreren Ebenen begleiten. Arbeitsmarktindikatoren und Kaufkraft erfassen wirtschaftliche Lage, Altersstruktur und Haushaltsgröße demografische Komposition, Wanderungssaldo und Ausländeranteile Aspekte räumlicher Dynamik. Ländlichkeit und Dichte beschreiben Siedlungsstruktur und Erreichbarkeit. Die Variablen sind weder vollständige Erklärungen noch individuelle Eigenschaften aller Wählenden. Sie dienen als Kontextindikatoren, die regionale Unterschiede in den geschätzten Übergängen statistisch beschreiben.</w:t>
+      </w:r>
     </w:p>
     <w:p>
       <w:pPr>
         <w:spacing w:after="120" w:line="360" w:lineRule="auto"/>
         <w:ind w:firstLine="283"/>
         <w:jc w:val="both"/>
+        <w:rPr>
+          <w:lang w:val="de-DE"/>
+        </w:rPr>
+      </w:pPr>
+      <w:r>
+        <w:rPr>
+          <w:lang w:val="de-DE"/>
+        </w:rPr>
+        <w:t>Der Zeitpunkt 2023 liegt zwischen den Wahlen. Die Analyse untersucht daher keine Veränderung der Strukturmerkmale von 2021 bis 2025, sondern einen zeitlichen Querschnitt des regionalen Kontexts. Dieser Entwurf vermeidet die starke Annahme, dass Differenzen zweier teils methodisch wechselnder Indikatorstände unmittelbar politische Veränderungen verursachen. Zugleich bleibt offen, ob die 2023 beobachtete Struktur Ursache, Begleiterscheinung oder Ergebnis längerfristiger Entwicklungen ist.</w:t>
+      </w:r>
+    </w:p>
+    <w:p>
+      <w:pPr>
+        <w:pStyle w:val="berschrift1"/>
+        <w:rPr>
+          <w:lang w:val="de-DE"/>
+        </w:rPr>
+      </w:pPr>
+      <w:bookmarkStart w:id="13" w:name="_Toc238311819"/>
+      <w:r>
+        <w:rPr>
+          <w:lang w:val="de-DE"/>
+        </w:rPr>
+        <w:lastRenderedPageBreak/>
+        <w:t>3 Datengrundlage</w:t>
+      </w:r>
+      <w:bookmarkEnd w:id="13"/>
+    </w:p>
+    <w:p>
+      <w:pPr>
+        <w:pStyle w:val="berschrift2"/>
+        <w:rPr>
+          <w:lang w:val="de-DE"/>
+        </w:rPr>
+      </w:pPr>
+      <w:bookmarkStart w:id="14" w:name="_Toc238311820"/>
+      <w:r>
+        <w:rPr>
+          <w:lang w:val="de-DE"/>
+        </w:rPr>
+        <w:t>3.1 Überblick</w:t>
+      </w:r>
+      <w:bookmarkEnd w:id="14"/>
+    </w:p>
+    <w:p>
+      <w:pPr>
+        <w:spacing w:after="120" w:line="360" w:lineRule="auto"/>
+        <w:ind w:firstLine="283"/>
+        <w:jc w:val="both"/>
       </w:pPr>
       <w:r>
         <w:rPr>
@@ -7710,53 +7426,8 @@
         </w:rPr>
         <w:t xml:space="preserve">Die Analyse verbindet drei Datenkomplexe: amtliche Wahlbezirksergebnisse, amtliche Informationen zu kommunalen Gebietsänderungen und INKAR-Strukturindikatoren. </w:t>
       </w:r>
-      <w:proofErr w:type="spellStart"/>
-      <w:r>
-        <w:t>Tabelle</w:t>
-      </w:r>
-      <w:proofErr w:type="spellEnd"/>
-      <w:r>
-        <w:t xml:space="preserve"> 1 </w:t>
-      </w:r>
-      <w:proofErr w:type="spellStart"/>
-      <w:r>
-        <w:t>fasst</w:t>
-      </w:r>
-      <w:proofErr w:type="spellEnd"/>
-      <w:r>
-        <w:t xml:space="preserve"> Rolle, </w:t>
-      </w:r>
-      <w:proofErr w:type="spellStart"/>
-      <w:r>
-        <w:t>räumliche</w:t>
-      </w:r>
-      <w:proofErr w:type="spellEnd"/>
-      <w:r>
-        <w:t xml:space="preserve"> Ebene und </w:t>
-      </w:r>
-      <w:proofErr w:type="spellStart"/>
-      <w:r>
-        <w:t>wichtigste</w:t>
-      </w:r>
-      <w:proofErr w:type="spellEnd"/>
-      <w:r>
-        <w:t xml:space="preserve"> </w:t>
-      </w:r>
-      <w:proofErr w:type="spellStart"/>
-      <w:r>
-        <w:t>Verarbeitungsschritte</w:t>
-      </w:r>
-      <w:proofErr w:type="spellEnd"/>
-      <w:r>
-        <w:t xml:space="preserve"> </w:t>
-      </w:r>
-      <w:proofErr w:type="spellStart"/>
-      <w:r>
-        <w:t>zusammen</w:t>
-      </w:r>
-      <w:proofErr w:type="spellEnd"/>
-      <w:r>
-        <w:t>.</w:t>
+      <w:r>
+        <w:t>Tabelle 1 fasst Rolle, räumliche Ebene und wichtigste Verarbeitungsschritte zusammen.</w:t>
       </w:r>
     </w:p>
     <w:tbl>
@@ -7791,7 +7462,6 @@
             <w:vAlign w:val="center"/>
           </w:tcPr>
           <w:p>
-            <w:proofErr w:type="spellStart"/>
             <w:r>
               <w:rPr>
                 <w:b/>
@@ -7799,7 +7469,6 @@
               </w:rPr>
               <w:t>Datenquelle</w:t>
             </w:r>
-            <w:proofErr w:type="spellEnd"/>
           </w:p>
         </w:tc>
         <w:tc>
@@ -7815,7 +7484,6 @@
             <w:vAlign w:val="center"/>
           </w:tcPr>
           <w:p>
-            <w:proofErr w:type="spellStart"/>
             <w:r>
               <w:rPr>
                 <w:b/>
@@ -7823,7 +7491,6 @@
               </w:rPr>
               <w:t>Zeitraum</w:t>
             </w:r>
-            <w:proofErr w:type="spellEnd"/>
           </w:p>
         </w:tc>
         <w:tc>
@@ -7839,46 +7506,35 @@
             <w:vAlign w:val="center"/>
           </w:tcPr>
           <w:p>
-            <w:proofErr w:type="spellStart"/>
             <w:r>
               <w:rPr>
                 <w:b/>
                 <w:sz w:val="17"/>
               </w:rPr>
-              <w:t>Räumliche</w:t>
-            </w:r>
-            <w:proofErr w:type="spellEnd"/>
+              <w:t>Räumliche Ebene</w:t>
+            </w:r>
+          </w:p>
+        </w:tc>
+        <w:tc>
+          <w:tcPr>
+            <w:tcW w:w="3572" w:type="dxa"/>
+            <w:shd w:val="clear" w:color="auto" w:fill="D9E2F3"/>
+            <w:tcMar>
+              <w:top w:w="80" w:type="dxa"/>
+              <w:left w:w="90" w:type="dxa"/>
+              <w:bottom w:w="80" w:type="dxa"/>
+              <w:right w:w="90" w:type="dxa"/>
+            </w:tcMar>
+            <w:vAlign w:val="center"/>
+          </w:tcPr>
+          <w:p>
             <w:r>
               <w:rPr>
                 <w:b/>
                 <w:sz w:val="17"/>
               </w:rPr>
-              <w:t xml:space="preserve"> Ebene</w:t>
-            </w:r>
-          </w:p>
-        </w:tc>
-        <w:tc>
-          <w:tcPr>
-            <w:tcW w:w="3572" w:type="dxa"/>
-            <w:shd w:val="clear" w:color="auto" w:fill="D9E2F3"/>
-            <w:tcMar>
-              <w:top w:w="80" w:type="dxa"/>
-              <w:left w:w="90" w:type="dxa"/>
-              <w:bottom w:w="80" w:type="dxa"/>
-              <w:right w:w="90" w:type="dxa"/>
-            </w:tcMar>
-            <w:vAlign w:val="center"/>
-          </w:tcPr>
-          <w:p>
-            <w:proofErr w:type="spellStart"/>
-            <w:r>
-              <w:rPr>
-                <w:b/>
-                <w:sz w:val="17"/>
-              </w:rPr>
               <w:t>Verwendung</w:t>
             </w:r>
-            <w:proofErr w:type="spellEnd"/>
           </w:p>
         </w:tc>
       </w:tr>
@@ -7897,25 +7553,36 @@
             </w:tcMar>
           </w:tcPr>
           <w:p>
-            <w:proofErr w:type="spellStart"/>
             <w:r>
               <w:rPr>
                 <w:sz w:val="17"/>
               </w:rPr>
-              <w:t>Bundestagswahl</w:t>
-            </w:r>
-            <w:proofErr w:type="spellEnd"/>
+              <w:t>Bundestagswahl 2021</w:t>
+            </w:r>
+          </w:p>
+        </w:tc>
+        <w:tc>
+          <w:tcPr>
+            <w:tcW w:w="1134" w:type="dxa"/>
+            <w:tcMar>
+              <w:top w:w="80" w:type="dxa"/>
+              <w:left w:w="90" w:type="dxa"/>
+              <w:bottom w:w="80" w:type="dxa"/>
+              <w:right w:w="90" w:type="dxa"/>
+            </w:tcMar>
+          </w:tcPr>
+          <w:p>
             <w:r>
               <w:rPr>
                 <w:sz w:val="17"/>
               </w:rPr>
-              <w:t xml:space="preserve"> 2021</w:t>
-            </w:r>
-          </w:p>
-        </w:tc>
-        <w:tc>
-          <w:tcPr>
-            <w:tcW w:w="1134" w:type="dxa"/>
+              <w:t>2021</w:t>
+            </w:r>
+          </w:p>
+        </w:tc>
+        <w:tc>
+          <w:tcPr>
+            <w:tcW w:w="1871" w:type="dxa"/>
             <w:tcMar>
               <w:top w:w="80" w:type="dxa"/>
               <w:left w:w="90" w:type="dxa"/>
@@ -7928,34 +7595,7 @@
               <w:rPr>
                 <w:sz w:val="17"/>
               </w:rPr>
-              <w:t>2021</w:t>
-            </w:r>
-          </w:p>
-        </w:tc>
-        <w:tc>
-          <w:tcPr>
-            <w:tcW w:w="1871" w:type="dxa"/>
-            <w:tcMar>
-              <w:top w:w="80" w:type="dxa"/>
-              <w:left w:w="90" w:type="dxa"/>
-              <w:bottom w:w="80" w:type="dxa"/>
-              <w:right w:w="90" w:type="dxa"/>
-            </w:tcMar>
-          </w:tcPr>
-          <w:p>
-            <w:proofErr w:type="spellStart"/>
-            <w:r>
-              <w:rPr>
-                <w:sz w:val="17"/>
-              </w:rPr>
-              <w:t>Wahlbezirk</w:t>
-            </w:r>
-            <w:proofErr w:type="spellEnd"/>
-            <w:r>
-              <w:rPr>
-                <w:sz w:val="17"/>
-              </w:rPr>
-              <w:t>/Gemeinde</w:t>
+              <w:t>Wahlbezirk/Gemeinde</w:t>
             </w:r>
           </w:p>
         </w:tc>
@@ -8001,19 +7641,11 @@
             </w:tcMar>
           </w:tcPr>
           <w:p>
-            <w:proofErr w:type="spellStart"/>
             <w:r>
               <w:rPr>
                 <w:sz w:val="17"/>
               </w:rPr>
-              <w:t>Bundestagswahl</w:t>
-            </w:r>
-            <w:proofErr w:type="spellEnd"/>
-            <w:r>
-              <w:rPr>
-                <w:sz w:val="17"/>
-              </w:rPr>
-              <w:t xml:space="preserve"> 2025</w:t>
+              <w:t>Bundestagswahl 2025</w:t>
             </w:r>
           </w:p>
         </w:tc>
@@ -8049,19 +7681,11 @@
             </w:tcMar>
           </w:tcPr>
           <w:p>
-            <w:proofErr w:type="spellStart"/>
             <w:r>
               <w:rPr>
                 <w:sz w:val="17"/>
               </w:rPr>
-              <w:t>Wahlbezirk</w:t>
-            </w:r>
-            <w:proofErr w:type="spellEnd"/>
-            <w:r>
-              <w:rPr>
-                <w:sz w:val="17"/>
-              </w:rPr>
-              <w:t>/Gemeinde</w:t>
+              <w:t>Wahlbezirk/Gemeinde</w:t>
             </w:r>
           </w:p>
         </w:tc>
@@ -8107,14 +7731,12 @@
             </w:tcMar>
           </w:tcPr>
           <w:p>
-            <w:proofErr w:type="spellStart"/>
             <w:r>
               <w:rPr>
                 <w:sz w:val="17"/>
               </w:rPr>
               <w:t>Gebietsänderungen</w:t>
             </w:r>
-            <w:proofErr w:type="spellEnd"/>
           </w:p>
         </w:tc>
         <w:tc>
@@ -8217,19 +7839,11 @@
             </w:tcMar>
           </w:tcPr>
           <w:p>
-            <w:proofErr w:type="spellStart"/>
             <w:r>
               <w:rPr>
                 <w:sz w:val="17"/>
               </w:rPr>
-              <w:t>Indikatorstand</w:t>
-            </w:r>
-            <w:proofErr w:type="spellEnd"/>
-            <w:r>
-              <w:rPr>
-                <w:sz w:val="17"/>
-              </w:rPr>
-              <w:t xml:space="preserve"> 2023</w:t>
+              <w:t>Indikatorstand 2023</w:t>
             </w:r>
           </w:p>
         </w:tc>
@@ -8265,42 +7879,12 @@
             </w:tcMar>
           </w:tcPr>
           <w:p>
-            <w:proofErr w:type="spellStart"/>
             <w:r>
               <w:rPr>
                 <w:sz w:val="17"/>
               </w:rPr>
-              <w:t>Sozioökonomischer</w:t>
-            </w:r>
-            <w:proofErr w:type="spellEnd"/>
-            <w:r>
-              <w:rPr>
-                <w:sz w:val="17"/>
-              </w:rPr>
-              <w:t xml:space="preserve"> und </w:t>
-            </w:r>
-            <w:proofErr w:type="spellStart"/>
-            <w:r>
-              <w:rPr>
-                <w:sz w:val="17"/>
-              </w:rPr>
-              <w:t>demografischer</w:t>
-            </w:r>
-            <w:proofErr w:type="spellEnd"/>
-            <w:r>
-              <w:rPr>
-                <w:sz w:val="17"/>
-              </w:rPr>
-              <w:t xml:space="preserve"> </w:t>
-            </w:r>
-            <w:proofErr w:type="spellStart"/>
-            <w:r>
-              <w:rPr>
-                <w:sz w:val="17"/>
-              </w:rPr>
-              <w:t>Strukturkontext</w:t>
-            </w:r>
-            <w:proofErr w:type="spellEnd"/>
+              <w:t>Sozioökonomischer und demografischer Strukturkontext</w:t>
+            </w:r>
           </w:p>
         </w:tc>
       </w:tr>
@@ -8338,90 +7922,50 @@
             </w:tcMar>
           </w:tcPr>
           <w:p>
-            <w:proofErr w:type="spellStart"/>
             <w:r>
               <w:rPr>
                 <w:sz w:val="17"/>
               </w:rPr>
-              <w:t>Gebietsstand</w:t>
-            </w:r>
-            <w:proofErr w:type="spellEnd"/>
+              <w:t>Gebietsstand 2025</w:t>
+            </w:r>
+          </w:p>
+        </w:tc>
+        <w:tc>
+          <w:tcPr>
+            <w:tcW w:w="1871" w:type="dxa"/>
+            <w:tcMar>
+              <w:top w:w="80" w:type="dxa"/>
+              <w:left w:w="90" w:type="dxa"/>
+              <w:bottom w:w="80" w:type="dxa"/>
+              <w:right w:w="90" w:type="dxa"/>
+            </w:tcMar>
+          </w:tcPr>
+          <w:p>
             <w:r>
               <w:rPr>
                 <w:sz w:val="17"/>
               </w:rPr>
-              <w:t xml:space="preserve"> 2025</w:t>
-            </w:r>
-          </w:p>
-        </w:tc>
-        <w:tc>
-          <w:tcPr>
-            <w:tcW w:w="1871" w:type="dxa"/>
-            <w:tcMar>
-              <w:top w:w="80" w:type="dxa"/>
-              <w:left w:w="90" w:type="dxa"/>
-              <w:bottom w:w="80" w:type="dxa"/>
-              <w:right w:w="90" w:type="dxa"/>
-            </w:tcMar>
-          </w:tcPr>
-          <w:p>
-            <w:proofErr w:type="spellStart"/>
+              <w:t>Gemeindeflächen</w:t>
+            </w:r>
+          </w:p>
+        </w:tc>
+        <w:tc>
+          <w:tcPr>
+            <w:tcW w:w="3572" w:type="dxa"/>
+            <w:tcMar>
+              <w:top w:w="80" w:type="dxa"/>
+              <w:left w:w="90" w:type="dxa"/>
+              <w:bottom w:w="80" w:type="dxa"/>
+              <w:right w:w="90" w:type="dxa"/>
+            </w:tcMar>
+          </w:tcPr>
+          <w:p>
             <w:r>
               <w:rPr>
                 <w:sz w:val="17"/>
               </w:rPr>
-              <w:t>Gemeindeflächen</w:t>
-            </w:r>
-            <w:proofErr w:type="spellEnd"/>
-          </w:p>
-        </w:tc>
-        <w:tc>
-          <w:tcPr>
-            <w:tcW w:w="3572" w:type="dxa"/>
-            <w:tcMar>
-              <w:top w:w="80" w:type="dxa"/>
-              <w:left w:w="90" w:type="dxa"/>
-              <w:bottom w:w="80" w:type="dxa"/>
-              <w:right w:w="90" w:type="dxa"/>
-            </w:tcMar>
-          </w:tcPr>
-          <w:p>
-            <w:proofErr w:type="spellStart"/>
-            <w:r>
-              <w:rPr>
-                <w:sz w:val="17"/>
-              </w:rPr>
-              <w:t>Kartografische</w:t>
-            </w:r>
-            <w:proofErr w:type="spellEnd"/>
-            <w:r>
-              <w:rPr>
-                <w:sz w:val="17"/>
-              </w:rPr>
-              <w:t xml:space="preserve"> </w:t>
-            </w:r>
-            <w:proofErr w:type="spellStart"/>
-            <w:r>
-              <w:rPr>
-                <w:sz w:val="17"/>
-              </w:rPr>
-              <w:t>Darstellung</w:t>
-            </w:r>
-            <w:proofErr w:type="spellEnd"/>
-            <w:r>
-              <w:rPr>
-                <w:sz w:val="17"/>
-              </w:rPr>
-              <w:t xml:space="preserve"> von </w:t>
-            </w:r>
-            <w:proofErr w:type="spellStart"/>
-            <w:r>
-              <w:rPr>
-                <w:sz w:val="17"/>
-              </w:rPr>
-              <w:t>EHet</w:t>
-            </w:r>
-            <w:proofErr w:type="spellEnd"/>
+              <w:t>Kartografische Darstellung von EHet</w:t>
+            </w:r>
           </w:p>
         </w:tc>
       </w:tr>
@@ -8491,7 +8035,19 @@
         <w:rPr>
           <w:lang w:val="de-DE"/>
         </w:rPr>
-        <w:t>Für die inhaltliche Analyse werden Zweitstimmen verwendet. Sie bilden die parteipolitische Präferenz unmittelbarer ab als Erststimmen, die sich auf Wahlkreiskandidierende beziehen und stärker durch persönliche oder strategische Erwägungen geprägt sein können. Wahlkreis bleibt dennoch Bestandteil der eindeutigen Ergebnisidentifikation. Das ist insbesondere notwendig, wenn Briefwahlergebnisse denselben Gemeindeschlüssel tragen, aber aufgrund einer Gemeindeaufteilung getrennt nach Wahlkreisen ausgewiesen werden.</w:t>
+        <w:t xml:space="preserve">Für die inhaltliche Analyse werden Zweitstimmen verwendet. Sie bilden die parteipolitische Präferenz unmittelbarer ab als Erststimmen, die sich auf Wahlkreiskandidierende beziehen und stärker durch persönliche oder strategische Erwägungen geprägt sein können. </w:t>
+      </w:r>
+      <w:r>
+        <w:rPr>
+          <w:lang w:val="de-DE"/>
+        </w:rPr>
+        <w:t>Der Wahlkreis wird dennoch zur eindeutigen Identifikation der Ergebniszeilen beibehalten. Dies ist insbesondere bei Briefwahlergebnissen relevant, wenn derselbe Gemeindeschlüssel aufgrund einer Aufteilung der Gemeinde auf mehrere Wahlkreise mehrfach vorkommt</w:t>
+      </w:r>
+      <w:r>
+        <w:rPr>
+          <w:lang w:val="de-DE"/>
+        </w:rPr>
+        <w:t>.</w:t>
       </w:r>
     </w:p>
     <w:p>
@@ -8572,21 +8128,7 @@
         <w:rPr>
           <w:lang w:val="de-DE"/>
         </w:rPr>
-        <w:t xml:space="preserve">Die Strukturindikatoren stammen aus INKAR (BBSR 2025). Um die große </w:t>
-      </w:r>
-      <w:proofErr w:type="spellStart"/>
-      <w:r>
-        <w:rPr>
-          <w:lang w:val="de-DE"/>
-        </w:rPr>
-        <w:t>Rohdatei</w:t>
-      </w:r>
-      <w:proofErr w:type="spellEnd"/>
-      <w:r>
-        <w:rPr>
-          <w:lang w:val="de-DE"/>
-        </w:rPr>
-        <w:t xml:space="preserve"> nicht bei jeder Änderung erneut einzulesen, wird zunächst ein Basis-Cache erzeugt, der auf Gemeindeebene, das Jahr 2023 und die angeforderten Variablen beschränkt ist. Die Cache-Metadaten enthalten die verwendeten Variablenkürzel. Ändert sich die Auswahl, wird die Basisdatei automatisch neu aufgebaut. Damit bleibt die Aufbereitung reproduzierbar, ohne die Entwicklungszeit unnötig zu verlängern.</w:t>
+        <w:t>Die Strukturindikatoren stammen aus INKAR (BBSR 2025). Um die große Rohdatei nicht bei jeder Änderung erneut einzulesen, wird zunächst ein Basis-Cache erzeugt, der auf Gemeindeebene, das Jahr 2023 und die angeforderten Variablen beschränkt ist. Die Cache-Metadaten enthalten die verwendeten Variablenkürzel. Ändert sich die Auswahl, wird die Basisdatei automatisch neu aufgebaut. Damit bleibt die Aufbereitung reproduzierbar, ohne die Entwicklungszeit unnötig zu verlängern.</w:t>
       </w:r>
     </w:p>
     <w:p>
@@ -8602,7 +8144,19 @@
         <w:rPr>
           <w:lang w:val="de-DE"/>
         </w:rPr>
-        <w:t>Nicht jeder Indikator liegt tatsächlich auf Gemeindeebene vor. Steuereinnahmen werden auf Kreisebene ausgewiesen und den zugehörigen Gemeinden zugeordnet. Für Berlin stehen die betrachteten INKAR-Werte nur für den gesamtstädtischen Ersatzschlüssel 11000000 zur Verfügung. Würden die 14 Berliner Wahleinheiten einbezogen, erhielten sie identische Strukturwerte. Da dies eine künstliche lokale Variation suggerieren würde, wird Berlin aus Hauptregression und Ost-Fit ausgeschlossen.</w:t>
+        <w:t xml:space="preserve">Nicht jeder Indikator liegt tatsächlich auf Gemeindeebene vor. Steuereinnahmen werden auf Kreisebene ausgewiesen und den zugehörigen Gemeinden </w:t>
+      </w:r>
+      <w:r>
+        <w:rPr>
+          <w:lang w:val="de-DE"/>
+        </w:rPr>
+        <w:t xml:space="preserve">dann über einen gleichen Wert </w:t>
+      </w:r>
+      <w:r>
+        <w:rPr>
+          <w:lang w:val="de-DE"/>
+        </w:rPr>
+        <w:t>zugeordnet. Für Berlin stehen die betrachteten INKAR-Werte nur für den gesamtstädtischen Ersatzschlüssel 11000000 zur Verfügung. Würden die 14 Berliner Wahleinheiten einbezogen, erhielten sie identische Strukturwerte. Da dies eine künstliche lokale Variation suggerieren würde, wird Berlin aus Hauptregression und Ost-Fit ausgeschlossen.</w:t>
       </w:r>
     </w:p>
     <w:p>
@@ -8634,21 +8188,26 @@
         <w:rPr>
           <w:lang w:val="de-DE"/>
         </w:rPr>
-        <w:t xml:space="preserve">Das deutschlandweite Mapping umfasst 5.965 Einheiten; der Ost-Fit 1.078 Einheiten in fünf Flächenländern. Mit vollständigen </w:t>
-      </w:r>
-      <w:proofErr w:type="spellStart"/>
-      <w:r>
-        <w:rPr>
-          <w:lang w:val="de-DE"/>
-        </w:rPr>
-        <w:t>Strukturkovariaten</w:t>
-      </w:r>
-      <w:proofErr w:type="spellEnd"/>
-      <w:r>
-        <w:rPr>
-          <w:lang w:val="de-DE"/>
-        </w:rPr>
-        <w:t xml:space="preserve"> verbleiben 1.077 Beobachtungen. Ost- und westdeutsche Gemeindeschlüssel werden in keiner finalen Gruppe gemischt.</w:t>
+        <w:t>Das deutschlandweite Mapping umfasst</w:t>
+      </w:r>
+      <w:r>
+        <w:rPr>
+          <w:lang w:val="de-DE"/>
+        </w:rPr>
+        <w:t xml:space="preserve"> nach Aggregation</w:t>
+      </w:r>
+      <w:r>
+        <w:rPr>
+          <w:lang w:val="de-DE"/>
+        </w:rPr>
+        <w:t xml:space="preserve"> 5.965 Einheiten; der Ost-Fit 1.078 Einheiten in fünf Flächenländern. Mit vollständigen Strukturkovariaten verbleiben </w:t>
+      </w:r>
+      <w:r>
+        <w:rPr>
+          <w:lang w:val="de-DE"/>
+        </w:rPr>
+        <w:lastRenderedPageBreak/>
+        <w:t>1.077 Beobachtungen. Ost- und westdeutsche Gemeindeschlüssel werden in keiner finalen Gruppe gemischt.</w:t>
       </w:r>
     </w:p>
     <w:p>
@@ -8794,21 +8353,7 @@
         <w:rPr>
           <w:lang w:val="de-DE"/>
         </w:rPr>
-        <w:t xml:space="preserve">Jede beobachtete Verbindung wird zunächst als kleine Schlüsselgruppe dargestellt. Überschneiden sich Gruppen, müssen sie transitiv vereinigt werden. Enthält beispielsweise Gruppe A die Gemeinden 1 und 2 und Gruppe B die Gemeinden 2 und 3, lautet die finale Komponente 1, 2, 3. Die Funktion </w:t>
-      </w:r>
-      <w:proofErr w:type="spellStart"/>
-      <w:r>
-        <w:rPr>
-          <w:lang w:val="de-DE"/>
-        </w:rPr>
-        <w:t>connected_components</w:t>
-      </w:r>
-      <w:proofErr w:type="spellEnd"/>
-      <w:r>
-        <w:rPr>
-          <w:lang w:val="de-DE"/>
-        </w:rPr>
-        <w:t xml:space="preserve"> setzt dieses Prinzip mit einer Union-Find-Struktur um. Jeder Schlüssel beginnt als eigene Komponente; für alle Schlüssel innerhalb einer Gruppe werden die Wurzeln vereinigt. Nach Verarbeitung aller Gruppen werden Schlüssel mit derselben Wurzel gemeinsam ausgegeben.</w:t>
+        <w:t>Grundsätzlich besteht jede Aggregationseinheit aus mindestens einer Gemeinde. Aufgrund der Granularität der Strukturdaten sind keine kleineren Einheiten möglich. Die Datenlage führt jedoch dazu, dass einige Gemeinden nicht einzeln betrachtet werden können.</w:t>
       </w:r>
     </w:p>
     <w:p>
@@ -8824,24 +8369,26 @@
         <w:rPr>
           <w:lang w:val="de-DE"/>
         </w:rPr>
-        <w:t>Das Verfahren ist notwendig, weil Briefwahl-, §-68- und Gebietsänderungsverbindungen nicht unabhängig voneinander sind. Eine Gemeinde kann 2021 Teil einer Briefwahlgruppe sein, 2025 einen §-68-Bezug besitzen und zwischenzeitlich mit einer weiteren Gemeinde fusioniert haben. Die transitive Komponente bildet dann die kleinste Einheit, die sämtliche bekannten Verbindungen gleichzeitig respektiert.</w:t>
-      </w:r>
-    </w:p>
-    <w:p>
-      <w:pPr>
-        <w:pStyle w:val="berschrift2"/>
-        <w:rPr>
-          <w:lang w:val="de-DE"/>
-        </w:rPr>
-      </w:pPr>
-      <w:bookmarkStart w:id="23" w:name="_Toc238311829"/>
-      <w:r>
-        <w:rPr>
-          <w:lang w:val="de-DE"/>
-        </w:rPr>
-        <w:t>4.4 Gemeinsame Briefwahlbezirke mehrerer Gemeinden</w:t>
-      </w:r>
-      <w:bookmarkEnd w:id="23"/>
+        <w:t>Somit wird j</w:t>
+      </w:r>
+      <w:r>
+        <w:rPr>
+          <w:lang w:val="de-DE"/>
+        </w:rPr>
+        <w:t xml:space="preserve">ede beobachtete Verbindung zunächst als kleine Schlüsselgruppe dargestellt. Überschneiden sich </w:t>
+      </w:r>
+      <w:r>
+        <w:rPr>
+          <w:lang w:val="de-DE"/>
+        </w:rPr>
+        <w:t>Gemeindeschlüssel in den unterschiedlichen Aggregationsg</w:t>
+      </w:r>
+      <w:r>
+        <w:rPr>
+          <w:lang w:val="de-DE"/>
+        </w:rPr>
+        <w:t>ruppen, müssen sie transitiv vereinigt werden. Enthält beispielsweise Gruppe A die Gemeinden 1 und 2 und Gruppe B die Gemeinden 2 und 3, lautet die finale Komponente 1, 2, 3. Die Funktion connected_components setzt dieses Prinzip mit einer Union-Find-Struktur um. Jeder Schlüssel beginnt als eigene Komponente; für alle Schlüssel innerhalb einer Gruppe werden die Wurzeln vereinigt. Nach Verarbeitung aller Gruppen werden Schlüssel mit derselben Wurzel gemeinsam ausgegeben.</w:t>
+      </w:r>
     </w:p>
     <w:p>
       <w:pPr>
@@ -8856,7 +8403,13 @@
         <w:rPr>
           <w:lang w:val="de-DE"/>
         </w:rPr>
-        <w:t>Bei gemeinsamen Briefwahlauszählungen werden Briefwahlstimmen mehrerer Gemeinden in einer gemeinsamen Ergebniszeile ausgewiesen. Die Rohdaten kennzeichnen die Zugehörigkeit über Briefwahlgruppen und teilweise synthetische Gemeindenummern. Für jede Gruppe werden die beteiligten regulären Gemeindeschlüssel identifiziert und zu einem gemeinsamen Aggregationsschlüssel verbunden. Die Gruppierung erfolgt innerhalb des Wahlkreises, um gleich codierte Gruppen aus verschiedenen Wahlkreisen nicht zu vermischen.</w:t>
+        <w:t>Das Verfahren ist notwendig, weil Briefwahl-, §-68- und Gebietsänderungsverbindungen nicht unabhängig voneinander sind. Eine Gemeinde kann 2021 Teil einer Briefwahlgruppe sein, 2025 einen §-68-Bezug besitzen und zwischenzeitlich mit einer weiteren Gemeinde fusioniert haben. Die transitive Komponente bildet dann die kleinste Einheit, die sämtliche bekannten Verbindungen gleichzeitig respektiert</w:t>
+      </w:r>
+      <w:r>
+        <w:rPr>
+          <w:lang w:val="de-DE"/>
+        </w:rPr>
+        <w:t xml:space="preserve"> und auf deren Ebene Strukturdaten zur Verfügung stehen.</w:t>
       </w:r>
     </w:p>
     <w:p>
@@ -8872,7 +8425,7 @@
         <w:rPr>
           <w:lang w:val="de-DE"/>
         </w:rPr>
-        <w:t>Die Verbindung ist auch dann erforderlich, wenn Urnenstimmen der Gemeinden einzeln vorliegen. Ohne Zusammenfassung ließe sich die gemeinsame Briefwahlzeile nicht eindeutig auf die Einzelgemeinden verteilen. Eine proportionale Rückverteilung würde zusätzliche, kaum überprüfbare Annahmen erzeugen. Die Aggregation opfert daher räumliche Auflösung zugunsten einer beobachtbaren und reproduzierbaren Einheit.</w:t>
+        <w:t>Wahldaten der beiden Jahre und die Strukturvariablen werden dann über diese Aggregationsschlüssel aggregiert.</w:t>
       </w:r>
     </w:p>
     <w:p>
@@ -8882,14 +8435,14 @@
           <w:lang w:val="de-DE"/>
         </w:rPr>
       </w:pPr>
-      <w:bookmarkStart w:id="24" w:name="_Toc238311830"/>
-      <w:r>
-        <w:rPr>
-          <w:lang w:val="de-DE"/>
-        </w:rPr>
-        <w:t>4.5 Gemeinsame Auszählung nach § 68 BWO</w:t>
-      </w:r>
-      <w:bookmarkEnd w:id="24"/>
+      <w:bookmarkStart w:id="23" w:name="_Toc238311829"/>
+      <w:r>
+        <w:rPr>
+          <w:lang w:val="de-DE"/>
+        </w:rPr>
+        <w:t>4.4 Gemeinsame Briefwahlbezirke mehrerer Gemeinden</w:t>
+      </w:r>
+      <w:bookmarkEnd w:id="23"/>
     </w:p>
     <w:p>
       <w:pPr>
@@ -8904,14 +8457,7 @@
         <w:rPr>
           <w:lang w:val="de-DE"/>
         </w:rPr>
-        <w:t xml:space="preserve">§ 68 BWO erlaubt, die Stimmzettel eines kleinen Wahlbezirks gemeinsam mit einem anderen Wahlbezirk auszuzählen, wenn dies zum Schutz des Wahlgeheimnisses erforderlich ist. In den Datensätzen besitzen abgebender und aufnehmender Bezirk dieselbe Kennziffer. Der abgebende Bezirk kann mit Nullwerten ausgewiesen sein, während die Stimmen in der aufnehmenden Zeile enthalten sind. Für die Analyse werden alle betroffenen Gemeinden </w:t>
-      </w:r>
-      <w:r>
-        <w:rPr>
-          <w:lang w:val="de-DE"/>
-        </w:rPr>
-        <w:lastRenderedPageBreak/>
-        <w:t>innerhalb des Wahlkreises miteinander verbunden, sofern der Bezug über Gemeindegrenzen reicht.</w:t>
+        <w:t>Bei gemeinsamen Briefwahlauszählungen werden Briefwahlstimmen mehrerer Gemeinden in einer gemeinsamen Ergebniszeile ausgewiesen. Die Rohdaten kennzeichnen die Zugehörigkeit über Briefwahlgruppen und teilweise synthetische Gemeindenummern. Für jede Gruppe werden die beteiligten regulären Gemeindeschlüssel identifiziert und zu einem gemeinsamen Aggregationsschlüssel verbunden. Die Gruppierung erfolgt innerhalb des Wahlkreises, um gleich codierte Gruppen aus verschiedenen Wahlkreisen nicht zu vermischen.</w:t>
       </w:r>
     </w:p>
     <w:p>
@@ -8927,7 +8473,14 @@
         <w:rPr>
           <w:lang w:val="de-DE"/>
         </w:rPr>
-        <w:t>Die bloße Suche nach Nullzeilen wäre unzureichend, weil Nullwerte auch andere Ursachen haben können und die aufnehmende Zeile den Zusammenhang nicht allein durch ihre Stimmenhöhe offenlegt. Verwendet wird deshalb die amtliche §-68-Kennziffer. Innergemeindliche Zusammenlegungen verändern den Gemeindeschlüssel nicht und erfordern für die Gemeindeaggregation keine zusätzliche Verbindung.</w:t>
+        <w:t xml:space="preserve">Die Verbindung ist auch dann erforderlich, wenn Urnenstimmen der Gemeinden einzeln vorliegen. Ohne Zusammenfassung ließe sich die gemeinsame Briefwahlzeile nicht eindeutig auf die Einzelgemeinden verteilen. Eine proportionale Rückverteilung würde zusätzliche, </w:t>
+      </w:r>
+      <w:r>
+        <w:rPr>
+          <w:lang w:val="de-DE"/>
+        </w:rPr>
+        <w:lastRenderedPageBreak/>
+        <w:t>kaum überprüfbare Annahmen erzeugen. Die Aggregation opfert daher räumliche Auflösung zugunsten einer beobachtbaren und reproduzierbaren Einheit.</w:t>
       </w:r>
     </w:p>
     <w:p>
@@ -8937,14 +8490,14 @@
           <w:lang w:val="de-DE"/>
         </w:rPr>
       </w:pPr>
-      <w:bookmarkStart w:id="25" w:name="_Toc238311831"/>
-      <w:r>
-        <w:rPr>
-          <w:lang w:val="de-DE"/>
-        </w:rPr>
-        <w:t>4.6 Gemeinsame Behandlung von Briefwahl- und §-68-Verbindungen</w:t>
-      </w:r>
-      <w:bookmarkEnd w:id="25"/>
+      <w:bookmarkStart w:id="24" w:name="_Toc238311830"/>
+      <w:r>
+        <w:rPr>
+          <w:lang w:val="de-DE"/>
+        </w:rPr>
+        <w:t>4.5 Gemeinsame Auszählung nach § 68 BWO</w:t>
+      </w:r>
+      <w:bookmarkEnd w:id="24"/>
     </w:p>
     <w:p>
       <w:pPr>
@@ -8959,24 +8512,20 @@
         <w:rPr>
           <w:lang w:val="de-DE"/>
         </w:rPr>
-        <w:t>Briefwahlgruppen und §-68-Fälle werden zunächst getrennt aus den jeweils vorgesehenen Variablen gewonnen. Anschließend werden ihre Schlüsselgruppen innerhalb jedes Wahlkreises zusammengeführt und erneut als zusammenhängende Komponenten berechnet. Dadurch wird eine Kette erkannt, in der eine Gemeinde über die Briefwahl mit einer zweiten und diese über § 68 mit einer dritten Gemeinde verbunden ist. Eine Konsistenzprüfung stoppt den Skriptlauf, wenn die gemeinsame Komponente eine Briefwahlgruppe nicht vollständig enthält. Der Check verhindert, dass spätere Joins mit stillschweigend unvollständigen Aggregationen weiterarbeiten.</w:t>
-      </w:r>
-    </w:p>
-    <w:p>
-      <w:pPr>
-        <w:pStyle w:val="berschrift2"/>
-        <w:rPr>
-          <w:lang w:val="de-DE"/>
-        </w:rPr>
-      </w:pPr>
-      <w:bookmarkStart w:id="26" w:name="_Toc238311832"/>
-      <w:r>
-        <w:rPr>
-          <w:lang w:val="de-DE"/>
-        </w:rPr>
-        <w:t>4.7 Textuelle Einschlussausweisungen und Restfälle</w:t>
-      </w:r>
-      <w:bookmarkEnd w:id="26"/>
+        <w:t xml:space="preserve">§ 68 BWO erlaubt, die Stimmzettel eines kleinen Wahlbezirks gemeinsam mit einem anderen Wahlbezirk auszuzählen, wenn dies zum Schutz des Wahlgeheimnisses erforderlich ist. In den Datensätzen besitzen abgebender und aufnehmender Bezirk dieselbe Kennziffer. Der abgebende Bezirk </w:t>
+      </w:r>
+      <w:r>
+        <w:rPr>
+          <w:lang w:val="de-DE"/>
+        </w:rPr>
+        <w:t>besitzt</w:t>
+      </w:r>
+      <w:r>
+        <w:rPr>
+          <w:lang w:val="de-DE"/>
+        </w:rPr>
+        <w:t xml:space="preserve"> Nullwerte, während die Stimmen in der aufnehmenden Zeile enthalten sind. Für die Analyse werden alle betroffenen Gemeinden innerhalb des Wahlkreises miteinander verbunden, sofern der Bezug über Gemeindegrenzen reicht.</w:t>
+      </w:r>
     </w:p>
     <w:p>
       <w:pPr>
@@ -8991,42 +8540,24 @@
         <w:rPr>
           <w:lang w:val="de-DE"/>
         </w:rPr>
-        <w:t xml:space="preserve">Die Gemeindenamen enthalten teilweise Zusätze wie „Niederbreitbach (einschl. </w:t>
-      </w:r>
-      <w:proofErr w:type="spellStart"/>
-      <w:r>
-        <w:rPr>
-          <w:lang w:val="de-DE"/>
-        </w:rPr>
-        <w:t>Datzeroth</w:t>
-      </w:r>
-      <w:proofErr w:type="spellEnd"/>
-      <w:r>
-        <w:rPr>
-          <w:lang w:val="de-DE"/>
-        </w:rPr>
-        <w:t xml:space="preserve">)“. </w:t>
-      </w:r>
-      <w:r>
-        <w:rPr>
-          <w:lang w:val="de-DE"/>
-        </w:rPr>
-        <w:t xml:space="preserve">Ein generisches automatisches Mapping über bereinigte Namen wäre riskant. Klammerzusätze können zur Unterscheidung gleichnamiger Gemeinden gehören; so werden etwa „Forst (Hunsrück)“ und „Forst (Eifel)“ nach aggressiver Bereinigung beide zu „Forst“. Ein </w:t>
-      </w:r>
-      <w:proofErr w:type="spellStart"/>
-      <w:r>
-        <w:rPr>
-          <w:lang w:val="de-DE"/>
-        </w:rPr>
-        <w:t>many-to-many-Namensjoin</w:t>
-      </w:r>
-      <w:proofErr w:type="spellEnd"/>
-      <w:r>
-        <w:rPr>
-          <w:lang w:val="de-DE"/>
-        </w:rPr>
-        <w:t xml:space="preserve"> könnte dadurch eine unbeteiligte Gemeinde verbinden und die finale Einheit unnötig vergrößern.</w:t>
-      </w:r>
+        <w:t>Die bloße Suche nach Nullzeilen wäre unzureichend, weil Nullwerte auch andere Ursachen haben können und die aufnehmende Zeile den Zusammenhang nicht allein durch ihre Stimmenhöhe offenlegt. Verwendet wird deshalb die amtliche §-68-Kennziffer. Innergemeindliche Zusammenlegungen verändern den Gemeindeschlüssel nicht und erfordern für die Gemeindeaggregation keine zusätzliche Verbindung.</w:t>
+      </w:r>
+    </w:p>
+    <w:p>
+      <w:pPr>
+        <w:pStyle w:val="berschrift2"/>
+        <w:rPr>
+          <w:lang w:val="de-DE"/>
+        </w:rPr>
+      </w:pPr>
+      <w:bookmarkStart w:id="25" w:name="_Toc238311831"/>
+      <w:r>
+        <w:rPr>
+          <w:lang w:val="de-DE"/>
+        </w:rPr>
+        <w:t>4.6 Gemeinsame Behandlung von Briefwahl- und §-68-Verbindungen</w:t>
+      </w:r>
+      <w:bookmarkEnd w:id="25"/>
     </w:p>
     <w:p>
       <w:pPr>
@@ -9041,35 +8572,55 @@
         <w:rPr>
           <w:lang w:val="de-DE"/>
         </w:rPr>
-        <w:t xml:space="preserve">Textausweisungen werden deshalb diagnostisch verwendet. Der Code extrahiert eingeschlossene Namen, sucht Kandidaten nur im selben Land, Regierungsbezirk und Kreis und prüft, ob die Beziehung bereits durch Briefwahl oder § 68 abgedeckt ist. Nicht eindeutige oder noch nicht abgedeckte Fälle werden als Inkonsistenzen ausgegeben. Für die finale Logik werden nur fachlich validierte Restfälle manuell ergänzt. Der relevante Fall </w:t>
-      </w:r>
-      <w:proofErr w:type="spellStart"/>
-      <w:r>
-        <w:rPr>
-          <w:lang w:val="de-DE"/>
-        </w:rPr>
-        <w:t>Datzeroth</w:t>
-      </w:r>
-      <w:proofErr w:type="spellEnd"/>
-      <w:r>
-        <w:rPr>
-          <w:lang w:val="de-DE"/>
-        </w:rPr>
-        <w:t xml:space="preserve"> wird 2021 nur in Niederbreitbach mitausgewiesen und 2025 eigenständig geführt; beide Schlüssel müssen daher verbunden werden. Dieses konservative Vorgehen vermeidet ein flächendeckendes fehleranfälliges </w:t>
-      </w:r>
-      <w:proofErr w:type="spellStart"/>
-      <w:r>
-        <w:rPr>
-          <w:lang w:val="de-DE"/>
-        </w:rPr>
-        <w:t>Namensmapping</w:t>
-      </w:r>
-      <w:proofErr w:type="spellEnd"/>
-      <w:r>
-        <w:rPr>
-          <w:lang w:val="de-DE"/>
-        </w:rPr>
-        <w:t>.</w:t>
+        <w:t xml:space="preserve">Briefwahlgruppen und §-68-Fälle werden zunächst getrennt aus den jeweils vorgesehenen Variablen gewonnen. Anschließend werden ihre Schlüsselgruppen innerhalb jedes Wahlkreises zusammengeführt und erneut als zusammenhängende Komponenten berechnet. Dadurch </w:t>
+      </w:r>
+      <w:r>
+        <w:rPr>
+          <w:lang w:val="de-DE"/>
+        </w:rPr>
+        <w:t>können</w:t>
+      </w:r>
+      <w:r>
+        <w:rPr>
+          <w:lang w:val="de-DE"/>
+        </w:rPr>
+        <w:t xml:space="preserve"> Kette</w:t>
+      </w:r>
+      <w:r>
+        <w:rPr>
+          <w:lang w:val="de-DE"/>
+        </w:rPr>
+        <w:t>n</w:t>
+      </w:r>
+      <w:r>
+        <w:rPr>
+          <w:lang w:val="de-DE"/>
+        </w:rPr>
+        <w:t xml:space="preserve"> erkannt</w:t>
+      </w:r>
+      <w:r>
+        <w:rPr>
+          <w:lang w:val="de-DE"/>
+        </w:rPr>
+        <w:t xml:space="preserve"> werden</w:t>
+      </w:r>
+      <w:r>
+        <w:rPr>
+          <w:lang w:val="de-DE"/>
+        </w:rPr>
+        <w:t>, in de</w:t>
+      </w:r>
+      <w:r>
+        <w:rPr>
+          <w:lang w:val="de-DE"/>
+        </w:rPr>
+        <w:t>nen</w:t>
+      </w:r>
+      <w:r>
+        <w:rPr>
+          <w:lang w:val="de-DE"/>
+        </w:rPr>
+        <w:t xml:space="preserve"> eine Gemeinde über die Briefwahl mit einer zweiten und diese über § 68 mit einer dritten Gemeinde verbunden ist. Eine Konsistenzprüfung stoppt den Skriptlauf, wenn die gemeinsame Komponente eine Briefwahlgruppe nicht vollständig enthält. Der Check verhindert, dass spätere Joins mit stillschweigend unvollständigen Aggregationen weiterarbeiten.</w:t>
       </w:r>
     </w:p>
     <w:p>
@@ -9079,15 +8630,14 @@
           <w:lang w:val="de-DE"/>
         </w:rPr>
       </w:pPr>
-      <w:bookmarkStart w:id="27" w:name="_Toc238311833"/>
-      <w:r>
-        <w:rPr>
-          <w:lang w:val="de-DE"/>
-        </w:rPr>
-        <w:lastRenderedPageBreak/>
-        <w:t>4.8 Veränderungen des kommunalen Gebietsstands</w:t>
-      </w:r>
-      <w:bookmarkEnd w:id="27"/>
+      <w:bookmarkStart w:id="26" w:name="_Toc238311832"/>
+      <w:r>
+        <w:rPr>
+          <w:lang w:val="de-DE"/>
+        </w:rPr>
+        <w:t>4.7 Textuelle Einschlussausweisungen und Restfälle</w:t>
+      </w:r>
+      <w:bookmarkEnd w:id="26"/>
     </w:p>
     <w:p>
       <w:pPr>
@@ -9102,35 +8652,43 @@
         <w:rPr>
           <w:lang w:val="de-DE"/>
         </w:rPr>
-        <w:t xml:space="preserve">Das </w:t>
-      </w:r>
-      <w:proofErr w:type="spellStart"/>
-      <w:r>
-        <w:rPr>
-          <w:lang w:val="de-DE"/>
-        </w:rPr>
-        <w:t>Gebietsänderungsmapping</w:t>
-      </w:r>
-      <w:proofErr w:type="spellEnd"/>
-      <w:r>
-        <w:rPr>
-          <w:lang w:val="de-DE"/>
-        </w:rPr>
-        <w:t xml:space="preserve"> wird in einem eigenen Skript erzeugt und als RDS-Datei im bereinigten Datenordner gespeichert. Das </w:t>
-      </w:r>
-      <w:proofErr w:type="spellStart"/>
-      <w:r>
-        <w:rPr>
-          <w:lang w:val="de-DE"/>
-        </w:rPr>
-        <w:t>Wahldatenmapping</w:t>
-      </w:r>
-      <w:proofErr w:type="spellEnd"/>
-      <w:r>
-        <w:rPr>
-          <w:lang w:val="de-DE"/>
-        </w:rPr>
-        <w:t xml:space="preserve"> liest diese Datei ein und nimmt ihre Komponenten neben die wahlorganisatorischen Verbindungen. Dadurch ist die Gebietslogik an einer Stelle definiert und kann ebenso bei der Aggregation der Strukturmerkmale verwendet werden. Mehrjährige Änderungsketten werden wiederum transitiv geschlossen.</w:t>
+        <w:t xml:space="preserve">Die Gemeindenamen enthalten teilweise Zusätze wie „Niederbreitbach (einschl. </w:t>
+      </w:r>
+      <w:r>
+        <w:rPr>
+          <w:lang w:val="de-DE"/>
+        </w:rPr>
+        <w:t xml:space="preserve">Datzeroth)“. </w:t>
+      </w:r>
+      <w:r>
+        <w:rPr>
+          <w:lang w:val="de-DE"/>
+        </w:rPr>
+        <w:t>Ein generisches automatisches Mapping über bereinigte Namen wäre riskant</w:t>
+      </w:r>
+      <w:r>
+        <w:rPr>
+          <w:lang w:val="de-DE"/>
+        </w:rPr>
+        <w:t>, aufgrund der uneindeutigen Gemeindenamen</w:t>
+      </w:r>
+      <w:r>
+        <w:rPr>
+          <w:lang w:val="de-DE"/>
+        </w:rPr>
+        <w:t>. Klammerzusätze können zur Unterscheidung gleichnamiger Gemeinden gehören; so werden etwa „Forst (Hunsrück)“ und „Forst (Eifel)“ nach aggressiver Bereinigung beide zu „Forst“. Ein many-to-many-Namensjoin könnte dadurch eine unbeteiligte Gemeinde verbinden und die finale Einheit unnötig</w:t>
+      </w:r>
+      <w:r>
+        <w:rPr>
+          <w:lang w:val="de-DE"/>
+        </w:rPr>
+        <w:t xml:space="preserve"> und räumlich gesehen unrealistisch</w:t>
+      </w:r>
+      <w:r>
+        <w:rPr>
+          <w:lang w:val="de-DE"/>
+        </w:rPr>
+        <w:t xml:space="preserve"> vergrößern.</w:t>
       </w:r>
     </w:p>
     <w:p>
@@ -9146,7 +8704,44 @@
         <w:rPr>
           <w:lang w:val="de-DE"/>
         </w:rPr>
-        <w:t>Bei Aufteilungen ist besondere Vorsicht nötig. Ist eine frühere Gemeinde auf mehrere Nachfolger verteilt, können die alten Wahlergebnisse nicht nachträglich ohne Zusatzinformationen aufgeteilt werden. Alle Nachfolger und der Vorgänger werden deshalb gemeinsam betrachtet. Bei Fusionen gilt dieselbe Logik in umgekehrter Richtung. Das finale Gebiet entspricht nicht zwingend einer heutigen Verwaltungseinheit, sondern einer speziell für den Zeitvergleich konstruierten Analyseeinheit.</w:t>
+        <w:lastRenderedPageBreak/>
+        <w:t xml:space="preserve">Textausweisungen werden deshalb diagnostisch verwendet. Der Code extrahiert eingeschlossene Namen, sucht Kandidaten nur im selben Land, Regierungsbezirk und Kreis und prüft, ob die Beziehung bereits durch Briefwahl oder § 68 abgedeckt ist. Nicht eindeutige oder noch nicht abgedeckte Fälle werden als Inkonsistenzen ausgegeben. Für die finale Logik werden nur fachlich validierte Restfälle manuell ergänzt. </w:t>
+      </w:r>
+      <w:r>
+        <w:rPr>
+          <w:lang w:val="de-DE"/>
+        </w:rPr>
+        <w:t>Manuell angepasst wurde d</w:t>
+      </w:r>
+      <w:r>
+        <w:rPr>
+          <w:lang w:val="de-DE"/>
+        </w:rPr>
+        <w:t xml:space="preserve">er </w:t>
+      </w:r>
+      <w:r>
+        <w:rPr>
+          <w:lang w:val="de-DE"/>
+        </w:rPr>
+        <w:t>einzig inkonsistente</w:t>
+      </w:r>
+      <w:r>
+        <w:rPr>
+          <w:lang w:val="de-DE"/>
+        </w:rPr>
+        <w:t xml:space="preserve"> Fall Datzeroth</w:t>
+      </w:r>
+      <w:r>
+        <w:rPr>
+          <w:lang w:val="de-DE"/>
+        </w:rPr>
+        <w:t>. Er</w:t>
+      </w:r>
+      <w:r>
+        <w:rPr>
+          <w:lang w:val="de-DE"/>
+        </w:rPr>
+        <w:t xml:space="preserve"> wird 2021 nur in Niederbreitbach mitausgewiesen und 2025 eigenständig geführt; beide Schlüssel müssen daher verbunden werden. Dieses konservative Vorgehen vermeidet ein flächendeckendes fehleranfälliges Namensmapping.</w:t>
       </w:r>
     </w:p>
     <w:p>
@@ -9156,14 +8751,14 @@
           <w:lang w:val="de-DE"/>
         </w:rPr>
       </w:pPr>
-      <w:bookmarkStart w:id="28" w:name="_Toc238311834"/>
-      <w:r>
-        <w:rPr>
-          <w:lang w:val="de-DE"/>
-        </w:rPr>
-        <w:t>4.9 Harmonisierung der beiden Wahljahre</w:t>
-      </w:r>
-      <w:bookmarkEnd w:id="28"/>
+      <w:bookmarkStart w:id="27" w:name="_Toc238311833"/>
+      <w:r>
+        <w:rPr>
+          <w:lang w:val="de-DE"/>
+        </w:rPr>
+        <w:t>4.8 Veränderungen des kommunalen Gebietsstands</w:t>
+      </w:r>
+      <w:bookmarkEnd w:id="27"/>
     </w:p>
     <w:p>
       <w:pPr>
@@ -9178,7 +8773,7 @@
         <w:rPr>
           <w:lang w:val="de-DE"/>
         </w:rPr>
-        <w:t>Nach der jahresspezifischen Bereinigung werden die Aggregationsschlüssel aus 2021, 2025, Gebietsänderungen und validierten Restfällen gemeinsam als Komponenten geschlossen. Ein Lookup ordnet jedem einzelnen Gemeindeschlüssel genau einen finalen Schlüssel zu. Der erste zentrale Check verlangt, dass kein Gemeindeschlüssel mehreren finalen Komponenten angehört. Ein zweiter Check verlangt, dass jeder vorläufige Schlüssel vollständig auf eine finale Komponente abgebildet werden kann.</w:t>
+        <w:t>Das Gebietsänderungsmapping wird in einem eigenen Skript erzeugt und als RDS-Datei gespeichert. Das Wahldatenmapping liest diese Datei ein und nimmt ihre Komponenten neben die wahlorganisatorischen Verbindungen. Dadurch ist die Gebietslogik an einer Stelle definiert und kann ebenso bei der Aggregation der Strukturmerkmale verwendet werden. Mehrjährige Änderungsketten werden wiederum transitiv geschlossen.</w:t>
       </w:r>
     </w:p>
     <w:p>
@@ -9194,7 +8789,7 @@
         <w:rPr>
           <w:lang w:val="de-DE"/>
         </w:rPr>
-        <w:t>Anschließend werden die vorläufigen Schlüssel beider Jahre durch die finalen Schlüssel ersetzt. Die früher verwendete Löschlogik für Gemeinden, die scheinbar nur in einem Jahr vorkamen, wurde entfernt. Ein solcher Unterschied ist gerade ein Signal, das durch Gebietsänderung, Einschlussausweisung oder Wahlorganisation erklärt werden muss; das Löschen würde Stimmen aus der Analyse entfernen und Vergleichbarkeit nur scheinbar herstellen. Nach der Harmonisierung werden die Mengen der finalen Schlüssel beider Wahljahre direkt verglichen.</w:t>
+        <w:t>Bei Aufteilungen ist besondere Vorsicht nötig. Ist eine frühere Gemeinde auf mehrere Nachfolger verteilt, können die alten Wahlergebnisse nicht nachträglich ohne Zusatzinformationen aufgeteilt werden. Alle Nachfolger und der Vorgänger werden deshalb gemeinsam betrachtet. Bei Fusionen gilt dieselbe Logik in umgekehrter Richtung. Das finale Gebiet entspricht nicht zwingend einer heutigen Verwaltungseinheit, sondern einer speziell für den Zeitvergleich konstruierten Analyseeinheit.</w:t>
       </w:r>
     </w:p>
     <w:p>
@@ -9204,14 +8799,14 @@
           <w:lang w:val="de-DE"/>
         </w:rPr>
       </w:pPr>
-      <w:bookmarkStart w:id="29" w:name="_Toc238311835"/>
-      <w:r>
-        <w:rPr>
-          <w:lang w:val="de-DE"/>
-        </w:rPr>
-        <w:t>4.10 Aggregation der Wahlergebnisse und Konsistenzchecks</w:t>
-      </w:r>
-      <w:bookmarkEnd w:id="29"/>
+      <w:bookmarkStart w:id="28" w:name="_Toc238311834"/>
+      <w:r>
+        <w:rPr>
+          <w:lang w:val="de-DE"/>
+        </w:rPr>
+        <w:t>4.9 Harmonisierung der beiden Wahljahre</w:t>
+      </w:r>
+      <w:bookmarkEnd w:id="28"/>
     </w:p>
     <w:p>
       <w:pPr>
@@ -9226,14 +8821,19 @@
         <w:rPr>
           <w:lang w:val="de-DE"/>
         </w:rPr>
-        <w:t xml:space="preserve">Erst nach Abschluss des Mappings werden alle Wahlzeilen nach Jahr und finalem Aggregationsschlüssel summiert. Wahlberechtigte werden nicht aus Briefwahlzeilen addiert, wenn sie dort mit null ausgewiesen sind; ihre Zahl ist bereits der Urnenwahl beziehungsweise dem Gesamtbezirk zugeordnet. Stimmen können dagegen in </w:t>
-      </w:r>
-      <w:r>
-        <w:rPr>
-          <w:lang w:val="de-DE"/>
-        </w:rPr>
-        <w:lastRenderedPageBreak/>
-        <w:t>Briefwahlzeilen positiv sein und werden vollständig einbezogen. Dieses Muster ist kein Widerspruch, sondern folgt der amtlichen Darstellungslogik.</w:t>
+        <w:t>Nach der jahresspezifischen Bereinigung werden die Aggregationsschlüssel aus 2021, 2025, Gebietsänderungen und validierten Restfällen gemeinsam als Komponenten geschlossen. Ein Lookup ordnet jedem einzelnen Gemeindeschlüssel genau einen finalen Schlüssel zu. Der erste zentrale Check verlangt, dass kein Gemeindeschlüssel mehreren finalen Komponenten angehört. Ein zweiter Check verlangt, dass jeder vorläufige Schlüssel vollständig auf eine finale</w:t>
+      </w:r>
+      <w:r>
+        <w:rPr>
+          <w:lang w:val="de-DE"/>
+        </w:rPr>
+        <w:t xml:space="preserve"> Aggregationseinheit</w:t>
+      </w:r>
+      <w:r>
+        <w:rPr>
+          <w:lang w:val="de-DE"/>
+        </w:rPr>
+        <w:t xml:space="preserve"> abgebildet werden kann.</w:t>
       </w:r>
     </w:p>
     <w:p>
@@ -9249,7 +8849,26 @@
         <w:rPr>
           <w:lang w:val="de-DE"/>
         </w:rPr>
-        <w:t>Die Pipeline prüft fehlende Mappings, Mehrfachzuordnungen, Schlüsselgleichheit zwischen den Jahren, Summengleichheit vor und nach Aggregation sowie die Übereinstimmung von gültigen, ungültigen und abgegebenen Stimmen. Zusätzlich werden auffällige absolute und relative Veränderungen der Wahlberechtigten je Aggregationseinheit deskriptiv untersucht. Solche Veränderungen müssen nicht auf einen Fehler hinweisen, können aber auf Gebiets- oder Ausweisungsprobleme aufmerksam machen. Die bereinigten Wahldaten und das finale Mapping werden ausschließlich als RDS gespeichert, sodass Datentypen und verschachtelte Objekte ohne Informationsverlust erhalten bleiben.</w:t>
+        <w:t>Anschließend werden die vorläufigen Schlüssel beider Jahre durch die finalen Schlüssel ersetzt. Ein Unterschied</w:t>
+      </w:r>
+      <w:r>
+        <w:rPr>
+          <w:lang w:val="de-DE"/>
+        </w:rPr>
+        <w:t xml:space="preserve"> in den Gemeinden zwischen den Jahren</w:t>
+      </w:r>
+      <w:r>
+        <w:rPr>
+          <w:lang w:val="de-DE"/>
+        </w:rPr>
+        <w:t xml:space="preserve"> ist ein Signal, das durch Gebietsänderung, Einschlussausweisung oder Wahlorganisation erklärt werden muss; das Löschen würde Stimmen aus der Analyse entfernen und Vergleichbarkeit nur scheinbar </w:t>
+      </w:r>
+      <w:r>
+        <w:rPr>
+          <w:lang w:val="de-DE"/>
+        </w:rPr>
+        <w:lastRenderedPageBreak/>
+        <w:t>herstellen. Nach der Harmonisierung werden die Mengen der finalen Schlüssel beider Wahljahre direkt verglichen.</w:t>
       </w:r>
     </w:p>
     <w:p>
@@ -9259,14 +8878,14 @@
           <w:lang w:val="de-DE"/>
         </w:rPr>
       </w:pPr>
-      <w:bookmarkStart w:id="30" w:name="_Toc238311836"/>
-      <w:r>
-        <w:rPr>
-          <w:lang w:val="de-DE"/>
-        </w:rPr>
-        <w:t>4.11 Warum möglichst kleine räumliche Einheiten angestrebt werden</w:t>
-      </w:r>
-      <w:bookmarkEnd w:id="30"/>
+      <w:bookmarkStart w:id="29" w:name="_Toc238311835"/>
+      <w:r>
+        <w:rPr>
+          <w:lang w:val="de-DE"/>
+        </w:rPr>
+        <w:t>4.10 Aggregation der Wahlergebnisse und Konsistenzchecks</w:t>
+      </w:r>
+      <w:bookmarkEnd w:id="29"/>
     </w:p>
     <w:p>
       <w:pPr>
@@ -9281,6 +8900,54 @@
         <w:rPr>
           <w:lang w:val="de-DE"/>
         </w:rPr>
+        <w:t>Erst nach Abschluss des Mappings werden alle Wahlzeilen nach Jahr und finalem Aggregationsschlüssel summiert. Wahlberechtigte werden nicht aus Briefwahlzeilen addiert, wenn sie dort mit null ausgewiesen sind; ihre Zahl ist bereits der Urnenwahl beziehungsweise dem Gesamtbezirk zugeordnet. Stimmen können dagegen in Briefwahlzeilen positiv sein und werden vollständig einbezogen. Dieses Muster ist kein Widerspruch, sondern folgt der amtlichen Darstellungslogik.</w:t>
+      </w:r>
+    </w:p>
+    <w:p>
+      <w:pPr>
+        <w:spacing w:after="120" w:line="360" w:lineRule="auto"/>
+        <w:ind w:firstLine="283"/>
+        <w:jc w:val="both"/>
+        <w:rPr>
+          <w:lang w:val="de-DE"/>
+        </w:rPr>
+      </w:pPr>
+      <w:r>
+        <w:rPr>
+          <w:lang w:val="de-DE"/>
+        </w:rPr>
+        <w:t>Die Pipeline prüft fehlende Mappings, Mehrfachzuordnungen, Schlüsselgleichheit zwischen den Jahren, Summengleichheit vor und nach Aggregation sowie die Übereinstimmung von gültigen, ungültigen und abgegebenen Stimmen. Zusätzlich werden auffällige absolute und relative Veränderungen der Wahlberechtigten je Aggregationseinheit deskriptiv untersucht. Solche Veränderungen müssen nicht auf einen Fehler hinweisen, können aber auf Gebiets- oder Ausweisungsprobleme aufmerksam machen. Die bereinigten Wahldaten und das finale Mapping werden ausschließlich als RDS gespeichert, sodass Datentypen und verschachtelte Objekte ohne Informationsverlust erhalten bleiben.</w:t>
+      </w:r>
+    </w:p>
+    <w:p>
+      <w:pPr>
+        <w:pStyle w:val="berschrift2"/>
+        <w:rPr>
+          <w:lang w:val="de-DE"/>
+        </w:rPr>
+      </w:pPr>
+      <w:bookmarkStart w:id="30" w:name="_Toc238311836"/>
+      <w:r>
+        <w:rPr>
+          <w:lang w:val="de-DE"/>
+        </w:rPr>
+        <w:t>4.11 Warum möglichst kleine räumliche Einheiten angestrebt werden</w:t>
+      </w:r>
+      <w:bookmarkEnd w:id="30"/>
+    </w:p>
+    <w:p>
+      <w:pPr>
+        <w:spacing w:after="120" w:line="360" w:lineRule="auto"/>
+        <w:ind w:firstLine="283"/>
+        <w:jc w:val="both"/>
+        <w:rPr>
+          <w:lang w:val="de-DE"/>
+        </w:rPr>
+      </w:pPr>
+      <w:r>
+        <w:rPr>
+          <w:lang w:val="de-DE"/>
+        </w:rPr>
         <w:t>Kleine Einheiten erhöhen die Zahl unterschiedlicher Randverteilungen und können dadurch mehr Information über Übergangsmuster liefern. Sie reduzieren zugleich die interne Heterogenität, die bei großen Landkreisen oder Bundesländern verdeckt bliebe. Die kleinstmögliche Einheit ist jedoch nicht automatisch die beste. Sehr kleine Einheiten besitzen hohe Zufallsschwankungen, und Wahlgeheimnisregeln erzwingen gerade dort gemeinsame Auszählungen. Die gewählte Harmonisierung folgt deshalb dem Prinzip: so klein wie mit den tatsächlich ausgewiesenen Ergebnissen vereinbar, aber nie kleiner als die beobachtbare gemeinsame Auszählungseinheit.</w:t>
       </w:r>
     </w:p>
@@ -9297,17 +8964,9 @@
           <w:lang w:val="de-DE"/>
         </w:rPr>
         <w:lastRenderedPageBreak/>
-        <w:t xml:space="preserve">5 Aufbereitung der Eingaben für </w:t>
-      </w:r>
-      <w:proofErr w:type="spellStart"/>
-      <w:r>
-        <w:rPr>
-          <w:lang w:val="de-DE"/>
-        </w:rPr>
-        <w:t>nslphom</w:t>
+        <w:t>5 Aufbereitung der Eingaben für nslphom</w:t>
       </w:r>
       <w:bookmarkEnd w:id="31"/>
-      <w:proofErr w:type="spellEnd"/>
     </w:p>
     <w:p>
       <w:pPr>
@@ -9421,7 +9080,6 @@
             <w:vAlign w:val="center"/>
           </w:tcPr>
           <w:p>
-            <w:proofErr w:type="spellStart"/>
             <w:r>
               <w:rPr>
                 <w:b/>
@@ -9429,7 +9087,6 @@
               </w:rPr>
               <w:t>Kategorie</w:t>
             </w:r>
-            <w:proofErr w:type="spellEnd"/>
           </w:p>
         </w:tc>
         <w:tc>
@@ -9445,27 +9102,40 @@
             <w:vAlign w:val="center"/>
           </w:tcPr>
           <w:p>
-            <w:proofErr w:type="spellStart"/>
             <w:r>
               <w:rPr>
                 <w:b/>
                 <w:sz w:val="18"/>
               </w:rPr>
-              <w:t>Anteil</w:t>
-            </w:r>
-            <w:proofErr w:type="spellEnd"/>
+              <w:t>Anteil 2021</w:t>
+            </w:r>
+          </w:p>
+        </w:tc>
+        <w:tc>
+          <w:tcPr>
+            <w:tcW w:w="1701" w:type="dxa"/>
+            <w:shd w:val="clear" w:color="auto" w:fill="D9E2F3"/>
+            <w:tcMar>
+              <w:top w:w="80" w:type="dxa"/>
+              <w:left w:w="90" w:type="dxa"/>
+              <w:bottom w:w="80" w:type="dxa"/>
+              <w:right w:w="90" w:type="dxa"/>
+            </w:tcMar>
+            <w:vAlign w:val="center"/>
+          </w:tcPr>
+          <w:p>
             <w:r>
               <w:rPr>
                 <w:b/>
                 <w:sz w:val="18"/>
               </w:rPr>
-              <w:t xml:space="preserve"> 2021</w:t>
-            </w:r>
-          </w:p>
-        </w:tc>
-        <w:tc>
-          <w:tcPr>
-            <w:tcW w:w="1701" w:type="dxa"/>
+              <w:t>Anteil 2025</w:t>
+            </w:r>
+          </w:p>
+        </w:tc>
+        <w:tc>
+          <w:tcPr>
+            <w:tcW w:w="3458" w:type="dxa"/>
             <w:shd w:val="clear" w:color="auto" w:fill="D9E2F3"/>
             <w:tcMar>
               <w:top w:w="80" w:type="dxa"/>
@@ -9476,46 +9146,13 @@
             <w:vAlign w:val="center"/>
           </w:tcPr>
           <w:p>
-            <w:proofErr w:type="spellStart"/>
             <w:r>
               <w:rPr>
                 <w:b/>
                 <w:sz w:val="18"/>
               </w:rPr>
-              <w:t>Anteil</w:t>
-            </w:r>
-            <w:proofErr w:type="spellEnd"/>
-            <w:r>
-              <w:rPr>
-                <w:b/>
-                <w:sz w:val="18"/>
-              </w:rPr>
-              <w:t xml:space="preserve"> 2025</w:t>
-            </w:r>
-          </w:p>
-        </w:tc>
-        <w:tc>
-          <w:tcPr>
-            <w:tcW w:w="3458" w:type="dxa"/>
-            <w:shd w:val="clear" w:color="auto" w:fill="D9E2F3"/>
-            <w:tcMar>
-              <w:top w:w="80" w:type="dxa"/>
-              <w:left w:w="90" w:type="dxa"/>
-              <w:bottom w:w="80" w:type="dxa"/>
-              <w:right w:w="90" w:type="dxa"/>
-            </w:tcMar>
-            <w:vAlign w:val="center"/>
-          </w:tcPr>
-          <w:p>
-            <w:proofErr w:type="spellStart"/>
-            <w:r>
-              <w:rPr>
-                <w:b/>
-                <w:sz w:val="18"/>
-              </w:rPr>
               <w:t>Behandlung</w:t>
             </w:r>
-            <w:proofErr w:type="spellEnd"/>
           </w:p>
         </w:tc>
       </w:tr>
@@ -9534,14 +9171,12 @@
             </w:tcMar>
           </w:tcPr>
           <w:p>
-            <w:proofErr w:type="spellStart"/>
             <w:r>
               <w:rPr>
                 <w:sz w:val="18"/>
               </w:rPr>
               <w:t>AfD</w:t>
             </w:r>
-            <w:proofErr w:type="spellEnd"/>
           </w:p>
         </w:tc>
         <w:tc>
@@ -9597,16 +9232,8 @@
               <w:rPr>
                 <w:sz w:val="18"/>
               </w:rPr>
-              <w:t xml:space="preserve">separate </w:t>
-            </w:r>
-            <w:proofErr w:type="spellStart"/>
-            <w:r>
-              <w:rPr>
-                <w:sz w:val="18"/>
-              </w:rPr>
-              <w:t>Kategorie</w:t>
-            </w:r>
-            <w:proofErr w:type="spellEnd"/>
+              <w:t>separate Kategorie</w:t>
+            </w:r>
           </w:p>
         </w:tc>
       </w:tr>
@@ -9690,16 +9317,8 @@
               <w:rPr>
                 <w:sz w:val="18"/>
               </w:rPr>
-              <w:t xml:space="preserve">separate </w:t>
-            </w:r>
-            <w:proofErr w:type="spellStart"/>
-            <w:r>
-              <w:rPr>
-                <w:sz w:val="18"/>
-              </w:rPr>
-              <w:t>Kategorie</w:t>
-            </w:r>
-            <w:proofErr w:type="spellEnd"/>
+              <w:t>separate Kategorie</w:t>
+            </w:r>
           </w:p>
         </w:tc>
       </w:tr>
@@ -9779,16 +9398,8 @@
               <w:rPr>
                 <w:sz w:val="18"/>
               </w:rPr>
-              <w:t xml:space="preserve">separate </w:t>
-            </w:r>
-            <w:proofErr w:type="spellStart"/>
-            <w:r>
-              <w:rPr>
-                <w:sz w:val="18"/>
-              </w:rPr>
-              <w:t>Kategorie</w:t>
-            </w:r>
-            <w:proofErr w:type="spellEnd"/>
+              <w:t>separate Kategorie</w:t>
+            </w:r>
           </w:p>
         </w:tc>
       </w:tr>
@@ -9872,16 +9483,8 @@
               <w:rPr>
                 <w:sz w:val="18"/>
               </w:rPr>
-              <w:t xml:space="preserve">separate </w:t>
-            </w:r>
-            <w:proofErr w:type="spellStart"/>
-            <w:r>
-              <w:rPr>
-                <w:sz w:val="18"/>
-              </w:rPr>
-              <w:t>Kategorie</w:t>
-            </w:r>
-            <w:proofErr w:type="spellEnd"/>
+              <w:t>separate Kategorie</w:t>
+            </w:r>
           </w:p>
         </w:tc>
       </w:tr>
@@ -10183,21 +9786,7 @@
         <w:rPr>
           <w:lang w:val="de-DE"/>
         </w:rPr>
-        <w:t xml:space="preserve">CDU und CSU treten regional getrennt an, bilden im Bundestag aber eine gemeinsame Fraktion und sind in keiner Aggregationseinheit echte konkurrierende Kategorien. Beide Parteibezeichnungen werden daher zunächst auf „Union“ </w:t>
-      </w:r>
-      <w:proofErr w:type="spellStart"/>
-      <w:r>
-        <w:rPr>
-          <w:lang w:val="de-DE"/>
-        </w:rPr>
-        <w:t>recodiert</w:t>
-      </w:r>
-      <w:proofErr w:type="spellEnd"/>
-      <w:r>
-        <w:rPr>
-          <w:lang w:val="de-DE"/>
-        </w:rPr>
-        <w:t xml:space="preserve"> und anschließend nach Aggregationsschlüssel und Kategorie summiert. Das bloße Umbenennen wäre ohne diese Summierung nicht ausreichend, weil bei späteren Bind- oder Pivot-Operationen doppelte Kategorien entstehen könnten.</w:t>
+        <w:t>CDU und CSU treten regional getrennt an, bilden im Bundestag aber eine gemeinsame Fraktion und sind in keiner Aggregationseinheit echte konkurrierende Kategorien. Beide Parteibezeichnungen werden daher zunächst auf „Union“ recodiert und anschließend nach Aggregationsschlüssel und Kategorie summiert. Das bloße Umbenennen wäre ohne diese Summierung nicht ausreichend, weil bei späteren Bind- oder Pivot-Operationen doppelte Kategorien entstehen könnten.</w:t>
       </w:r>
     </w:p>
     <w:p>
@@ -10257,47 +9846,11 @@
           <w:lang w:val="de-DE"/>
         </w:rPr>
       </w:pPr>
-      <w:proofErr w:type="spellStart"/>
-      <w:r>
-        <w:rPr>
-          <w:lang w:val="de-DE"/>
-        </w:rPr>
-        <w:t>nslphom</w:t>
-      </w:r>
-      <w:proofErr w:type="spellEnd"/>
-      <w:r>
-        <w:rPr>
-          <w:lang w:val="de-DE"/>
-        </w:rPr>
-        <w:t xml:space="preserve"> benötigt für jede Einheit identische Gesamtsummen in Ausgangs- und </w:t>
-      </w:r>
-      <w:proofErr w:type="spellStart"/>
-      <w:r>
-        <w:rPr>
-          <w:lang w:val="de-DE"/>
-        </w:rPr>
-        <w:t>Zielwahl</w:t>
-      </w:r>
-      <w:proofErr w:type="spellEnd"/>
-      <w:r>
-        <w:rPr>
-          <w:lang w:val="de-DE"/>
-        </w:rPr>
-        <w:t xml:space="preserve">, wenn Zu- und Abgänge nicht als zusätzliche Kategorien modelliert werden. Die </w:t>
-      </w:r>
-      <w:proofErr w:type="spellStart"/>
-      <w:r>
-        <w:rPr>
-          <w:lang w:val="de-DE"/>
-        </w:rPr>
-        <w:t>Wahlberechtigtenzahl</w:t>
-      </w:r>
-      <w:proofErr w:type="spellEnd"/>
-      <w:r>
-        <w:rPr>
-          <w:lang w:val="de-DE"/>
-        </w:rPr>
-        <w:t xml:space="preserve"> kann zwischen 2021 und 2025 durch Volljährigkeit, Sterbefälle, Umzüge oder Registeränderungen schwanken. Um keine siebte Kategorie für neue und weggefallene Wahlberechtigte zu schätzen, werden alle sechs Werte von 2025 innerhalb jeder Einheit proportional mit dem Faktor Gesamt_2021 geteilt durch Gesamt_2025 skaliert. Hat eine Einheit 2021 beispielsweise 25 und 2025 23 Wahlberechtigte, wird jede Zielkategorie mit 25/23 multipliziert.</w:t>
+      <w:r>
+        <w:rPr>
+          <w:lang w:val="de-DE"/>
+        </w:rPr>
+        <w:t>nslphom benötigt für jede Einheit identische Gesamtsummen in Ausgangs- und Zielwahl, wenn Zu- und Abgänge nicht als zusätzliche Kategorien modelliert werden. Die Wahlberechtigtenzahl kann zwischen 2021 und 2025 durch Volljährigkeit, Sterbefälle, Umzüge oder Registeränderungen schwanken. Um keine siebte Kategorie für neue und weggefallene Wahlberechtigte zu schätzen, werden alle sechs Werte von 2025 innerhalb jeder Einheit proportional mit dem Faktor Gesamt_2021 geteilt durch Gesamt_2025 skaliert. Hat eine Einheit 2021 beispielsweise 25 und 2025 23 Wahlberechtigte, wird jede Zielkategorie mit 25/23 multipliziert.</w:t>
       </w:r>
     </w:p>
     <w:p>
@@ -10313,35 +9866,7 @@
         <w:rPr>
           <w:lang w:val="de-DE"/>
         </w:rPr>
-        <w:t xml:space="preserve">Die Skalierung erhält die relativen Anteile von 2025, verändert aber ihre absoluten Modellzahlen. Übergänge beziehen sich damit auf eine standardisierte Kohorte gleicher Größe und nicht auf eine tatsächliche Personenbilanz. Zuzug, Wegzug, </w:t>
-      </w:r>
-      <w:proofErr w:type="spellStart"/>
-      <w:r>
-        <w:rPr>
-          <w:lang w:val="de-DE"/>
-        </w:rPr>
-        <w:t>Erstwahl</w:t>
-      </w:r>
-      <w:proofErr w:type="spellEnd"/>
-      <w:r>
-        <w:rPr>
-          <w:lang w:val="de-DE"/>
-        </w:rPr>
-        <w:t xml:space="preserve"> und Tod werden nicht als eigene Prozesse identifiziert. Diese Vereinfachung reduziert Matrixdimension und Arbeitsspeicherbedarf, muss aber bei der Interpretation besonders der </w:t>
-      </w:r>
-      <w:proofErr w:type="spellStart"/>
-      <w:r>
-        <w:rPr>
-          <w:lang w:val="de-DE"/>
-        </w:rPr>
-        <w:t>Nichtwählendenzuflüsse</w:t>
-      </w:r>
-      <w:proofErr w:type="spellEnd"/>
-      <w:r>
-        <w:rPr>
-          <w:lang w:val="de-DE"/>
-        </w:rPr>
-        <w:t xml:space="preserve"> berücksichtigt werden.</w:t>
+        <w:t>Die Skalierung erhält die relativen Anteile von 2025, verändert aber ihre absoluten Modellzahlen. Übergänge beziehen sich damit auf eine standardisierte Kohorte gleicher Größe und nicht auf eine tatsächliche Personenbilanz. Zuzug, Wegzug, Erstwahl und Tod werden nicht als eigene Prozesse identifiziert. Diese Vereinfachung reduziert Matrixdimension und Arbeitsspeicherbedarf, muss aber bei der Interpretation besonders der Nichtwählendenzuflüsse berücksichtigt werden.</w:t>
       </w:r>
     </w:p>
     <w:p>
@@ -10390,17 +9915,9 @@
           <w:lang w:val="de-DE"/>
         </w:rPr>
         <w:lastRenderedPageBreak/>
-        <w:t xml:space="preserve">6 Ökologische Inferenz mit </w:t>
-      </w:r>
-      <w:proofErr w:type="spellStart"/>
-      <w:r>
-        <w:rPr>
-          <w:lang w:val="de-DE"/>
-        </w:rPr>
-        <w:t>nslphom</w:t>
+        <w:t>6 Ökologische Inferenz mit nslphom</w:t>
       </w:r>
       <w:bookmarkEnd w:id="38"/>
-      <w:proofErr w:type="spellEnd"/>
     </w:p>
     <w:p>
       <w:pPr>
@@ -10431,21 +9948,7 @@
         <w:rPr>
           <w:lang w:val="de-DE"/>
         </w:rPr>
-        <w:t xml:space="preserve">Für J Herkunfts- und K Zielkategorien enthält jede lokale Tabelle J mal K unbekannte Zellen, während nur J Zeilen- und K Spaltensummen beobachtet werden. Bei sechs Kategorien sind 36 Zellen je Einheit zu bestimmen. Selbst unter Berücksichtigung der redundanten Gesamtsumme bleiben wesentlich mehr Unbekannte als unabhängige Randbedingungen. Die Lösung kann deshalb nicht allein aus einer einzelnen Einheit gewonnen werden. </w:t>
-      </w:r>
-      <w:proofErr w:type="spellStart"/>
-      <w:r>
-        <w:rPr>
-          <w:lang w:val="de-DE"/>
-        </w:rPr>
-        <w:t>nslphom</w:t>
-      </w:r>
-      <w:proofErr w:type="spellEnd"/>
-      <w:r>
-        <w:rPr>
-          <w:lang w:val="de-DE"/>
-        </w:rPr>
-        <w:t xml:space="preserve"> nutzt die Gesamtheit der Einheiten und eine globale Übergangsstruktur, um eine zulässige lokale Tabelle auszuwählen.</w:t>
+        <w:t>Für J Herkunfts- und K Zielkategorien enthält jede lokale Tabelle J mal K unbekannte Zellen, während nur J Zeilen- und K Spaltensummen beobachtet werden. Bei sechs Kategorien sind 36 Zellen je Einheit zu bestimmen. Selbst unter Berücksichtigung der redundanten Gesamtsumme bleiben wesentlich mehr Unbekannte als unabhängige Randbedingungen. Die Lösung kann deshalb nicht allein aus einer einzelnen Einheit gewonnen werden. nslphom nutzt die Gesamtheit der Einheiten und eine globale Übergangsstruktur, um eine zulässige lokale Tabelle auszuwählen.</w:t>
       </w:r>
     </w:p>
     <w:p>
@@ -10477,21 +9980,7 @@
         <w:rPr>
           <w:lang w:val="de-DE"/>
         </w:rPr>
-        <w:t xml:space="preserve">Der Algorithmus beginnt mit einer globalen Übergangsmatrix. Für jede Einheit wird anschließend eine lokale Tabelle gesucht, die ihre beobachteten Randverteilungen exakt reproduziert und zugleich möglichst nahe an der globalen Struktur liegt. Die Abweichung wird über linearisierte absolute Distanzen mit </w:t>
-      </w:r>
-      <w:proofErr w:type="spellStart"/>
-      <w:r>
-        <w:rPr>
-          <w:lang w:val="de-DE"/>
-        </w:rPr>
-        <w:t>Slackvariablen</w:t>
-      </w:r>
-      <w:proofErr w:type="spellEnd"/>
-      <w:r>
-        <w:rPr>
-          <w:lang w:val="de-DE"/>
-        </w:rPr>
-        <w:t xml:space="preserve"> formuliert. Positive und negative Abweichung erhalten getrennte nichtnegative Variablen, sodass ihr Betrag als Summe in die Zielfunktion eingeht. Die lokalen Tabellen werden danach über alle Einheiten aggregiert und liefern eine aktualisierte globale Matrix. Dieser Wechsel wird bis zur gewählten Iterationsgrenze wiederholt.</w:t>
+        <w:t>Der Algorithmus beginnt mit einer globalen Übergangsmatrix. Für jede Einheit wird anschließend eine lokale Tabelle gesucht, die ihre beobachteten Randverteilungen exakt reproduziert und zugleich möglichst nahe an der globalen Struktur liegt. Die Abweichung wird über linearisierte absolute Distanzen mit Slackvariablen formuliert. Positive und negative Abweichung erhalten getrennte nichtnegative Variablen, sodass ihr Betrag als Summe in die Zielfunktion eingeht. Die lokalen Tabellen werden danach über alle Einheiten aggregiert und liefern eine aktualisierte globale Matrix. Dieser Wechsel wird bis zur gewählten Iterationsgrenze wiederholt.</w:t>
       </w:r>
     </w:p>
     <w:p>
@@ -10507,49 +9996,7 @@
         <w:rPr>
           <w:lang w:val="de-DE"/>
         </w:rPr>
-        <w:t xml:space="preserve">Die Randbedingungen besitzen die Form A x = b. Der Vektor b, im Code </w:t>
-      </w:r>
-      <w:proofErr w:type="spellStart"/>
-      <w:r>
-        <w:rPr>
-          <w:lang w:val="de-DE"/>
-        </w:rPr>
-        <w:t>rhs</w:t>
-      </w:r>
-      <w:proofErr w:type="spellEnd"/>
-      <w:r>
-        <w:rPr>
-          <w:lang w:val="de-DE"/>
-        </w:rPr>
-        <w:t xml:space="preserve">, enthält nicht überall den Wert eins, sondern die beobachteten Zeilen- und Spaltensummen sowie Normierungsbedingungen. In OSQP werden Gleichheitsbedingungen durch identische untere und obere Grenzen l = </w:t>
-      </w:r>
-      <w:proofErr w:type="spellStart"/>
-      <w:r>
-        <w:rPr>
-          <w:lang w:val="de-DE"/>
-        </w:rPr>
-        <w:t>rhs</w:t>
-      </w:r>
-      <w:proofErr w:type="spellEnd"/>
-      <w:r>
-        <w:rPr>
-          <w:lang w:val="de-DE"/>
-        </w:rPr>
-        <w:t xml:space="preserve"> und u = </w:t>
-      </w:r>
-      <w:proofErr w:type="spellStart"/>
-      <w:r>
-        <w:rPr>
-          <w:lang w:val="de-DE"/>
-        </w:rPr>
-        <w:t>rhs</w:t>
-      </w:r>
-      <w:proofErr w:type="spellEnd"/>
-      <w:r>
-        <w:rPr>
-          <w:lang w:val="de-DE"/>
-        </w:rPr>
-        <w:t xml:space="preserve"> ausgedrückt. Die Zeilensummen einer Wahrscheinlichkeitsmatrix werden zwar auf eins normiert; die zugrunde liegenden absoluten lokalen Tabellen müssen jedoch die konkreten Stimmenzahlen reproduzieren.</w:t>
+        <w:t>Die Randbedingungen besitzen die Form A x = b. Der Vektor b, im Code rhs, enthält nicht überall den Wert eins, sondern die beobachteten Zeilen- und Spaltensummen sowie Normierungsbedingungen. In OSQP werden Gleichheitsbedingungen durch identische untere und obere Grenzen l = rhs und u = rhs ausgedrückt. Die Zeilensummen einer Wahrscheinlichkeitsmatrix werden zwar auf eins normiert; die zugrunde liegenden absoluten lokalen Tabellen müssen jedoch die konkreten Stimmenzahlen reproduzieren.</w:t>
       </w:r>
     </w:p>
     <w:p>
@@ -10581,49 +10028,7 @@
         <w:rPr>
           <w:lang w:val="de-DE"/>
         </w:rPr>
-        <w:t xml:space="preserve">OSQP löst konvexe quadratische Programme der Form ein Halb </w:t>
-      </w:r>
-      <w:proofErr w:type="spellStart"/>
-      <w:r>
-        <w:rPr>
-          <w:lang w:val="de-DE"/>
-        </w:rPr>
-        <w:t>x'Px</w:t>
-      </w:r>
-      <w:proofErr w:type="spellEnd"/>
-      <w:r>
-        <w:rPr>
-          <w:lang w:val="de-DE"/>
-        </w:rPr>
-        <w:t xml:space="preserve"> plus </w:t>
-      </w:r>
-      <w:proofErr w:type="spellStart"/>
-      <w:r>
-        <w:rPr>
-          <w:lang w:val="de-DE"/>
-        </w:rPr>
-        <w:t>q'x</w:t>
-      </w:r>
-      <w:proofErr w:type="spellEnd"/>
-      <w:r>
-        <w:rPr>
-          <w:lang w:val="de-DE"/>
-        </w:rPr>
-        <w:t xml:space="preserve"> unter linearen Nebenbedingungen. Ein lineares Programm ist der Sonderfall P = 0. Damit kann das globale </w:t>
-      </w:r>
-      <w:proofErr w:type="spellStart"/>
-      <w:r>
-        <w:rPr>
-          <w:lang w:val="de-DE"/>
-        </w:rPr>
-        <w:t>nslphom</w:t>
-      </w:r>
-      <w:proofErr w:type="spellEnd"/>
-      <w:r>
-        <w:rPr>
-          <w:lang w:val="de-DE"/>
-        </w:rPr>
-        <w:t xml:space="preserve">-Startproblem ohne künstlichen quadratischen Term formuliert werden. Die Implementierung baut die Zielfunktion und Nebenbedingungen als dünn besetzte Matrizen auf. Das ist für mehrere Tausend Einheiten wesentlich speichereffizienter als eine </w:t>
+        <w:t xml:space="preserve">OSQP löst konvexe quadratische Programme der Form ein Halb x'Px plus q'x unter linearen Nebenbedingungen. Ein lineares Programm ist der Sonderfall P = 0. Damit kann das globale nslphom-Startproblem ohne künstlichen quadratischen Term formuliert werden. Die Implementierung baut die Zielfunktion und Nebenbedingungen als dünn besetzte Matrizen auf. Das ist für mehrere Tausend Einheiten wesentlich speichereffizienter als eine </w:t>
       </w:r>
       <w:r>
         <w:rPr>
@@ -10646,35 +10051,7 @@
         <w:rPr>
           <w:lang w:val="de-DE"/>
         </w:rPr>
-        <w:t xml:space="preserve">Der im Projekt verwendete Weg ist ein hybrides Verfahren. Die globale Start- und Aktualisierungslösung wird mit OSQP berechnet, die lokalen linearen Tabellenprobleme werden weiterhin mit </w:t>
-      </w:r>
-      <w:proofErr w:type="spellStart"/>
-      <w:r>
-        <w:rPr>
-          <w:lang w:val="de-DE"/>
-        </w:rPr>
-        <w:t>lp_solve</w:t>
-      </w:r>
-      <w:proofErr w:type="spellEnd"/>
-      <w:r>
-        <w:rPr>
-          <w:lang w:val="de-DE"/>
-        </w:rPr>
-        <w:t xml:space="preserve"> gelöst. Die </w:t>
-      </w:r>
-      <w:proofErr w:type="spellStart"/>
-      <w:r>
-        <w:rPr>
-          <w:lang w:val="de-DE"/>
-        </w:rPr>
-        <w:t>Solverbezeichnung</w:t>
-      </w:r>
-      <w:proofErr w:type="spellEnd"/>
-      <w:r>
-        <w:rPr>
-          <w:lang w:val="de-DE"/>
-        </w:rPr>
-        <w:t xml:space="preserve"> „OSQP“ meint daher nicht, dass jede Teilrechnung ausschließlich durch OSQP erfolgt. Ganzzahligkeit wird nicht erzwungen; durch Skalierung und gewichtete Kombination entstehen ohnehin kontinuierliche geschätzte Zellzahlen. Strukturzeros sind im eigenen globalen OSQP-Weg derzeit nicht implementiert. Für die sechs breit definierten Kategorien werden keine strukturell unmöglichen Übergänge vorgegeben.</w:t>
+        <w:t>Der im Projekt verwendete Weg ist ein hybrides Verfahren. Die globale Start- und Aktualisierungslösung wird mit OSQP berechnet, die lokalen linearen Tabellenprobleme werden weiterhin mit lp_solve gelöst. Die Solverbezeichnung „OSQP“ meint daher nicht, dass jede Teilrechnung ausschließlich durch OSQP erfolgt. Ganzzahligkeit wird nicht erzwungen; durch Skalierung und gewichtete Kombination entstehen ohnehin kontinuierliche geschätzte Zellzahlen. Strukturzeros sind im eigenen globalen OSQP-Weg derzeit nicht implementiert. Für die sechs breit definierten Kategorien werden keine strukturell unmöglichen Übergänge vorgegeben.</w:t>
       </w:r>
     </w:p>
     <w:p>
@@ -10706,49 +10083,7 @@
         <w:rPr>
           <w:lang w:val="de-DE"/>
         </w:rPr>
-        <w:t xml:space="preserve">Die Übergänge werden in beiden Richtungen geschätzt. Der erste Lauf behandelt 2021 als Ausgangs- und 2025 als </w:t>
-      </w:r>
-      <w:proofErr w:type="spellStart"/>
-      <w:r>
-        <w:rPr>
-          <w:lang w:val="de-DE"/>
-        </w:rPr>
-        <w:t>Zielwahl</w:t>
-      </w:r>
-      <w:proofErr w:type="spellEnd"/>
-      <w:r>
-        <w:rPr>
-          <w:lang w:val="de-DE"/>
-        </w:rPr>
-        <w:t xml:space="preserve">. Der zweite Lauf vertauscht die Wahlen; seine Matrix wird anschließend transponiert, sodass beide Ergebnisse dieselbe Orientierung besitzen. </w:t>
-      </w:r>
-      <w:proofErr w:type="spellStart"/>
-      <w:r>
-        <w:rPr>
-          <w:lang w:val="de-DE"/>
-        </w:rPr>
-        <w:t>nslphom_dual</w:t>
-      </w:r>
-      <w:proofErr w:type="spellEnd"/>
-      <w:r>
-        <w:rPr>
-          <w:lang w:val="de-DE"/>
-        </w:rPr>
-        <w:t xml:space="preserve"> bildet sowohl einen einfachen Mittelwert als auch eine anhand des inversen Heterogenitätsfehlers gewichtete Kombination. Die Hauptanalyse verwendet die gewichtete Matrix: Die Schätzrichtung mit geringerem </w:t>
-      </w:r>
-      <w:proofErr w:type="spellStart"/>
-      <w:r>
-        <w:rPr>
-          <w:lang w:val="de-DE"/>
-        </w:rPr>
-        <w:t>HETe</w:t>
-      </w:r>
-      <w:proofErr w:type="spellEnd"/>
-      <w:r>
-        <w:rPr>
-          <w:lang w:val="de-DE"/>
-        </w:rPr>
-        <w:t xml:space="preserve"> erhält ein höheres Gewicht, ohne die andere Richtung vollständig zu verwerfen.</w:t>
+        <w:t>Die Übergänge werden in beiden Richtungen geschätzt. Der erste Lauf behandelt 2021 als Ausgangs- und 2025 als Zielwahl. Der zweite Lauf vertauscht die Wahlen; seine Matrix wird anschließend transponiert, sodass beide Ergebnisse dieselbe Orientierung besitzen. nslphom_dual bildet sowohl einen einfachen Mittelwert als auch eine anhand des inversen Heterogenitätsfehlers gewichtete Kombination. Die Hauptanalyse verwendet die gewichtete Matrix: Die Schätzrichtung mit geringerem HETe erhält ein höheres Gewicht, ohne die andere Richtung vollständig zu verwerfen.</w:t>
       </w:r>
     </w:p>
     <w:p>
@@ -10779,17 +10114,9 @@
         <w:rPr>
           <w:lang w:val="de-DE"/>
         </w:rPr>
-        <w:t xml:space="preserve">6.5 Auswahl von </w:t>
-      </w:r>
-      <w:proofErr w:type="spellStart"/>
-      <w:r>
-        <w:rPr>
-          <w:lang w:val="de-DE"/>
-        </w:rPr>
-        <w:t>iter_max</w:t>
+        <w:t>6.5 Auswahl von iter_max</w:t>
       </w:r>
       <w:bookmarkEnd w:id="43"/>
-      <w:proofErr w:type="spellEnd"/>
     </w:p>
     <w:p>
       <w:pPr>
@@ -10804,63 +10131,7 @@
         <w:rPr>
           <w:lang w:val="de-DE"/>
         </w:rPr>
-        <w:t xml:space="preserve">Die Zahl der Iterationen wird nicht allein nach Rechenzeit festgelegt. Ein Diagnoseskript führt den Ost-Fit bis Iteration 100 aus und speichert </w:t>
-      </w:r>
-      <w:proofErr w:type="spellStart"/>
-      <w:r>
-        <w:rPr>
-          <w:lang w:val="de-DE"/>
-        </w:rPr>
-        <w:t>HETe</w:t>
-      </w:r>
-      <w:proofErr w:type="spellEnd"/>
-      <w:r>
-        <w:rPr>
-          <w:lang w:val="de-DE"/>
-        </w:rPr>
-        <w:t xml:space="preserve"> für jede Iteration und jede Schätzrichtung. Für jedes mögliche </w:t>
-      </w:r>
-      <w:proofErr w:type="spellStart"/>
-      <w:r>
-        <w:rPr>
-          <w:lang w:val="de-DE"/>
-        </w:rPr>
-        <w:t>iter_max</w:t>
-      </w:r>
-      <w:proofErr w:type="spellEnd"/>
-      <w:r>
-        <w:rPr>
-          <w:lang w:val="de-DE"/>
-        </w:rPr>
-        <w:t xml:space="preserve"> wird rekonstruiert, welche bis dahin beste Richtungslösung </w:t>
-      </w:r>
-      <w:proofErr w:type="spellStart"/>
-      <w:r>
-        <w:rPr>
-          <w:lang w:val="de-DE"/>
-        </w:rPr>
-        <w:t>nslphom_dual</w:t>
-      </w:r>
-      <w:proofErr w:type="spellEnd"/>
-      <w:r>
-        <w:rPr>
-          <w:lang w:val="de-DE"/>
-        </w:rPr>
-        <w:t xml:space="preserve"> auswählen würde und welcher </w:t>
-      </w:r>
-      <w:proofErr w:type="spellStart"/>
-      <w:r>
-        <w:rPr>
-          <w:lang w:val="de-DE"/>
-        </w:rPr>
-        <w:t>HETe</w:t>
-      </w:r>
-      <w:proofErr w:type="spellEnd"/>
-      <w:r>
-        <w:rPr>
-          <w:lang w:val="de-DE"/>
-        </w:rPr>
-        <w:t>-Wert sich für die kombinierte Matrix ergibt. Das Ergebnis entspricht damit einem separaten Lauf mit derselben Obergrenze, solange Initialisierung und Algorithmus deterministisch bleiben.</w:t>
+        <w:t>Die Zahl der Iterationen wird nicht allein nach Rechenzeit festgelegt. Ein Diagnoseskript führt den Ost-Fit bis Iteration 100 aus und speichert HETe für jede Iteration und jede Schätzrichtung. Für jedes mögliche iter_max wird rekonstruiert, welche bis dahin beste Richtungslösung nslphom_dual auswählen würde und welcher HETe-Wert sich für die kombinierte Matrix ergibt. Das Ergebnis entspricht damit einem separaten Lauf mit derselben Obergrenze, solange Initialisierung und Algorithmus deterministisch bleiben.</w:t>
       </w:r>
     </w:p>
     <w:p>
@@ -10922,35 +10193,7 @@
         <w:rPr>
           <w:lang w:val="de-DE"/>
         </w:rPr>
-        <w:t xml:space="preserve">Abbildung 1: </w:t>
-      </w:r>
-      <w:proofErr w:type="spellStart"/>
-      <w:r>
-        <w:rPr>
-          <w:lang w:val="de-DE"/>
-        </w:rPr>
-        <w:t>HETe</w:t>
-      </w:r>
-      <w:proofErr w:type="spellEnd"/>
-      <w:r>
-        <w:rPr>
-          <w:lang w:val="de-DE"/>
-        </w:rPr>
-        <w:t xml:space="preserve"> der dualen Ost-Schätzung nach Iteration und möglichem </w:t>
-      </w:r>
-      <w:proofErr w:type="spellStart"/>
-      <w:r>
-        <w:rPr>
-          <w:lang w:val="de-DE"/>
-        </w:rPr>
-        <w:t>iter_max</w:t>
-      </w:r>
-      <w:proofErr w:type="spellEnd"/>
-      <w:r>
-        <w:rPr>
-          <w:lang w:val="de-DE"/>
-        </w:rPr>
-        <w:t>. Die vertikale Linie markiert das Minimum des gewichteten Auswahlkriteriums. Quelle: eigene Berechnung.</w:t>
+        <w:t>Abbildung 1: HETe der dualen Ost-Schätzung nach Iteration und möglichem iter_max. Die vertikale Linie markiert das Minimum des gewichteten Auswahlkriteriums. Quelle: eigene Berechnung.</w:t>
       </w:r>
     </w:p>
     <w:p>
@@ -10966,63 +10209,7 @@
         <w:rPr>
           <w:lang w:val="de-DE"/>
         </w:rPr>
-        <w:t xml:space="preserve">Für den finalen Ost-Datensatz liegt das Minimum des gewichteten dualen </w:t>
-      </w:r>
-      <w:proofErr w:type="spellStart"/>
-      <w:r>
-        <w:rPr>
-          <w:lang w:val="de-DE"/>
-        </w:rPr>
-        <w:t>HETe</w:t>
-      </w:r>
-      <w:proofErr w:type="spellEnd"/>
-      <w:r>
-        <w:rPr>
-          <w:lang w:val="de-DE"/>
-        </w:rPr>
-        <w:t xml:space="preserve"> bei </w:t>
-      </w:r>
-      <w:proofErr w:type="spellStart"/>
-      <w:r>
-        <w:rPr>
-          <w:lang w:val="de-DE"/>
-        </w:rPr>
-        <w:t>iter_max</w:t>
-      </w:r>
-      <w:proofErr w:type="spellEnd"/>
-      <w:r>
-        <w:rPr>
-          <w:lang w:val="de-DE"/>
-        </w:rPr>
-        <w:t xml:space="preserve"> = 3. In dieser Kombination wird für die Richtung 2021 nach 2025 Iteration 3 und für die Gegenrichtung Iteration 2 verwendet. Ein höheres </w:t>
-      </w:r>
-      <w:proofErr w:type="spellStart"/>
-      <w:r>
-        <w:rPr>
-          <w:lang w:val="de-DE"/>
-        </w:rPr>
-        <w:t>iter_max</w:t>
-      </w:r>
-      <w:proofErr w:type="spellEnd"/>
-      <w:r>
-        <w:rPr>
-          <w:lang w:val="de-DE"/>
-        </w:rPr>
-        <w:t xml:space="preserve"> zwingt nicht beide Richtungen auf die letzte Iteration, sondern erweitert nur die Menge der auswählbaren Zwischenstände. Trotzdem steigt der </w:t>
-      </w:r>
-      <w:proofErr w:type="spellStart"/>
-      <w:r>
-        <w:rPr>
-          <w:lang w:val="de-DE"/>
-        </w:rPr>
-        <w:t>HETe</w:t>
-      </w:r>
-      <w:proofErr w:type="spellEnd"/>
-      <w:r>
-        <w:rPr>
-          <w:lang w:val="de-DE"/>
-        </w:rPr>
-        <w:t xml:space="preserve"> der kombinierten Kandidaten nach dem Minimum wieder, weil die jeweils neu gewählten Richtungs- und Kombinationslösungen nicht monoton besser werden. Der Standardwert der Hauptanalyse und des Bootstrap wird deshalb auf drei gesetzt.</w:t>
+        <w:t>Für den finalen Ost-Datensatz liegt das Minimum des gewichteten dualen HETe bei iter_max = 3. In dieser Kombination wird für die Richtung 2021 nach 2025 Iteration 3 und für die Gegenrichtung Iteration 2 verwendet. Ein höheres iter_max zwingt nicht beide Richtungen auf die letzte Iteration, sondern erweitert nur die Menge der auswählbaren Zwischenstände. Trotzdem steigt der HETe der kombinierten Kandidaten nach dem Minimum wieder, weil die jeweils neu gewählten Richtungs- und Kombinationslösungen nicht monoton besser werden. Der Standardwert der Hauptanalyse und des Bootstrap wird deshalb auf drei gesetzt.</w:t>
       </w:r>
     </w:p>
     <w:p>
@@ -11054,21 +10241,7 @@
         <w:rPr>
           <w:lang w:val="de-DE"/>
         </w:rPr>
-        <w:t xml:space="preserve">Der Ost-Fit speichert das vollständige Modellobjekt, die lokale Übergangstabelle im langen Format, eine breite Tabelle der lokalen Wahrscheinlichkeiten, die globale Matrix, </w:t>
-      </w:r>
-      <w:proofErr w:type="spellStart"/>
-      <w:r>
-        <w:rPr>
-          <w:lang w:val="de-DE"/>
-        </w:rPr>
-        <w:t>EHet</w:t>
-      </w:r>
-      <w:proofErr w:type="spellEnd"/>
-      <w:r>
-        <w:rPr>
-          <w:lang w:val="de-DE"/>
-        </w:rPr>
-        <w:t>, Einheitenschlüssel und Einstellungen. So können Regression, Visualisierung und Sensitivitätsanalyse ohne erneute Schätzung ausgeführt werden. Der Deutschlandfit liegt in einem getrennten Ausgabeordner und überschreibt den Ost-Fit nicht.</w:t>
+        <w:t>Der Ost-Fit speichert das vollständige Modellobjekt, die lokale Übergangstabelle im langen Format, eine breite Tabelle der lokalen Wahrscheinlichkeiten, die globale Matrix, EHet, Einheitenschlüssel und Einstellungen. So können Regression, Visualisierung und Sensitivitätsanalyse ohne erneute Schätzung ausgeführt werden. Der Deutschlandfit liegt in einem getrennten Ausgabeordner und überschreibt den Ost-Fit nicht.</w:t>
       </w:r>
     </w:p>
     <w:tbl>
@@ -11102,7 +10275,6 @@
             <w:vAlign w:val="center"/>
           </w:tcPr>
           <w:p>
-            <w:proofErr w:type="spellStart"/>
             <w:r>
               <w:rPr>
                 <w:b/>
@@ -11110,7 +10282,6 @@
               </w:rPr>
               <w:t>Prüfung</w:t>
             </w:r>
-            <w:proofErr w:type="spellEnd"/>
           </w:p>
         </w:tc>
         <w:tc>
@@ -11126,7 +10297,6 @@
             <w:vAlign w:val="center"/>
           </w:tcPr>
           <w:p>
-            <w:proofErr w:type="spellStart"/>
             <w:r>
               <w:rPr>
                 <w:b/>
@@ -11134,7 +10304,6 @@
               </w:rPr>
               <w:t>Deutschlandfit</w:t>
             </w:r>
-            <w:proofErr w:type="spellEnd"/>
           </w:p>
         </w:tc>
         <w:tc>
@@ -11175,14 +10344,12 @@
             </w:tcMar>
           </w:tcPr>
           <w:p>
-            <w:proofErr w:type="spellStart"/>
             <w:r>
               <w:rPr>
                 <w:sz w:val="18"/>
               </w:rPr>
               <w:t>Aggregationseinheiten</w:t>
             </w:r>
-            <w:proofErr w:type="spellEnd"/>
           </w:p>
         </w:tc>
         <w:tc>
@@ -11244,21 +10411,7 @@
               <w:rPr>
                 <w:sz w:val="18"/>
               </w:rPr>
-              <w:t xml:space="preserve">Max. Fehler </w:t>
-            </w:r>
-            <w:proofErr w:type="spellStart"/>
-            <w:r>
-              <w:rPr>
-                <w:sz w:val="18"/>
-              </w:rPr>
-              <w:t>Zeilensumme</w:t>
-            </w:r>
-            <w:proofErr w:type="spellEnd"/>
-            <w:r>
-              <w:rPr>
-                <w:sz w:val="18"/>
-              </w:rPr>
-              <w:t xml:space="preserve"> VTM</w:t>
+              <w:t>Max. Fehler Zeilensumme VTM</w:t>
             </w:r>
           </w:p>
         </w:tc>
@@ -11322,30 +10475,8 @@
               <w:rPr>
                 <w:sz w:val="18"/>
               </w:rPr>
-              <w:t xml:space="preserve">Max. </w:t>
-            </w:r>
-            <w:proofErr w:type="spellStart"/>
-            <w:r>
-              <w:rPr>
-                <w:sz w:val="18"/>
-              </w:rPr>
-              <w:t>Rekonstruktionsfehler</w:t>
-            </w:r>
-            <w:proofErr w:type="spellEnd"/>
-            <w:r>
-              <w:rPr>
-                <w:sz w:val="18"/>
-              </w:rPr>
-              <w:t xml:space="preserve"> </w:t>
-            </w:r>
-            <w:proofErr w:type="spellStart"/>
-            <w:r>
-              <w:rPr>
-                <w:sz w:val="18"/>
-              </w:rPr>
-              <w:t>Ausgang</w:t>
-            </w:r>
-            <w:proofErr w:type="spellEnd"/>
+              <w:t>Max. Rekonstruktionsfehler Ausgang</w:t>
+            </w:r>
           </w:p>
         </w:tc>
         <w:tc>
@@ -11408,21 +10539,7 @@
                 <w:sz w:val="18"/>
               </w:rPr>
               <w:lastRenderedPageBreak/>
-              <w:t xml:space="preserve">Max. </w:t>
-            </w:r>
-            <w:proofErr w:type="spellStart"/>
-            <w:r>
-              <w:rPr>
-                <w:sz w:val="18"/>
-              </w:rPr>
-              <w:t>Rekonstruktionsfehler</w:t>
-            </w:r>
-            <w:proofErr w:type="spellEnd"/>
-            <w:r>
-              <w:rPr>
-                <w:sz w:val="18"/>
-              </w:rPr>
-              <w:t xml:space="preserve"> Ziel</w:t>
+              <w:t>Max. Rekonstruktionsfehler Ziel</w:t>
             </w:r>
           </w:p>
         </w:tc>
@@ -11482,28 +10599,12 @@
             </w:tcMar>
           </w:tcPr>
           <w:p>
-            <w:proofErr w:type="spellStart"/>
             <w:r>
               <w:rPr>
                 <w:sz w:val="18"/>
               </w:rPr>
-              <w:t>Gewichteter</w:t>
-            </w:r>
-            <w:proofErr w:type="spellEnd"/>
-            <w:r>
-              <w:rPr>
-                <w:sz w:val="18"/>
-              </w:rPr>
-              <w:t xml:space="preserve"> </w:t>
-            </w:r>
-            <w:proofErr w:type="spellStart"/>
-            <w:r>
-              <w:rPr>
-                <w:sz w:val="18"/>
-              </w:rPr>
-              <w:t>HETe</w:t>
-            </w:r>
-            <w:proofErr w:type="spellEnd"/>
+              <w:t>Gewichteter HETe</w:t>
+            </w:r>
           </w:p>
         </w:tc>
         <w:tc>
@@ -11561,28 +10662,12 @@
             </w:tcMar>
           </w:tcPr>
           <w:p>
-            <w:proofErr w:type="spellStart"/>
             <w:r>
               <w:rPr>
                 <w:sz w:val="18"/>
               </w:rPr>
-              <w:t>Gewählte</w:t>
-            </w:r>
-            <w:proofErr w:type="spellEnd"/>
-            <w:r>
-              <w:rPr>
-                <w:sz w:val="18"/>
-              </w:rPr>
-              <w:t xml:space="preserve"> </w:t>
-            </w:r>
-            <w:proofErr w:type="spellStart"/>
-            <w:r>
-              <w:rPr>
-                <w:sz w:val="18"/>
-              </w:rPr>
-              <w:t>Iterationsgrenze</w:t>
-            </w:r>
-            <w:proofErr w:type="spellEnd"/>
+              <w:t>Gewählte Iterationsgrenze</w:t>
+            </w:r>
           </w:p>
         </w:tc>
         <w:tc>
@@ -11644,21 +10729,7 @@
         <w:rPr>
           <w:lang w:val="de-DE"/>
         </w:rPr>
-        <w:t xml:space="preserve">Tabelle 3: Technische Plausibilitätschecks der finalen </w:t>
-      </w:r>
-      <w:proofErr w:type="spellStart"/>
-      <w:r>
-        <w:rPr>
-          <w:lang w:val="de-DE"/>
-        </w:rPr>
-        <w:t>Fits</w:t>
-      </w:r>
-      <w:proofErr w:type="spellEnd"/>
-      <w:r>
-        <w:rPr>
-          <w:lang w:val="de-DE"/>
-        </w:rPr>
-        <w:t>. Quelle: eigene Berechnung.</w:t>
+        <w:t>Tabelle 3: Technische Plausibilitätschecks der finalen Fits. Quelle: eigene Berechnung.</w:t>
       </w:r>
     </w:p>
     <w:p>
@@ -11706,17 +10777,9 @@
         <w:rPr>
           <w:lang w:val="de-DE"/>
         </w:rPr>
-        <w:t xml:space="preserve">7.1 Definition und Interpretation von </w:t>
-      </w:r>
-      <w:proofErr w:type="spellStart"/>
-      <w:r>
-        <w:rPr>
-          <w:lang w:val="de-DE"/>
-        </w:rPr>
-        <w:t>EHet</w:t>
+        <w:t>7.1 Definition und Interpretation von EHet</w:t>
       </w:r>
       <w:bookmarkEnd w:id="46"/>
-      <w:proofErr w:type="spellEnd"/>
     </w:p>
     <w:p>
       <w:pPr>
@@ -11731,49 +10794,7 @@
         <w:rPr>
           <w:lang w:val="de-DE"/>
         </w:rPr>
-        <w:t xml:space="preserve">Für die deutschlandweite Diagnose wird jede lokale Ausgangsverteilung mit der globalen gewichteten Übergangsmatrix multipliziert. Das resultierende hypothetische Ziel wird von der beobachteten Zielverteilung abgezogen. </w:t>
-      </w:r>
-      <w:proofErr w:type="spellStart"/>
-      <w:r>
-        <w:rPr>
-          <w:lang w:val="de-DE"/>
-        </w:rPr>
-        <w:t>EHet</w:t>
-      </w:r>
-      <w:proofErr w:type="spellEnd"/>
-      <w:r>
-        <w:rPr>
-          <w:lang w:val="de-DE"/>
-        </w:rPr>
-        <w:t xml:space="preserve"> enthält somit absolute </w:t>
-      </w:r>
-      <w:proofErr w:type="spellStart"/>
-      <w:r>
-        <w:rPr>
-          <w:lang w:val="de-DE"/>
-        </w:rPr>
-        <w:t>Kategorieabweichungen</w:t>
-      </w:r>
-      <w:proofErr w:type="spellEnd"/>
-      <w:r>
-        <w:rPr>
-          <w:lang w:val="de-DE"/>
-        </w:rPr>
-        <w:t xml:space="preserve"> zur globalen Matrix. Der relative Index je Einheit lautet 0,5 mal Summe der Beträge geteilt durch die eigene </w:t>
-      </w:r>
-      <w:proofErr w:type="spellStart"/>
-      <w:r>
-        <w:rPr>
-          <w:lang w:val="de-DE"/>
-        </w:rPr>
-        <w:t>Wahlberechtigtenzahl</w:t>
-      </w:r>
-      <w:proofErr w:type="spellEnd"/>
-      <w:r>
-        <w:rPr>
-          <w:lang w:val="de-DE"/>
-        </w:rPr>
-        <w:t>. Ein Wert von 0,10 bedeutet, dass zehn Prozent der standardisierten Gesamtmasse zwischen Zielkategorien umverteilt werden müssten, damit die globale Matrix das beobachtete Ergebnis reproduziert.</w:t>
+        <w:t>Für die deutschlandweite Diagnose wird jede lokale Ausgangsverteilung mit der globalen gewichteten Übergangsmatrix multipliziert. Das resultierende hypothetische Ziel wird von der beobachteten Zielverteilung abgezogen. EHet enthält somit absolute Kategorieabweichungen zur globalen Matrix. Der relative Index je Einheit lautet 0,5 mal Summe der Beträge geteilt durch die eigene Wahlberechtigtenzahl. Ein Wert von 0,10 bedeutet, dass zehn Prozent der standardisierten Gesamtmasse zwischen Zielkategorien umverteilt werden müssten, damit die globale Matrix das beobachtete Ergebnis reproduziert.</w:t>
       </w:r>
     </w:p>
     <w:p>
@@ -11785,47 +10806,11 @@
           <w:lang w:val="de-DE"/>
         </w:rPr>
       </w:pPr>
-      <w:proofErr w:type="spellStart"/>
-      <w:r>
-        <w:rPr>
-          <w:lang w:val="de-DE"/>
-        </w:rPr>
-        <w:t>EHet</w:t>
-      </w:r>
-      <w:proofErr w:type="spellEnd"/>
-      <w:r>
-        <w:rPr>
-          <w:lang w:val="de-DE"/>
-        </w:rPr>
-        <w:t xml:space="preserve"> ist keine </w:t>
-      </w:r>
-      <w:proofErr w:type="spellStart"/>
-      <w:r>
-        <w:rPr>
-          <w:lang w:val="de-DE"/>
-        </w:rPr>
-        <w:t>Residuenmatrix</w:t>
-      </w:r>
-      <w:proofErr w:type="spellEnd"/>
-      <w:r>
-        <w:rPr>
-          <w:lang w:val="de-DE"/>
-        </w:rPr>
-        <w:t xml:space="preserve"> der lokalen Lösung. Die lokale Matrix erfüllt die Zielränder konstruktionsbedingt nahezu exakt, sodass lokale Ergebnisresiduen meist null sind. Ein Residuum von null kann deshalb auch bei einer inhaltlich falschen Übergangsmatrix auftreten. </w:t>
-      </w:r>
-      <w:proofErr w:type="spellStart"/>
-      <w:r>
-        <w:rPr>
-          <w:lang w:val="de-DE"/>
-        </w:rPr>
-        <w:t>EHet</w:t>
-      </w:r>
-      <w:proofErr w:type="spellEnd"/>
-      <w:r>
-        <w:rPr>
-          <w:lang w:val="de-DE"/>
-        </w:rPr>
-        <w:t xml:space="preserve"> diagnostiziert die Eignung des gemeinsamen globalen Musters für eine Einheit, nicht die Wahrheit der lokalen Zellen.</w:t>
+      <w:r>
+        <w:rPr>
+          <w:lang w:val="de-DE"/>
+        </w:rPr>
+        <w:t>EHet ist keine Residuenmatrix der lokalen Lösung. Die lokale Matrix erfüllt die Zielränder konstruktionsbedingt nahezu exakt, sodass lokale Ergebnisresiduen meist null sind. Ein Residuum von null kann deshalb auch bei einer inhaltlich falschen Übergangsmatrix auftreten. EHet diagnostiziert die Eignung des gemeinsamen globalen Musters für eine Einheit, nicht die Wahrheit der lokalen Zellen.</w:t>
       </w:r>
     </w:p>
     <w:p>
@@ -11835,15 +10820,7 @@
       <w:bookmarkStart w:id="47" w:name="_Toc238311853"/>
       <w:r>
         <w:lastRenderedPageBreak/>
-        <w:t xml:space="preserve">7.2 </w:t>
-      </w:r>
-      <w:proofErr w:type="spellStart"/>
-      <w:r>
-        <w:t>Deutschlandweite</w:t>
-      </w:r>
-      <w:proofErr w:type="spellEnd"/>
-      <w:r>
-        <w:t xml:space="preserve"> Diagnose</w:t>
+        <w:t>7.2 Deutschlandweite Diagnose</w:t>
       </w:r>
       <w:bookmarkEnd w:id="47"/>
     </w:p>
@@ -11905,35 +10882,7 @@
         <w:rPr>
           <w:lang w:val="de-DE"/>
         </w:rPr>
-        <w:t xml:space="preserve">Abbildung 2: Relativer </w:t>
-      </w:r>
-      <w:proofErr w:type="spellStart"/>
-      <w:r>
-        <w:rPr>
-          <w:lang w:val="de-DE"/>
-        </w:rPr>
-        <w:t>EHet</w:t>
-      </w:r>
-      <w:proofErr w:type="spellEnd"/>
-      <w:r>
-        <w:rPr>
-          <w:lang w:val="de-DE"/>
-        </w:rPr>
-        <w:t xml:space="preserve"> des deutschlandweiten </w:t>
-      </w:r>
-      <w:proofErr w:type="spellStart"/>
-      <w:r>
-        <w:rPr>
-          <w:lang w:val="de-DE"/>
-        </w:rPr>
-        <w:t>nslphom_dual-Fits</w:t>
-      </w:r>
-      <w:proofErr w:type="spellEnd"/>
-      <w:r>
-        <w:rPr>
-          <w:lang w:val="de-DE"/>
-        </w:rPr>
-        <w:t>. Graue Flächen besitzen keine eindeutig zuordenbare Geometrie oder keinen darstellbaren Wert. Quelle: eigene Berechnung; Geometrien VG250.</w:t>
+        <w:t>Abbildung 2: Relativer EHet des deutschlandweiten nslphom_dual-Fits. Graue Flächen besitzen keine eindeutig zuordenbare Geometrie oder keinen darstellbaren Wert. Quelle: eigene Berechnung; Geometrien VG250.</w:t>
       </w:r>
     </w:p>
     <w:p>
@@ -11949,21 +10898,7 @@
         <w:rPr>
           <w:lang w:val="de-DE"/>
         </w:rPr>
-        <w:t xml:space="preserve">Die Karte zeigt ein systematisches räumliches Muster. Viele ostdeutsche Einheiten besitzen höhere </w:t>
-      </w:r>
-      <w:proofErr w:type="spellStart"/>
-      <w:r>
-        <w:rPr>
-          <w:lang w:val="de-DE"/>
-        </w:rPr>
-        <w:t>EHet</w:t>
-      </w:r>
-      <w:proofErr w:type="spellEnd"/>
-      <w:r>
-        <w:rPr>
-          <w:lang w:val="de-DE"/>
-        </w:rPr>
-        <w:t>-Werte als westdeutsche Einheiten. Dies spricht gegen die Annahme, dass eine einzige deutschlandweite Übergangsstruktur alle Regionen gleich gut beschreibt. Berlin weist ebenfalls erhöhte Werte auf, ist aufgrund seiner besonderen Wahleinheiten und nur gesamtstädtisch verfügbaren Strukturindikatoren jedoch nicht Teil der Hauptanalyse.</w:t>
+        <w:t>Die Karte zeigt ein systematisches räumliches Muster. Viele ostdeutsche Einheiten besitzen höhere EHet-Werte als westdeutsche Einheiten. Dies spricht gegen die Annahme, dass eine einzige deutschlandweite Übergangsstruktur alle Regionen gleich gut beschreibt. Berlin weist ebenfalls erhöhte Werte auf, ist aufgrund seiner besonderen Wahleinheiten und nur gesamtstädtisch verfügbaren Strukturindikatoren jedoch nicht Teil der Hauptanalyse.</w:t>
       </w:r>
     </w:p>
     <w:p>
@@ -11973,14 +10908,9 @@
       <w:bookmarkStart w:id="48" w:name="_Toc238311854"/>
       <w:r>
         <w:lastRenderedPageBreak/>
-        <w:t>7.3 Ost-West-</w:t>
-      </w:r>
-      <w:proofErr w:type="spellStart"/>
-      <w:r>
-        <w:t>Vergleich</w:t>
+        <w:t>7.3 Ost-West-Vergleich</w:t>
       </w:r>
       <w:bookmarkEnd w:id="48"/>
-      <w:proofErr w:type="spellEnd"/>
     </w:p>
     <w:p>
       <w:pPr>
@@ -12037,40 +10967,10 @@
         <w:rPr>
           <w:lang w:val="de-DE"/>
         </w:rPr>
-        <w:t xml:space="preserve">Abbildung 3: Verteilung des relativen </w:t>
-      </w:r>
-      <w:proofErr w:type="spellStart"/>
-      <w:r>
-        <w:rPr>
-          <w:lang w:val="de-DE"/>
-        </w:rPr>
-        <w:t>EHet</w:t>
-      </w:r>
-      <w:proofErr w:type="spellEnd"/>
-      <w:r>
-        <w:rPr>
-          <w:lang w:val="de-DE"/>
-        </w:rPr>
-        <w:t xml:space="preserve"> im Deutschlandfit nach Westdeutschland, Ostdeutschland ohne Berlin und Berlin. </w:t>
-      </w:r>
-      <w:r>
-        <w:t xml:space="preserve">Quelle: </w:t>
-      </w:r>
-      <w:proofErr w:type="spellStart"/>
-      <w:r>
-        <w:t>eigene</w:t>
-      </w:r>
-      <w:proofErr w:type="spellEnd"/>
-      <w:r>
-        <w:t xml:space="preserve"> </w:t>
-      </w:r>
-      <w:proofErr w:type="spellStart"/>
-      <w:r>
-        <w:t>Berechnung</w:t>
-      </w:r>
-      <w:proofErr w:type="spellEnd"/>
-      <w:r>
-        <w:t>.</w:t>
+        <w:t xml:space="preserve">Abbildung 3: Verteilung des relativen EHet im Deutschlandfit nach Westdeutschland, Ostdeutschland ohne Berlin und Berlin. </w:t>
+      </w:r>
+      <w:r>
+        <w:t>Quelle: eigene Berechnung.</w:t>
       </w:r>
     </w:p>
     <w:tbl>
@@ -12150,7 +11050,6 @@
             <w:vAlign w:val="center"/>
           </w:tcPr>
           <w:p>
-            <w:proofErr w:type="spellStart"/>
             <w:r>
               <w:rPr>
                 <w:b/>
@@ -12158,7 +11057,6 @@
               </w:rPr>
               <w:t>Mittelwert</w:t>
             </w:r>
-            <w:proofErr w:type="spellEnd"/>
           </w:p>
         </w:tc>
         <w:tc>
@@ -12196,21 +11094,12 @@
             <w:vAlign w:val="center"/>
           </w:tcPr>
           <w:p>
-            <w:proofErr w:type="spellStart"/>
             <w:r>
               <w:rPr>
                 <w:b/>
                 <w:sz w:val="18"/>
               </w:rPr>
-              <w:t>Gewichteter</w:t>
-            </w:r>
-            <w:proofErr w:type="spellEnd"/>
-            <w:r>
-              <w:rPr>
-                <w:b/>
-                <w:sz w:val="18"/>
-              </w:rPr>
-              <w:t xml:space="preserve"> Wert</w:t>
+              <w:t>Gewichteter Wert</w:t>
             </w:r>
           </w:p>
         </w:tc>
@@ -12230,14 +11119,12 @@
             </w:tcMar>
           </w:tcPr>
           <w:p>
-            <w:proofErr w:type="spellStart"/>
             <w:r>
               <w:rPr>
                 <w:sz w:val="18"/>
               </w:rPr>
               <w:t>Westdeutschland</w:t>
             </w:r>
-            <w:proofErr w:type="spellEnd"/>
           </w:p>
         </w:tc>
         <w:tc>
@@ -12333,33 +11220,11 @@
             </w:tcMar>
           </w:tcPr>
           <w:p>
-            <w:proofErr w:type="spellStart"/>
             <w:r>
               <w:rPr>
                 <w:sz w:val="18"/>
               </w:rPr>
-              <w:t>Ostdeutschland</w:t>
-            </w:r>
-            <w:proofErr w:type="spellEnd"/>
-            <w:r>
-              <w:rPr>
-                <w:sz w:val="18"/>
-              </w:rPr>
-              <w:t xml:space="preserve"> </w:t>
-            </w:r>
-            <w:proofErr w:type="spellStart"/>
-            <w:r>
-              <w:rPr>
-                <w:sz w:val="18"/>
-              </w:rPr>
-              <w:t>ohne</w:t>
-            </w:r>
-            <w:proofErr w:type="spellEnd"/>
-            <w:r>
-              <w:rPr>
-                <w:sz w:val="18"/>
-              </w:rPr>
-              <w:t xml:space="preserve"> Berlin</w:t>
+              <w:t>Ostdeutschland ohne Berlin</w:t>
             </w:r>
           </w:p>
         </w:tc>
@@ -12562,21 +11427,7 @@
         <w:rPr>
           <w:lang w:val="de-DE"/>
         </w:rPr>
-        <w:t xml:space="preserve">Tabelle 4: Regionale </w:t>
-      </w:r>
-      <w:proofErr w:type="spellStart"/>
-      <w:r>
-        <w:rPr>
-          <w:lang w:val="de-DE"/>
-        </w:rPr>
-        <w:t>EHet</w:t>
-      </w:r>
-      <w:proofErr w:type="spellEnd"/>
-      <w:r>
-        <w:rPr>
-          <w:lang w:val="de-DE"/>
-        </w:rPr>
-        <w:t>-Zusammenfassung im Deutschlandfit. Quelle: eigene Berechnung.</w:t>
+        <w:t>Tabelle 4: Regionale EHet-Zusammenfassung im Deutschlandfit. Quelle: eigene Berechnung.</w:t>
       </w:r>
     </w:p>
     <w:p>
@@ -12592,21 +11443,7 @@
         <w:rPr>
           <w:lang w:val="de-DE"/>
         </w:rPr>
-        <w:t xml:space="preserve">Der mittlere relative Fehler ist im Osten ohne Berlin nahezu doppelt so hoch wie im Westen. Zusätzlich korreliert </w:t>
-      </w:r>
-      <w:proofErr w:type="spellStart"/>
-      <w:r>
-        <w:rPr>
-          <w:lang w:val="de-DE"/>
-        </w:rPr>
-        <w:t>EHet</w:t>
-      </w:r>
-      <w:proofErr w:type="spellEnd"/>
-      <w:r>
-        <w:rPr>
-          <w:lang w:val="de-DE"/>
-        </w:rPr>
-        <w:t xml:space="preserve"> negativ mit der logarithmierten Zahl der Wahlberechtigten: kleinere Einheiten weisen tendenziell höhere relative Abweichungen auf. Der Ost-West-Unterschied kann daher teilweise mit Größenstruktur zusammenhängen, bleibt aber in Karte und gewichteter Zusammenfassung deutlich sichtbar. Die Diagnose begründet eine getrennte Schätzung des Ostens; sie beweist nicht, dass innerhalb des Ostens vollständige Homogenität herrscht.</w:t>
+        <w:t>Der mittlere relative Fehler ist im Osten ohne Berlin nahezu doppelt so hoch wie im Westen. Zusätzlich korreliert EHet negativ mit der logarithmierten Zahl der Wahlberechtigten: kleinere Einheiten weisen tendenziell höhere relative Abweichungen auf. Der Ost-West-Unterschied kann daher teilweise mit Größenstruktur zusammenhängen, bleibt aber in Karte und gewichteter Zusammenfassung deutlich sichtbar. Die Diagnose begründet eine getrennte Schätzung des Ostens; sie beweist nicht, dass innerhalb des Ostens vollständige Homogenität herrscht.</w:t>
       </w:r>
     </w:p>
     <w:p>
@@ -12638,35 +11475,7 @@
         <w:rPr>
           <w:lang w:val="de-DE"/>
         </w:rPr>
-        <w:t xml:space="preserve">Wird </w:t>
-      </w:r>
-      <w:proofErr w:type="spellStart"/>
-      <w:r>
-        <w:rPr>
-          <w:lang w:val="de-DE"/>
-        </w:rPr>
-        <w:t>nslphom_dual</w:t>
-      </w:r>
-      <w:proofErr w:type="spellEnd"/>
-      <w:r>
-        <w:rPr>
-          <w:lang w:val="de-DE"/>
-        </w:rPr>
-        <w:t xml:space="preserve"> nur für die fünf ostdeutschen Flächenländer geschätzt, sinkt der mittlere relative </w:t>
-      </w:r>
-      <w:proofErr w:type="spellStart"/>
-      <w:r>
-        <w:rPr>
-          <w:lang w:val="de-DE"/>
-        </w:rPr>
-        <w:t>EHet</w:t>
-      </w:r>
-      <w:proofErr w:type="spellEnd"/>
-      <w:r>
-        <w:rPr>
-          <w:lang w:val="de-DE"/>
-        </w:rPr>
-        <w:t xml:space="preserve"> von 9,41 Prozent unter der deutschlandweiten Matrix auf 3,99 Prozent. </w:t>
+        <w:t xml:space="preserve">Wird nslphom_dual nur für die fünf ostdeutschen Flächenländer geschätzt, sinkt der mittlere relative EHet von 9,41 Prozent unter der deutschlandweiten Matrix auf 3,99 Prozent. </w:t>
       </w:r>
       <w:r>
         <w:rPr>
@@ -12770,35 +11579,7 @@
         <w:rPr>
           <w:lang w:val="de-DE"/>
         </w:rPr>
-        <w:t xml:space="preserve">Da reale individuelle Übergänge unbekannt sind, wird die Schätzgüte in einer kontrollierten Simulation untersucht. Das finale Validierungsskript verwendet ein Drei-Parteien-System mit Union, SPD und AfD. Für jede Einheit werden eine binäre und eine kontinuierliche Kovariable erzeugt. Vorgegebene Parameter beeinflussen über eine Wahrscheinlichkeitsfunktion die wahren lokalen Übergänge. Aus Herkunftszahlen werden anschließend realisierte Übergangszellen gezogen und daraus die beobachtbaren Zielergebnisse gebildet. </w:t>
-      </w:r>
-      <w:proofErr w:type="spellStart"/>
-      <w:r>
-        <w:rPr>
-          <w:lang w:val="de-DE"/>
-        </w:rPr>
-        <w:t>nslphom_dual</w:t>
-      </w:r>
-      <w:proofErr w:type="spellEnd"/>
-      <w:r>
-        <w:rPr>
-          <w:lang w:val="de-DE"/>
-        </w:rPr>
-        <w:t xml:space="preserve"> mit OSQP und </w:t>
-      </w:r>
-      <w:proofErr w:type="spellStart"/>
-      <w:r>
-        <w:rPr>
-          <w:lang w:val="de-DE"/>
-        </w:rPr>
-        <w:t>iter_max</w:t>
-      </w:r>
-      <w:proofErr w:type="spellEnd"/>
-      <w:r>
-        <w:rPr>
-          <w:lang w:val="de-DE"/>
-        </w:rPr>
-        <w:t xml:space="preserve"> = 3 erhält ausschließlich die beiden Randverteilungen.</w:t>
+        <w:t>Da reale individuelle Übergänge unbekannt sind, wird die Schätzgüte in einer kontrollierten Simulation untersucht. Das finale Validierungsskript verwendet ein Drei-Parteien-System mit Union, SPD und AfD. Für jede Einheit werden eine binäre und eine kontinuierliche Kovariable erzeugt. Vorgegebene Parameter beeinflussen über eine Wahrscheinlichkeitsfunktion die wahren lokalen Übergänge. Aus Herkunftszahlen werden anschließend realisierte Übergangszellen gezogen und daraus die beobachtbaren Zielergebnisse gebildet. nslphom_dual mit OSQP und iter_max = 3 erhält ausschließlich die beiden Randverteilungen.</w:t>
       </w:r>
     </w:p>
     <w:p>
@@ -12829,35 +11610,7 @@
         <w:rPr>
           <w:lang w:val="de-DE"/>
         </w:rPr>
-        <w:t xml:space="preserve">8.2 </w:t>
-      </w:r>
-      <w:proofErr w:type="spellStart"/>
-      <w:r>
-        <w:rPr>
-          <w:lang w:val="de-DE"/>
-        </w:rPr>
-        <w:t>Zellmetriken</w:t>
-      </w:r>
-      <w:proofErr w:type="spellEnd"/>
-      <w:r>
-        <w:rPr>
-          <w:lang w:val="de-DE"/>
-        </w:rPr>
-        <w:t xml:space="preserve"> und </w:t>
-      </w:r>
-      <w:proofErr w:type="spellStart"/>
-      <w:r>
-        <w:rPr>
-          <w:lang w:val="de-DE"/>
-        </w:rPr>
-        <w:t>Estimation</w:t>
-      </w:r>
-      <w:proofErr w:type="spellEnd"/>
-      <w:r>
-        <w:rPr>
-          <w:lang w:val="de-DE"/>
-        </w:rPr>
-        <w:t xml:space="preserve"> Error</w:t>
+        <w:t>8.2 Zellmetriken und Estimation Error</w:t>
       </w:r>
       <w:bookmarkEnd w:id="53"/>
     </w:p>
@@ -12890,21 +11643,7 @@
         <w:rPr>
           <w:lang w:val="de-DE"/>
         </w:rPr>
-        <w:t xml:space="preserve">Der </w:t>
-      </w:r>
-      <w:proofErr w:type="spellStart"/>
-      <w:r>
-        <w:rPr>
-          <w:lang w:val="de-DE"/>
-        </w:rPr>
-        <w:t>Estimation</w:t>
-      </w:r>
-      <w:proofErr w:type="spellEnd"/>
-      <w:r>
-        <w:rPr>
-          <w:lang w:val="de-DE"/>
-        </w:rPr>
-        <w:t xml:space="preserve"> Error der gemeinsamen Verteilung folgt Pavía und Romero (2023): EI = 100 mal 0,5 mal Summe über alle Zellen des absoluten Unterschieds zwischen wahren und geschätzten Zellzahlen, geteilt durch die Gesamtzahl wahrer Übergänge. EI misst damit den Anteil der gesamten Übergangsmasse, der zur Übereinstimmung umverteilt werden müsste. Er ist weder die maximale Zellabweichung noch die durchschnittliche prozentuale Abweichung einer einzelnen Wahrscheinlichkeit.</w:t>
+        <w:t>Der Estimation Error der gemeinsamen Verteilung folgt Pavía und Romero (2023): EI = 100 mal 0,5 mal Summe über alle Zellen des absoluten Unterschieds zwischen wahren und geschätzten Zellzahlen, geteilt durch die Gesamtzahl wahrer Übergänge. EI misst damit den Anteil der gesamten Übergangsmasse, der zur Übereinstimmung umverteilt werden müsste. Er ist weder die maximale Zellabweichung noch die durchschnittliche prozentuale Abweichung einer einzelnen Wahrscheinlichkeit.</w:t>
       </w:r>
     </w:p>
     <w:tbl>
@@ -12938,7 +11677,6 @@
             <w:vAlign w:val="center"/>
           </w:tcPr>
           <w:p>
-            <w:proofErr w:type="spellStart"/>
             <w:r>
               <w:rPr>
                 <w:b/>
@@ -12946,7 +11684,6 @@
               </w:rPr>
               <w:t>Kennzahl</w:t>
             </w:r>
-            <w:proofErr w:type="spellEnd"/>
           </w:p>
         </w:tc>
         <w:tc>
@@ -12962,7 +11699,6 @@
             <w:vAlign w:val="center"/>
           </w:tcPr>
           <w:p>
-            <w:proofErr w:type="spellStart"/>
             <w:r>
               <w:rPr>
                 <w:b/>
@@ -12970,7 +11706,6 @@
               </w:rPr>
               <w:t>Ergebnis</w:t>
             </w:r>
-            <w:proofErr w:type="spellEnd"/>
           </w:p>
         </w:tc>
         <w:tc>
@@ -13011,7 +11746,6 @@
             </w:tcMar>
           </w:tcPr>
           <w:p>
-            <w:proofErr w:type="spellStart"/>
             <w:r>
               <w:rPr>
                 <w:sz w:val="18"/>
@@ -13019,7 +11753,6 @@
               <w:lastRenderedPageBreak/>
               <w:t>Simulationen</w:t>
             </w:r>
-            <w:proofErr w:type="spellEnd"/>
           </w:p>
         </w:tc>
         <w:tc>
@@ -13056,30 +11789,8 @@
               <w:rPr>
                 <w:sz w:val="18"/>
               </w:rPr>
-              <w:t xml:space="preserve">alle </w:t>
-            </w:r>
-            <w:proofErr w:type="spellStart"/>
-            <w:r>
-              <w:rPr>
-                <w:sz w:val="18"/>
-              </w:rPr>
-              <w:t>Läufe</w:t>
-            </w:r>
-            <w:proofErr w:type="spellEnd"/>
-            <w:r>
-              <w:rPr>
-                <w:sz w:val="18"/>
-              </w:rPr>
-              <w:t xml:space="preserve"> </w:t>
-            </w:r>
-            <w:proofErr w:type="spellStart"/>
-            <w:r>
-              <w:rPr>
-                <w:sz w:val="18"/>
-              </w:rPr>
-              <w:t>erfolgreich</w:t>
-            </w:r>
-            <w:proofErr w:type="spellEnd"/>
+              <w:t>alle Läufe erfolgreich</w:t>
+            </w:r>
           </w:p>
         </w:tc>
       </w:tr>
@@ -13099,19 +11810,11 @@
             </w:tcMar>
           </w:tcPr>
           <w:p>
-            <w:proofErr w:type="spellStart"/>
             <w:r>
               <w:rPr>
                 <w:sz w:val="18"/>
               </w:rPr>
-              <w:t>Einheiten</w:t>
-            </w:r>
-            <w:proofErr w:type="spellEnd"/>
-            <w:r>
-              <w:rPr>
-                <w:sz w:val="18"/>
-              </w:rPr>
-              <w:t xml:space="preserve"> je Simulation</w:t>
+              <w:t>Einheiten je Simulation</w:t>
             </w:r>
           </w:p>
         </w:tc>
@@ -13151,30 +11854,8 @@
               <w:rPr>
                 <w:sz w:val="18"/>
               </w:rPr>
-              <w:t>Drei-</w:t>
-            </w:r>
-            <w:proofErr w:type="spellStart"/>
-            <w:r>
-              <w:rPr>
-                <w:sz w:val="18"/>
-              </w:rPr>
-              <w:t>Parteien</w:t>
-            </w:r>
-            <w:proofErr w:type="spellEnd"/>
-            <w:r>
-              <w:rPr>
-                <w:sz w:val="18"/>
-              </w:rPr>
-              <w:t>-</w:t>
-            </w:r>
-            <w:proofErr w:type="spellStart"/>
-            <w:r>
-              <w:rPr>
-                <w:sz w:val="18"/>
-              </w:rPr>
-              <w:t>Szenario</w:t>
-            </w:r>
-            <w:proofErr w:type="spellEnd"/>
+              <w:t>Drei-Parteien-Szenario</w:t>
+            </w:r>
           </w:p>
         </w:tc>
       </w:tr>
@@ -13193,19 +11874,11 @@
             </w:tcMar>
           </w:tcPr>
           <w:p>
-            <w:proofErr w:type="spellStart"/>
             <w:r>
               <w:rPr>
                 <w:sz w:val="18"/>
               </w:rPr>
-              <w:t>Mittlerer</w:t>
-            </w:r>
-            <w:proofErr w:type="spellEnd"/>
-            <w:r>
-              <w:rPr>
-                <w:sz w:val="18"/>
-              </w:rPr>
-              <w:t xml:space="preserve"> EI</w:t>
+              <w:t>Mittlerer EI</w:t>
             </w:r>
           </w:p>
         </w:tc>
@@ -13449,28 +12122,12 @@
             </w:tcMar>
           </w:tcPr>
           <w:p>
-            <w:proofErr w:type="spellStart"/>
             <w:r>
               <w:rPr>
                 <w:sz w:val="18"/>
               </w:rPr>
-              <w:t>schlechtester</w:t>
-            </w:r>
-            <w:proofErr w:type="spellEnd"/>
-            <w:r>
-              <w:rPr>
-                <w:sz w:val="18"/>
-              </w:rPr>
-              <w:t xml:space="preserve"> </w:t>
-            </w:r>
-            <w:proofErr w:type="spellStart"/>
-            <w:r>
-              <w:rPr>
-                <w:sz w:val="18"/>
-              </w:rPr>
-              <w:t>Simulationslauf</w:t>
-            </w:r>
-            <w:proofErr w:type="spellEnd"/>
+              <w:t>schlechtester Simulationslauf</w:t>
+            </w:r>
           </w:p>
         </w:tc>
       </w:tr>
@@ -13508,21 +12165,7 @@
         <w:rPr>
           <w:lang w:val="de-DE"/>
         </w:rPr>
-        <w:t xml:space="preserve">Der EI ist für eine Methode, deren lokale Matrizen anschließend regressiert werden sollen, hoch. Besonders die </w:t>
-      </w:r>
-      <w:proofErr w:type="spellStart"/>
-      <w:r>
-        <w:rPr>
-          <w:lang w:val="de-DE"/>
-        </w:rPr>
-        <w:t>Persistenzzellen</w:t>
-      </w:r>
-      <w:proofErr w:type="spellEnd"/>
-      <w:r>
-        <w:rPr>
-          <w:lang w:val="de-DE"/>
-        </w:rPr>
-        <w:t xml:space="preserve"> werden teilweise stark unterschätzt, während Wechsel zwischen Parteien überschätzt werden. Beispielsweise liegt die wahre mittlere AfD-Persistenz im Szenario bei etwa 0,76, die geschätzte bei etwa 0,11. Das konkrete Simulationsdesign ist vereinfacht und nicht identisch mit der realen Sechs-Kategorien-Struktur, zeigt aber klar, dass exakte Ränder keine zuverlässige Zellrekonstruktion garantieren.</w:t>
+        <w:t>Der EI ist für eine Methode, deren lokale Matrizen anschließend regressiert werden sollen, hoch. Besonders die Persistenzzellen werden teilweise stark unterschätzt, während Wechsel zwischen Parteien überschätzt werden. Beispielsweise liegt die wahre mittlere AfD-Persistenz im Szenario bei etwa 0,76, die geschätzte bei etwa 0,11. Das konkrete Simulationsdesign ist vereinfacht und nicht identisch mit der realen Sechs-Kategorien-Struktur, zeigt aber klar, dass exakte Ränder keine zuverlässige Zellrekonstruktion garantieren.</w:t>
       </w:r>
     </w:p>
     <w:p>
@@ -13570,21 +12213,7 @@
         <w:rPr>
           <w:lang w:val="de-DE"/>
         </w:rPr>
-        <w:t xml:space="preserve">Auch Regressionen auf die wahren Wahrscheinlichkeiten reproduzieren nicht jeden vorgegebenen Rohparameter exakt, wenn die Wahrscheinlichkeitskonstruktion nicht linear ist oder durch Normierung und Randbeschränkungen transformiert wird. Für eine faire Beta-Recovery müssen deshalb die effektiv auf der Regressionsskala geltenden Parameter betrachtet werden. Der zentrale Befund bleibt: Die zusätzliche </w:t>
-      </w:r>
-      <w:proofErr w:type="spellStart"/>
-      <w:r>
-        <w:rPr>
-          <w:lang w:val="de-DE"/>
-        </w:rPr>
-        <w:t>nslphom</w:t>
-      </w:r>
-      <w:proofErr w:type="spellEnd"/>
-      <w:r>
-        <w:rPr>
-          <w:lang w:val="de-DE"/>
-        </w:rPr>
-        <w:t>-Schätzung dämpft oder verzerrt den räumlichen Zusammenhang erheblich. Die empirischen Regressionskoeffizienten sind folglich explorative Signale und sollten nicht als präzise Struktureffekte präsentiert werden.</w:t>
+        <w:t>Auch Regressionen auf die wahren Wahrscheinlichkeiten reproduzieren nicht jeden vorgegebenen Rohparameter exakt, wenn die Wahrscheinlichkeitskonstruktion nicht linear ist oder durch Normierung und Randbeschränkungen transformiert wird. Für eine faire Beta-Recovery müssen deshalb die effektiv auf der Regressionsskala geltenden Parameter betrachtet werden. Der zentrale Befund bleibt: Die zusätzliche nslphom-Schätzung dämpft oder verzerrt den räumlichen Zusammenhang erheblich. Die empirischen Regressionskoeffizienten sind folglich explorative Signale und sollten nicht als präzise Struktureffekte präsentiert werden.</w:t>
       </w:r>
     </w:p>
     <w:p>
@@ -13600,17 +12229,9 @@
           <w:lang w:val="de-DE"/>
         </w:rPr>
         <w:lastRenderedPageBreak/>
-        <w:t xml:space="preserve">8.4 </w:t>
-      </w:r>
-      <w:proofErr w:type="spellStart"/>
-      <w:r>
-        <w:rPr>
-          <w:lang w:val="de-DE"/>
-        </w:rPr>
-        <w:t>Solververgleich</w:t>
+        <w:t>8.4 Solververgleich</w:t>
       </w:r>
       <w:bookmarkEnd w:id="55"/>
-      <w:proofErr w:type="spellEnd"/>
     </w:p>
     <w:p>
       <w:pPr>
@@ -13625,35 +12246,7 @@
         <w:rPr>
           <w:lang w:val="de-DE"/>
         </w:rPr>
-        <w:t xml:space="preserve">Für identische ostdeutsche Eingaben werden die dualen </w:t>
-      </w:r>
-      <w:proofErr w:type="spellStart"/>
-      <w:r>
-        <w:rPr>
-          <w:lang w:val="de-DE"/>
-        </w:rPr>
-        <w:t>Fits</w:t>
-      </w:r>
-      <w:proofErr w:type="spellEnd"/>
-      <w:r>
-        <w:rPr>
-          <w:lang w:val="de-DE"/>
-        </w:rPr>
-        <w:t xml:space="preserve"> mit globalem OSQP-Weg und mit </w:t>
-      </w:r>
-      <w:proofErr w:type="spellStart"/>
-      <w:r>
-        <w:rPr>
-          <w:lang w:val="de-DE"/>
-        </w:rPr>
-        <w:t>RSymphony</w:t>
-      </w:r>
-      <w:proofErr w:type="spellEnd"/>
-      <w:r>
-        <w:rPr>
-          <w:lang w:val="de-DE"/>
-        </w:rPr>
-        <w:t xml:space="preserve"> verglichen. Globale Übergangswahrscheinlichkeiten unterscheiden sich im Mittel absolut um 0,0020; das 95-Prozent-Quantil liegt bei 0,0069. Bei lokalen Wahrscheinlichkeiten beträgt die mittlere absolute Differenz 0,0033 und das 95-Prozent-Quantil 0,0141. Einzelne lokale Zellen erreichen jedoch eine maximale Differenz von 0,179.</w:t>
+        <w:t>Für identische ostdeutsche Eingaben werden die dualen Fits mit globalem OSQP-Weg und mit RSymphony verglichen. Globale Übergangswahrscheinlichkeiten unterscheiden sich im Mittel absolut um 0,0020; das 95-Prozent-Quantil liegt bei 0,0069. Bei lokalen Wahrscheinlichkeiten beträgt die mittlere absolute Differenz 0,0033 und das 95-Prozent-Quantil 0,0141. Einzelne lokale Zellen erreichen jedoch eine maximale Differenz von 0,179.</w:t>
       </w:r>
     </w:p>
     <w:p>
@@ -13669,21 +12262,7 @@
         <w:rPr>
           <w:lang w:val="de-DE"/>
         </w:rPr>
-        <w:t xml:space="preserve">Die globale Struktur ist damit </w:t>
-      </w:r>
-      <w:proofErr w:type="spellStart"/>
-      <w:r>
-        <w:rPr>
-          <w:lang w:val="de-DE"/>
-        </w:rPr>
-        <w:t>solverstabil</w:t>
-      </w:r>
-      <w:proofErr w:type="spellEnd"/>
-      <w:r>
-        <w:rPr>
-          <w:lang w:val="de-DE"/>
-        </w:rPr>
-        <w:t>, und auch der Großteil der lokalen Zellen liegt nahe beieinander. Dass nicht jede Lösung identisch ist, widerspricht der linearen Optimierung nicht: Das Problem kann mehrere gleich gute oder nahezu gleich gute Optima besitzen, und numerische Toleranzen sowie unterschiedliche Optimierungswege wählen verschiedene Punkte auf dieser Lösungsmenge. Gerade die maximalen lokalen Unterschiede unterstreichen, dass einzelne Zellwerte nicht überinterpretiert werden sollten.</w:t>
+        <w:t>Die globale Struktur ist damit solverstabil, und auch der Großteil der lokalen Zellen liegt nahe beieinander. Dass nicht jede Lösung identisch ist, widerspricht der linearen Optimierung nicht: Das Problem kann mehrere gleich gute oder nahezu gleich gute Optima besitzen, und numerische Toleranzen sowie unterschiedliche Optimierungswege wählen verschiedene Punkte auf dieser Lösungsmenge. Gerade die maximalen lokalen Unterschiede unterstreichen, dass einzelne Zellwerte nicht überinterpretiert werden sollten.</w:t>
       </w:r>
     </w:p>
     <w:p>
@@ -13715,21 +12294,7 @@
         <w:rPr>
           <w:lang w:val="de-DE"/>
         </w:rPr>
-        <w:t xml:space="preserve">Die Validierung stützt drei unterschiedliche Aussagen. Erstens funktioniert die technische Implementierung: Randbedingungen, Skalierung und duale Kombination werden numerisch eingehalten. Zweitens ist die globale Matrix gegenüber der </w:t>
-      </w:r>
-      <w:proofErr w:type="spellStart"/>
-      <w:r>
-        <w:rPr>
-          <w:lang w:val="de-DE"/>
-        </w:rPr>
-        <w:t>Solverwahl</w:t>
-      </w:r>
-      <w:proofErr w:type="spellEnd"/>
-      <w:r>
-        <w:rPr>
-          <w:lang w:val="de-DE"/>
-        </w:rPr>
-        <w:t xml:space="preserve"> relativ stabil. Drittens bleiben lokale Übergangsmatrizen trotz dieser technischen Stabilität schwach identifiziert. Die Arbeit kann daher belastbar über den Workflow, globale Modellmuster und räumliche Heterogenität berichten. Lokale Übergangseffekte und ihre Regressionsbeziehungen müssen dagegen mit Bootstrap-Intervallen, Sensitivitätsanalysen und einer zurückhaltenden Sprache versehen werden.</w:t>
+        <w:t>Die Validierung stützt drei unterschiedliche Aussagen. Erstens funktioniert die technische Implementierung: Randbedingungen, Skalierung und duale Kombination werden numerisch eingehalten. Zweitens ist die globale Matrix gegenüber der Solverwahl relativ stabil. Drittens bleiben lokale Übergangsmatrizen trotz dieser technischen Stabilität schwach identifiziert. Die Arbeit kann daher belastbar über den Workflow, globale Modellmuster und räumliche Heterogenität berichten. Lokale Übergangseffekte und ihre Regressionsbeziehungen müssen dagegen mit Bootstrap-Intervallen, Sensitivitätsanalysen und einer zurückhaltenden Sprache versehen werden.</w:t>
       </w:r>
     </w:p>
     <w:p>
@@ -13777,45 +12342,8 @@
         </w:rPr>
         <w:t xml:space="preserve">Für jede finale Aggregationseinheit wird eine Zeile mit Strukturmerkmalen des Jahres 2023 erzeugt. Die Auswahl umfasst Arbeitsmarkt, ökonomische Lage, Demografie, Wanderung und Siedlungsstruktur. Der Indikator „Anteil ausländischer Arbeitsloser“ bezeichnet ausdrücklich den Anteil ausländischer Personen an allen Arbeitslosen, nicht den Ausländeranteil an der Bevölkerung. </w:t>
       </w:r>
-      <w:proofErr w:type="spellStart"/>
-      <w:r>
-        <w:t>Diese</w:t>
-      </w:r>
-      <w:proofErr w:type="spellEnd"/>
-      <w:r>
-        <w:t xml:space="preserve"> </w:t>
-      </w:r>
-      <w:proofErr w:type="spellStart"/>
-      <w:r>
-        <w:t>Unterscheidung</w:t>
-      </w:r>
-      <w:proofErr w:type="spellEnd"/>
-      <w:r>
-        <w:t xml:space="preserve"> </w:t>
-      </w:r>
-      <w:proofErr w:type="spellStart"/>
-      <w:r>
-        <w:t>wird</w:t>
-      </w:r>
-      <w:proofErr w:type="spellEnd"/>
-      <w:r>
-        <w:t xml:space="preserve"> in </w:t>
-      </w:r>
-      <w:proofErr w:type="spellStart"/>
-      <w:r>
-        <w:t>Variablennamen</w:t>
-      </w:r>
-      <w:proofErr w:type="spellEnd"/>
-      <w:r>
-        <w:t xml:space="preserve"> und Interpretation </w:t>
-      </w:r>
-      <w:proofErr w:type="spellStart"/>
-      <w:r>
-        <w:t>beibehalten</w:t>
-      </w:r>
-      <w:proofErr w:type="spellEnd"/>
-      <w:r>
-        <w:t>.</w:t>
+      <w:r>
+        <w:t>Diese Unterscheidung wird in Variablennamen und Interpretation beibehalten.</w:t>
       </w:r>
     </w:p>
     <w:tbl>
@@ -13850,7 +12378,6 @@
             <w:vAlign w:val="center"/>
           </w:tcPr>
           <w:p>
-            <w:proofErr w:type="spellStart"/>
             <w:r>
               <w:rPr>
                 <w:b/>
@@ -13858,7 +12385,6 @@
               </w:rPr>
               <w:t>Bereich</w:t>
             </w:r>
-            <w:proofErr w:type="spellEnd"/>
           </w:p>
         </w:tc>
         <w:tc>
@@ -13874,7 +12400,6 @@
             <w:vAlign w:val="center"/>
           </w:tcPr>
           <w:p>
-            <w:proofErr w:type="spellStart"/>
             <w:r>
               <w:rPr>
                 <w:b/>
@@ -13882,7 +12407,6 @@
               </w:rPr>
               <w:t>Indikator</w:t>
             </w:r>
-            <w:proofErr w:type="spellEnd"/>
           </w:p>
         </w:tc>
         <w:tc>
@@ -13945,14 +12469,12 @@
             </w:tcMar>
           </w:tcPr>
           <w:p>
-            <w:proofErr w:type="spellStart"/>
             <w:r>
               <w:rPr>
                 <w:sz w:val="16"/>
               </w:rPr>
               <w:t>Arbeitsmarkt</w:t>
             </w:r>
-            <w:proofErr w:type="spellEnd"/>
           </w:p>
         </w:tc>
         <w:tc>
@@ -13966,14 +12488,12 @@
             </w:tcMar>
           </w:tcPr>
           <w:p>
-            <w:proofErr w:type="spellStart"/>
             <w:r>
               <w:rPr>
                 <w:sz w:val="16"/>
               </w:rPr>
               <w:t>Arbeitslosenquote</w:t>
             </w:r>
-            <w:proofErr w:type="spellEnd"/>
           </w:p>
         </w:tc>
         <w:tc>
@@ -14006,42 +12526,12 @@
             </w:tcMar>
           </w:tcPr>
           <w:p>
-            <w:proofErr w:type="spellStart"/>
             <w:r>
               <w:rPr>
                 <w:sz w:val="16"/>
               </w:rPr>
-              <w:t>nach</w:t>
-            </w:r>
-            <w:proofErr w:type="spellEnd"/>
-            <w:r>
-              <w:rPr>
-                <w:sz w:val="16"/>
-              </w:rPr>
-              <w:t xml:space="preserve"> </w:t>
-            </w:r>
-            <w:proofErr w:type="spellStart"/>
-            <w:r>
-              <w:rPr>
-                <w:sz w:val="16"/>
-              </w:rPr>
-              <w:t>Bevölkerung</w:t>
-            </w:r>
-            <w:proofErr w:type="spellEnd"/>
-            <w:r>
-              <w:rPr>
-                <w:sz w:val="16"/>
-              </w:rPr>
-              <w:t xml:space="preserve"> </w:t>
-            </w:r>
-            <w:proofErr w:type="spellStart"/>
-            <w:r>
-              <w:rPr>
-                <w:sz w:val="16"/>
-              </w:rPr>
-              <w:t>gewichtet</w:t>
-            </w:r>
-            <w:proofErr w:type="spellEnd"/>
+              <w:t>nach Bevölkerung gewichtet</w:t>
+            </w:r>
           </w:p>
         </w:tc>
       </w:tr>
@@ -14061,14 +12551,12 @@
             </w:tcMar>
           </w:tcPr>
           <w:p>
-            <w:proofErr w:type="spellStart"/>
             <w:r>
               <w:rPr>
                 <w:sz w:val="16"/>
               </w:rPr>
               <w:t>Arbeitsmarkt</w:t>
             </w:r>
-            <w:proofErr w:type="spellEnd"/>
           </w:p>
         </w:tc>
         <w:tc>
@@ -14083,42 +12571,12 @@
             </w:tcMar>
           </w:tcPr>
           <w:p>
-            <w:proofErr w:type="spellStart"/>
             <w:r>
               <w:rPr>
                 <w:sz w:val="16"/>
               </w:rPr>
-              <w:t>Anteil</w:t>
-            </w:r>
-            <w:proofErr w:type="spellEnd"/>
-            <w:r>
-              <w:rPr>
-                <w:sz w:val="16"/>
-              </w:rPr>
-              <w:t xml:space="preserve"> </w:t>
-            </w:r>
-            <w:proofErr w:type="spellStart"/>
-            <w:r>
-              <w:rPr>
-                <w:sz w:val="16"/>
-              </w:rPr>
-              <w:t>ausländischer</w:t>
-            </w:r>
-            <w:proofErr w:type="spellEnd"/>
-            <w:r>
-              <w:rPr>
-                <w:sz w:val="16"/>
-              </w:rPr>
-              <w:t xml:space="preserve"> </w:t>
-            </w:r>
-            <w:proofErr w:type="spellStart"/>
-            <w:r>
-              <w:rPr>
-                <w:sz w:val="16"/>
-              </w:rPr>
-              <w:t>Arbeitsloser</w:t>
-            </w:r>
-            <w:proofErr w:type="spellEnd"/>
+              <w:t>Anteil ausländischer Arbeitsloser</w:t>
+            </w:r>
           </w:p>
         </w:tc>
         <w:tc>
@@ -14163,23 +12621,7 @@
                 <w:sz w:val="16"/>
                 <w:lang w:val="de-DE"/>
               </w:rPr>
-              <w:t xml:space="preserve">nach geschätzter Zahl </w:t>
-            </w:r>
-            <w:proofErr w:type="spellStart"/>
-            <w:r>
-              <w:rPr>
-                <w:sz w:val="16"/>
-                <w:lang w:val="de-DE"/>
-              </w:rPr>
-              <w:t>Arbeitsloser</w:t>
-            </w:r>
-            <w:proofErr w:type="spellEnd"/>
-            <w:r>
-              <w:rPr>
-                <w:sz w:val="16"/>
-                <w:lang w:val="de-DE"/>
-              </w:rPr>
-              <w:t xml:space="preserve"> gewichtet</w:t>
+              <w:t>nach geschätzter Zahl Arbeitsloser gewichtet</w:t>
             </w:r>
           </w:p>
         </w:tc>
@@ -14199,14 +12641,12 @@
             </w:tcMar>
           </w:tcPr>
           <w:p>
-            <w:proofErr w:type="spellStart"/>
             <w:r>
               <w:rPr>
                 <w:sz w:val="16"/>
               </w:rPr>
               <w:t>Ökonomie</w:t>
             </w:r>
-            <w:proofErr w:type="spellEnd"/>
           </w:p>
         </w:tc>
         <w:tc>
@@ -14220,96 +12660,50 @@
             </w:tcMar>
           </w:tcPr>
           <w:p>
-            <w:proofErr w:type="spellStart"/>
             <w:r>
               <w:rPr>
                 <w:sz w:val="16"/>
               </w:rPr>
-              <w:t>Kaufkraft</w:t>
-            </w:r>
-            <w:proofErr w:type="spellEnd"/>
+              <w:t>Kaufkraft je Einwohner</w:t>
+            </w:r>
+          </w:p>
+        </w:tc>
+        <w:tc>
+          <w:tcPr>
+            <w:tcW w:w="1247" w:type="dxa"/>
+            <w:tcMar>
+              <w:top w:w="80" w:type="dxa"/>
+              <w:left w:w="90" w:type="dxa"/>
+              <w:bottom w:w="80" w:type="dxa"/>
+              <w:right w:w="90" w:type="dxa"/>
+            </w:tcMar>
+          </w:tcPr>
+          <w:p>
             <w:r>
               <w:rPr>
                 <w:sz w:val="16"/>
               </w:rPr>
-              <w:t xml:space="preserve"> je </w:t>
-            </w:r>
-            <w:proofErr w:type="spellStart"/>
+              <w:t>Gemeinde</w:t>
+            </w:r>
+          </w:p>
+        </w:tc>
+        <w:tc>
+          <w:tcPr>
+            <w:tcW w:w="3231" w:type="dxa"/>
+            <w:tcMar>
+              <w:top w:w="80" w:type="dxa"/>
+              <w:left w:w="90" w:type="dxa"/>
+              <w:bottom w:w="80" w:type="dxa"/>
+              <w:right w:w="90" w:type="dxa"/>
+            </w:tcMar>
+          </w:tcPr>
+          <w:p>
             <w:r>
               <w:rPr>
                 <w:sz w:val="16"/>
               </w:rPr>
-              <w:t>Einwohner</w:t>
-            </w:r>
-            <w:proofErr w:type="spellEnd"/>
-          </w:p>
-        </w:tc>
-        <w:tc>
-          <w:tcPr>
-            <w:tcW w:w="1247" w:type="dxa"/>
-            <w:tcMar>
-              <w:top w:w="80" w:type="dxa"/>
-              <w:left w:w="90" w:type="dxa"/>
-              <w:bottom w:w="80" w:type="dxa"/>
-              <w:right w:w="90" w:type="dxa"/>
-            </w:tcMar>
-          </w:tcPr>
-          <w:p>
-            <w:r>
-              <w:rPr>
-                <w:sz w:val="16"/>
-              </w:rPr>
-              <w:t>Gemeinde</w:t>
-            </w:r>
-          </w:p>
-        </w:tc>
-        <w:tc>
-          <w:tcPr>
-            <w:tcW w:w="3231" w:type="dxa"/>
-            <w:tcMar>
-              <w:top w:w="80" w:type="dxa"/>
-              <w:left w:w="90" w:type="dxa"/>
-              <w:bottom w:w="80" w:type="dxa"/>
-              <w:right w:w="90" w:type="dxa"/>
-            </w:tcMar>
-          </w:tcPr>
-          <w:p>
-            <w:proofErr w:type="spellStart"/>
-            <w:r>
-              <w:rPr>
-                <w:sz w:val="16"/>
-              </w:rPr>
-              <w:t>nach</w:t>
-            </w:r>
-            <w:proofErr w:type="spellEnd"/>
-            <w:r>
-              <w:rPr>
-                <w:sz w:val="16"/>
-              </w:rPr>
-              <w:t xml:space="preserve"> </w:t>
-            </w:r>
-            <w:proofErr w:type="spellStart"/>
-            <w:r>
-              <w:rPr>
-                <w:sz w:val="16"/>
-              </w:rPr>
-              <w:t>Bevölkerung</w:t>
-            </w:r>
-            <w:proofErr w:type="spellEnd"/>
-            <w:r>
-              <w:rPr>
-                <w:sz w:val="16"/>
-              </w:rPr>
-              <w:t xml:space="preserve"> </w:t>
-            </w:r>
-            <w:proofErr w:type="spellStart"/>
-            <w:r>
-              <w:rPr>
-                <w:sz w:val="16"/>
-              </w:rPr>
-              <w:t>gewichtet</w:t>
-            </w:r>
-            <w:proofErr w:type="spellEnd"/>
+              <w:t>nach Bevölkerung gewichtet</w:t>
+            </w:r>
           </w:p>
         </w:tc>
       </w:tr>
@@ -14329,14 +12723,12 @@
             </w:tcMar>
           </w:tcPr>
           <w:p>
-            <w:proofErr w:type="spellStart"/>
             <w:r>
               <w:rPr>
                 <w:sz w:val="16"/>
               </w:rPr>
               <w:t>Ökonomie</w:t>
             </w:r>
-            <w:proofErr w:type="spellEnd"/>
           </w:p>
         </w:tc>
         <w:tc>
@@ -14351,28 +12743,12 @@
             </w:tcMar>
           </w:tcPr>
           <w:p>
-            <w:proofErr w:type="spellStart"/>
             <w:r>
               <w:rPr>
                 <w:sz w:val="16"/>
               </w:rPr>
-              <w:t>Beschäftigte</w:t>
-            </w:r>
-            <w:proofErr w:type="spellEnd"/>
-            <w:r>
-              <w:rPr>
-                <w:sz w:val="16"/>
-              </w:rPr>
-              <w:t xml:space="preserve"> je 100 </w:t>
-            </w:r>
-            <w:proofErr w:type="spellStart"/>
-            <w:r>
-              <w:rPr>
-                <w:sz w:val="16"/>
-              </w:rPr>
-              <w:t>Einwohner</w:t>
-            </w:r>
-            <w:proofErr w:type="spellEnd"/>
+              <w:t>Beschäftigte je 100 Einwohner</w:t>
+            </w:r>
           </w:p>
         </w:tc>
         <w:tc>
@@ -14407,42 +12783,12 @@
             </w:tcMar>
           </w:tcPr>
           <w:p>
-            <w:proofErr w:type="spellStart"/>
             <w:r>
               <w:rPr>
                 <w:sz w:val="16"/>
               </w:rPr>
-              <w:t>nach</w:t>
-            </w:r>
-            <w:proofErr w:type="spellEnd"/>
-            <w:r>
-              <w:rPr>
-                <w:sz w:val="16"/>
-              </w:rPr>
-              <w:t xml:space="preserve"> </w:t>
-            </w:r>
-            <w:proofErr w:type="spellStart"/>
-            <w:r>
-              <w:rPr>
-                <w:sz w:val="16"/>
-              </w:rPr>
-              <w:t>Bevölkerung</w:t>
-            </w:r>
-            <w:proofErr w:type="spellEnd"/>
-            <w:r>
-              <w:rPr>
-                <w:sz w:val="16"/>
-              </w:rPr>
-              <w:t xml:space="preserve"> </w:t>
-            </w:r>
-            <w:proofErr w:type="spellStart"/>
-            <w:r>
-              <w:rPr>
-                <w:sz w:val="16"/>
-              </w:rPr>
-              <w:t>gewichtet</w:t>
-            </w:r>
-            <w:proofErr w:type="spellEnd"/>
+              <w:t>nach Bevölkerung gewichtet</w:t>
+            </w:r>
           </w:p>
         </w:tc>
       </w:tr>
@@ -14461,14 +12807,12 @@
             </w:tcMar>
           </w:tcPr>
           <w:p>
-            <w:proofErr w:type="spellStart"/>
             <w:r>
               <w:rPr>
                 <w:sz w:val="16"/>
               </w:rPr>
               <w:t>Ökonomie</w:t>
             </w:r>
-            <w:proofErr w:type="spellEnd"/>
           </w:p>
         </w:tc>
         <w:tc>
@@ -14482,14 +12826,12 @@
             </w:tcMar>
           </w:tcPr>
           <w:p>
-            <w:proofErr w:type="spellStart"/>
             <w:r>
               <w:rPr>
                 <w:sz w:val="16"/>
               </w:rPr>
               <w:t>Steuereinnahmen</w:t>
             </w:r>
-            <w:proofErr w:type="spellEnd"/>
           </w:p>
         </w:tc>
         <w:tc>
@@ -14522,28 +12864,12 @@
             </w:tcMar>
           </w:tcPr>
           <w:p>
-            <w:proofErr w:type="spellStart"/>
             <w:r>
               <w:rPr>
                 <w:sz w:val="16"/>
               </w:rPr>
-              <w:t>Kreiswert</w:t>
-            </w:r>
-            <w:proofErr w:type="spellEnd"/>
-            <w:r>
-              <w:rPr>
-                <w:sz w:val="16"/>
-              </w:rPr>
-              <w:t xml:space="preserve"> den Gemeinden </w:t>
-            </w:r>
-            <w:proofErr w:type="spellStart"/>
-            <w:r>
-              <w:rPr>
-                <w:sz w:val="16"/>
-              </w:rPr>
-              <w:t>zugeordnet</w:t>
-            </w:r>
-            <w:proofErr w:type="spellEnd"/>
+              <w:t>Kreiswert den Gemeinden zugeordnet</w:t>
+            </w:r>
           </w:p>
         </w:tc>
       </w:tr>
@@ -14563,14 +12889,12 @@
             </w:tcMar>
           </w:tcPr>
           <w:p>
-            <w:proofErr w:type="spellStart"/>
             <w:r>
               <w:rPr>
                 <w:sz w:val="16"/>
               </w:rPr>
               <w:t>Demografie</w:t>
             </w:r>
-            <w:proofErr w:type="spellEnd"/>
           </w:p>
         </w:tc>
         <w:tc>
@@ -14585,33 +12909,11 @@
             </w:tcMar>
           </w:tcPr>
           <w:p>
-            <w:proofErr w:type="spellStart"/>
             <w:r>
               <w:rPr>
                 <w:sz w:val="16"/>
               </w:rPr>
-              <w:t>Anteil</w:t>
-            </w:r>
-            <w:proofErr w:type="spellEnd"/>
-            <w:r>
-              <w:rPr>
-                <w:sz w:val="16"/>
-              </w:rPr>
-              <w:t xml:space="preserve"> </w:t>
-            </w:r>
-            <w:proofErr w:type="spellStart"/>
-            <w:r>
-              <w:rPr>
-                <w:sz w:val="16"/>
-              </w:rPr>
-              <w:t>unter</w:t>
-            </w:r>
-            <w:proofErr w:type="spellEnd"/>
-            <w:r>
-              <w:rPr>
-                <w:sz w:val="16"/>
-              </w:rPr>
-              <w:t xml:space="preserve"> 6 Jahre</w:t>
+              <w:t>Anteil unter 6 Jahre</w:t>
             </w:r>
           </w:p>
         </w:tc>
@@ -14647,42 +12949,12 @@
             </w:tcMar>
           </w:tcPr>
           <w:p>
-            <w:proofErr w:type="spellStart"/>
             <w:r>
               <w:rPr>
                 <w:sz w:val="16"/>
               </w:rPr>
-              <w:t>nach</w:t>
-            </w:r>
-            <w:proofErr w:type="spellEnd"/>
-            <w:r>
-              <w:rPr>
-                <w:sz w:val="16"/>
-              </w:rPr>
-              <w:t xml:space="preserve"> </w:t>
-            </w:r>
-            <w:proofErr w:type="spellStart"/>
-            <w:r>
-              <w:rPr>
-                <w:sz w:val="16"/>
-              </w:rPr>
-              <w:t>Bevölkerung</w:t>
-            </w:r>
-            <w:proofErr w:type="spellEnd"/>
-            <w:r>
-              <w:rPr>
-                <w:sz w:val="16"/>
-              </w:rPr>
-              <w:t xml:space="preserve"> </w:t>
-            </w:r>
-            <w:proofErr w:type="spellStart"/>
-            <w:r>
-              <w:rPr>
-                <w:sz w:val="16"/>
-              </w:rPr>
-              <w:t>gewichtet</w:t>
-            </w:r>
-            <w:proofErr w:type="spellEnd"/>
+              <w:t>nach Bevölkerung gewichtet</w:t>
+            </w:r>
           </w:p>
         </w:tc>
       </w:tr>
@@ -14701,14 +12973,12 @@
             </w:tcMar>
           </w:tcPr>
           <w:p>
-            <w:proofErr w:type="spellStart"/>
             <w:r>
               <w:rPr>
                 <w:sz w:val="16"/>
               </w:rPr>
               <w:t>Demografie</w:t>
             </w:r>
-            <w:proofErr w:type="spellEnd"/>
           </w:p>
         </w:tc>
         <w:tc>
@@ -14722,25 +12992,36 @@
             </w:tcMar>
           </w:tcPr>
           <w:p>
-            <w:proofErr w:type="spellStart"/>
             <w:r>
               <w:rPr>
                 <w:sz w:val="16"/>
               </w:rPr>
-              <w:t>Anteil</w:t>
-            </w:r>
-            <w:proofErr w:type="spellEnd"/>
+              <w:t>Anteil 6 bis 18 Jahre</w:t>
+            </w:r>
+          </w:p>
+        </w:tc>
+        <w:tc>
+          <w:tcPr>
+            <w:tcW w:w="1247" w:type="dxa"/>
+            <w:tcMar>
+              <w:top w:w="80" w:type="dxa"/>
+              <w:left w:w="90" w:type="dxa"/>
+              <w:bottom w:w="80" w:type="dxa"/>
+              <w:right w:w="90" w:type="dxa"/>
+            </w:tcMar>
+          </w:tcPr>
+          <w:p>
             <w:r>
               <w:rPr>
                 <w:sz w:val="16"/>
               </w:rPr>
-              <w:t xml:space="preserve"> 6 bis 18 Jahre</w:t>
-            </w:r>
-          </w:p>
-        </w:tc>
-        <w:tc>
-          <w:tcPr>
-            <w:tcW w:w="1247" w:type="dxa"/>
+              <w:t>Gemeinde</w:t>
+            </w:r>
+          </w:p>
+        </w:tc>
+        <w:tc>
+          <w:tcPr>
+            <w:tcW w:w="3231" w:type="dxa"/>
             <w:tcMar>
               <w:top w:w="80" w:type="dxa"/>
               <w:left w:w="90" w:type="dxa"/>
@@ -14753,57 +13034,8 @@
               <w:rPr>
                 <w:sz w:val="16"/>
               </w:rPr>
-              <w:t>Gemeinde</w:t>
-            </w:r>
-          </w:p>
-        </w:tc>
-        <w:tc>
-          <w:tcPr>
-            <w:tcW w:w="3231" w:type="dxa"/>
-            <w:tcMar>
-              <w:top w:w="80" w:type="dxa"/>
-              <w:left w:w="90" w:type="dxa"/>
-              <w:bottom w:w="80" w:type="dxa"/>
-              <w:right w:w="90" w:type="dxa"/>
-            </w:tcMar>
-          </w:tcPr>
-          <w:p>
-            <w:proofErr w:type="spellStart"/>
-            <w:r>
-              <w:rPr>
-                <w:sz w:val="16"/>
-              </w:rPr>
-              <w:t>nach</w:t>
-            </w:r>
-            <w:proofErr w:type="spellEnd"/>
-            <w:r>
-              <w:rPr>
-                <w:sz w:val="16"/>
-              </w:rPr>
-              <w:t xml:space="preserve"> </w:t>
-            </w:r>
-            <w:proofErr w:type="spellStart"/>
-            <w:r>
-              <w:rPr>
-                <w:sz w:val="16"/>
-              </w:rPr>
-              <w:t>Bevölkerung</w:t>
-            </w:r>
-            <w:proofErr w:type="spellEnd"/>
-            <w:r>
-              <w:rPr>
-                <w:sz w:val="16"/>
-              </w:rPr>
-              <w:t xml:space="preserve"> </w:t>
-            </w:r>
-            <w:proofErr w:type="spellStart"/>
-            <w:r>
-              <w:rPr>
-                <w:sz w:val="16"/>
-              </w:rPr>
-              <w:t>gewichtet</w:t>
-            </w:r>
-            <w:proofErr w:type="spellEnd"/>
+              <w:t>nach Bevölkerung gewichtet</w:t>
+            </w:r>
           </w:p>
         </w:tc>
       </w:tr>
@@ -14823,14 +13055,12 @@
             </w:tcMar>
           </w:tcPr>
           <w:p>
-            <w:proofErr w:type="spellStart"/>
             <w:r>
               <w:rPr>
                 <w:sz w:val="16"/>
               </w:rPr>
               <w:t>Demografie</w:t>
             </w:r>
-            <w:proofErr w:type="spellEnd"/>
           </w:p>
         </w:tc>
         <w:tc>
@@ -14845,28 +13075,12 @@
             </w:tcMar>
           </w:tcPr>
           <w:p>
-            <w:proofErr w:type="spellStart"/>
             <w:r>
               <w:rPr>
                 <w:sz w:val="16"/>
               </w:rPr>
-              <w:t>Anteil</w:t>
-            </w:r>
-            <w:proofErr w:type="spellEnd"/>
-            <w:r>
-              <w:rPr>
-                <w:sz w:val="16"/>
-              </w:rPr>
-              <w:t xml:space="preserve"> 65 Jahre und </w:t>
-            </w:r>
-            <w:proofErr w:type="spellStart"/>
-            <w:r>
-              <w:rPr>
-                <w:sz w:val="16"/>
-              </w:rPr>
-              <w:t>älter</w:t>
-            </w:r>
-            <w:proofErr w:type="spellEnd"/>
+              <w:t>Anteil 65 Jahre und älter</w:t>
+            </w:r>
           </w:p>
         </w:tc>
         <w:tc>
@@ -14901,42 +13115,12 @@
             </w:tcMar>
           </w:tcPr>
           <w:p>
-            <w:proofErr w:type="spellStart"/>
             <w:r>
               <w:rPr>
                 <w:sz w:val="16"/>
               </w:rPr>
-              <w:t>nach</w:t>
-            </w:r>
-            <w:proofErr w:type="spellEnd"/>
-            <w:r>
-              <w:rPr>
-                <w:sz w:val="16"/>
-              </w:rPr>
-              <w:t xml:space="preserve"> </w:t>
-            </w:r>
-            <w:proofErr w:type="spellStart"/>
-            <w:r>
-              <w:rPr>
-                <w:sz w:val="16"/>
-              </w:rPr>
-              <w:t>Bevölkerung</w:t>
-            </w:r>
-            <w:proofErr w:type="spellEnd"/>
-            <w:r>
-              <w:rPr>
-                <w:sz w:val="16"/>
-              </w:rPr>
-              <w:t xml:space="preserve"> </w:t>
-            </w:r>
-            <w:proofErr w:type="spellStart"/>
-            <w:r>
-              <w:rPr>
-                <w:sz w:val="16"/>
-              </w:rPr>
-              <w:t>gewichtet</w:t>
-            </w:r>
-            <w:proofErr w:type="spellEnd"/>
+              <w:t>nach Bevölkerung gewichtet</w:t>
+            </w:r>
           </w:p>
         </w:tc>
       </w:tr>
@@ -14955,14 +13139,12 @@
             </w:tcMar>
           </w:tcPr>
           <w:p>
-            <w:proofErr w:type="spellStart"/>
             <w:r>
               <w:rPr>
                 <w:sz w:val="16"/>
               </w:rPr>
               <w:t>Demografie</w:t>
             </w:r>
-            <w:proofErr w:type="spellEnd"/>
           </w:p>
         </w:tc>
         <w:tc>
@@ -14976,14 +13158,12 @@
             </w:tcMar>
           </w:tcPr>
           <w:p>
-            <w:proofErr w:type="spellStart"/>
             <w:r>
               <w:rPr>
                 <w:sz w:val="16"/>
               </w:rPr>
               <w:t>Durchschnittsalter</w:t>
             </w:r>
-            <w:proofErr w:type="spellEnd"/>
           </w:p>
         </w:tc>
         <w:tc>
@@ -15016,42 +13196,12 @@
             </w:tcMar>
           </w:tcPr>
           <w:p>
-            <w:proofErr w:type="spellStart"/>
             <w:r>
               <w:rPr>
                 <w:sz w:val="16"/>
               </w:rPr>
-              <w:t>nach</w:t>
-            </w:r>
-            <w:proofErr w:type="spellEnd"/>
-            <w:r>
-              <w:rPr>
-                <w:sz w:val="16"/>
-              </w:rPr>
-              <w:t xml:space="preserve"> </w:t>
-            </w:r>
-            <w:proofErr w:type="spellStart"/>
-            <w:r>
-              <w:rPr>
-                <w:sz w:val="16"/>
-              </w:rPr>
-              <w:t>Bevölkerung</w:t>
-            </w:r>
-            <w:proofErr w:type="spellEnd"/>
-            <w:r>
-              <w:rPr>
-                <w:sz w:val="16"/>
-              </w:rPr>
-              <w:t xml:space="preserve"> </w:t>
-            </w:r>
-            <w:proofErr w:type="spellStart"/>
-            <w:r>
-              <w:rPr>
-                <w:sz w:val="16"/>
-              </w:rPr>
-              <w:t>gewichtet</w:t>
-            </w:r>
-            <w:proofErr w:type="spellEnd"/>
+              <w:t>nach Bevölkerung gewichtet</w:t>
+            </w:r>
           </w:p>
         </w:tc>
       </w:tr>
@@ -15071,14 +13221,12 @@
             </w:tcMar>
           </w:tcPr>
           <w:p>
-            <w:proofErr w:type="spellStart"/>
             <w:r>
               <w:rPr>
                 <w:sz w:val="16"/>
               </w:rPr>
               <w:t>Haushalt</w:t>
             </w:r>
-            <w:proofErr w:type="spellEnd"/>
           </w:p>
         </w:tc>
         <w:tc>
@@ -15093,28 +13241,12 @@
             </w:tcMar>
           </w:tcPr>
           <w:p>
-            <w:proofErr w:type="spellStart"/>
             <w:r>
               <w:rPr>
                 <w:sz w:val="16"/>
               </w:rPr>
-              <w:t>Durchschnittliche</w:t>
-            </w:r>
-            <w:proofErr w:type="spellEnd"/>
-            <w:r>
-              <w:rPr>
-                <w:sz w:val="16"/>
-              </w:rPr>
-              <w:t xml:space="preserve"> </w:t>
-            </w:r>
-            <w:proofErr w:type="spellStart"/>
-            <w:r>
-              <w:rPr>
-                <w:sz w:val="16"/>
-              </w:rPr>
-              <w:t>Haushaltsgröße</w:t>
-            </w:r>
-            <w:proofErr w:type="spellEnd"/>
+              <w:t>Durchschnittliche Haushaltsgröße</w:t>
+            </w:r>
           </w:p>
         </w:tc>
         <w:tc>
@@ -15149,56 +13281,12 @@
             </w:tcMar>
           </w:tcPr>
           <w:p>
-            <w:proofErr w:type="spellStart"/>
             <w:r>
               <w:rPr>
                 <w:sz w:val="16"/>
               </w:rPr>
-              <w:t>über</w:t>
-            </w:r>
-            <w:proofErr w:type="spellEnd"/>
-            <w:r>
-              <w:rPr>
-                <w:sz w:val="16"/>
-              </w:rPr>
-              <w:t xml:space="preserve"> </w:t>
-            </w:r>
-            <w:proofErr w:type="spellStart"/>
-            <w:r>
-              <w:rPr>
-                <w:sz w:val="16"/>
-              </w:rPr>
-              <w:t>geschätzte</w:t>
-            </w:r>
-            <w:proofErr w:type="spellEnd"/>
-            <w:r>
-              <w:rPr>
-                <w:sz w:val="16"/>
-              </w:rPr>
-              <w:t xml:space="preserve"> </w:t>
-            </w:r>
-            <w:proofErr w:type="spellStart"/>
-            <w:r>
-              <w:rPr>
-                <w:sz w:val="16"/>
-              </w:rPr>
-              <w:t>Haushaltszahl</w:t>
-            </w:r>
-            <w:proofErr w:type="spellEnd"/>
-            <w:r>
-              <w:rPr>
-                <w:sz w:val="16"/>
-              </w:rPr>
-              <w:t xml:space="preserve"> </w:t>
-            </w:r>
-            <w:proofErr w:type="spellStart"/>
-            <w:r>
-              <w:rPr>
-                <w:sz w:val="16"/>
-              </w:rPr>
-              <w:t>rekonstruiert</w:t>
-            </w:r>
-            <w:proofErr w:type="spellEnd"/>
+              <w:t>über geschätzte Haushaltszahl rekonstruiert</w:t>
+            </w:r>
           </w:p>
         </w:tc>
       </w:tr>
@@ -15217,14 +13305,12 @@
             </w:tcMar>
           </w:tcPr>
           <w:p>
-            <w:proofErr w:type="spellStart"/>
             <w:r>
               <w:rPr>
                 <w:sz w:val="16"/>
               </w:rPr>
               <w:t>Mobilität</w:t>
             </w:r>
-            <w:proofErr w:type="spellEnd"/>
           </w:p>
         </w:tc>
         <w:tc>
@@ -15238,25 +13324,36 @@
             </w:tcMar>
           </w:tcPr>
           <w:p>
-            <w:proofErr w:type="spellStart"/>
             <w:r>
               <w:rPr>
                 <w:sz w:val="16"/>
               </w:rPr>
-              <w:t>Wanderungssaldo</w:t>
-            </w:r>
-            <w:proofErr w:type="spellEnd"/>
+              <w:t>Wanderungssaldo je 1.000</w:t>
+            </w:r>
+          </w:p>
+        </w:tc>
+        <w:tc>
+          <w:tcPr>
+            <w:tcW w:w="1247" w:type="dxa"/>
+            <w:tcMar>
+              <w:top w:w="80" w:type="dxa"/>
+              <w:left w:w="90" w:type="dxa"/>
+              <w:bottom w:w="80" w:type="dxa"/>
+              <w:right w:w="90" w:type="dxa"/>
+            </w:tcMar>
+          </w:tcPr>
+          <w:p>
             <w:r>
               <w:rPr>
                 <w:sz w:val="16"/>
               </w:rPr>
-              <w:t xml:space="preserve"> je 1.000</w:t>
-            </w:r>
-          </w:p>
-        </w:tc>
-        <w:tc>
-          <w:tcPr>
-            <w:tcW w:w="1247" w:type="dxa"/>
+              <w:t>Gemeinde</w:t>
+            </w:r>
+          </w:p>
+        </w:tc>
+        <w:tc>
+          <w:tcPr>
+            <w:tcW w:w="3231" w:type="dxa"/>
             <w:tcMar>
               <w:top w:w="80" w:type="dxa"/>
               <w:left w:w="90" w:type="dxa"/>
@@ -15269,57 +13366,8 @@
               <w:rPr>
                 <w:sz w:val="16"/>
               </w:rPr>
-              <w:t>Gemeinde</w:t>
-            </w:r>
-          </w:p>
-        </w:tc>
-        <w:tc>
-          <w:tcPr>
-            <w:tcW w:w="3231" w:type="dxa"/>
-            <w:tcMar>
-              <w:top w:w="80" w:type="dxa"/>
-              <w:left w:w="90" w:type="dxa"/>
-              <w:bottom w:w="80" w:type="dxa"/>
-              <w:right w:w="90" w:type="dxa"/>
-            </w:tcMar>
-          </w:tcPr>
-          <w:p>
-            <w:proofErr w:type="spellStart"/>
-            <w:r>
-              <w:rPr>
-                <w:sz w:val="16"/>
-              </w:rPr>
-              <w:t>nach</w:t>
-            </w:r>
-            <w:proofErr w:type="spellEnd"/>
-            <w:r>
-              <w:rPr>
-                <w:sz w:val="16"/>
-              </w:rPr>
-              <w:t xml:space="preserve"> </w:t>
-            </w:r>
-            <w:proofErr w:type="spellStart"/>
-            <w:r>
-              <w:rPr>
-                <w:sz w:val="16"/>
-              </w:rPr>
-              <w:t>Bevölkerung</w:t>
-            </w:r>
-            <w:proofErr w:type="spellEnd"/>
-            <w:r>
-              <w:rPr>
-                <w:sz w:val="16"/>
-              </w:rPr>
-              <w:t xml:space="preserve"> </w:t>
-            </w:r>
-            <w:proofErr w:type="spellStart"/>
-            <w:r>
-              <w:rPr>
-                <w:sz w:val="16"/>
-              </w:rPr>
-              <w:t>gewichtet</w:t>
-            </w:r>
-            <w:proofErr w:type="spellEnd"/>
+              <w:t>nach Bevölkerung gewichtet</w:t>
+            </w:r>
           </w:p>
         </w:tc>
       </w:tr>
@@ -15359,14 +13407,12 @@
             </w:tcMar>
           </w:tcPr>
           <w:p>
-            <w:proofErr w:type="spellStart"/>
             <w:r>
               <w:rPr>
                 <w:sz w:val="16"/>
               </w:rPr>
               <w:t>Ländlichkeit</w:t>
             </w:r>
-            <w:proofErr w:type="spellEnd"/>
           </w:p>
         </w:tc>
         <w:tc>
@@ -15401,42 +13447,12 @@
             </w:tcMar>
           </w:tcPr>
           <w:p>
-            <w:proofErr w:type="spellStart"/>
             <w:r>
               <w:rPr>
                 <w:sz w:val="16"/>
               </w:rPr>
-              <w:t>nach</w:t>
-            </w:r>
-            <w:proofErr w:type="spellEnd"/>
-            <w:r>
-              <w:rPr>
-                <w:sz w:val="16"/>
-              </w:rPr>
-              <w:t xml:space="preserve"> </w:t>
-            </w:r>
-            <w:proofErr w:type="spellStart"/>
-            <w:r>
-              <w:rPr>
-                <w:sz w:val="16"/>
-              </w:rPr>
-              <w:t>Bevölkerung</w:t>
-            </w:r>
-            <w:proofErr w:type="spellEnd"/>
-            <w:r>
-              <w:rPr>
-                <w:sz w:val="16"/>
-              </w:rPr>
-              <w:t xml:space="preserve"> </w:t>
-            </w:r>
-            <w:proofErr w:type="spellStart"/>
-            <w:r>
-              <w:rPr>
-                <w:sz w:val="16"/>
-              </w:rPr>
-              <w:t>gewichtet</w:t>
-            </w:r>
-            <w:proofErr w:type="spellEnd"/>
+              <w:t>nach Bevölkerung gewichtet</w:t>
+            </w:r>
           </w:p>
         </w:tc>
       </w:tr>
@@ -15474,14 +13490,12 @@
             </w:tcMar>
           </w:tcPr>
           <w:p>
-            <w:proofErr w:type="spellStart"/>
             <w:r>
               <w:rPr>
                 <w:sz w:val="16"/>
               </w:rPr>
               <w:t>Einwohnerdichte</w:t>
             </w:r>
-            <w:proofErr w:type="spellEnd"/>
           </w:p>
         </w:tc>
         <w:tc>
@@ -15514,56 +13528,12 @@
             </w:tcMar>
           </w:tcPr>
           <w:p>
-            <w:proofErr w:type="spellStart"/>
             <w:r>
               <w:rPr>
                 <w:sz w:val="16"/>
               </w:rPr>
-              <w:t>über</w:t>
-            </w:r>
-            <w:proofErr w:type="spellEnd"/>
-            <w:r>
-              <w:rPr>
-                <w:sz w:val="16"/>
-              </w:rPr>
-              <w:t xml:space="preserve"> </w:t>
-            </w:r>
-            <w:proofErr w:type="spellStart"/>
-            <w:r>
-              <w:rPr>
-                <w:sz w:val="16"/>
-              </w:rPr>
-              <w:t>geschätzte</w:t>
-            </w:r>
-            <w:proofErr w:type="spellEnd"/>
-            <w:r>
-              <w:rPr>
-                <w:sz w:val="16"/>
-              </w:rPr>
-              <w:t xml:space="preserve"> </w:t>
-            </w:r>
-            <w:proofErr w:type="spellStart"/>
-            <w:r>
-              <w:rPr>
-                <w:sz w:val="16"/>
-              </w:rPr>
-              <w:t>Gesamtfläche</w:t>
-            </w:r>
-            <w:proofErr w:type="spellEnd"/>
-            <w:r>
-              <w:rPr>
-                <w:sz w:val="16"/>
-              </w:rPr>
-              <w:t xml:space="preserve"> </w:t>
-            </w:r>
-            <w:proofErr w:type="spellStart"/>
-            <w:r>
-              <w:rPr>
-                <w:sz w:val="16"/>
-              </w:rPr>
-              <w:t>rekonstruiert</w:t>
-            </w:r>
-            <w:proofErr w:type="spellEnd"/>
+              <w:t>über geschätzte Gesamtfläche rekonstruiert</w:t>
+            </w:r>
           </w:p>
         </w:tc>
       </w:tr>
@@ -15603,33 +13573,11 @@
             </w:tcMar>
           </w:tcPr>
           <w:p>
-            <w:proofErr w:type="spellStart"/>
             <w:r>
               <w:rPr>
                 <w:sz w:val="16"/>
               </w:rPr>
-              <w:t>Einwohner</w:t>
-            </w:r>
-            <w:proofErr w:type="spellEnd"/>
-            <w:r>
-              <w:rPr>
-                <w:sz w:val="16"/>
-              </w:rPr>
-              <w:t>-</w:t>
-            </w:r>
-            <w:proofErr w:type="spellStart"/>
-            <w:r>
-              <w:rPr>
-                <w:sz w:val="16"/>
-              </w:rPr>
-              <w:t>Arbeitsplatz</w:t>
-            </w:r>
-            <w:proofErr w:type="spellEnd"/>
-            <w:r>
-              <w:rPr>
-                <w:sz w:val="16"/>
-              </w:rPr>
-              <w:t>-Dichte</w:t>
+              <w:t>Einwohner-Arbeitsplatz-Dichte</w:t>
             </w:r>
           </w:p>
         </w:tc>
@@ -15665,56 +13613,12 @@
             </w:tcMar>
           </w:tcPr>
           <w:p>
-            <w:proofErr w:type="spellStart"/>
             <w:r>
               <w:rPr>
                 <w:sz w:val="16"/>
               </w:rPr>
-              <w:t>nach</w:t>
-            </w:r>
-            <w:proofErr w:type="spellEnd"/>
-            <w:r>
-              <w:rPr>
-                <w:sz w:val="16"/>
-              </w:rPr>
-              <w:t xml:space="preserve"> </w:t>
-            </w:r>
-            <w:proofErr w:type="spellStart"/>
-            <w:r>
-              <w:rPr>
-                <w:sz w:val="16"/>
-              </w:rPr>
-              <w:t>geschätzter</w:t>
-            </w:r>
-            <w:proofErr w:type="spellEnd"/>
-            <w:r>
-              <w:rPr>
-                <w:sz w:val="16"/>
-              </w:rPr>
-              <w:t xml:space="preserve"> </w:t>
-            </w:r>
-            <w:proofErr w:type="spellStart"/>
-            <w:r>
-              <w:rPr>
-                <w:sz w:val="16"/>
-              </w:rPr>
-              <w:t>Fläche</w:t>
-            </w:r>
-            <w:proofErr w:type="spellEnd"/>
-            <w:r>
-              <w:rPr>
-                <w:sz w:val="16"/>
-              </w:rPr>
-              <w:t xml:space="preserve"> </w:t>
-            </w:r>
-            <w:proofErr w:type="spellStart"/>
-            <w:r>
-              <w:rPr>
-                <w:sz w:val="16"/>
-              </w:rPr>
-              <w:t>gewichtet</w:t>
-            </w:r>
-            <w:proofErr w:type="spellEnd"/>
+              <w:t>nach geschätzter Fläche gewichtet</w:t>
+            </w:r>
           </w:p>
         </w:tc>
       </w:tr>
@@ -15768,21 +13672,7 @@
         <w:rPr>
           <w:lang w:val="de-DE"/>
         </w:rPr>
-        <w:t xml:space="preserve">Der finale Wahldaten-Lookup wird in einzelne Gemeindeschlüssel zerlegt und an INKAR </w:t>
-      </w:r>
-      <w:proofErr w:type="spellStart"/>
-      <w:r>
-        <w:rPr>
-          <w:lang w:val="de-DE"/>
-        </w:rPr>
-        <w:t>gejoint</w:t>
-      </w:r>
-      <w:proofErr w:type="spellEnd"/>
-      <w:r>
-        <w:rPr>
-          <w:lang w:val="de-DE"/>
-        </w:rPr>
-        <w:t>. Bei additiven Grundgrößen werden Gemeindewerte summiert. Raten und Anteile dürfen dagegen nicht ungewichtet gemittelt werden, wenn sich Gemeindegrößen stark unterscheiden. Die meisten Indikatoren werden deshalb mit der Bevölkerung gewichtet. Für den Anteil ausländischer Arbeitsloser ist die passende Grundgesamtheit nicht die Gesamtbevölkerung, sondern die Zahl der Arbeitslosen. Da diese nicht direkt als Gewicht vorliegt, wird sie aus Bevölkerung und Arbeitslosenquote angenähert.</w:t>
+        <w:t>Der finale Wahldaten-Lookup wird in einzelne Gemeindeschlüssel zerlegt und an INKAR gejoint. Bei additiven Grundgrößen werden Gemeindewerte summiert. Raten und Anteile dürfen dagegen nicht ungewichtet gemittelt werden, wenn sich Gemeindegrößen stark unterscheiden. Die meisten Indikatoren werden deshalb mit der Bevölkerung gewichtet. Für den Anteil ausländischer Arbeitsloser ist die passende Grundgesamtheit nicht die Gesamtbevölkerung, sondern die Zahl der Arbeitslosen. Da diese nicht direkt als Gewicht vorliegt, wird sie aus Bevölkerung und Arbeitslosenquote angenähert.</w:t>
       </w:r>
     </w:p>
     <w:p>
@@ -15831,35 +13721,7 @@
         <w:rPr>
           <w:lang w:val="de-DE"/>
         </w:rPr>
-        <w:t xml:space="preserve">Vor der Regression werden die 14 </w:t>
-      </w:r>
-      <w:proofErr w:type="spellStart"/>
-      <w:r>
-        <w:rPr>
-          <w:lang w:val="de-DE"/>
-        </w:rPr>
-        <w:t>Kovariaten</w:t>
-      </w:r>
-      <w:proofErr w:type="spellEnd"/>
-      <w:r>
-        <w:rPr>
-          <w:lang w:val="de-DE"/>
-        </w:rPr>
-        <w:t xml:space="preserve"> über die 1.077 vollständigen ostdeutschen Einheiten z-standardisiert. Ein Koeffizient bezieht sich damit auf eine Standardabweichung des jeweiligen Merkmals und ist zwischen Variablen besser vergleichbar. Der Aggregationsschlüssel bleibt für Joins und Ergebniszuordnung erhalten, wird aber nicht als numerischer Prädiktor an das Modell übergeben. Die Reihenfolge der Regressionstabelle wird durch einen expliziten </w:t>
-      </w:r>
-      <w:proofErr w:type="spellStart"/>
-      <w:r>
-        <w:rPr>
-          <w:lang w:val="de-DE"/>
-        </w:rPr>
-        <w:t>Schlüsseljoin</w:t>
-      </w:r>
-      <w:proofErr w:type="spellEnd"/>
-      <w:r>
-        <w:rPr>
-          <w:lang w:val="de-DE"/>
-        </w:rPr>
-        <w:t xml:space="preserve"> gesichert, nicht durch die Annahme, dass Zeile 1 zweier Dateien zufällig dasselbe Gebiet bezeichnet.</w:t>
+        <w:t>Vor der Regression werden die 14 Kovariaten über die 1.077 vollständigen ostdeutschen Einheiten z-standardisiert. Ein Koeffizient bezieht sich damit auf eine Standardabweichung des jeweiligen Merkmals und ist zwischen Variablen besser vergleichbar. Der Aggregationsschlüssel bleibt für Joins und Ergebniszuordnung erhalten, wird aber nicht als numerischer Prädiktor an das Modell übergeben. Die Reihenfolge der Regressionstabelle wird durch einen expliziten Schlüsseljoin gesichert, nicht durch die Annahme, dass Zeile 1 zweier Dateien zufällig dasselbe Gebiet bezeichnet.</w:t>
       </w:r>
     </w:p>
     <w:p>
@@ -15875,35 +13737,7 @@
         <w:rPr>
           <w:lang w:val="de-DE"/>
         </w:rPr>
-        <w:t xml:space="preserve">Die hohe Zahl teils verwandter </w:t>
-      </w:r>
-      <w:proofErr w:type="spellStart"/>
-      <w:r>
-        <w:rPr>
-          <w:lang w:val="de-DE"/>
-        </w:rPr>
-        <w:t>Kovariaten</w:t>
-      </w:r>
-      <w:proofErr w:type="spellEnd"/>
-      <w:r>
-        <w:rPr>
-          <w:lang w:val="de-DE"/>
-        </w:rPr>
-        <w:t xml:space="preserve"> erhöht das Risiko von Multikollinearität. Besonders Einwohnerdichte und Einwohner-Arbeitsplatz-Dichte sowie Durchschnittsalter und Anteil </w:t>
-      </w:r>
-      <w:proofErr w:type="spellStart"/>
-      <w:r>
-        <w:rPr>
-          <w:lang w:val="de-DE"/>
-        </w:rPr>
-        <w:t>Älterer</w:t>
-      </w:r>
-      <w:proofErr w:type="spellEnd"/>
-      <w:r>
-        <w:rPr>
-          <w:lang w:val="de-DE"/>
-        </w:rPr>
-        <w:t xml:space="preserve"> können stark korrelieren. Koeffizienten sind dann bedingt auf die jeweils anderen Variablen zu lesen und können zwischen Spezifikationen instabil werden. Für die Endfassung sind reduzierte, theoriegeleitete Modellspezifikationen und Variance-Inflation-Checks als Sensitivitätsanalyse vorgesehen.</w:t>
+        <w:t>Die hohe Zahl teils verwandter Kovariaten erhöht das Risiko von Multikollinearität. Besonders Einwohnerdichte und Einwohner-Arbeitsplatz-Dichte sowie Durchschnittsalter und Anteil Älterer können stark korrelieren. Koeffizienten sind dann bedingt auf die jeweils anderen Variablen zu lesen und können zwischen Spezifikationen instabil werden. Für die Endfassung sind reduzierte, theoriegeleitete Modellspezifikationen und Variance-Inflation-Checks als Sensitivitätsanalyse vorgesehen.</w:t>
       </w:r>
     </w:p>
     <w:p>
@@ -15968,21 +13802,7 @@
         <w:rPr>
           <w:lang w:val="de-DE"/>
         </w:rPr>
-        <w:t xml:space="preserve">Der AfD-Bestand wird deskriptiv berichtet, aber nicht als </w:t>
-      </w:r>
-      <w:proofErr w:type="spellStart"/>
-      <w:r>
-        <w:rPr>
-          <w:lang w:val="de-DE"/>
-        </w:rPr>
-        <w:t>Zuflussmodell</w:t>
-      </w:r>
-      <w:proofErr w:type="spellEnd"/>
-      <w:r>
-        <w:rPr>
-          <w:lang w:val="de-DE"/>
-        </w:rPr>
-        <w:t xml:space="preserve"> interpretiert. Eine hohe AfD-zu-AfD-Persistenz beantwortet eine andere Frage als die Herkunft zusätzlicher AfD-Stimmen. Der Fokus auf getrennte Herkunftsmodelle ermöglicht beispielsweise, einen Zusammenhang der Arbeitslosenquote mit SPD-AfD-Übergängen von einem Zusammenhang mit der Mobilisierung früherer Nichtwählender zu unterscheiden.</w:t>
+        <w:t>Der AfD-Bestand wird deskriptiv berichtet, aber nicht als Zuflussmodell interpretiert. Eine hohe AfD-zu-AfD-Persistenz beantwortet eine andere Frage als die Herkunft zusätzlicher AfD-Stimmen. Der Fokus auf getrennte Herkunftsmodelle ermöglicht beispielsweise, einen Zusammenhang der Arbeitslosenquote mit SPD-AfD-Übergängen von einem Zusammenhang mit der Mobilisierung früherer Nichtwählender zu unterscheiden.</w:t>
       </w:r>
     </w:p>
     <w:p>
@@ -16014,35 +13834,7 @@
         <w:rPr>
           <w:lang w:val="de-DE"/>
         </w:rPr>
-        <w:t xml:space="preserve">Die primäre abhängige Variable ist </w:t>
-      </w:r>
-      <w:proofErr w:type="spellStart"/>
-      <w:r>
-        <w:rPr>
-          <w:lang w:val="de-DE"/>
-        </w:rPr>
-        <w:t>p_i,j→AfD</w:t>
-      </w:r>
-      <w:proofErr w:type="spellEnd"/>
-      <w:r>
-        <w:rPr>
-          <w:lang w:val="de-DE"/>
-        </w:rPr>
-        <w:t xml:space="preserve">: der geschätzte Anteil der Herkunftsgruppe j in Einheit i, der 2025 der AfD zugeordnet wird. Für jede Herkunft j wird ein gewichtetes lineares Modell geschätzt: </w:t>
-      </w:r>
-      <w:proofErr w:type="spellStart"/>
-      <w:r>
-        <w:rPr>
-          <w:lang w:val="de-DE"/>
-        </w:rPr>
-        <w:t>p_i,j→AfD</w:t>
-      </w:r>
-      <w:proofErr w:type="spellEnd"/>
-      <w:r>
-        <w:rPr>
-          <w:lang w:val="de-DE"/>
-        </w:rPr>
-        <w:t xml:space="preserve"> = </w:t>
+        <w:t xml:space="preserve">Die primäre abhängige Variable ist p_i,j→AfD: der geschätzte Anteil der Herkunftsgruppe j in Einheit i, der 2025 der AfD zugeordnet wird. Für jede Herkunft j wird ein gewichtetes lineares Modell geschätzt: p_i,j→AfD = </w:t>
       </w:r>
       <w:r>
         <w:t>α</w:t>
@@ -16051,21 +13843,25 @@
         <w:rPr>
           <w:lang w:val="de-DE"/>
         </w:rPr>
+        <w:t xml:space="preserve">_j + X_i </w:t>
+      </w:r>
+      <w:r>
+        <w:t>β</w:t>
+      </w:r>
+      <w:r>
+        <w:rPr>
+          <w:lang w:val="de-DE"/>
+        </w:rPr>
         <w:t xml:space="preserve">_j + </w:t>
       </w:r>
-      <w:proofErr w:type="spellStart"/>
-      <w:r>
-        <w:rPr>
-          <w:lang w:val="de-DE"/>
-        </w:rPr>
-        <w:t>X_i</w:t>
-      </w:r>
-      <w:proofErr w:type="spellEnd"/>
-      <w:r>
-        <w:rPr>
-          <w:lang w:val="de-DE"/>
-        </w:rPr>
-        <w:t xml:space="preserve"> </w:t>
+      <w:r>
+        <w:t>ε</w:t>
+      </w:r>
+      <w:r>
+        <w:rPr>
+          <w:lang w:val="de-DE"/>
+        </w:rPr>
+        <w:t xml:space="preserve">_i,j. X_i enthält die z-standardisierten Strukturindikatoren 2023. Da die abhängige Variable zwischen null und eins liegt, sind Vorhersagen außerhalb dieses Bereichs theoretisch möglich. Im beobachteten Wertebereich ist das lineare Modell vor allem wegen seiner direkten Interpretation gewählt: </w:t>
       </w:r>
       <w:r>
         <w:t>β</w:t>
@@ -16074,67 +13870,7 @@
         <w:rPr>
           <w:lang w:val="de-DE"/>
         </w:rPr>
-        <w:t xml:space="preserve">_j + </w:t>
-      </w:r>
-      <w:r>
-        <w:t>ε</w:t>
-      </w:r>
-      <w:r>
-        <w:rPr>
-          <w:lang w:val="de-DE"/>
-        </w:rPr>
-        <w:t>_</w:t>
-      </w:r>
-      <w:proofErr w:type="spellStart"/>
-      <w:r>
-        <w:rPr>
-          <w:lang w:val="de-DE"/>
-        </w:rPr>
-        <w:t>i,j</w:t>
-      </w:r>
-      <w:proofErr w:type="spellEnd"/>
-      <w:r>
-        <w:rPr>
-          <w:lang w:val="de-DE"/>
-        </w:rPr>
-        <w:t xml:space="preserve">. </w:t>
-      </w:r>
-      <w:proofErr w:type="spellStart"/>
-      <w:r>
-        <w:rPr>
-          <w:lang w:val="de-DE"/>
-        </w:rPr>
-        <w:t>X_i</w:t>
-      </w:r>
-      <w:proofErr w:type="spellEnd"/>
-      <w:r>
-        <w:rPr>
-          <w:lang w:val="de-DE"/>
-        </w:rPr>
-        <w:t xml:space="preserve"> enthält die z-standardisierten Strukturindikatoren 2023. Da die abhängige Variable zwischen null und eins liegt, sind Vorhersagen außerhalb dieses Bereichs theoretisch möglich. Im beobachteten Wertebereich ist das lineare Modell vor allem wegen seiner direkten Interpretation gewählt: </w:t>
-      </w:r>
-      <w:r>
-        <w:t>β</w:t>
-      </w:r>
-      <w:r>
-        <w:rPr>
-          <w:lang w:val="de-DE"/>
-        </w:rPr>
-        <w:t xml:space="preserve"> gibt die Änderung der geschätzten Übergangswahrscheinlichkeit bei einer Standardabweichung der </w:t>
-      </w:r>
-      <w:proofErr w:type="spellStart"/>
-      <w:r>
-        <w:rPr>
-          <w:lang w:val="de-DE"/>
-        </w:rPr>
-        <w:t>Kovariate</w:t>
-      </w:r>
-      <w:proofErr w:type="spellEnd"/>
-      <w:r>
-        <w:rPr>
-          <w:lang w:val="de-DE"/>
-        </w:rPr>
-        <w:t xml:space="preserve"> an.</w:t>
+        <w:t xml:space="preserve"> gibt die Änderung der geschätzten Übergangswahrscheinlichkeit bei einer Standardabweichung der Kovariate an.</w:t>
       </w:r>
     </w:p>
     <w:p>
@@ -16150,35 +13886,7 @@
         <w:rPr>
           <w:lang w:val="de-DE"/>
         </w:rPr>
-        <w:t xml:space="preserve">Alternative </w:t>
-      </w:r>
-      <w:proofErr w:type="spellStart"/>
-      <w:r>
-        <w:rPr>
-          <w:lang w:val="de-DE"/>
-        </w:rPr>
-        <w:t>Fractional</w:t>
-      </w:r>
-      <w:proofErr w:type="spellEnd"/>
-      <w:r>
-        <w:rPr>
-          <w:lang w:val="de-DE"/>
-        </w:rPr>
-        <w:t xml:space="preserve">-Response-Modelle würden die Grenzen der abhängigen Variable explizit berücksichtigen (Mullahy 2015). Sie lösen jedoch nicht das grundlegendere Problem, dass die abhängige Variable selbst geschätzt und potenziell verzerrt ist. Der lineare Ansatz wird deshalb als transparenter erster Workflow verwendet. Robustheitsanalysen sollten später prüfen, ob Vorzeichen und zentrale Aussagen unter fraktionalem Logit, reduzierter </w:t>
-      </w:r>
-      <w:proofErr w:type="spellStart"/>
-      <w:r>
-        <w:rPr>
-          <w:lang w:val="de-DE"/>
-        </w:rPr>
-        <w:t>Kovariatenauswahl</w:t>
-      </w:r>
-      <w:proofErr w:type="spellEnd"/>
-      <w:r>
-        <w:rPr>
-          <w:lang w:val="de-DE"/>
-        </w:rPr>
-        <w:t xml:space="preserve"> und räumlichen Fehlerstrukturen bestehen bleiben.</w:t>
+        <w:t>Alternative Fractional-Response-Modelle würden die Grenzen der abhängigen Variable explizit berücksichtigen (Mullahy 2015). Sie lösen jedoch nicht das grundlegendere Problem, dass die abhängige Variable selbst geschätzt und potenziell verzerrt ist. Der lineare Ansatz wird deshalb als transparenter erster Workflow verwendet. Robustheitsanalysen sollten später prüfen, ob Vorzeichen und zentrale Aussagen unter fraktionalem Logit, reduzierter Kovariatenauswahl und räumlichen Fehlerstrukturen bestehen bleiben.</w:t>
       </w:r>
     </w:p>
     <w:p>
@@ -16226,35 +13934,7 @@
         <w:rPr>
           <w:lang w:val="de-DE"/>
         </w:rPr>
-        <w:t xml:space="preserve">Das zweite Modell verwendet den geschätzten Zellwert </w:t>
-      </w:r>
-      <w:proofErr w:type="spellStart"/>
-      <w:r>
-        <w:rPr>
-          <w:lang w:val="de-DE"/>
-        </w:rPr>
-        <w:t>N_i,j→AfD</w:t>
-      </w:r>
-      <w:proofErr w:type="spellEnd"/>
-      <w:r>
-        <w:rPr>
-          <w:lang w:val="de-DE"/>
-        </w:rPr>
-        <w:t xml:space="preserve"> geteilt durch alle AfD-Stimmen 2025 in Einheit i. Diese Größe beantwortet die </w:t>
-      </w:r>
-      <w:proofErr w:type="spellStart"/>
-      <w:r>
-        <w:rPr>
-          <w:lang w:val="de-DE"/>
-        </w:rPr>
-        <w:t>kompositionale</w:t>
-      </w:r>
-      <w:proofErr w:type="spellEnd"/>
-      <w:r>
-        <w:rPr>
-          <w:lang w:val="de-DE"/>
-        </w:rPr>
-        <w:t xml:space="preserve"> Frage, welcher Anteil der lokalen AfD-Wählerschaft aus einer Herkunftsgruppe stammt. Sie ist nicht mit der Übergangswahrscheinlichkeit identisch. Eine große Herkunftsgruppe kann einen hohen Anteil an AfD-Stimmen stellen, obwohl nur ein kleiner Teil ihrer früheren Wählenden wechselt; eine kleine Herkunftsgruppe kann umgekehrt eine hohe Wechselwahrscheinlichkeit, aber geringe absolute Bedeutung besitzen.</w:t>
+        <w:t>Das zweite Modell verwendet den geschätzten Zellwert N_i,j→AfD geteilt durch alle AfD-Stimmen 2025 in Einheit i. Diese Größe beantwortet die kompositionale Frage, welcher Anteil der lokalen AfD-Wählerschaft aus einer Herkunftsgruppe stammt. Sie ist nicht mit der Übergangswahrscheinlichkeit identisch. Eine große Herkunftsgruppe kann einen hohen Anteil an AfD-Stimmen stellen, obwohl nur ein kleiner Teil ihrer früheren Wählenden wechselt; eine kleine Herkunftsgruppe kann umgekehrt eine hohe Wechselwahrscheinlichkeit, aber geringe absolute Bedeutung besitzen.</w:t>
       </w:r>
     </w:p>
     <w:p>
@@ -16270,49 +13950,7 @@
         <w:rPr>
           <w:lang w:val="de-DE"/>
         </w:rPr>
-        <w:t xml:space="preserve">Die zwei </w:t>
-      </w:r>
-      <w:proofErr w:type="spellStart"/>
-      <w:r>
-        <w:rPr>
-          <w:lang w:val="de-DE"/>
-        </w:rPr>
-        <w:t>Outputdateien</w:t>
-      </w:r>
-      <w:proofErr w:type="spellEnd"/>
-      <w:r>
-        <w:rPr>
-          <w:lang w:val="de-DE"/>
-        </w:rPr>
-        <w:t xml:space="preserve"> </w:t>
-      </w:r>
-      <w:proofErr w:type="spellStart"/>
-      <w:r>
-        <w:rPr>
-          <w:lang w:val="de-DE"/>
-        </w:rPr>
-        <w:t>source_share_coefficients</w:t>
-      </w:r>
-      <w:proofErr w:type="spellEnd"/>
-      <w:r>
-        <w:rPr>
-          <w:lang w:val="de-DE"/>
-        </w:rPr>
-        <w:t xml:space="preserve"> und </w:t>
-      </w:r>
-      <w:proofErr w:type="spellStart"/>
-      <w:r>
-        <w:rPr>
-          <w:lang w:val="de-DE"/>
-        </w:rPr>
-        <w:t>zufluss_coefficients</w:t>
-      </w:r>
-      <w:proofErr w:type="spellEnd"/>
-      <w:r>
-        <w:rPr>
-          <w:lang w:val="de-DE"/>
-        </w:rPr>
-        <w:t xml:space="preserve"> repräsentieren daher keine doppelte Schätzung desselben Effekts. Das Primärmodell beschreibt das Risiko beziehungsweise den Anteil innerhalb einer Herkunftsgruppe. Das Ergänzungsmodell beschreibt die Zusammensetzung des AfD-Ziels. Inhaltliche Schlussfolgerungen sollten immer benennen, auf welchen Nenner sie sich beziehen.</w:t>
+        <w:t>Die zwei Outputdateien source_share_coefficients und zufluss_coefficients repräsentieren daher keine doppelte Schätzung desselben Effekts. Das Primärmodell beschreibt das Risiko beziehungsweise den Anteil innerhalb einer Herkunftsgruppe. Das Ergänzungsmodell beschreibt die Zusammensetzung des AfD-Ziels. Inhaltliche Schlussfolgerungen sollten immer benennen, auf welchen Nenner sie sich beziehen.</w:t>
       </w:r>
     </w:p>
     <w:p>
@@ -16344,49 +13982,7 @@
         <w:rPr>
           <w:lang w:val="de-DE"/>
         </w:rPr>
-        <w:t xml:space="preserve">Im Primärmodell wird mit der geschätzten Größe der Herkunftsgruppe </w:t>
-      </w:r>
-      <w:proofErr w:type="spellStart"/>
-      <w:r>
-        <w:rPr>
-          <w:lang w:val="de-DE"/>
-        </w:rPr>
-        <w:t>origin_count</w:t>
-      </w:r>
-      <w:proofErr w:type="spellEnd"/>
-      <w:r>
-        <w:rPr>
-          <w:lang w:val="de-DE"/>
-        </w:rPr>
-        <w:t xml:space="preserve"> gewichtet. Im Ergänzungsmodell dient die Zahl der AfD-Stimmen 2025 </w:t>
-      </w:r>
-      <w:proofErr w:type="spellStart"/>
-      <w:r>
-        <w:rPr>
-          <w:lang w:val="de-DE"/>
-        </w:rPr>
-        <w:t>destination_count</w:t>
-      </w:r>
-      <w:proofErr w:type="spellEnd"/>
-      <w:r>
-        <w:rPr>
-          <w:lang w:val="de-DE"/>
-        </w:rPr>
-        <w:t xml:space="preserve"> als Gewicht. Ein gewichtetes lineares Modell minimiert die Summe </w:t>
-      </w:r>
-      <w:proofErr w:type="spellStart"/>
-      <w:r>
-        <w:rPr>
-          <w:lang w:val="de-DE"/>
-        </w:rPr>
-        <w:t>w_i</w:t>
-      </w:r>
-      <w:proofErr w:type="spellEnd"/>
-      <w:r>
-        <w:rPr>
-          <w:lang w:val="de-DE"/>
-        </w:rPr>
-        <w:t xml:space="preserve"> mal e_i². Beobachtungen mit größerem Gewicht beeinflussen die Koeffizienten stärker. Die Gewichtung folgt der Annahme, dass Übergangsanteile aus größeren Gruppen weniger durch diskrete Zufallsschwankungen geprägt sind als Anteile aus sehr kleinen Gruppen.</w:t>
+        <w:t>Im Primärmodell wird mit der geschätzten Größe der Herkunftsgruppe origin_count gewichtet. Im Ergänzungsmodell dient die Zahl der AfD-Stimmen 2025 destination_count als Gewicht. Ein gewichtetes lineares Modell minimiert die Summe w_i mal e_i². Beobachtungen mit größerem Gewicht beeinflussen die Koeffizienten stärker. Die Gewichtung folgt der Annahme, dass Übergangsanteile aus größeren Gruppen weniger durch diskrete Zufallsschwankungen geprägt sind als Anteile aus sehr kleinen Gruppen.</w:t>
       </w:r>
     </w:p>
     <w:p>
@@ -16417,21 +14013,7 @@
         <w:rPr>
           <w:lang w:val="de-DE"/>
         </w:rPr>
-        <w:t xml:space="preserve">10.5 Bootstrap von </w:t>
-      </w:r>
-      <w:proofErr w:type="spellStart"/>
-      <w:r>
-        <w:rPr>
-          <w:lang w:val="de-DE"/>
-        </w:rPr>
-        <w:t>nslphom</w:t>
-      </w:r>
-      <w:proofErr w:type="spellEnd"/>
-      <w:r>
-        <w:rPr>
-          <w:lang w:val="de-DE"/>
-        </w:rPr>
-        <w:t xml:space="preserve"> und Regression</w:t>
+        <w:t>10.5 Bootstrap von nslphom und Regression</w:t>
       </w:r>
       <w:bookmarkEnd w:id="66"/>
     </w:p>
@@ -16448,70 +14030,14 @@
         <w:rPr>
           <w:lang w:val="de-DE"/>
         </w:rPr>
-        <w:t xml:space="preserve">Konventionelle p-Werte aus der linearen Regression behandeln die </w:t>
-      </w:r>
-      <w:proofErr w:type="spellStart"/>
-      <w:r>
-        <w:rPr>
-          <w:lang w:val="de-DE"/>
-        </w:rPr>
-        <w:t>nslphom</w:t>
-      </w:r>
-      <w:proofErr w:type="spellEnd"/>
-      <w:r>
-        <w:rPr>
-          <w:lang w:val="de-DE"/>
-        </w:rPr>
-        <w:t xml:space="preserve">-Übergangswahrscheinlichkeiten wie fehlerfrei beobachtete Daten. Diese Annahme ist nicht gerechtfertigt. Der Bootstrap wiederholt deshalb die gesamte Schätzkette. In jeder Iteration werden 1.077 ostdeutsche Aggregationseinheiten mit Zurücklegen gezogen, die beiden Wahlmatrizen anhand derselben gezogenen Indizes neu zusammengesetzt, </w:t>
-      </w:r>
-      <w:proofErr w:type="spellStart"/>
-      <w:r>
-        <w:rPr>
-          <w:lang w:val="de-DE"/>
-        </w:rPr>
-        <w:t>nslphom_dual</w:t>
-      </w:r>
-      <w:proofErr w:type="spellEnd"/>
-      <w:r>
-        <w:rPr>
-          <w:lang w:val="de-DE"/>
-        </w:rPr>
-        <w:t xml:space="preserve"> mit </w:t>
-      </w:r>
-      <w:proofErr w:type="spellStart"/>
-      <w:r>
-        <w:rPr>
-          <w:lang w:val="de-DE"/>
-        </w:rPr>
-        <w:t>iter_max</w:t>
-      </w:r>
-      <w:proofErr w:type="spellEnd"/>
-      <w:r>
-        <w:rPr>
-          <w:lang w:val="de-DE"/>
-        </w:rPr>
-        <w:t xml:space="preserve"> = 3 geschätzt und anschließend beide Regressionsfamilien gefittet. Das Mapping </w:t>
+        <w:t xml:space="preserve">Konventionelle p-Werte aus der linearen Regression behandeln die nslphom-Übergangswahrscheinlichkeiten wie fehlerfrei beobachtete Daten. Diese Annahme ist nicht gerechtfertigt. Der Bootstrap wiederholt deshalb die gesamte Schätzkette. In jeder Iteration werden 1.077 ostdeutsche Aggregationseinheiten mit Zurücklegen gezogen, die beiden Wahlmatrizen anhand derselben gezogenen Indizes neu zusammengesetzt, nslphom_dual mit iter_max = 3 geschätzt und anschließend beide Regressionsfamilien gefittet. Das Mapping </w:t>
       </w:r>
       <w:r>
         <w:rPr>
           <w:lang w:val="de-DE"/>
         </w:rPr>
         <w:lastRenderedPageBreak/>
-        <w:t xml:space="preserve">der Wahldaten und </w:t>
-      </w:r>
-      <w:proofErr w:type="spellStart"/>
-      <w:r>
-        <w:rPr>
-          <w:lang w:val="de-DE"/>
-        </w:rPr>
-        <w:t>Kovariaten</w:t>
-      </w:r>
-      <w:proofErr w:type="spellEnd"/>
-      <w:r>
-        <w:rPr>
-          <w:lang w:val="de-DE"/>
-        </w:rPr>
-        <w:t xml:space="preserve"> erfolgt vor dem Ziehen über den Aggregationsschlüssel, sodass in jeder Bootstrapzeile Wahl- und Strukturdaten derselben ursprünglichen Einheit zusammenbleiben.</w:t>
+        <w:t>der Wahldaten und Kovariaten erfolgt vor dem Ziehen über den Aggregationsschlüssel, sodass in jeder Bootstrapzeile Wahl- und Strukturdaten derselben ursprünglichen Einheit zusammenbleiben.</w:t>
       </w:r>
     </w:p>
     <w:p>
@@ -16527,35 +14053,7 @@
         <w:rPr>
           <w:lang w:val="de-DE"/>
         </w:rPr>
-        <w:t xml:space="preserve">Die Ziehung in voller Stichprobengröße stabilisiert die regionale Zusammensetzung gegenüber früheren Tests mit nur 500 oder 2.000 bundesweiten Einheiten. Durch Ziehen mit Zurücklegen enthält ein Bootstrapdatensatz typischerweise nur etwa 63 Prozent unterschiedliche Originaleinheiten; Mehrfachziehungen erhalten künstliche Replikatkennzeichen, damit </w:t>
-      </w:r>
-      <w:proofErr w:type="spellStart"/>
-      <w:r>
-        <w:rPr>
-          <w:lang w:val="de-DE"/>
-        </w:rPr>
-        <w:t>nslphom</w:t>
-      </w:r>
-      <w:proofErr w:type="spellEnd"/>
-      <w:r>
-        <w:rPr>
-          <w:lang w:val="de-DE"/>
-        </w:rPr>
-        <w:t xml:space="preserve"> sie als getrennte Einheiten verarbeitet. Eine Konfigurationssignatur aus Inputdaten, </w:t>
-      </w:r>
-      <w:proofErr w:type="spellStart"/>
-      <w:r>
-        <w:rPr>
-          <w:lang w:val="de-DE"/>
-        </w:rPr>
-        <w:t>Kovariaten</w:t>
-      </w:r>
-      <w:proofErr w:type="spellEnd"/>
-      <w:r>
-        <w:rPr>
-          <w:lang w:val="de-DE"/>
-        </w:rPr>
-        <w:t>, Solver, Modelltyp, Stichprobengröße und Iterationszahl verhindert, dass veraltete Iterationscaches stillschweigend wiederverwendet werden.</w:t>
+        <w:t>Die Ziehung in voller Stichprobengröße stabilisiert die regionale Zusammensetzung gegenüber früheren Tests mit nur 500 oder 2.000 bundesweiten Einheiten. Durch Ziehen mit Zurücklegen enthält ein Bootstrapdatensatz typischerweise nur etwa 63 Prozent unterschiedliche Originaleinheiten; Mehrfachziehungen erhalten künstliche Replikatkennzeichen, damit nslphom sie als getrennte Einheiten verarbeitet. Eine Konfigurationssignatur aus Inputdaten, Kovariaten, Solver, Modelltyp, Stichprobengröße und Iterationszahl verhindert, dass veraltete Iterationscaches stillschweigend wiederverwendet werden.</w:t>
       </w:r>
     </w:p>
     <w:p>
@@ -16571,35 +14069,7 @@
         <w:rPr>
           <w:lang w:val="de-DE"/>
         </w:rPr>
-        <w:t xml:space="preserve">Geplant sind 500 erfolgreiche Iterationen. Für jeden Koeffizienten werden Median, Mittelwert sowie das 2,5- und 97,5-Prozent-Quantil der Bootstrapverteilung gespeichert. Enthält das </w:t>
-      </w:r>
-      <w:proofErr w:type="spellStart"/>
-      <w:r>
-        <w:rPr>
-          <w:lang w:val="de-DE"/>
-        </w:rPr>
-        <w:t>Perzentilintervall</w:t>
-      </w:r>
-      <w:proofErr w:type="spellEnd"/>
-      <w:r>
-        <w:rPr>
-          <w:lang w:val="de-DE"/>
-        </w:rPr>
-        <w:t xml:space="preserve"> null nicht, wird dies als innerhalb dieses Workflows stabiler Zusammenhang bezeichnet. Es ist kein klassischer Signifikanztest unter vollständig korrekter Modellspezifikation. Scheitern einzelne Regressionsmodelle wegen zu geringer Responsevariation, fehlender Werte oder nichtpositiver Gewichtssumme, kann </w:t>
-      </w:r>
-      <w:proofErr w:type="spellStart"/>
-      <w:r>
-        <w:rPr>
-          <w:lang w:val="de-DE"/>
-        </w:rPr>
-        <w:t>n_success</w:t>
-      </w:r>
-      <w:proofErr w:type="spellEnd"/>
-      <w:r>
-        <w:rPr>
-          <w:lang w:val="de-DE"/>
-        </w:rPr>
-        <w:t xml:space="preserve"> unter der Zahl der Bootstrapiterationen liegen. Solange nur wenige Läufe fehlen und kein systematisches Muster erkennbar ist, wird die tatsächliche Erfolgszahl transparent berichtet.</w:t>
+        <w:t>Geplant sind 500 erfolgreiche Iterationen. Für jeden Koeffizienten werden Median, Mittelwert sowie das 2,5- und 97,5-Prozent-Quantil der Bootstrapverteilung gespeichert. Enthält das Perzentilintervall null nicht, wird dies als innerhalb dieses Workflows stabiler Zusammenhang bezeichnet. Es ist kein klassischer Signifikanztest unter vollständig korrekter Modellspezifikation. Scheitern einzelne Regressionsmodelle wegen zu geringer Responsevariation, fehlender Werte oder nichtpositiver Gewichtssumme, kann n_success unter der Zahl der Bootstrapiterationen liegen. Solange nur wenige Läufe fehlen und kein systematisches Muster erkennbar ist, wird die tatsächliche Erfolgszahl transparent berichtet.</w:t>
       </w:r>
     </w:p>
     <w:p>
@@ -16608,14 +14078,9 @@
       </w:pPr>
       <w:bookmarkStart w:id="67" w:name="_Toc238311873"/>
       <w:r>
-        <w:t xml:space="preserve">10.6 </w:t>
-      </w:r>
-      <w:proofErr w:type="spellStart"/>
-      <w:r>
-        <w:t>Modellannahmen</w:t>
+        <w:t>10.6 Modellannahmen</w:t>
       </w:r>
       <w:bookmarkEnd w:id="67"/>
-      <w:proofErr w:type="spellEnd"/>
     </w:p>
     <w:p>
       <w:pPr>
@@ -16646,21 +14111,7 @@
         <w:rPr>
           <w:lang w:val="de-DE"/>
         </w:rPr>
-        <w:t>Innerhalb des Ost-</w:t>
-      </w:r>
-      <w:proofErr w:type="spellStart"/>
-      <w:r>
-        <w:rPr>
-          <w:lang w:val="de-DE"/>
-        </w:rPr>
-        <w:t>Fits</w:t>
-      </w:r>
-      <w:proofErr w:type="spellEnd"/>
-      <w:r>
-        <w:rPr>
-          <w:lang w:val="de-DE"/>
-        </w:rPr>
-        <w:t xml:space="preserve"> besteht genügend gemeinsame Übergangsstruktur, damit die globale Baseline informativ ist.</w:t>
+        <w:t>Innerhalb des Ost-Fits besteht genügend gemeinsame Übergangsstruktur, damit die globale Baseline informativ ist.</w:t>
       </w:r>
     </w:p>
     <w:p>
@@ -16734,14 +14185,9 @@
       <w:bookmarkStart w:id="68" w:name="_Toc238311874"/>
       <w:r>
         <w:lastRenderedPageBreak/>
-        <w:t xml:space="preserve">11 </w:t>
-      </w:r>
-      <w:proofErr w:type="spellStart"/>
-      <w:r>
-        <w:t>Ergebnisse</w:t>
+        <w:t>11 Ergebnisse</w:t>
       </w:r>
       <w:bookmarkEnd w:id="68"/>
-      <w:proofErr w:type="spellEnd"/>
     </w:p>
     <w:p>
       <w:pPr>
@@ -16749,31 +14195,7 @@
       </w:pPr>
       <w:bookmarkStart w:id="69" w:name="_Toc238311875"/>
       <w:r>
-        <w:t xml:space="preserve">11.1 </w:t>
-      </w:r>
-      <w:proofErr w:type="spellStart"/>
-      <w:r>
-        <w:t>Globale</w:t>
-      </w:r>
-      <w:proofErr w:type="spellEnd"/>
-      <w:r>
-        <w:t xml:space="preserve"> </w:t>
-      </w:r>
-      <w:proofErr w:type="spellStart"/>
-      <w:r>
-        <w:t>Übergangsstruktur</w:t>
-      </w:r>
-      <w:proofErr w:type="spellEnd"/>
-      <w:r>
-        <w:t xml:space="preserve"> </w:t>
-      </w:r>
-      <w:proofErr w:type="spellStart"/>
-      <w:r>
-        <w:t>im</w:t>
-      </w:r>
-      <w:proofErr w:type="spellEnd"/>
-      <w:r>
-        <w:t xml:space="preserve"> Osten</w:t>
+        <w:t>11.1 Globale Übergangsstruktur im Osten</w:t>
       </w:r>
       <w:bookmarkEnd w:id="69"/>
     </w:p>
@@ -16835,21 +14257,7 @@
         <w:rPr>
           <w:lang w:val="de-DE"/>
         </w:rPr>
-        <w:t xml:space="preserve">Abbildung 4: Aus den lokalen </w:t>
-      </w:r>
-      <w:proofErr w:type="spellStart"/>
-      <w:r>
-        <w:rPr>
-          <w:lang w:val="de-DE"/>
-        </w:rPr>
-        <w:t>nslphom_dual</w:t>
-      </w:r>
-      <w:proofErr w:type="spellEnd"/>
-      <w:r>
-        <w:rPr>
-          <w:lang w:val="de-DE"/>
-        </w:rPr>
-        <w:t>-Schätzungen aggregierte globale Übergangsmatrix für Ostdeutschland ohne Berlin. Flussfarben entsprechen der Zielkategorie 2025. Quelle: eigene Berechnung.</w:t>
+        <w:t>Abbildung 4: Aus den lokalen nslphom_dual-Schätzungen aggregierte globale Übergangsmatrix für Ostdeutschland ohne Berlin. Flussfarben entsprechen der Zielkategorie 2025. Quelle: eigene Berechnung.</w:t>
       </w:r>
     </w:p>
     <w:p>
@@ -16865,21 +14273,7 @@
         <w:rPr>
           <w:lang w:val="de-DE"/>
         </w:rPr>
-        <w:t>Die Abbildung aggregiert die geschätzten absoluten lokalen Zellzahlen des Ost-</w:t>
-      </w:r>
-      <w:proofErr w:type="spellStart"/>
-      <w:r>
-        <w:rPr>
-          <w:lang w:val="de-DE"/>
-        </w:rPr>
-        <w:t>Fits</w:t>
-      </w:r>
-      <w:proofErr w:type="spellEnd"/>
-      <w:r>
-        <w:rPr>
-          <w:lang w:val="de-DE"/>
-        </w:rPr>
-        <w:t>. Die Breite eines Stroms entspricht der Summe der geschätzten Übergänge; eine zusätzliche Gewichtung nach Wahlberechtigten ist nicht erforderlich, weil bereits absolute Zahlen addiert werden. Die Darstellung ist eine modellbasierte ostdeutsche Zusammenfassung und keine direkt beobachtete Wanderungsstatistik.</w:t>
+        <w:t>Die Abbildung aggregiert die geschätzten absoluten lokalen Zellzahlen des Ost-Fits. Die Breite eines Stroms entspricht der Summe der geschätzten Übergänge; eine zusätzliche Gewichtung nach Wahlberechtigten ist nicht erforderlich, weil bereits absolute Zahlen addiert werden. Die Darstellung ist eine modellbasierte ostdeutsche Zusammenfassung und keine direkt beobachtete Wanderungsstatistik.</w:t>
       </w:r>
     </w:p>
     <w:tbl>
@@ -16915,21 +14309,34 @@
             <w:vAlign w:val="center"/>
           </w:tcPr>
           <w:p>
-            <w:proofErr w:type="spellStart"/>
             <w:r>
               <w:rPr>
                 <w:b/>
                 <w:sz w:val="17"/>
               </w:rPr>
-              <w:t>Herkunft</w:t>
-            </w:r>
-            <w:proofErr w:type="spellEnd"/>
+              <w:t>Herkunft 2021</w:t>
+            </w:r>
+          </w:p>
+        </w:tc>
+        <w:tc>
+          <w:tcPr>
+            <w:tcW w:w="1701" w:type="dxa"/>
+            <w:shd w:val="clear" w:color="auto" w:fill="D9E2F3"/>
+            <w:tcMar>
+              <w:top w:w="80" w:type="dxa"/>
+              <w:left w:w="90" w:type="dxa"/>
+              <w:bottom w:w="80" w:type="dxa"/>
+              <w:right w:w="90" w:type="dxa"/>
+            </w:tcMar>
+            <w:vAlign w:val="center"/>
+          </w:tcPr>
+          <w:p>
             <w:r>
               <w:rPr>
                 <w:b/>
                 <w:sz w:val="17"/>
               </w:rPr>
-              <w:t xml:space="preserve"> 2021</w:t>
+              <w:t>Übergang zur AfD</w:t>
             </w:r>
           </w:p>
         </w:tc>
@@ -16946,181 +14353,57 @@
             <w:vAlign w:val="center"/>
           </w:tcPr>
           <w:p>
-            <w:proofErr w:type="spellStart"/>
             <w:r>
               <w:rPr>
                 <w:b/>
                 <w:sz w:val="17"/>
               </w:rPr>
-              <w:t>Übergang</w:t>
-            </w:r>
-            <w:proofErr w:type="spellEnd"/>
+              <w:t>Geschätzte Zahl</w:t>
+            </w:r>
+          </w:p>
+        </w:tc>
+        <w:tc>
+          <w:tcPr>
+            <w:tcW w:w="1757" w:type="dxa"/>
+            <w:shd w:val="clear" w:color="auto" w:fill="D9E2F3"/>
+            <w:tcMar>
+              <w:top w:w="80" w:type="dxa"/>
+              <w:left w:w="90" w:type="dxa"/>
+              <w:bottom w:w="80" w:type="dxa"/>
+              <w:right w:w="90" w:type="dxa"/>
+            </w:tcMar>
+            <w:vAlign w:val="center"/>
+          </w:tcPr>
+          <w:p>
             <w:r>
               <w:rPr>
                 <w:b/>
                 <w:sz w:val="17"/>
               </w:rPr>
-              <w:t xml:space="preserve"> </w:t>
-            </w:r>
-            <w:proofErr w:type="spellStart"/>
+              <w:t>Anteil an AfD 2025</w:t>
+            </w:r>
+          </w:p>
+        </w:tc>
+        <w:tc>
+          <w:tcPr>
+            <w:tcW w:w="1757" w:type="dxa"/>
+            <w:shd w:val="clear" w:color="auto" w:fill="D9E2F3"/>
+            <w:tcMar>
+              <w:top w:w="80" w:type="dxa"/>
+              <w:left w:w="90" w:type="dxa"/>
+              <w:bottom w:w="80" w:type="dxa"/>
+              <w:right w:w="90" w:type="dxa"/>
+            </w:tcMar>
+            <w:vAlign w:val="center"/>
+          </w:tcPr>
+          <w:p>
             <w:r>
               <w:rPr>
                 <w:b/>
                 <w:sz w:val="17"/>
               </w:rPr>
-              <w:t>zur</w:t>
-            </w:r>
-            <w:proofErr w:type="spellEnd"/>
-            <w:r>
-              <w:rPr>
-                <w:b/>
-                <w:sz w:val="17"/>
-              </w:rPr>
-              <w:t xml:space="preserve"> </w:t>
-            </w:r>
-            <w:proofErr w:type="spellStart"/>
-            <w:r>
-              <w:rPr>
-                <w:b/>
-                <w:sz w:val="17"/>
-              </w:rPr>
-              <w:t>AfD</w:t>
-            </w:r>
-            <w:proofErr w:type="spellEnd"/>
-          </w:p>
-        </w:tc>
-        <w:tc>
-          <w:tcPr>
-            <w:tcW w:w="1701" w:type="dxa"/>
-            <w:shd w:val="clear" w:color="auto" w:fill="D9E2F3"/>
-            <w:tcMar>
-              <w:top w:w="80" w:type="dxa"/>
-              <w:left w:w="90" w:type="dxa"/>
-              <w:bottom w:w="80" w:type="dxa"/>
-              <w:right w:w="90" w:type="dxa"/>
-            </w:tcMar>
-            <w:vAlign w:val="center"/>
-          </w:tcPr>
-          <w:p>
-            <w:proofErr w:type="spellStart"/>
-            <w:r>
-              <w:rPr>
-                <w:b/>
-                <w:sz w:val="17"/>
-              </w:rPr>
-              <w:t>Geschätzte</w:t>
-            </w:r>
-            <w:proofErr w:type="spellEnd"/>
-            <w:r>
-              <w:rPr>
-                <w:b/>
-                <w:sz w:val="17"/>
-              </w:rPr>
-              <w:t xml:space="preserve"> Zahl</w:t>
-            </w:r>
-          </w:p>
-        </w:tc>
-        <w:tc>
-          <w:tcPr>
-            <w:tcW w:w="1757" w:type="dxa"/>
-            <w:shd w:val="clear" w:color="auto" w:fill="D9E2F3"/>
-            <w:tcMar>
-              <w:top w:w="80" w:type="dxa"/>
-              <w:left w:w="90" w:type="dxa"/>
-              <w:bottom w:w="80" w:type="dxa"/>
-              <w:right w:w="90" w:type="dxa"/>
-            </w:tcMar>
-            <w:vAlign w:val="center"/>
-          </w:tcPr>
-          <w:p>
-            <w:proofErr w:type="spellStart"/>
-            <w:r>
-              <w:rPr>
-                <w:b/>
-                <w:sz w:val="17"/>
-              </w:rPr>
-              <w:t>Anteil</w:t>
-            </w:r>
-            <w:proofErr w:type="spellEnd"/>
-            <w:r>
-              <w:rPr>
-                <w:b/>
-                <w:sz w:val="17"/>
-              </w:rPr>
-              <w:t xml:space="preserve"> an </w:t>
-            </w:r>
-            <w:proofErr w:type="spellStart"/>
-            <w:r>
-              <w:rPr>
-                <w:b/>
-                <w:sz w:val="17"/>
-              </w:rPr>
-              <w:t>AfD</w:t>
-            </w:r>
-            <w:proofErr w:type="spellEnd"/>
-            <w:r>
-              <w:rPr>
-                <w:b/>
-                <w:sz w:val="17"/>
-              </w:rPr>
-              <w:t xml:space="preserve"> 2025</w:t>
-            </w:r>
-          </w:p>
-        </w:tc>
-        <w:tc>
-          <w:tcPr>
-            <w:tcW w:w="1757" w:type="dxa"/>
-            <w:shd w:val="clear" w:color="auto" w:fill="D9E2F3"/>
-            <w:tcMar>
-              <w:top w:w="80" w:type="dxa"/>
-              <w:left w:w="90" w:type="dxa"/>
-              <w:bottom w:w="80" w:type="dxa"/>
-              <w:right w:w="90" w:type="dxa"/>
-            </w:tcMar>
-            <w:vAlign w:val="center"/>
-          </w:tcPr>
-          <w:p>
-            <w:proofErr w:type="spellStart"/>
-            <w:r>
-              <w:rPr>
-                <w:b/>
-                <w:sz w:val="17"/>
-              </w:rPr>
-              <w:t>Anteil</w:t>
-            </w:r>
-            <w:proofErr w:type="spellEnd"/>
-            <w:r>
-              <w:rPr>
-                <w:b/>
-                <w:sz w:val="17"/>
-              </w:rPr>
-              <w:t xml:space="preserve"> am </w:t>
-            </w:r>
-            <w:proofErr w:type="spellStart"/>
-            <w:r>
-              <w:rPr>
-                <w:b/>
-                <w:sz w:val="17"/>
-              </w:rPr>
-              <w:t>neuen</w:t>
-            </w:r>
-            <w:proofErr w:type="spellEnd"/>
-            <w:r>
-              <w:rPr>
-                <w:b/>
-                <w:sz w:val="17"/>
-              </w:rPr>
-              <w:t xml:space="preserve"> </w:t>
-            </w:r>
-            <w:proofErr w:type="spellStart"/>
-            <w:r>
-              <w:rPr>
-                <w:b/>
-                <w:sz w:val="17"/>
-              </w:rPr>
-              <w:t>Zufluss</w:t>
-            </w:r>
-            <w:proofErr w:type="spellEnd"/>
+              <w:t>Anteil am neuen Zufluss</w:t>
+            </w:r>
           </w:p>
         </w:tc>
       </w:tr>
@@ -17139,14 +14422,12 @@
             </w:tcMar>
           </w:tcPr>
           <w:p>
-            <w:proofErr w:type="spellStart"/>
             <w:r>
               <w:rPr>
                 <w:sz w:val="17"/>
               </w:rPr>
               <w:t>AfD</w:t>
             </w:r>
-            <w:proofErr w:type="spellEnd"/>
           </w:p>
         </w:tc>
         <w:tc>
@@ -17217,14 +14498,12 @@
             </w:tcMar>
           </w:tcPr>
           <w:p>
-            <w:proofErr w:type="spellStart"/>
             <w:r>
               <w:rPr>
                 <w:sz w:val="17"/>
               </w:rPr>
               <w:t>Bestand</w:t>
             </w:r>
-            <w:proofErr w:type="spellEnd"/>
           </w:p>
         </w:tc>
       </w:tr>
@@ -17348,14 +14627,12 @@
             </w:tcMar>
           </w:tcPr>
           <w:p>
-            <w:proofErr w:type="spellStart"/>
             <w:r>
               <w:rPr>
                 <w:sz w:val="17"/>
               </w:rPr>
               <w:t>Nichtwählende</w:t>
             </w:r>
-            <w:proofErr w:type="spellEnd"/>
           </w:p>
         </w:tc>
         <w:tc>
@@ -17802,21 +15079,7 @@
         <w:rPr>
           <w:lang w:val="de-DE"/>
         </w:rPr>
-        <w:t xml:space="preserve">Diese Zahlen sollten nicht als exakte Personenzählung gelesen werden. Sie sind die Zellen jener Tabellen, die </w:t>
-      </w:r>
-      <w:proofErr w:type="spellStart"/>
-      <w:r>
-        <w:rPr>
-          <w:lang w:val="de-DE"/>
-        </w:rPr>
-        <w:t>nslphom_dual</w:t>
-      </w:r>
-      <w:proofErr w:type="spellEnd"/>
-      <w:r>
-        <w:rPr>
-          <w:lang w:val="de-DE"/>
-        </w:rPr>
-        <w:t xml:space="preserve"> unter den Modellannahmen aus den Randverteilungen auswählt. Besonders die Validierung warnt davor, Persistenz und Wechselzellen wörtlich zu nehmen. Aussagekräftiger ist das grobe Muster, dass der modellierte AfD-Zuwachs nicht auf eine einzelne Herkunft beschränkt ist.</w:t>
+        <w:t>Diese Zahlen sollten nicht als exakte Personenzählung gelesen werden. Sie sind die Zellen jener Tabellen, die nslphom_dual unter den Modellannahmen aus den Randverteilungen auswählt. Besonders die Validierung warnt davor, Persistenz und Wechselzellen wörtlich zu nehmen. Aussagekräftiger ist das grobe Muster, dass der modellierte AfD-Zuwachs nicht auf eine einzelne Herkunft beschränkt ist.</w:t>
       </w:r>
     </w:p>
     <w:p>
@@ -17848,21 +15111,7 @@
         <w:rPr>
           <w:lang w:val="de-DE"/>
         </w:rPr>
-        <w:t xml:space="preserve">Der Deutschlandfit offenbart eine deutliche Ost-West-Struktur des globalen Modellfehlers. Die Beschränkung auf Ostdeutschland senkt den mittleren relativen </w:t>
-      </w:r>
-      <w:proofErr w:type="spellStart"/>
-      <w:r>
-        <w:rPr>
-          <w:lang w:val="de-DE"/>
-        </w:rPr>
-        <w:t>EHet</w:t>
-      </w:r>
-      <w:proofErr w:type="spellEnd"/>
-      <w:r>
-        <w:rPr>
-          <w:lang w:val="de-DE"/>
-        </w:rPr>
-        <w:t xml:space="preserve"> von 9,41 auf 3,99 Prozent. Damit ist die Ost-Matrix für die lokalen Randverteilungen wesentlich passender als die gesamtdeutsche Matrix. Gleichzeitig verbleiben Einheiten mit Werten über zehn Prozent. Diese Ausreißer sollten in der Endanalyse kartografisch und anhand ihrer Größe, Wahlkreiszugehörigkeit sowie Strukturmerkmale geprüft werden.</w:t>
+        <w:t>Der Deutschlandfit offenbart eine deutliche Ost-West-Struktur des globalen Modellfehlers. Die Beschränkung auf Ostdeutschland senkt den mittleren relativen EHet von 9,41 auf 3,99 Prozent. Damit ist die Ost-Matrix für die lokalen Randverteilungen wesentlich passender als die gesamtdeutsche Matrix. Gleichzeitig verbleiben Einheiten mit Werten über zehn Prozent. Diese Ausreißer sollten in der Endanalyse kartografisch und anhand ihrer Größe, Wahlkreiszugehörigkeit sowie Strukturmerkmale geprüft werden.</w:t>
       </w:r>
     </w:p>
     <w:p>
@@ -17878,21 +15127,7 @@
         <w:rPr>
           <w:lang w:val="de-DE"/>
         </w:rPr>
-        <w:t xml:space="preserve">Die nahezu null betragenden Residuen zwischen lokaler Matrix und beobachtetem Ziel sind kein Gegenargument. Lokale Tabellen werden gerade so optimiert, dass sie die Zielränder erfüllen. Das Ergebnis zeigt eine gute interne Anpassung, aber keine externe Richtigkeit. Die Kombination aus niedrigeren </w:t>
-      </w:r>
-      <w:proofErr w:type="spellStart"/>
-      <w:r>
-        <w:rPr>
-          <w:lang w:val="de-DE"/>
-        </w:rPr>
-        <w:t>EHet</w:t>
-      </w:r>
-      <w:proofErr w:type="spellEnd"/>
-      <w:r>
-        <w:rPr>
-          <w:lang w:val="de-DE"/>
-        </w:rPr>
-        <w:t>-Werten im Ost-Fit und problematischer Simulation spricht dafür, lokale Matrizen als regulierte, randkonsistente Schätzungen zu verwenden, nicht als beobachtete Mikrodaten.</w:t>
+        <w:t>Die nahezu null betragenden Residuen zwischen lokaler Matrix und beobachtetem Ziel sind kein Gegenargument. Lokale Tabellen werden gerade so optimiert, dass sie die Zielränder erfüllen. Das Ergebnis zeigt eine gute interne Anpassung, aber keine externe Richtigkeit. Die Kombination aus niedrigeren EHet-Werten im Ost-Fit und problematischer Simulation spricht dafür, lokale Matrizen als regulierte, randkonsistente Schätzungen zu verwenden, nicht als beobachtete Mikrodaten.</w:t>
       </w:r>
     </w:p>
     <w:p>
@@ -17924,35 +15159,7 @@
         <w:rPr>
           <w:lang w:val="de-DE"/>
         </w:rPr>
-        <w:t xml:space="preserve">Die folgenden Befunde beruhen auf einem vorläufigen Bootstrap mit 100 erfolgreichen Iterationen. Sie illustrieren die Ergebnislogik; für die endgültige Arbeit sind die geplanten 500 Iterationen und reduzierte </w:t>
-      </w:r>
-      <w:proofErr w:type="spellStart"/>
-      <w:r>
-        <w:rPr>
-          <w:lang w:val="de-DE"/>
-        </w:rPr>
-        <w:t>Kovariatenspezifikationen</w:t>
-      </w:r>
-      <w:proofErr w:type="spellEnd"/>
-      <w:r>
-        <w:rPr>
-          <w:lang w:val="de-DE"/>
-        </w:rPr>
-        <w:t xml:space="preserve"> abzuwarten. Koeffizienten beziehen sich auf eine Standardabweichung der jeweiligen </w:t>
-      </w:r>
-      <w:proofErr w:type="spellStart"/>
-      <w:r>
-        <w:rPr>
-          <w:lang w:val="de-DE"/>
-        </w:rPr>
-        <w:t>Kovariate</w:t>
-      </w:r>
-      <w:proofErr w:type="spellEnd"/>
-      <w:r>
-        <w:rPr>
-          <w:lang w:val="de-DE"/>
-        </w:rPr>
-        <w:t>. Ein Wert von 0,01 entspricht einem Anstieg der geschätzten Übergangswahrscheinlichkeit um einen Prozentpunkt.</w:t>
+        <w:t>Die folgenden Befunde beruhen auf einem vorläufigen Bootstrap mit 100 erfolgreichen Iterationen. Sie illustrieren die Ergebnislogik; für die endgültige Arbeit sind die geplanten 500 Iterationen und reduzierte Kovariatenspezifikationen abzuwarten. Koeffizienten beziehen sich auf eine Standardabweichung der jeweiligen Kovariate. Ein Wert von 0,01 entspricht einem Anstieg der geschätzten Übergangswahrscheinlichkeit um einen Prozentpunkt.</w:t>
       </w:r>
     </w:p>
     <w:tbl>
@@ -17987,7 +15194,6 @@
             <w:vAlign w:val="center"/>
           </w:tcPr>
           <w:p>
-            <w:proofErr w:type="spellStart"/>
             <w:r>
               <w:rPr>
                 <w:b/>
@@ -17995,7 +15201,6 @@
               </w:rPr>
               <w:t>Herkunft</w:t>
             </w:r>
-            <w:proofErr w:type="spellEnd"/>
           </w:p>
         </w:tc>
         <w:tc>
@@ -18011,7 +15216,6 @@
             <w:vAlign w:val="center"/>
           </w:tcPr>
           <w:p>
-            <w:proofErr w:type="spellStart"/>
             <w:r>
               <w:rPr>
                 <w:b/>
@@ -18019,7 +15223,6 @@
               </w:rPr>
               <w:t>Strukturmerkmal</w:t>
             </w:r>
-            <w:proofErr w:type="spellEnd"/>
           </w:p>
         </w:tc>
         <w:tc>
@@ -18062,17 +15265,8 @@
                 <w:b/>
                 <w:sz w:val="16"/>
               </w:rPr>
-              <w:t>95-%-</w:t>
-            </w:r>
-            <w:proofErr w:type="spellStart"/>
-            <w:r>
-              <w:rPr>
-                <w:b/>
-                <w:sz w:val="16"/>
-              </w:rPr>
-              <w:t>Bootstrapintervall</w:t>
-            </w:r>
-            <w:proofErr w:type="spellEnd"/>
+              <w:t>95-%-Bootstrapintervall</w:t>
+            </w:r>
           </w:p>
         </w:tc>
       </w:tr>
@@ -18110,42 +15304,12 @@
             </w:tcMar>
           </w:tcPr>
           <w:p>
-            <w:proofErr w:type="spellStart"/>
             <w:r>
               <w:rPr>
                 <w:sz w:val="16"/>
               </w:rPr>
-              <w:t>Anteil</w:t>
-            </w:r>
-            <w:proofErr w:type="spellEnd"/>
-            <w:r>
-              <w:rPr>
-                <w:sz w:val="16"/>
-              </w:rPr>
-              <w:t xml:space="preserve"> </w:t>
-            </w:r>
-            <w:proofErr w:type="spellStart"/>
-            <w:r>
-              <w:rPr>
-                <w:sz w:val="16"/>
-              </w:rPr>
-              <w:t>ausländischer</w:t>
-            </w:r>
-            <w:proofErr w:type="spellEnd"/>
-            <w:r>
-              <w:rPr>
-                <w:sz w:val="16"/>
-              </w:rPr>
-              <w:t xml:space="preserve"> </w:t>
-            </w:r>
-            <w:proofErr w:type="spellStart"/>
-            <w:r>
-              <w:rPr>
-                <w:sz w:val="16"/>
-              </w:rPr>
-              <w:t>Arbeitsloser</w:t>
-            </w:r>
-            <w:proofErr w:type="spellEnd"/>
+              <w:t>Anteil ausländischer Arbeitsloser</w:t>
+            </w:r>
           </w:p>
         </w:tc>
         <w:tc>
@@ -18223,14 +15387,12 @@
             </w:tcMar>
           </w:tcPr>
           <w:p>
-            <w:proofErr w:type="spellStart"/>
             <w:r>
               <w:rPr>
                 <w:sz w:val="16"/>
               </w:rPr>
               <w:t>Arbeitslosenquote</w:t>
             </w:r>
-            <w:proofErr w:type="spellEnd"/>
           </w:p>
         </w:tc>
         <w:tc>
@@ -18309,28 +15471,12 @@
             </w:tcMar>
           </w:tcPr>
           <w:p>
-            <w:proofErr w:type="spellStart"/>
             <w:r>
               <w:rPr>
                 <w:sz w:val="16"/>
               </w:rPr>
-              <w:t>Kaufkraft</w:t>
-            </w:r>
-            <w:proofErr w:type="spellEnd"/>
-            <w:r>
-              <w:rPr>
-                <w:sz w:val="16"/>
-              </w:rPr>
-              <w:t xml:space="preserve"> je </w:t>
-            </w:r>
-            <w:proofErr w:type="spellStart"/>
-            <w:r>
-              <w:rPr>
-                <w:sz w:val="16"/>
-              </w:rPr>
-              <w:t>Einwohner</w:t>
-            </w:r>
-            <w:proofErr w:type="spellEnd"/>
+              <w:t>Kaufkraft je Einwohner</w:t>
+            </w:r>
           </w:p>
         </w:tc>
         <w:tc>
@@ -18408,28 +15554,12 @@
             </w:tcMar>
           </w:tcPr>
           <w:p>
-            <w:proofErr w:type="spellStart"/>
             <w:r>
               <w:rPr>
                 <w:sz w:val="16"/>
               </w:rPr>
-              <w:t>Durchschnittliche</w:t>
-            </w:r>
-            <w:proofErr w:type="spellEnd"/>
-            <w:r>
-              <w:rPr>
-                <w:sz w:val="16"/>
-              </w:rPr>
-              <w:t xml:space="preserve"> </w:t>
-            </w:r>
-            <w:proofErr w:type="spellStart"/>
-            <w:r>
-              <w:rPr>
-                <w:sz w:val="16"/>
-              </w:rPr>
-              <w:t>Haushaltsgröße</w:t>
-            </w:r>
-            <w:proofErr w:type="spellEnd"/>
+              <w:t>Durchschnittliche Haushaltsgröße</w:t>
+            </w:r>
           </w:p>
         </w:tc>
         <w:tc>
@@ -18507,28 +15637,12 @@
             </w:tcMar>
           </w:tcPr>
           <w:p>
-            <w:proofErr w:type="spellStart"/>
             <w:r>
               <w:rPr>
                 <w:sz w:val="16"/>
               </w:rPr>
-              <w:t>Anteil</w:t>
-            </w:r>
-            <w:proofErr w:type="spellEnd"/>
-            <w:r>
-              <w:rPr>
-                <w:sz w:val="16"/>
-              </w:rPr>
-              <w:t xml:space="preserve"> 65 Jahre und </w:t>
-            </w:r>
-            <w:proofErr w:type="spellStart"/>
-            <w:r>
-              <w:rPr>
-                <w:sz w:val="16"/>
-              </w:rPr>
-              <w:t>älter</w:t>
-            </w:r>
-            <w:proofErr w:type="spellEnd"/>
+              <w:t>Anteil 65 Jahre und älter</w:t>
+            </w:r>
           </w:p>
         </w:tc>
         <w:tc>
@@ -18606,28 +15720,12 @@
             </w:tcMar>
           </w:tcPr>
           <w:p>
-            <w:proofErr w:type="spellStart"/>
             <w:r>
               <w:rPr>
                 <w:sz w:val="16"/>
               </w:rPr>
-              <w:t>Kaufkraft</w:t>
-            </w:r>
-            <w:proofErr w:type="spellEnd"/>
-            <w:r>
-              <w:rPr>
-                <w:sz w:val="16"/>
-              </w:rPr>
-              <w:t xml:space="preserve"> je </w:t>
-            </w:r>
-            <w:proofErr w:type="spellStart"/>
-            <w:r>
-              <w:rPr>
-                <w:sz w:val="16"/>
-              </w:rPr>
-              <w:t>Einwohner</w:t>
-            </w:r>
-            <w:proofErr w:type="spellEnd"/>
+              <w:t>Kaufkraft je Einwohner</w:t>
+            </w:r>
           </w:p>
         </w:tc>
         <w:tc>
@@ -18686,14 +15784,12 @@
             </w:tcMar>
           </w:tcPr>
           <w:p>
-            <w:proofErr w:type="spellStart"/>
             <w:r>
               <w:rPr>
                 <w:sz w:val="16"/>
               </w:rPr>
               <w:t>Nichtwählende</w:t>
             </w:r>
-            <w:proofErr w:type="spellEnd"/>
           </w:p>
         </w:tc>
         <w:tc>
@@ -18707,28 +15803,12 @@
             </w:tcMar>
           </w:tcPr>
           <w:p>
-            <w:proofErr w:type="spellStart"/>
             <w:r>
               <w:rPr>
                 <w:sz w:val="16"/>
               </w:rPr>
-              <w:t>Anteil</w:t>
-            </w:r>
-            <w:proofErr w:type="spellEnd"/>
-            <w:r>
-              <w:rPr>
-                <w:sz w:val="16"/>
-              </w:rPr>
-              <w:t xml:space="preserve"> 65 Jahre und </w:t>
-            </w:r>
-            <w:proofErr w:type="spellStart"/>
-            <w:r>
-              <w:rPr>
-                <w:sz w:val="16"/>
-              </w:rPr>
-              <w:t>älter</w:t>
-            </w:r>
-            <w:proofErr w:type="spellEnd"/>
+              <w:t>Anteil 65 Jahre und älter</w:t>
+            </w:r>
           </w:p>
         </w:tc>
         <w:tc>
@@ -18786,14 +15866,12 @@
             </w:tcMar>
           </w:tcPr>
           <w:p>
-            <w:proofErr w:type="spellStart"/>
             <w:r>
               <w:rPr>
                 <w:sz w:val="16"/>
               </w:rPr>
               <w:t>Nichtwählende</w:t>
             </w:r>
-            <w:proofErr w:type="spellEnd"/>
           </w:p>
         </w:tc>
         <w:tc>
@@ -18808,14 +15886,12 @@
             </w:tcMar>
           </w:tcPr>
           <w:p>
-            <w:proofErr w:type="spellStart"/>
             <w:r>
               <w:rPr>
                 <w:sz w:val="16"/>
               </w:rPr>
               <w:t>Durchschnittsalter</w:t>
             </w:r>
-            <w:proofErr w:type="spellEnd"/>
           </w:p>
         </w:tc>
         <w:tc>
@@ -18874,14 +15950,12 @@
             </w:tcMar>
           </w:tcPr>
           <w:p>
-            <w:proofErr w:type="spellStart"/>
             <w:r>
               <w:rPr>
                 <w:sz w:val="16"/>
               </w:rPr>
               <w:t>Nichtwählende</w:t>
             </w:r>
-            <w:proofErr w:type="spellEnd"/>
           </w:p>
         </w:tc>
         <w:tc>
@@ -18895,14 +15969,12 @@
             </w:tcMar>
           </w:tcPr>
           <w:p>
-            <w:proofErr w:type="spellStart"/>
             <w:r>
               <w:rPr>
                 <w:sz w:val="16"/>
               </w:rPr>
               <w:t>Arbeitslosenquote</w:t>
             </w:r>
-            <w:proofErr w:type="spellEnd"/>
           </w:p>
         </w:tc>
         <w:tc>
@@ -18980,19 +16052,11 @@
             </w:tcMar>
           </w:tcPr>
           <w:p>
-            <w:proofErr w:type="spellStart"/>
             <w:r>
               <w:rPr>
                 <w:sz w:val="16"/>
               </w:rPr>
-              <w:t>Anteil</w:t>
-            </w:r>
-            <w:proofErr w:type="spellEnd"/>
-            <w:r>
-              <w:rPr>
-                <w:sz w:val="16"/>
-              </w:rPr>
-              <w:t xml:space="preserve"> 6 bis 18 Jahre</w:t>
+              <w:t>Anteil 6 bis 18 Jahre</w:t>
             </w:r>
           </w:p>
         </w:tc>
@@ -19071,14 +16135,12 @@
             </w:tcMar>
           </w:tcPr>
           <w:p>
-            <w:proofErr w:type="spellStart"/>
             <w:r>
               <w:rPr>
                 <w:sz w:val="16"/>
               </w:rPr>
               <w:t>Arbeitslosenquote</w:t>
             </w:r>
-            <w:proofErr w:type="spellEnd"/>
           </w:p>
         </w:tc>
         <w:tc>
@@ -19156,33 +16218,11 @@
             </w:tcMar>
           </w:tcPr>
           <w:p>
-            <w:proofErr w:type="spellStart"/>
             <w:r>
               <w:rPr>
                 <w:sz w:val="16"/>
               </w:rPr>
-              <w:t>Anteil</w:t>
-            </w:r>
-            <w:proofErr w:type="spellEnd"/>
-            <w:r>
-              <w:rPr>
-                <w:sz w:val="16"/>
-              </w:rPr>
-              <w:t xml:space="preserve"> </w:t>
-            </w:r>
-            <w:proofErr w:type="spellStart"/>
-            <w:r>
-              <w:rPr>
-                <w:sz w:val="16"/>
-              </w:rPr>
-              <w:t>unter</w:t>
-            </w:r>
-            <w:proofErr w:type="spellEnd"/>
-            <w:r>
-              <w:rPr>
-                <w:sz w:val="16"/>
-              </w:rPr>
-              <w:t xml:space="preserve"> 6 Jahre</w:t>
+              <w:t>Anteil unter 6 Jahre</w:t>
             </w:r>
           </w:p>
         </w:tc>
@@ -19261,21 +16301,7 @@
         <w:rPr>
           <w:lang w:val="de-DE"/>
         </w:rPr>
-        <w:t xml:space="preserve">Für Union-AfD-Übergänge gehen höhere Arbeitslosigkeit und niedrigere Kaufkraft mit höheren geschätzten Übergangswahrscheinlichkeiten einher. Beim SPD-AfD-Übergang zeigen Haushaltsgröße und Altersstruktur vergleichsweise große Koeffizienten, während höhere Kaufkraft negativ verbunden ist. Bei früheren Nichtwählenden fallen gegenläufige Alterseffekte auf: Der Anteil </w:t>
-      </w:r>
-      <w:proofErr w:type="spellStart"/>
-      <w:r>
-        <w:rPr>
-          <w:lang w:val="de-DE"/>
-        </w:rPr>
-        <w:t>Älterer</w:t>
-      </w:r>
-      <w:proofErr w:type="spellEnd"/>
-      <w:r>
-        <w:rPr>
-          <w:lang w:val="de-DE"/>
-        </w:rPr>
-        <w:t xml:space="preserve"> ist negativ, das Durchschnittsalter positiv. Angesichts der hohen Korrelation dieser Größen ist dies ein typisches Zeichen dafür, dass bedingte Einzelkoeffizienten empfindlich auf die gemeinsame Spezifikation reagieren können.</w:t>
+        <w:t>Für Union-AfD-Übergänge gehen höhere Arbeitslosigkeit und niedrigere Kaufkraft mit höheren geschätzten Übergangswahrscheinlichkeiten einher. Beim SPD-AfD-Übergang zeigen Haushaltsgröße und Altersstruktur vergleichsweise große Koeffizienten, während höhere Kaufkraft negativ verbunden ist. Bei früheren Nichtwählenden fallen gegenläufige Alterseffekte auf: Der Anteil Älterer ist negativ, das Durchschnittsalter positiv. Angesichts der hohen Korrelation dieser Größen ist dies ein typisches Zeichen dafür, dass bedingte Einzelkoeffizienten empfindlich auf die gemeinsame Spezifikation reagieren können.</w:t>
       </w:r>
     </w:p>
     <w:p>
@@ -19291,35 +16317,7 @@
         <w:rPr>
           <w:lang w:val="de-DE"/>
         </w:rPr>
-        <w:t xml:space="preserve">Die Herkunftsmodelle liefern keine einheitliche Strukturgeschichte. Arbeitslosigkeit ist im Union- und </w:t>
-      </w:r>
-      <w:proofErr w:type="spellStart"/>
-      <w:r>
-        <w:rPr>
-          <w:lang w:val="de-DE"/>
-        </w:rPr>
-        <w:t>Nichtwählendenmodell</w:t>
-      </w:r>
-      <w:proofErr w:type="spellEnd"/>
-      <w:r>
-        <w:rPr>
-          <w:lang w:val="de-DE"/>
-        </w:rPr>
-        <w:t xml:space="preserve"> positiv, im Modell der Kategorie Andere negativ. Solche Unterschiede können reale herkunftsspezifische Prozesse abbilden, aber ebenso aus den geschätzten lokalen Matrizen und korrelierten </w:t>
-      </w:r>
-      <w:proofErr w:type="spellStart"/>
-      <w:r>
-        <w:rPr>
-          <w:lang w:val="de-DE"/>
-        </w:rPr>
-        <w:t>Kovariaten</w:t>
-      </w:r>
-      <w:proofErr w:type="spellEnd"/>
-      <w:r>
-        <w:rPr>
-          <w:lang w:val="de-DE"/>
-        </w:rPr>
-        <w:t xml:space="preserve"> entstehen. Inhaltlich belastbarer sind Muster, die über reduzierte Spezifikationen, alternative Zieldefinitionen und den vollständigen Bootstrap stabil bleiben.</w:t>
+        <w:t>Die Herkunftsmodelle liefern keine einheitliche Strukturgeschichte. Arbeitslosigkeit ist im Union- und Nichtwählendenmodell positiv, im Modell der Kategorie Andere negativ. Solche Unterschiede können reale herkunftsspezifische Prozesse abbilden, aber ebenso aus den geschätzten lokalen Matrizen und korrelierten Kovariaten entstehen. Inhaltlich belastbarer sind Muster, die über reduzierte Spezifikationen, alternative Zieldefinitionen und den vollständigen Bootstrap stabil bleiben.</w:t>
       </w:r>
     </w:p>
     <w:p>
@@ -19351,21 +16349,7 @@
         <w:rPr>
           <w:lang w:val="de-DE"/>
         </w:rPr>
-        <w:t xml:space="preserve">Alle 100 bisher vorliegenden Bootstrapiterationen waren technisch erfolgreich. Eine Iteration zieht 1.077 Beobachtungen mit Zurücklegen und enthält typischerweise zwischen etwa 660 und 700 verschiedene Originaleinheiten. Die Intervalle sind dadurch breiter als konventionelle OLS-Intervalle, berücksichtigen aber zumindest die erneute </w:t>
-      </w:r>
-      <w:proofErr w:type="spellStart"/>
-      <w:r>
-        <w:rPr>
-          <w:lang w:val="de-DE"/>
-        </w:rPr>
-        <w:t>nslphom</w:t>
-      </w:r>
-      <w:proofErr w:type="spellEnd"/>
-      <w:r>
-        <w:rPr>
-          <w:lang w:val="de-DE"/>
-        </w:rPr>
-        <w:t>-Schätzung. Sie erfassen nicht, ob das ökologische Modell strukturell die falschen lokalen Tabellen auswählt. Ein enges Bootstrapintervall kann daher eine innerhalb des Modells stabile, aber sachlich verzerrte Beziehung kennzeichnen.</w:t>
+        <w:t>Alle 100 bisher vorliegenden Bootstrapiterationen waren technisch erfolgreich. Eine Iteration zieht 1.077 Beobachtungen mit Zurücklegen und enthält typischerweise zwischen etwa 660 und 700 verschiedene Originaleinheiten. Die Intervalle sind dadurch breiter als konventionelle OLS-Intervalle, berücksichtigen aber zumindest die erneute nslphom-Schätzung. Sie erfassen nicht, ob das ökologische Modell strukturell die falschen lokalen Tabellen auswählt. Ein enges Bootstrapintervall kann daher eine innerhalb des Modells stabile, aber sachlich verzerrte Beziehung kennzeichnen.</w:t>
       </w:r>
     </w:p>
     <w:p>
@@ -19382,21 +16366,7 @@
           <w:lang w:val="de-DE"/>
         </w:rPr>
         <w:lastRenderedPageBreak/>
-        <w:t xml:space="preserve">Der </w:t>
-      </w:r>
-      <w:proofErr w:type="spellStart"/>
-      <w:r>
-        <w:rPr>
-          <w:lang w:val="de-DE"/>
-        </w:rPr>
-        <w:t>Solververgleich</w:t>
-      </w:r>
-      <w:proofErr w:type="spellEnd"/>
-      <w:r>
-        <w:rPr>
-          <w:lang w:val="de-DE"/>
-        </w:rPr>
-        <w:t xml:space="preserve"> zeigt geringe durchschnittliche Differenzen und unterstützt die numerische Robustheit der globalen Matrix. Die Simulation zeigt hingegen geringe sachliche Recovery der lokalen Zellen. Zusammen bedeutet dies: Der Algorithmus löst das formulierte Problem reproduzierbar, aber das formulierte Problem enthält nicht genügend Information, um jede lokale Übergangswahrscheinlichkeit präzise zu identifizieren. Genau diese Trennung muss bei der Ergebnisbewertung erhalten bleiben.</w:t>
+        <w:t>Der Solververgleich zeigt geringe durchschnittliche Differenzen und unterstützt die numerische Robustheit der globalen Matrix. Die Simulation zeigt hingegen geringe sachliche Recovery der lokalen Zellen. Zusammen bedeutet dies: Der Algorithmus löst das formulierte Problem reproduzierbar, aber das formulierte Problem enthält nicht genügend Information, um jede lokale Übergangswahrscheinlichkeit präzise zu identifizieren. Genau diese Trennung muss bei der Ergebnisbewertung erhalten bleiben.</w:t>
       </w:r>
     </w:p>
     <w:p>
@@ -19509,49 +16479,7 @@
         <w:rPr>
           <w:lang w:val="de-DE"/>
         </w:rPr>
-        <w:t>Auch die Trennung von Deutschlanddiagnose und Ost-</w:t>
-      </w:r>
-      <w:proofErr w:type="spellStart"/>
-      <w:r>
-        <w:rPr>
-          <w:lang w:val="de-DE"/>
-        </w:rPr>
-        <w:t>Hauptfit</w:t>
-      </w:r>
-      <w:proofErr w:type="spellEnd"/>
-      <w:r>
-        <w:rPr>
-          <w:lang w:val="de-DE"/>
-        </w:rPr>
-        <w:t xml:space="preserve"> ist methodisch begründet. Statt Bundesländer aus Rechengründen beliebig als Blöcke zu verwenden, wird die regionale Einschränkung aus dem beobachteten </w:t>
-      </w:r>
-      <w:proofErr w:type="spellStart"/>
-      <w:r>
-        <w:rPr>
-          <w:lang w:val="de-DE"/>
-        </w:rPr>
-        <w:t>EHet</w:t>
-      </w:r>
-      <w:proofErr w:type="spellEnd"/>
-      <w:r>
-        <w:rPr>
-          <w:lang w:val="de-DE"/>
-        </w:rPr>
-        <w:t xml:space="preserve">-Muster abgeleitet. Die duale Schätzung, </w:t>
-      </w:r>
-      <w:proofErr w:type="spellStart"/>
-      <w:r>
-        <w:rPr>
-          <w:lang w:val="de-DE"/>
-        </w:rPr>
-        <w:t>iter_max</w:t>
-      </w:r>
-      <w:proofErr w:type="spellEnd"/>
-      <w:r>
-        <w:rPr>
-          <w:lang w:val="de-DE"/>
-        </w:rPr>
-        <w:t>-Diagnose, Solver-Sensitivität und vollständige Bootstrapkette erhöhen die Nachvollziehbarkeit des Workflows. Sie ersetzen jedoch keine externe Individualvalidierung.</w:t>
+        <w:t>Auch die Trennung von Deutschlanddiagnose und Ost-Hauptfit ist methodisch begründet. Statt Bundesländer aus Rechengründen beliebig als Blöcke zu verwenden, wird die regionale Einschränkung aus dem beobachteten EHet-Muster abgeleitet. Die duale Schätzung, iter_max-Diagnose, Solver-Sensitivität und vollständige Bootstrapkette erhöhen die Nachvollziehbarkeit des Workflows. Sie ersetzen jedoch keine externe Individualvalidierung.</w:t>
       </w:r>
     </w:p>
     <w:p>
@@ -19632,21 +16560,7 @@
         <w:rPr>
           <w:lang w:val="de-DE"/>
         </w:rPr>
-        <w:t xml:space="preserve">Die Regressionsanalyse nutzt 14 teils stark korrelierte </w:t>
-      </w:r>
-      <w:proofErr w:type="spellStart"/>
-      <w:r>
-        <w:rPr>
-          <w:lang w:val="de-DE"/>
-        </w:rPr>
-        <w:t>Kovariaten</w:t>
-      </w:r>
-      <w:proofErr w:type="spellEnd"/>
-      <w:r>
-        <w:rPr>
-          <w:lang w:val="de-DE"/>
-        </w:rPr>
-        <w:t xml:space="preserve"> und geschätzte abhängige Variablen. Gewichtete OLS-Modelle berücksichtigen weder räumliche Autokorrelation noch die Beschränkung auf das Intervall null bis eins explizit. Der Bootstrap quantifiziert Variation innerhalb der implementierten Pipeline, aber keine Modellunsicherheit aufgrund alternativer EI-Lösungen. Außerdem ist der bisher ausgewertete Bootstrap mit 100 statt der geplanten 500 Wiederholungen vorläufig.</w:t>
+        <w:t>Die Regressionsanalyse nutzt 14 teils stark korrelierte Kovariaten und geschätzte abhängige Variablen. Gewichtete OLS-Modelle berücksichtigen weder räumliche Autokorrelation noch die Beschränkung auf das Intervall null bis eins explizit. Der Bootstrap quantifiziert Variation innerhalb der implementierten Pipeline, aber keine Modellunsicherheit aufgrund alternativer EI-Lösungen. Außerdem ist der bisher ausgewertete Bootstrap mit 100 statt der geplanten 500 Wiederholungen vorläufig.</w:t>
       </w:r>
     </w:p>
     <w:p>
@@ -19695,35 +16609,7 @@
         <w:rPr>
           <w:lang w:val="de-DE"/>
         </w:rPr>
-        <w:t xml:space="preserve">Für die Endfassung sind vier Erweiterungen besonders wichtig. Erstens sollte der Bootstrap auf 500 erfolgreiche Iterationen vervollständigt werden. Zweitens sollten theoriegeleitete reduzierte </w:t>
-      </w:r>
-      <w:proofErr w:type="spellStart"/>
-      <w:r>
-        <w:rPr>
-          <w:lang w:val="de-DE"/>
-        </w:rPr>
-        <w:t>Kovariatensätze</w:t>
-      </w:r>
-      <w:proofErr w:type="spellEnd"/>
-      <w:r>
-        <w:rPr>
-          <w:lang w:val="de-DE"/>
-        </w:rPr>
-        <w:t xml:space="preserve">, </w:t>
-      </w:r>
-      <w:proofErr w:type="spellStart"/>
-      <w:r>
-        <w:rPr>
-          <w:lang w:val="de-DE"/>
-        </w:rPr>
-        <w:t>Multikollinearitätsdiagnosen</w:t>
-      </w:r>
-      <w:proofErr w:type="spellEnd"/>
-      <w:r>
-        <w:rPr>
-          <w:lang w:val="de-DE"/>
-        </w:rPr>
-        <w:t xml:space="preserve"> und alternative funktionale Formen verglichen werden. Drittens sollte die Parteigruppierung variiert werden, soweit Arbeitsspeicher und Fallzahlen dies zulassen. Viertens können Übergänge auf größeren räumlichen Einheiten neu geschätzt werden, um zu prüfen, ob zentrale Muster gegenüber lokaler Glättung stabil bleiben.</w:t>
+        <w:t>Für die Endfassung sind vier Erweiterungen besonders wichtig. Erstens sollte der Bootstrap auf 500 erfolgreiche Iterationen vervollständigt werden. Zweitens sollten theoriegeleitete reduzierte Kovariatensätze, Multikollinearitätsdiagnosen und alternative funktionale Formen verglichen werden. Drittens sollte die Parteigruppierung variiert werden, soweit Arbeitsspeicher und Fallzahlen dies zulassen. Viertens können Übergänge auf größeren räumlichen Einheiten neu geschätzt werden, um zu prüfen, ob zentrale Muster gegenüber lokaler Glättung stabil bleiben.</w:t>
       </w:r>
     </w:p>
     <w:p>
@@ -19739,21 +16625,7 @@
         <w:rPr>
           <w:lang w:val="de-DE"/>
         </w:rPr>
-        <w:t xml:space="preserve">Eine externe Validierung mit Wahlbefragungen könnte globale Größenordnungen vergleichen, obwohl Befragungs- und Aggregatansatz unterschiedliche Fehler besitzen. Auch ein hierarchisches Modell, das Blockunterschiede explizit modelliert, wäre denkbar. Entscheidend ist, nicht allein die Passung der Zielränder als Gütekriterium zu verwenden. </w:t>
-      </w:r>
-      <w:proofErr w:type="spellStart"/>
-      <w:r>
-        <w:rPr>
-          <w:lang w:val="de-DE"/>
-        </w:rPr>
-        <w:t>Joined</w:t>
-      </w:r>
-      <w:proofErr w:type="spellEnd"/>
-      <w:r>
-        <w:rPr>
-          <w:lang w:val="de-DE"/>
-        </w:rPr>
-        <w:t>-distribution-EI, Beta-Recovery und Sensitivität der lokalen Zellen liefern die strengeren Prüfungen.</w:t>
+        <w:t>Eine externe Validierung mit Wahlbefragungen könnte globale Größenordnungen vergleichen, obwohl Befragungs- und Aggregatansatz unterschiedliche Fehler besitzen. Auch ein hierarchisches Modell, das Blockunterschiede explizit modelliert, wäre denkbar. Entscheidend ist, nicht allein die Passung der Zielränder als Gütekriterium zu verwenden. Joined-distribution-EI, Beta-Recovery und Sensitivität der lokalen Zellen liefern die strengeren Prüfungen.</w:t>
       </w:r>
     </w:p>
     <w:p>
@@ -19802,35 +16674,7 @@
         <w:rPr>
           <w:lang w:val="de-DE"/>
         </w:rPr>
-        <w:t xml:space="preserve">Die deutschlandweite </w:t>
-      </w:r>
-      <w:proofErr w:type="spellStart"/>
-      <w:r>
-        <w:rPr>
-          <w:lang w:val="de-DE"/>
-        </w:rPr>
-        <w:t>nslphom_dual</w:t>
-      </w:r>
-      <w:proofErr w:type="spellEnd"/>
-      <w:r>
-        <w:rPr>
-          <w:lang w:val="de-DE"/>
-        </w:rPr>
-        <w:t xml:space="preserve">-Schätzung weist eine deutliche Ost-West-Heterogenität auf. Ein separater Fit für 1.078 ostdeutsche Einheiten ohne Berlin reduziert den relativen globalen Fehler erheblich. In der globalen Ost-Matrix stammen die modellierten neuen AfD-Stimmen vor allem aus SPD, Nichtwählenden und Union. Strukturmodelle zeigen herkunftsspezifische Zusammenhänge, unter anderem mit Arbeitslosigkeit, Kaufkraft, Alters- und Haushaltsstruktur. Diese Befunde sind jedoch vorläufig und abhängig von </w:t>
-      </w:r>
-      <w:proofErr w:type="spellStart"/>
-      <w:r>
-        <w:rPr>
-          <w:lang w:val="de-DE"/>
-        </w:rPr>
-        <w:t>Kovariatenauswahl</w:t>
-      </w:r>
-      <w:proofErr w:type="spellEnd"/>
-      <w:r>
-        <w:rPr>
-          <w:lang w:val="de-DE"/>
-        </w:rPr>
-        <w:t xml:space="preserve"> und geschätzten lokalen Übergängen.</w:t>
+        <w:t>Die deutschlandweite nslphom_dual-Schätzung weist eine deutliche Ost-West-Heterogenität auf. Ein separater Fit für 1.078 ostdeutsche Einheiten ohne Berlin reduziert den relativen globalen Fehler erheblich. In der globalen Ost-Matrix stammen die modellierten neuen AfD-Stimmen vor allem aus SPD, Nichtwählenden und Union. Strukturmodelle zeigen herkunftsspezifische Zusammenhänge, unter anderem mit Arbeitslosigkeit, Kaufkraft, Alters- und Haushaltsstruktur. Diese Befunde sind jedoch vorläufig und abhängig von Kovariatenauswahl und geschätzten lokalen Übergängen.</w:t>
       </w:r>
     </w:p>
     <w:p>
@@ -19927,119 +16771,7 @@
         <w:rPr>
           <w:lang w:val="de-DE"/>
         </w:rPr>
-        <w:t xml:space="preserve">Forcina, Antonio; Pellegrino, Domenico (2019): </w:t>
-      </w:r>
-      <w:proofErr w:type="spellStart"/>
-      <w:r>
-        <w:rPr>
-          <w:lang w:val="de-DE"/>
-        </w:rPr>
-        <w:t>Estimation</w:t>
-      </w:r>
-      <w:proofErr w:type="spellEnd"/>
-      <w:r>
-        <w:rPr>
-          <w:lang w:val="de-DE"/>
-        </w:rPr>
-        <w:t xml:space="preserve"> </w:t>
-      </w:r>
-      <w:proofErr w:type="spellStart"/>
-      <w:r>
-        <w:rPr>
-          <w:lang w:val="de-DE"/>
-        </w:rPr>
-        <w:t>of</w:t>
-      </w:r>
-      <w:proofErr w:type="spellEnd"/>
-      <w:r>
-        <w:rPr>
-          <w:lang w:val="de-DE"/>
-        </w:rPr>
-        <w:t xml:space="preserve"> </w:t>
-      </w:r>
-      <w:proofErr w:type="spellStart"/>
-      <w:r>
-        <w:rPr>
-          <w:lang w:val="de-DE"/>
-        </w:rPr>
-        <w:t>voter</w:t>
-      </w:r>
-      <w:proofErr w:type="spellEnd"/>
-      <w:r>
-        <w:rPr>
-          <w:lang w:val="de-DE"/>
-        </w:rPr>
-        <w:t xml:space="preserve"> </w:t>
-      </w:r>
-      <w:proofErr w:type="spellStart"/>
-      <w:r>
-        <w:rPr>
-          <w:lang w:val="de-DE"/>
-        </w:rPr>
-        <w:t>transitions</w:t>
-      </w:r>
-      <w:proofErr w:type="spellEnd"/>
-      <w:r>
-        <w:rPr>
-          <w:lang w:val="de-DE"/>
-        </w:rPr>
-        <w:t xml:space="preserve"> and </w:t>
-      </w:r>
-      <w:proofErr w:type="spellStart"/>
-      <w:r>
-        <w:rPr>
-          <w:lang w:val="de-DE"/>
-        </w:rPr>
-        <w:t>the</w:t>
-      </w:r>
-      <w:proofErr w:type="spellEnd"/>
-      <w:r>
-        <w:rPr>
-          <w:lang w:val="de-DE"/>
-        </w:rPr>
-        <w:t xml:space="preserve"> </w:t>
-      </w:r>
-      <w:proofErr w:type="spellStart"/>
-      <w:r>
-        <w:rPr>
-          <w:lang w:val="de-DE"/>
-        </w:rPr>
-        <w:t>ecological</w:t>
-      </w:r>
-      <w:proofErr w:type="spellEnd"/>
-      <w:r>
-        <w:rPr>
-          <w:lang w:val="de-DE"/>
-        </w:rPr>
-        <w:t xml:space="preserve"> </w:t>
-      </w:r>
-      <w:proofErr w:type="spellStart"/>
-      <w:r>
-        <w:rPr>
-          <w:lang w:val="de-DE"/>
-        </w:rPr>
-        <w:t>fallacy</w:t>
-      </w:r>
-      <w:proofErr w:type="spellEnd"/>
-      <w:r>
-        <w:rPr>
-          <w:lang w:val="de-DE"/>
-        </w:rPr>
-        <w:t xml:space="preserve">. Quality &amp; </w:t>
-      </w:r>
-      <w:proofErr w:type="spellStart"/>
-      <w:r>
-        <w:rPr>
-          <w:lang w:val="de-DE"/>
-        </w:rPr>
-        <w:t>Quantity</w:t>
-      </w:r>
-      <w:proofErr w:type="spellEnd"/>
-      <w:r>
-        <w:rPr>
-          <w:lang w:val="de-DE"/>
-        </w:rPr>
-        <w:t xml:space="preserve"> 53, 1859-1874. https://doi.org/10.1007/s11135-019-00845-1.</w:t>
+        <w:t>Forcina, Antonio; Pellegrino, Domenico (2019): Estimation of voter transitions and the ecological fallacy. Quality &amp; Quantity 53, 1859-1874. https://doi.org/10.1007/s11135-019-00845-1.</w:t>
       </w:r>
     </w:p>
     <w:p>
@@ -20098,57 +16830,13 @@
         </w:rPr>
       </w:pPr>
       <w:r>
-        <w:t xml:space="preserve">Stellato, Bartolomeo; Banjac, Goran; Goulart, Paul; </w:t>
-      </w:r>
-      <w:proofErr w:type="spellStart"/>
-      <w:r>
-        <w:t>Bemporad</w:t>
-      </w:r>
-      <w:proofErr w:type="spellEnd"/>
-      <w:r>
-        <w:t xml:space="preserve">, Alberto; Boyd, Stephen (2020): OSQP: an operator splitting solver for quadratic programs. </w:t>
-      </w:r>
-      <w:proofErr w:type="spellStart"/>
-      <w:r>
-        <w:rPr>
-          <w:lang w:val="de-DE"/>
-        </w:rPr>
-        <w:t>Mathematical</w:t>
-      </w:r>
-      <w:proofErr w:type="spellEnd"/>
-      <w:r>
-        <w:rPr>
-          <w:lang w:val="de-DE"/>
-        </w:rPr>
-        <w:t xml:space="preserve"> </w:t>
-      </w:r>
-      <w:proofErr w:type="spellStart"/>
-      <w:r>
-        <w:rPr>
-          <w:lang w:val="de-DE"/>
-        </w:rPr>
-        <w:t>Programming</w:t>
-      </w:r>
-      <w:proofErr w:type="spellEnd"/>
-      <w:r>
-        <w:rPr>
-          <w:lang w:val="de-DE"/>
-        </w:rPr>
-        <w:t xml:space="preserve"> </w:t>
-      </w:r>
-      <w:proofErr w:type="spellStart"/>
-      <w:r>
-        <w:rPr>
-          <w:lang w:val="de-DE"/>
-        </w:rPr>
-        <w:t>Computation</w:t>
-      </w:r>
-      <w:proofErr w:type="spellEnd"/>
-      <w:r>
-        <w:rPr>
-          <w:lang w:val="de-DE"/>
-        </w:rPr>
-        <w:t xml:space="preserve"> 12, 637-672. https://doi.org/10.1007/s12532-020-00179-2.</w:t>
+        <w:t xml:space="preserve">Stellato, Bartolomeo; Banjac, Goran; Goulart, Paul; Bemporad, Alberto; Boyd, Stephen (2020): OSQP: an operator splitting solver for quadratic programs. </w:t>
+      </w:r>
+      <w:r>
+        <w:rPr>
+          <w:lang w:val="de-DE"/>
+        </w:rPr>
+        <w:t>Mathematical Programming Computation 12, 637-672. https://doi.org/10.1007/s12532-020-00179-2.</w:t>
       </w:r>
     </w:p>
     <w:p>
@@ -20197,21 +16885,7 @@
         <w:rPr>
           <w:lang w:val="de-DE"/>
         </w:rPr>
-        <w:t xml:space="preserve">Die folgende Reihenfolge fasst die für die Endauswertung zentralen Skripte zusammen. Testskripte für Teilauswahlen und ältere blockweise </w:t>
-      </w:r>
-      <w:proofErr w:type="spellStart"/>
-      <w:r>
-        <w:rPr>
-          <w:lang w:val="de-DE"/>
-        </w:rPr>
-        <w:t>Fits</w:t>
-      </w:r>
-      <w:proofErr w:type="spellEnd"/>
-      <w:r>
-        <w:rPr>
-          <w:lang w:val="de-DE"/>
-        </w:rPr>
-        <w:t xml:space="preserve"> bleiben als Entwicklungsdokumentation erhalten, gehören aber nicht zum finalen Ergebnisworkflow.</w:t>
+        <w:t>Die folgende Reihenfolge fasst die für die Endauswertung zentralen Skripte zusammen. Testskripte für Teilauswahlen und ältere blockweise Fits bleiben als Entwicklungsdokumentation erhalten, gehören aber nicht zum finalen Ergebnisworkflow.</w:t>
       </w:r>
     </w:p>
     <w:tbl>
@@ -20267,7 +16941,6 @@
             <w:vAlign w:val="center"/>
           </w:tcPr>
           <w:p>
-            <w:proofErr w:type="spellStart"/>
             <w:r>
               <w:rPr>
                 <w:b/>
@@ -20275,7 +16948,6 @@
               </w:rPr>
               <w:t>Skript</w:t>
             </w:r>
-            <w:proofErr w:type="spellEnd"/>
           </w:p>
         </w:tc>
         <w:tc>
@@ -20335,14 +17007,12 @@
             </w:tcMar>
           </w:tcPr>
           <w:p>
-            <w:proofErr w:type="spellStart"/>
             <w:r>
               <w:rPr>
                 <w:sz w:val="16"/>
               </w:rPr>
               <w:t>mapping_gebiete.R</w:t>
             </w:r>
-            <w:proofErr w:type="spellEnd"/>
           </w:p>
         </w:tc>
         <w:tc>
@@ -20407,14 +17077,12 @@
             </w:tcMar>
           </w:tcPr>
           <w:p>
-            <w:proofErr w:type="spellStart"/>
             <w:r>
               <w:rPr>
                 <w:sz w:val="16"/>
               </w:rPr>
               <w:t>mapping_wahldaten.R</w:t>
             </w:r>
-            <w:proofErr w:type="spellEnd"/>
           </w:p>
         </w:tc>
         <w:tc>
@@ -20646,23 +17314,7 @@
                 <w:sz w:val="16"/>
                 <w:lang w:val="de-DE"/>
               </w:rPr>
-              <w:t>Deutschlandfit und Ost-West-</w:t>
-            </w:r>
-            <w:proofErr w:type="spellStart"/>
-            <w:r>
-              <w:rPr>
-                <w:sz w:val="16"/>
-                <w:lang w:val="de-DE"/>
-              </w:rPr>
-              <w:t>EHet</w:t>
-            </w:r>
-            <w:proofErr w:type="spellEnd"/>
-            <w:r>
-              <w:rPr>
-                <w:sz w:val="16"/>
-                <w:lang w:val="de-DE"/>
-              </w:rPr>
-              <w:t>-Diagnose</w:t>
+              <w:t>Deutschlandfit und Ost-West-EHet-Diagnose</w:t>
             </w:r>
           </w:p>
         </w:tc>
@@ -20723,33 +17375,11 @@
             </w:tcMar>
           </w:tcPr>
           <w:p>
-            <w:proofErr w:type="spellStart"/>
             <w:r>
               <w:rPr>
                 <w:sz w:val="16"/>
               </w:rPr>
-              <w:t>Finaler</w:t>
-            </w:r>
-            <w:proofErr w:type="spellEnd"/>
-            <w:r>
-              <w:rPr>
-                <w:sz w:val="16"/>
-              </w:rPr>
-              <w:t xml:space="preserve"> </w:t>
-            </w:r>
-            <w:proofErr w:type="spellStart"/>
-            <w:r>
-              <w:rPr>
-                <w:sz w:val="16"/>
-              </w:rPr>
-              <w:t>nslphom_dual</w:t>
-            </w:r>
-            <w:proofErr w:type="spellEnd"/>
-            <w:r>
-              <w:rPr>
-                <w:sz w:val="16"/>
-              </w:rPr>
-              <w:t>-Ost-Fit</w:t>
+              <w:t>Finaler nslphom_dual-Ost-Fit</w:t>
             </w:r>
           </w:p>
         </w:tc>
@@ -20788,14 +17418,12 @@
             </w:tcMar>
           </w:tcPr>
           <w:p>
-            <w:proofErr w:type="spellStart"/>
             <w:r>
               <w:rPr>
                 <w:sz w:val="16"/>
               </w:rPr>
               <w:t>cleaning_strukturdaten.R</w:t>
             </w:r>
-            <w:proofErr w:type="spellEnd"/>
           </w:p>
         </w:tc>
         <w:tc>
@@ -20948,28 +17576,12 @@
             </w:tcMar>
           </w:tcPr>
           <w:p>
-            <w:proofErr w:type="spellStart"/>
             <w:r>
               <w:rPr>
                 <w:sz w:val="16"/>
               </w:rPr>
-              <w:t>Herkunftsspezifische</w:t>
-            </w:r>
-            <w:proofErr w:type="spellEnd"/>
-            <w:r>
-              <w:rPr>
-                <w:sz w:val="16"/>
-              </w:rPr>
-              <w:t xml:space="preserve"> </w:t>
-            </w:r>
-            <w:proofErr w:type="spellStart"/>
-            <w:r>
-              <w:rPr>
-                <w:sz w:val="16"/>
-              </w:rPr>
-              <w:t>AfD-Regressionsmodelle</w:t>
-            </w:r>
-            <w:proofErr w:type="spellEnd"/>
+              <w:t>Herkunftsspezifische AfD-Regressionsmodelle</w:t>
+            </w:r>
           </w:p>
         </w:tc>
       </w:tr>
@@ -21168,42 +17780,12 @@
             </w:tcMar>
           </w:tcPr>
           <w:p>
-            <w:proofErr w:type="spellStart"/>
             <w:r>
               <w:rPr>
                 <w:sz w:val="16"/>
               </w:rPr>
-              <w:t>Globale</w:t>
-            </w:r>
-            <w:proofErr w:type="spellEnd"/>
-            <w:r>
-              <w:rPr>
-                <w:sz w:val="16"/>
-              </w:rPr>
-              <w:t xml:space="preserve"> </w:t>
-            </w:r>
-            <w:proofErr w:type="spellStart"/>
-            <w:r>
-              <w:rPr>
-                <w:sz w:val="16"/>
-              </w:rPr>
-              <w:t>Übergangsmatrix</w:t>
-            </w:r>
-            <w:proofErr w:type="spellEnd"/>
-            <w:r>
-              <w:rPr>
-                <w:sz w:val="16"/>
-              </w:rPr>
-              <w:t xml:space="preserve"> </w:t>
-            </w:r>
-            <w:proofErr w:type="spellStart"/>
-            <w:r>
-              <w:rPr>
-                <w:sz w:val="16"/>
-              </w:rPr>
-              <w:t>visualisieren</w:t>
-            </w:r>
-            <w:proofErr w:type="spellEnd"/>
+              <w:t>Globale Übergangsmatrix visualisieren</w:t>
+            </w:r>
           </w:p>
         </w:tc>
       </w:tr>
@@ -21270,23 +17852,7 @@
                 <w:sz w:val="16"/>
                 <w:lang w:val="de-DE"/>
               </w:rPr>
-              <w:t>Deutschland- und Ost-</w:t>
-            </w:r>
-            <w:proofErr w:type="spellStart"/>
-            <w:r>
-              <w:rPr>
-                <w:sz w:val="16"/>
-                <w:lang w:val="de-DE"/>
-              </w:rPr>
-              <w:t>EHet</w:t>
-            </w:r>
-            <w:proofErr w:type="spellEnd"/>
-            <w:r>
-              <w:rPr>
-                <w:sz w:val="16"/>
-                <w:lang w:val="de-DE"/>
-              </w:rPr>
-              <w:t xml:space="preserve"> kartieren und zusammenfassen</w:t>
+              <w:t>Deutschland- und Ost-EHet kartieren und zusammenfassen</w:t>
             </w:r>
           </w:p>
         </w:tc>
@@ -21347,56 +17913,12 @@
             </w:tcMar>
           </w:tcPr>
           <w:p>
-            <w:proofErr w:type="spellStart"/>
             <w:r>
               <w:rPr>
                 <w:sz w:val="16"/>
               </w:rPr>
-              <w:t>Numerische</w:t>
-            </w:r>
-            <w:proofErr w:type="spellEnd"/>
-            <w:r>
-              <w:rPr>
-                <w:sz w:val="16"/>
-              </w:rPr>
-              <w:t xml:space="preserve"> </w:t>
-            </w:r>
-            <w:proofErr w:type="spellStart"/>
-            <w:r>
-              <w:rPr>
-                <w:sz w:val="16"/>
-              </w:rPr>
-              <w:t>lokale</w:t>
-            </w:r>
-            <w:proofErr w:type="spellEnd"/>
-            <w:r>
-              <w:rPr>
-                <w:sz w:val="16"/>
-              </w:rPr>
-              <w:t xml:space="preserve"> </w:t>
-            </w:r>
-            <w:proofErr w:type="spellStart"/>
-            <w:r>
-              <w:rPr>
-                <w:sz w:val="16"/>
-              </w:rPr>
-              <w:t>Randrekonstruktion</w:t>
-            </w:r>
-            <w:proofErr w:type="spellEnd"/>
-            <w:r>
-              <w:rPr>
-                <w:sz w:val="16"/>
-              </w:rPr>
-              <w:t xml:space="preserve"> </w:t>
-            </w:r>
-            <w:proofErr w:type="spellStart"/>
-            <w:r>
-              <w:rPr>
-                <w:sz w:val="16"/>
-              </w:rPr>
-              <w:t>prüfen</w:t>
-            </w:r>
-            <w:proofErr w:type="spellEnd"/>
+              <w:t>Numerische lokale Randrekonstruktion prüfen</w:t>
+            </w:r>
           </w:p>
         </w:tc>
       </w:tr>
@@ -21463,23 +17985,7 @@
                 <w:sz w:val="16"/>
                 <w:lang w:val="de-DE"/>
               </w:rPr>
-              <w:t xml:space="preserve">OSQP- und </w:t>
-            </w:r>
-            <w:proofErr w:type="spellStart"/>
-            <w:r>
-              <w:rPr>
-                <w:sz w:val="16"/>
-                <w:lang w:val="de-DE"/>
-              </w:rPr>
-              <w:t>RSymphony</w:t>
-            </w:r>
-            <w:proofErr w:type="spellEnd"/>
-            <w:r>
-              <w:rPr>
-                <w:sz w:val="16"/>
-                <w:lang w:val="de-DE"/>
-              </w:rPr>
-              <w:t>-Lösungen vergleichen</w:t>
+              <w:t>OSQP- und RSymphony-Lösungen vergleichen</w:t>
             </w:r>
           </w:p>
         </w:tc>
@@ -21635,79 +18141,13 @@
       <w:pStyle w:val="Kopfzeile"/>
       <w:jc w:val="right"/>
     </w:pPr>
-    <w:proofErr w:type="spellStart"/>
     <w:r>
       <w:rPr>
         <w:color w:val="5A5A5A"/>
         <w:sz w:val="18"/>
       </w:rPr>
-      <w:t>Wählerwanderung</w:t>
+      <w:t>Wählerwanderung zur AfD im Strukturkontext</w:t>
     </w:r>
-    <w:proofErr w:type="spellEnd"/>
-    <w:r>
-      <w:rPr>
-        <w:color w:val="5A5A5A"/>
-        <w:sz w:val="18"/>
-      </w:rPr>
-      <w:t xml:space="preserve"> </w:t>
-    </w:r>
-    <w:proofErr w:type="spellStart"/>
-    <w:r>
-      <w:rPr>
-        <w:color w:val="5A5A5A"/>
-        <w:sz w:val="18"/>
-      </w:rPr>
-      <w:t>zur</w:t>
-    </w:r>
-    <w:proofErr w:type="spellEnd"/>
-    <w:r>
-      <w:rPr>
-        <w:color w:val="5A5A5A"/>
-        <w:sz w:val="18"/>
-      </w:rPr>
-      <w:t xml:space="preserve"> </w:t>
-    </w:r>
-    <w:proofErr w:type="spellStart"/>
-    <w:r>
-      <w:rPr>
-        <w:color w:val="5A5A5A"/>
-        <w:sz w:val="18"/>
-      </w:rPr>
-      <w:t>AfD</w:t>
-    </w:r>
-    <w:proofErr w:type="spellEnd"/>
-    <w:r>
-      <w:rPr>
-        <w:color w:val="5A5A5A"/>
-        <w:sz w:val="18"/>
-      </w:rPr>
-      <w:t xml:space="preserve"> </w:t>
-    </w:r>
-    <w:proofErr w:type="spellStart"/>
-    <w:r>
-      <w:rPr>
-        <w:color w:val="5A5A5A"/>
-        <w:sz w:val="18"/>
-      </w:rPr>
-      <w:t>im</w:t>
-    </w:r>
-    <w:proofErr w:type="spellEnd"/>
-    <w:r>
-      <w:rPr>
-        <w:color w:val="5A5A5A"/>
-        <w:sz w:val="18"/>
-      </w:rPr>
-      <w:t xml:space="preserve"> </w:t>
-    </w:r>
-    <w:proofErr w:type="spellStart"/>
-    <w:r>
-      <w:rPr>
-        <w:color w:val="5A5A5A"/>
-        <w:sz w:val="18"/>
-      </w:rPr>
-      <w:t>Strukturkontext</w:t>
-    </w:r>
-    <w:proofErr w:type="spellEnd"/>
   </w:p>
 </w:hdr>
 </file>
@@ -22533,7 +18973,6 @@
   <w:style w:type="character" w:default="1" w:styleId="Absatz-Standardschriftart">
     <w:name w:val="Default Paragraph Font"/>
     <w:uiPriority w:val="1"/>
-    <w:semiHidden/>
     <w:unhideWhenUsed/>
   </w:style>
   <w:style w:type="table" w:default="1" w:styleId="NormaleTabelle">
